--- a/ai-business_assistant/Atelier Prompt Engineering.docx
+++ b/ai-business_assistant/Atelier Prompt Engineering.docx
@@ -201,7 +201,638 @@
         <w:t xml:space="preserve">  Anatomie d'un prompt</w:t>
       </w:r>
     </w:p>
-    <w:p/>
+    <w:p>
+      <w:pPr>
+        <w:rPr>
+          <w:sz w:val="28"/>
+          <w:szCs w:val="28"/>
+        </w:rPr>
+      </w:pPr>
+      <w:r>
+        <w:rPr>
+          <w:sz w:val="28"/>
+          <w:szCs w:val="28"/>
+        </w:rPr>
+        <w:t xml:space="preserve">Question : </w:t>
+      </w:r>
+      <w:r>
+        <w:rPr>
+          <w:sz w:val="28"/>
+          <w:szCs w:val="28"/>
+        </w:rPr>
+        <w:t>Construire un prompt, à partir de ses différentes composantes, pour résoudre un problème comme</w:t>
+      </w:r>
+      <w:r>
+        <w:rPr>
+          <w:sz w:val="28"/>
+          <w:szCs w:val="28"/>
+        </w:rPr>
+        <w:t xml:space="preserve"> </w:t>
+      </w:r>
+      <w:r>
+        <w:rPr>
+          <w:sz w:val="28"/>
+          <w:szCs w:val="28"/>
+        </w:rPr>
+        <w:t>« Je souhaite analyser les retours de clients d'une entreprise. »</w:t>
+      </w:r>
+    </w:p>
+    <w:p>
+      <w:pPr>
+        <w:rPr>
+          <w:sz w:val="28"/>
+          <w:szCs w:val="28"/>
+        </w:rPr>
+      </w:pPr>
+    </w:p>
+    <w:p>
+      <w:pPr>
+        <w:spacing w:after="160" w:line="288" w:lineRule="auto"/>
+        <w:rPr>
+          <w:sz w:val="28"/>
+          <w:szCs w:val="28"/>
+        </w:rPr>
+      </w:pPr>
+      <w:r>
+        <w:rPr>
+          <w:sz w:val="28"/>
+          <w:szCs w:val="28"/>
+        </w:rPr>
+        <w:t>Un bon prompt s'appuie sur plusieurs composantes qui, assemblées, réduisent l'ambiguïté et guident le modèle vers une réponse exploitable : le rôle (la posture que doit adopter le modèle), le contexte (la situation et les données disponibles), la tâche (ce qui est demandé précisément), les contraintes (limites, ce qu'il ne faut pas faire), le format de sortie (structure attendue) et, si besoin, des exemples. Pour le besoin « analyser les retours clients d'une entreprise », voici comment ces briques s'assemblent.</w:t>
+      </w:r>
+    </w:p>
+    <w:p>
+      <w:pPr>
+        <w:spacing w:after="160" w:line="288" w:lineRule="auto"/>
+        <w:rPr>
+          <w:sz w:val="28"/>
+          <w:szCs w:val="28"/>
+        </w:rPr>
+      </w:pPr>
+    </w:p>
+    <w:p>
+      <w:pPr>
+        <w:pStyle w:val="Titre2"/>
+      </w:pPr>
+      <w:r>
+        <w:t>Construction du prompt</w:t>
+      </w:r>
+    </w:p>
+    <w:p>
+      <w:pPr>
+        <w:shd w:val="clear" w:color="auto" w:fill="2E5090"/>
+        <w:spacing w:before="120"/>
+        <w:rPr>
+          <w:sz w:val="28"/>
+          <w:szCs w:val="28"/>
+        </w:rPr>
+      </w:pPr>
+      <w:r>
+        <w:rPr>
+          <w:b/>
+          <w:bCs/>
+          <w:color w:val="FFFFFF"/>
+          <w:sz w:val="28"/>
+          <w:szCs w:val="28"/>
+        </w:rPr>
+        <w:t xml:space="preserve">  PROMPT</w:t>
+      </w:r>
+    </w:p>
+    <w:p>
+      <w:pPr>
+        <w:shd w:val="clear" w:color="auto" w:fill="EDF1F8"/>
+        <w:spacing w:after="40" w:line="264" w:lineRule="auto"/>
+        <w:ind w:left="200" w:right="200"/>
+        <w:rPr>
+          <w:sz w:val="28"/>
+          <w:szCs w:val="28"/>
+        </w:rPr>
+      </w:pPr>
+      <w:r>
+        <w:rPr>
+          <w:rFonts w:ascii="Consolas" w:eastAsia="Consolas" w:hAnsi="Consolas" w:cs="Consolas"/>
+          <w:sz w:val="28"/>
+          <w:szCs w:val="28"/>
+        </w:rPr>
+        <w:t xml:space="preserve">Rôle : Tu es un analyste </w:t>
+      </w:r>
+      <w:proofErr w:type="spellStart"/>
+      <w:r>
+        <w:rPr>
+          <w:rFonts w:ascii="Consolas" w:eastAsia="Consolas" w:hAnsi="Consolas" w:cs="Consolas"/>
+          <w:sz w:val="28"/>
+          <w:szCs w:val="28"/>
+        </w:rPr>
+        <w:t>customer</w:t>
+      </w:r>
+      <w:proofErr w:type="spellEnd"/>
+      <w:r>
+        <w:rPr>
+          <w:rFonts w:ascii="Consolas" w:eastAsia="Consolas" w:hAnsi="Consolas" w:cs="Consolas"/>
+          <w:sz w:val="28"/>
+          <w:szCs w:val="28"/>
+        </w:rPr>
+        <w:t xml:space="preserve"> </w:t>
+      </w:r>
+      <w:proofErr w:type="spellStart"/>
+      <w:r>
+        <w:rPr>
+          <w:rFonts w:ascii="Consolas" w:eastAsia="Consolas" w:hAnsi="Consolas" w:cs="Consolas"/>
+          <w:sz w:val="28"/>
+          <w:szCs w:val="28"/>
+        </w:rPr>
+        <w:t>experience</w:t>
+      </w:r>
+      <w:proofErr w:type="spellEnd"/>
+      <w:r>
+        <w:rPr>
+          <w:rFonts w:ascii="Consolas" w:eastAsia="Consolas" w:hAnsi="Consolas" w:cs="Consolas"/>
+          <w:sz w:val="28"/>
+          <w:szCs w:val="28"/>
+        </w:rPr>
+        <w:t xml:space="preserve"> senior, spécialisé dans l'analyse</w:t>
+      </w:r>
+      <w:r>
+        <w:rPr>
+          <w:sz w:val="28"/>
+          <w:szCs w:val="28"/>
+        </w:rPr>
+        <w:t xml:space="preserve"> </w:t>
+      </w:r>
+      <w:r>
+        <w:rPr>
+          <w:rFonts w:ascii="Consolas" w:eastAsia="Consolas" w:hAnsi="Consolas" w:cs="Consolas"/>
+          <w:sz w:val="28"/>
+          <w:szCs w:val="28"/>
+        </w:rPr>
+        <w:t>de retours clients (avis, tickets support, réponses à enquêtes de satisfaction).</w:t>
+      </w:r>
+    </w:p>
+    <w:p>
+      <w:pPr>
+        <w:shd w:val="clear" w:color="auto" w:fill="EDF1F8"/>
+        <w:spacing w:after="40" w:line="264" w:lineRule="auto"/>
+        <w:ind w:left="200" w:right="200"/>
+        <w:rPr>
+          <w:sz w:val="28"/>
+          <w:szCs w:val="28"/>
+        </w:rPr>
+      </w:pPr>
+    </w:p>
+    <w:p>
+      <w:pPr>
+        <w:shd w:val="clear" w:color="auto" w:fill="EDF1F8"/>
+        <w:spacing w:after="40" w:line="264" w:lineRule="auto"/>
+        <w:ind w:left="200" w:right="200"/>
+        <w:rPr>
+          <w:sz w:val="28"/>
+          <w:szCs w:val="28"/>
+        </w:rPr>
+      </w:pPr>
+      <w:r>
+        <w:rPr>
+          <w:rFonts w:ascii="Consolas" w:eastAsia="Consolas" w:hAnsi="Consolas" w:cs="Consolas"/>
+          <w:sz w:val="28"/>
+          <w:szCs w:val="28"/>
+        </w:rPr>
+        <w:t>Contexte : Voici un ensemble de retours clients collectés au cours des 30 derniers</w:t>
+      </w:r>
+    </w:p>
+    <w:p>
+      <w:pPr>
+        <w:shd w:val="clear" w:color="auto" w:fill="EDF1F8"/>
+        <w:spacing w:after="40" w:line="264" w:lineRule="auto"/>
+        <w:ind w:left="200" w:right="200"/>
+        <w:rPr>
+          <w:sz w:val="28"/>
+          <w:szCs w:val="28"/>
+        </w:rPr>
+      </w:pPr>
+      <w:r>
+        <w:rPr>
+          <w:rFonts w:ascii="Consolas" w:eastAsia="Consolas" w:hAnsi="Consolas" w:cs="Consolas"/>
+          <w:sz w:val="28"/>
+          <w:szCs w:val="28"/>
+        </w:rPr>
+        <w:t>Jours</w:t>
+      </w:r>
+      <w:r>
+        <w:rPr>
+          <w:rFonts w:ascii="Consolas" w:eastAsia="Consolas" w:hAnsi="Consolas" w:cs="Consolas"/>
+          <w:sz w:val="28"/>
+          <w:szCs w:val="28"/>
+        </w:rPr>
+        <w:t xml:space="preserve"> pour [nom de l'entreprise / produit]. Ces retours proviennent de plusieurs</w:t>
+      </w:r>
+      <w:r>
+        <w:rPr>
+          <w:sz w:val="28"/>
+          <w:szCs w:val="28"/>
+        </w:rPr>
+        <w:t xml:space="preserve"> </w:t>
+      </w:r>
+      <w:r>
+        <w:rPr>
+          <w:rFonts w:ascii="Consolas" w:eastAsia="Consolas" w:hAnsi="Consolas" w:cs="Consolas"/>
+          <w:sz w:val="28"/>
+          <w:szCs w:val="28"/>
+        </w:rPr>
+        <w:t>canaux (avis en ligne, emails support, réseaux sociaux) et peuvent être rédigés</w:t>
+      </w:r>
+      <w:r>
+        <w:rPr>
+          <w:sz w:val="28"/>
+          <w:szCs w:val="28"/>
+        </w:rPr>
+        <w:t xml:space="preserve"> </w:t>
+      </w:r>
+      <w:r>
+        <w:rPr>
+          <w:rFonts w:ascii="Consolas" w:eastAsia="Consolas" w:hAnsi="Consolas" w:cs="Consolas"/>
+          <w:sz w:val="28"/>
+          <w:szCs w:val="28"/>
+        </w:rPr>
+        <w:t>en français ou en anglais.</w:t>
+      </w:r>
+    </w:p>
+    <w:p>
+      <w:pPr>
+        <w:shd w:val="clear" w:color="auto" w:fill="EDF1F8"/>
+        <w:spacing w:after="40" w:line="264" w:lineRule="auto"/>
+        <w:ind w:left="200" w:right="200"/>
+        <w:rPr>
+          <w:sz w:val="28"/>
+          <w:szCs w:val="28"/>
+        </w:rPr>
+      </w:pPr>
+    </w:p>
+    <w:p>
+      <w:pPr>
+        <w:shd w:val="clear" w:color="auto" w:fill="EDF1F8"/>
+        <w:spacing w:after="40" w:line="264" w:lineRule="auto"/>
+        <w:ind w:left="200" w:right="200"/>
+        <w:rPr>
+          <w:sz w:val="28"/>
+          <w:szCs w:val="28"/>
+        </w:rPr>
+      </w:pPr>
+      <w:r>
+        <w:rPr>
+          <w:rFonts w:ascii="Consolas" w:eastAsia="Consolas" w:hAnsi="Consolas" w:cs="Consolas"/>
+          <w:sz w:val="28"/>
+          <w:szCs w:val="28"/>
+        </w:rPr>
+        <w:lastRenderedPageBreak/>
+        <w:t>Retours clients :</w:t>
+      </w:r>
+    </w:p>
+    <w:p>
+      <w:pPr>
+        <w:shd w:val="clear" w:color="auto" w:fill="EDF1F8"/>
+        <w:spacing w:after="40" w:line="264" w:lineRule="auto"/>
+        <w:ind w:left="200" w:right="200"/>
+        <w:rPr>
+          <w:sz w:val="28"/>
+          <w:szCs w:val="28"/>
+        </w:rPr>
+      </w:pPr>
+      <w:r>
+        <w:rPr>
+          <w:rFonts w:ascii="Consolas" w:eastAsia="Consolas" w:hAnsi="Consolas" w:cs="Consolas"/>
+          <w:sz w:val="28"/>
+          <w:szCs w:val="28"/>
+        </w:rPr>
+        <w:t>"""</w:t>
+      </w:r>
+    </w:p>
+    <w:p>
+      <w:pPr>
+        <w:shd w:val="clear" w:color="auto" w:fill="EDF1F8"/>
+        <w:spacing w:after="40" w:line="264" w:lineRule="auto"/>
+        <w:ind w:left="200" w:right="200"/>
+        <w:rPr>
+          <w:sz w:val="28"/>
+          <w:szCs w:val="28"/>
+        </w:rPr>
+      </w:pPr>
+      <w:r>
+        <w:rPr>
+          <w:rFonts w:ascii="Consolas" w:eastAsia="Consolas" w:hAnsi="Consolas" w:cs="Consolas"/>
+          <w:sz w:val="28"/>
+          <w:szCs w:val="28"/>
+        </w:rPr>
+        <w:t>{</w:t>
+      </w:r>
+      <w:proofErr w:type="spellStart"/>
+      <w:proofErr w:type="gramStart"/>
+      <w:r>
+        <w:rPr>
+          <w:rFonts w:ascii="Consolas" w:eastAsia="Consolas" w:hAnsi="Consolas" w:cs="Consolas"/>
+          <w:sz w:val="28"/>
+          <w:szCs w:val="28"/>
+        </w:rPr>
+        <w:t>retours</w:t>
+      </w:r>
+      <w:proofErr w:type="gramEnd"/>
+      <w:r>
+        <w:rPr>
+          <w:rFonts w:ascii="Consolas" w:eastAsia="Consolas" w:hAnsi="Consolas" w:cs="Consolas"/>
+          <w:sz w:val="28"/>
+          <w:szCs w:val="28"/>
+        </w:rPr>
+        <w:t>_clients</w:t>
+      </w:r>
+      <w:proofErr w:type="spellEnd"/>
+      <w:r>
+        <w:rPr>
+          <w:rFonts w:ascii="Consolas" w:eastAsia="Consolas" w:hAnsi="Consolas" w:cs="Consolas"/>
+          <w:sz w:val="28"/>
+          <w:szCs w:val="28"/>
+        </w:rPr>
+        <w:t>}</w:t>
+      </w:r>
+    </w:p>
+    <w:p>
+      <w:pPr>
+        <w:shd w:val="clear" w:color="auto" w:fill="EDF1F8"/>
+        <w:spacing w:after="40" w:line="264" w:lineRule="auto"/>
+        <w:ind w:left="200" w:right="200"/>
+        <w:rPr>
+          <w:sz w:val="28"/>
+          <w:szCs w:val="28"/>
+        </w:rPr>
+      </w:pPr>
+      <w:r>
+        <w:rPr>
+          <w:rFonts w:ascii="Consolas" w:eastAsia="Consolas" w:hAnsi="Consolas" w:cs="Consolas"/>
+          <w:sz w:val="28"/>
+          <w:szCs w:val="28"/>
+        </w:rPr>
+        <w:t>"""</w:t>
+      </w:r>
+    </w:p>
+    <w:p>
+      <w:pPr>
+        <w:shd w:val="clear" w:color="auto" w:fill="EDF1F8"/>
+        <w:spacing w:after="40" w:line="264" w:lineRule="auto"/>
+        <w:ind w:left="200" w:right="200"/>
+        <w:rPr>
+          <w:sz w:val="28"/>
+          <w:szCs w:val="28"/>
+        </w:rPr>
+      </w:pPr>
+    </w:p>
+    <w:p>
+      <w:pPr>
+        <w:shd w:val="clear" w:color="auto" w:fill="EDF1F8"/>
+        <w:spacing w:after="40" w:line="264" w:lineRule="auto"/>
+        <w:ind w:left="200" w:right="200"/>
+        <w:rPr>
+          <w:sz w:val="28"/>
+          <w:szCs w:val="28"/>
+        </w:rPr>
+      </w:pPr>
+      <w:r>
+        <w:rPr>
+          <w:rFonts w:ascii="Consolas" w:eastAsia="Consolas" w:hAnsi="Consolas" w:cs="Consolas"/>
+          <w:sz w:val="28"/>
+          <w:szCs w:val="28"/>
+        </w:rPr>
+        <w:t>Tâche : Analyse ces retours et produis une synthèse exploitable par l'équipe</w:t>
+      </w:r>
+      <w:r>
+        <w:rPr>
+          <w:sz w:val="28"/>
+          <w:szCs w:val="28"/>
+        </w:rPr>
+        <w:t xml:space="preserve"> </w:t>
+      </w:r>
+      <w:r>
+        <w:rPr>
+          <w:rFonts w:ascii="Consolas" w:eastAsia="Consolas" w:hAnsi="Consolas" w:cs="Consolas"/>
+          <w:sz w:val="28"/>
+          <w:szCs w:val="28"/>
+        </w:rPr>
+        <w:t>produit. Identifie : le sentiment global, les thèmes récurrents, les problèmes</w:t>
+      </w:r>
+      <w:r>
+        <w:rPr>
+          <w:sz w:val="28"/>
+          <w:szCs w:val="28"/>
+        </w:rPr>
+        <w:t xml:space="preserve"> </w:t>
+      </w:r>
+      <w:r>
+        <w:rPr>
+          <w:rFonts w:ascii="Consolas" w:eastAsia="Consolas" w:hAnsi="Consolas" w:cs="Consolas"/>
+          <w:sz w:val="28"/>
+          <w:szCs w:val="28"/>
+        </w:rPr>
+        <w:t>les plus fréquemment mentionnés, et les points positifs à conserver.</w:t>
+      </w:r>
+    </w:p>
+    <w:p>
+      <w:pPr>
+        <w:shd w:val="clear" w:color="auto" w:fill="EDF1F8"/>
+        <w:spacing w:after="40" w:line="264" w:lineRule="auto"/>
+        <w:ind w:left="200" w:right="200"/>
+        <w:rPr>
+          <w:sz w:val="28"/>
+          <w:szCs w:val="28"/>
+        </w:rPr>
+      </w:pPr>
+    </w:p>
+    <w:p>
+      <w:pPr>
+        <w:shd w:val="clear" w:color="auto" w:fill="EDF1F8"/>
+        <w:spacing w:after="40" w:line="264" w:lineRule="auto"/>
+        <w:ind w:left="200" w:right="200"/>
+        <w:rPr>
+          <w:sz w:val="28"/>
+          <w:szCs w:val="28"/>
+        </w:rPr>
+      </w:pPr>
+      <w:r>
+        <w:rPr>
+          <w:rFonts w:ascii="Consolas" w:eastAsia="Consolas" w:hAnsi="Consolas" w:cs="Consolas"/>
+          <w:sz w:val="28"/>
+          <w:szCs w:val="28"/>
+        </w:rPr>
+        <w:t>Contraintes :</w:t>
+      </w:r>
+    </w:p>
+    <w:p>
+      <w:pPr>
+        <w:shd w:val="clear" w:color="auto" w:fill="EDF1F8"/>
+        <w:spacing w:after="40" w:line="264" w:lineRule="auto"/>
+        <w:ind w:left="200" w:right="200"/>
+        <w:rPr>
+          <w:sz w:val="28"/>
+          <w:szCs w:val="28"/>
+        </w:rPr>
+      </w:pPr>
+      <w:r>
+        <w:rPr>
+          <w:rFonts w:ascii="Consolas" w:eastAsia="Consolas" w:hAnsi="Consolas" w:cs="Consolas"/>
+          <w:sz w:val="28"/>
+          <w:szCs w:val="28"/>
+        </w:rPr>
+        <w:t>- Base-toi uniquement sur le contenu des retours fournis, sans inventer d'information.</w:t>
+      </w:r>
+    </w:p>
+    <w:p>
+      <w:pPr>
+        <w:shd w:val="clear" w:color="auto" w:fill="EDF1F8"/>
+        <w:spacing w:after="40" w:line="264" w:lineRule="auto"/>
+        <w:ind w:left="200" w:right="200"/>
+        <w:rPr>
+          <w:sz w:val="28"/>
+          <w:szCs w:val="28"/>
+        </w:rPr>
+      </w:pPr>
+      <w:r>
+        <w:rPr>
+          <w:rFonts w:ascii="Consolas" w:eastAsia="Consolas" w:hAnsi="Consolas" w:cs="Consolas"/>
+          <w:sz w:val="28"/>
+          <w:szCs w:val="28"/>
+        </w:rPr>
+        <w:t>- Si un retour est ambigu, classe-le comme "neutre" plutôt que de forcer une</w:t>
+      </w:r>
+      <w:r>
+        <w:rPr>
+          <w:sz w:val="28"/>
+          <w:szCs w:val="28"/>
+        </w:rPr>
+        <w:t xml:space="preserve"> </w:t>
+      </w:r>
+      <w:r>
+        <w:rPr>
+          <w:rFonts w:ascii="Consolas" w:eastAsia="Consolas" w:hAnsi="Consolas" w:cs="Consolas"/>
+          <w:sz w:val="28"/>
+          <w:szCs w:val="28"/>
+        </w:rPr>
+        <w:t>interprétation.</w:t>
+      </w:r>
+    </w:p>
+    <w:p>
+      <w:pPr>
+        <w:shd w:val="clear" w:color="auto" w:fill="EDF1F8"/>
+        <w:spacing w:after="40" w:line="264" w:lineRule="auto"/>
+        <w:ind w:left="200" w:right="200"/>
+        <w:rPr>
+          <w:sz w:val="28"/>
+          <w:szCs w:val="28"/>
+        </w:rPr>
+      </w:pPr>
+      <w:r>
+        <w:rPr>
+          <w:rFonts w:ascii="Consolas" w:eastAsia="Consolas" w:hAnsi="Consolas" w:cs="Consolas"/>
+          <w:sz w:val="28"/>
+          <w:szCs w:val="28"/>
+        </w:rPr>
+        <w:t>- Cite le nombre approximatif de retours concernés par chaque thème.</w:t>
+      </w:r>
+    </w:p>
+    <w:p>
+      <w:pPr>
+        <w:shd w:val="clear" w:color="auto" w:fill="EDF1F8"/>
+        <w:spacing w:after="40" w:line="264" w:lineRule="auto"/>
+        <w:ind w:left="200" w:right="200"/>
+        <w:rPr>
+          <w:sz w:val="28"/>
+          <w:szCs w:val="28"/>
+        </w:rPr>
+      </w:pPr>
+      <w:r>
+        <w:rPr>
+          <w:rFonts w:ascii="Consolas" w:eastAsia="Consolas" w:hAnsi="Consolas" w:cs="Consolas"/>
+          <w:sz w:val="28"/>
+          <w:szCs w:val="28"/>
+        </w:rPr>
+        <w:t>- Reste factuel, sans jugement de valeur sur les clients ou l'entreprise.</w:t>
+      </w:r>
+    </w:p>
+    <w:p>
+      <w:pPr>
+        <w:shd w:val="clear" w:color="auto" w:fill="EDF1F8"/>
+        <w:spacing w:after="40" w:line="264" w:lineRule="auto"/>
+        <w:ind w:left="200" w:right="200"/>
+        <w:rPr>
+          <w:sz w:val="28"/>
+          <w:szCs w:val="28"/>
+        </w:rPr>
+      </w:pPr>
+    </w:p>
+    <w:p>
+      <w:pPr>
+        <w:shd w:val="clear" w:color="auto" w:fill="EDF1F8"/>
+        <w:spacing w:after="40" w:line="264" w:lineRule="auto"/>
+        <w:ind w:left="200" w:right="200"/>
+        <w:rPr>
+          <w:sz w:val="28"/>
+          <w:szCs w:val="28"/>
+        </w:rPr>
+      </w:pPr>
+      <w:r>
+        <w:rPr>
+          <w:rFonts w:ascii="Consolas" w:eastAsia="Consolas" w:hAnsi="Consolas" w:cs="Consolas"/>
+          <w:sz w:val="28"/>
+          <w:szCs w:val="28"/>
+        </w:rPr>
+        <w:t>Format de sortie : une synthèse structurée en 4 sections (Sentiment global,</w:t>
+      </w:r>
+    </w:p>
+    <w:p>
+      <w:pPr>
+        <w:shd w:val="clear" w:color="auto" w:fill="EDF1F8"/>
+        <w:spacing w:after="40" w:line="264" w:lineRule="auto"/>
+        <w:ind w:left="200" w:right="200"/>
+        <w:rPr>
+          <w:sz w:val="28"/>
+          <w:szCs w:val="28"/>
+        </w:rPr>
+      </w:pPr>
+      <w:r>
+        <w:rPr>
+          <w:rFonts w:ascii="Consolas" w:eastAsia="Consolas" w:hAnsi="Consolas" w:cs="Consolas"/>
+          <w:sz w:val="28"/>
+          <w:szCs w:val="28"/>
+        </w:rPr>
+        <w:t>Thèmes récurrents, Problèmes prioritaires, Points positifs), suivie d'une liste</w:t>
+      </w:r>
+      <w:r>
+        <w:rPr>
+          <w:sz w:val="28"/>
+          <w:szCs w:val="28"/>
+        </w:rPr>
+        <w:t xml:space="preserve"> </w:t>
+      </w:r>
+      <w:r>
+        <w:rPr>
+          <w:rFonts w:ascii="Consolas" w:eastAsia="Consolas" w:hAnsi="Consolas" w:cs="Consolas"/>
+          <w:sz w:val="28"/>
+          <w:szCs w:val="28"/>
+        </w:rPr>
+        <w:t>de 3 recommandations concrètes classées par priorité.</w:t>
+      </w:r>
+    </w:p>
+    <w:p>
+      <w:pPr>
+        <w:spacing w:after="160" w:line="288" w:lineRule="auto"/>
+        <w:rPr>
+          <w:sz w:val="28"/>
+          <w:szCs w:val="28"/>
+        </w:rPr>
+      </w:pPr>
+    </w:p>
+    <w:p>
+      <w:pPr>
+        <w:rPr>
+          <w:sz w:val="28"/>
+          <w:szCs w:val="28"/>
+        </w:rPr>
+      </w:pPr>
+    </w:p>
     <w:sectPr>
       <w:pgSz w:w="11906" w:h="16838"/>
       <w:pgMar w:top="1417" w:right="1417" w:bottom="1417" w:left="1417" w:header="708" w:footer="708" w:gutter="0"/>

--- a/ai-business_assistant/Atelier Prompt Engineering.docx
+++ b/ai-business_assistant/Atelier Prompt Engineering.docx
@@ -96,64 +96,58 @@
     <w:p>
       <w:pPr>
         <w:pStyle w:val="Titre1"/>
-      </w:pPr>
-      <w:r>
+        <w:rPr>
+          <w:sz w:val="36"/>
+          <w:szCs w:val="36"/>
+        </w:rPr>
+      </w:pPr>
+      <w:r>
+        <w:rPr>
+          <w:sz w:val="36"/>
+          <w:szCs w:val="36"/>
+        </w:rPr>
         <w:t>Contexte</w:t>
       </w:r>
     </w:p>
     <w:p>
       <w:pPr>
         <w:rPr>
-          <w:sz w:val="28"/>
-          <w:szCs w:val="28"/>
-        </w:rPr>
-      </w:pPr>
-      <w:r>
-        <w:rPr>
-          <w:sz w:val="28"/>
-          <w:szCs w:val="28"/>
+          <w:sz w:val="24"/>
+          <w:szCs w:val="24"/>
+        </w:rPr>
+      </w:pPr>
+      <w:r>
+        <w:rPr>
+          <w:sz w:val="24"/>
+          <w:szCs w:val="24"/>
         </w:rPr>
         <w:t>Une entreprise souhaite mettre en place « AI Business Assistant », un assistant IA polyvalent capable</w:t>
       </w:r>
       <w:r>
         <w:rPr>
-          <w:sz w:val="28"/>
-          <w:szCs w:val="28"/>
+          <w:sz w:val="24"/>
+          <w:szCs w:val="24"/>
         </w:rPr>
         <w:t xml:space="preserve"> </w:t>
       </w:r>
       <w:r>
         <w:rPr>
-          <w:sz w:val="28"/>
-          <w:szCs w:val="28"/>
+          <w:sz w:val="24"/>
+          <w:szCs w:val="24"/>
         </w:rPr>
         <w:t xml:space="preserve">d'aider ses collaborateurs à exploiter des documents, analyser des données, faire </w:t>
       </w:r>
       <w:r>
         <w:rPr>
-          <w:sz w:val="28"/>
-          <w:szCs w:val="28"/>
-        </w:rPr>
-        <w:t>de la machine</w:t>
-      </w:r>
-      <w:r>
-        <w:rPr>
-          <w:sz w:val="28"/>
-          <w:szCs w:val="28"/>
-        </w:rPr>
-        <w:t xml:space="preserve"> </w:t>
-      </w:r>
-      <w:r>
-        <w:rPr>
-          <w:sz w:val="28"/>
-          <w:szCs w:val="28"/>
-        </w:rPr>
-        <w:t>Learning</w:t>
-      </w:r>
-      <w:r>
-        <w:rPr>
-          <w:sz w:val="28"/>
-          <w:szCs w:val="28"/>
+          <w:sz w:val="24"/>
+          <w:szCs w:val="24"/>
+        </w:rPr>
+        <w:t>de la machine Learning</w:t>
+      </w:r>
+      <w:r>
+        <w:rPr>
+          <w:sz w:val="24"/>
+          <w:szCs w:val="24"/>
         </w:rPr>
         <w:t xml:space="preserve"> et produire des résultats structurés.</w:t>
       </w:r>
@@ -190,14 +184,30 @@
         <w:pBdr>
           <w:bottom w:val="single" w:sz="6" w:space="4" w:color="2E5090"/>
         </w:pBdr>
-      </w:pPr>
-      <w:r>
+        <w:rPr>
+          <w:sz w:val="36"/>
+          <w:szCs w:val="36"/>
+        </w:rPr>
+      </w:pPr>
+      <w:r>
+        <w:rPr>
+          <w:sz w:val="36"/>
+          <w:szCs w:val="36"/>
+        </w:rPr>
         <w:t>Partie 1</w:t>
       </w:r>
       <w:r>
+        <w:rPr>
+          <w:sz w:val="36"/>
+          <w:szCs w:val="36"/>
+        </w:rPr>
         <w:t> :</w:t>
       </w:r>
       <w:r>
+        <w:rPr>
+          <w:sz w:val="36"/>
+          <w:szCs w:val="36"/>
+        </w:rPr>
         <w:t xml:space="preserve">  Anatomie d'un prompt</w:t>
       </w:r>
     </w:p>
@@ -208,73 +218,98 @@
           <w:szCs w:val="28"/>
         </w:rPr>
       </w:pPr>
-      <w:r>
+    </w:p>
+    <w:p>
+      <w:pPr>
+        <w:rPr>
+          <w:sz w:val="24"/>
+          <w:szCs w:val="24"/>
+        </w:rPr>
+      </w:pPr>
+      <w:r>
+        <w:rPr>
+          <w:b/>
+          <w:bCs/>
+          <w:sz w:val="24"/>
+          <w:szCs w:val="24"/>
+        </w:rPr>
+        <w:t>Question :</w:t>
+      </w:r>
+      <w:r>
+        <w:rPr>
+          <w:sz w:val="24"/>
+          <w:szCs w:val="24"/>
+        </w:rPr>
+        <w:t xml:space="preserve"> </w:t>
+      </w:r>
+      <w:r>
+        <w:rPr>
+          <w:sz w:val="24"/>
+          <w:szCs w:val="24"/>
+        </w:rPr>
+        <w:t>Construire un prompt, à partir de ses différentes composantes, pour résoudre un problème comme</w:t>
+      </w:r>
+      <w:r>
+        <w:rPr>
+          <w:sz w:val="24"/>
+          <w:szCs w:val="24"/>
+        </w:rPr>
+        <w:t xml:space="preserve"> </w:t>
+      </w:r>
+      <w:r>
+        <w:rPr>
+          <w:sz w:val="24"/>
+          <w:szCs w:val="24"/>
+        </w:rPr>
+        <w:t>« Je souhaite analyser les retours de clients d'une entreprise. »</w:t>
+      </w:r>
+    </w:p>
+    <w:p>
+      <w:pPr>
+        <w:rPr>
+          <w:sz w:val="24"/>
+          <w:szCs w:val="24"/>
+        </w:rPr>
+      </w:pPr>
+    </w:p>
+    <w:p>
+      <w:pPr>
+        <w:spacing w:after="160" w:line="288" w:lineRule="auto"/>
+        <w:rPr>
+          <w:sz w:val="24"/>
+          <w:szCs w:val="24"/>
+        </w:rPr>
+      </w:pPr>
+      <w:r>
+        <w:rPr>
+          <w:sz w:val="24"/>
+          <w:szCs w:val="24"/>
+        </w:rPr>
+        <w:t>Un bon prompt s'appuie sur plusieurs composantes qui, assemblées, réduisent l'ambiguïté et guident le modèle vers une réponse exploitable : le rôle (la posture que doit adopter le modèle), le contexte (la situation et les données disponibles), la tâche (ce qui est demandé précisément), les contraintes (limites, ce qu'il ne faut pas faire), le format de sortie (structure attendue) et, si besoin, des exemples. Pour le besoin « analyser les retours clients d'une entreprise », voici comment ces briques s'assemblent.</w:t>
+      </w:r>
+    </w:p>
+    <w:p>
+      <w:pPr>
+        <w:spacing w:after="160" w:line="288" w:lineRule="auto"/>
         <w:rPr>
           <w:sz w:val="28"/>
           <w:szCs w:val="28"/>
         </w:rPr>
-        <w:t xml:space="preserve">Question : </w:t>
-      </w:r>
-      <w:r>
-        <w:rPr>
-          <w:sz w:val="28"/>
-          <w:szCs w:val="28"/>
-        </w:rPr>
-        <w:t>Construire un prompt, à partir de ses différentes composantes, pour résoudre un problème comme</w:t>
-      </w:r>
-      <w:r>
-        <w:rPr>
-          <w:sz w:val="28"/>
-          <w:szCs w:val="28"/>
-        </w:rPr>
-        <w:t xml:space="preserve"> </w:t>
-      </w:r>
-      <w:r>
-        <w:rPr>
-          <w:sz w:val="28"/>
-          <w:szCs w:val="28"/>
-        </w:rPr>
-        <w:t>« Je souhaite analyser les retours de clients d'une entreprise. »</w:t>
-      </w:r>
-    </w:p>
-    <w:p>
-      <w:pPr>
-        <w:rPr>
-          <w:sz w:val="28"/>
-          <w:szCs w:val="28"/>
-        </w:rPr>
-      </w:pPr>
-    </w:p>
-    <w:p>
-      <w:pPr>
-        <w:spacing w:after="160" w:line="288" w:lineRule="auto"/>
-        <w:rPr>
-          <w:sz w:val="28"/>
-          <w:szCs w:val="28"/>
-        </w:rPr>
-      </w:pPr>
-      <w:r>
-        <w:rPr>
-          <w:sz w:val="28"/>
-          <w:szCs w:val="28"/>
-        </w:rPr>
-        <w:t>Un bon prompt s'appuie sur plusieurs composantes qui, assemblées, réduisent l'ambiguïté et guident le modèle vers une réponse exploitable : le rôle (la posture que doit adopter le modèle), le contexte (la situation et les données disponibles), la tâche (ce qui est demandé précisément), les contraintes (limites, ce qu'il ne faut pas faire), le format de sortie (structure attendue) et, si besoin, des exemples. Pour le besoin « analyser les retours clients d'une entreprise », voici comment ces briques s'assemblent.</w:t>
-      </w:r>
-    </w:p>
-    <w:p>
-      <w:pPr>
-        <w:spacing w:after="160" w:line="288" w:lineRule="auto"/>
-        <w:rPr>
-          <w:sz w:val="28"/>
-          <w:szCs w:val="28"/>
-        </w:rPr>
       </w:pPr>
     </w:p>
     <w:p>
       <w:pPr>
         <w:pStyle w:val="Titre2"/>
-      </w:pPr>
-      <w:r>
+        <w:rPr>
+          <w:sz w:val="36"/>
+          <w:szCs w:val="36"/>
+        </w:rPr>
+      </w:pPr>
+      <w:r>
+        <w:rPr>
+          <w:sz w:val="36"/>
+          <w:szCs w:val="36"/>
+        </w:rPr>
         <w:t>Construction du prompt</w:t>
       </w:r>
     </w:p>
@@ -283,8 +318,8 @@
         <w:shd w:val="clear" w:color="auto" w:fill="2E5090"/>
         <w:spacing w:before="120"/>
         <w:rPr>
-          <w:sz w:val="28"/>
-          <w:szCs w:val="28"/>
+          <w:sz w:val="24"/>
+          <w:szCs w:val="24"/>
         </w:rPr>
       </w:pPr>
       <w:r>
@@ -295,7 +330,270 @@
           <w:sz w:val="28"/>
           <w:szCs w:val="28"/>
         </w:rPr>
-        <w:t xml:space="preserve">  PROMPT</w:t>
+        <w:t xml:space="preserve">  </w:t>
+      </w:r>
+      <w:r>
+        <w:rPr>
+          <w:b/>
+          <w:bCs/>
+          <w:color w:val="FFFFFF"/>
+          <w:sz w:val="24"/>
+          <w:szCs w:val="24"/>
+        </w:rPr>
+        <w:t>PROMPT</w:t>
+      </w:r>
+    </w:p>
+    <w:p>
+      <w:pPr>
+        <w:shd w:val="clear" w:color="auto" w:fill="EDF1F8"/>
+        <w:spacing w:after="40" w:line="264" w:lineRule="auto"/>
+        <w:ind w:left="200" w:right="200"/>
+        <w:rPr>
+          <w:sz w:val="24"/>
+          <w:szCs w:val="24"/>
+        </w:rPr>
+      </w:pPr>
+      <w:r>
+        <w:rPr>
+          <w:rFonts w:ascii="Consolas" w:eastAsia="Consolas" w:hAnsi="Consolas" w:cs="Consolas"/>
+          <w:sz w:val="24"/>
+          <w:szCs w:val="24"/>
+        </w:rPr>
+        <w:t xml:space="preserve">Rôle : Tu es un analyste </w:t>
+      </w:r>
+      <w:proofErr w:type="spellStart"/>
+      <w:r>
+        <w:rPr>
+          <w:rFonts w:ascii="Consolas" w:eastAsia="Consolas" w:hAnsi="Consolas" w:cs="Consolas"/>
+          <w:sz w:val="24"/>
+          <w:szCs w:val="24"/>
+        </w:rPr>
+        <w:t>customer</w:t>
+      </w:r>
+      <w:proofErr w:type="spellEnd"/>
+      <w:r>
+        <w:rPr>
+          <w:rFonts w:ascii="Consolas" w:eastAsia="Consolas" w:hAnsi="Consolas" w:cs="Consolas"/>
+          <w:sz w:val="24"/>
+          <w:szCs w:val="24"/>
+        </w:rPr>
+        <w:t xml:space="preserve"> </w:t>
+      </w:r>
+      <w:proofErr w:type="spellStart"/>
+      <w:r>
+        <w:rPr>
+          <w:rFonts w:ascii="Consolas" w:eastAsia="Consolas" w:hAnsi="Consolas" w:cs="Consolas"/>
+          <w:sz w:val="24"/>
+          <w:szCs w:val="24"/>
+        </w:rPr>
+        <w:t>experience</w:t>
+      </w:r>
+      <w:proofErr w:type="spellEnd"/>
+      <w:r>
+        <w:rPr>
+          <w:rFonts w:ascii="Consolas" w:eastAsia="Consolas" w:hAnsi="Consolas" w:cs="Consolas"/>
+          <w:sz w:val="24"/>
+          <w:szCs w:val="24"/>
+        </w:rPr>
+        <w:t xml:space="preserve"> senior, spécialisé dans l'analyse</w:t>
+      </w:r>
+      <w:r>
+        <w:rPr>
+          <w:sz w:val="24"/>
+          <w:szCs w:val="24"/>
+        </w:rPr>
+        <w:t xml:space="preserve"> </w:t>
+      </w:r>
+      <w:r>
+        <w:rPr>
+          <w:rFonts w:ascii="Consolas" w:eastAsia="Consolas" w:hAnsi="Consolas" w:cs="Consolas"/>
+          <w:sz w:val="24"/>
+          <w:szCs w:val="24"/>
+        </w:rPr>
+        <w:t>de retours clients (avis, tickets support, réponses à enquêtes de satisfaction).</w:t>
+      </w:r>
+    </w:p>
+    <w:p>
+      <w:pPr>
+        <w:shd w:val="clear" w:color="auto" w:fill="EDF1F8"/>
+        <w:spacing w:after="40" w:line="264" w:lineRule="auto"/>
+        <w:ind w:left="200" w:right="200"/>
+        <w:rPr>
+          <w:sz w:val="24"/>
+          <w:szCs w:val="24"/>
+        </w:rPr>
+      </w:pPr>
+    </w:p>
+    <w:p>
+      <w:pPr>
+        <w:shd w:val="clear" w:color="auto" w:fill="EDF1F8"/>
+        <w:spacing w:after="40" w:line="264" w:lineRule="auto"/>
+        <w:ind w:left="200" w:right="200"/>
+        <w:rPr>
+          <w:sz w:val="24"/>
+          <w:szCs w:val="24"/>
+        </w:rPr>
+      </w:pPr>
+      <w:r>
+        <w:rPr>
+          <w:rFonts w:ascii="Consolas" w:eastAsia="Consolas" w:hAnsi="Consolas" w:cs="Consolas"/>
+          <w:sz w:val="24"/>
+          <w:szCs w:val="24"/>
+        </w:rPr>
+        <w:t>Contexte : Voici un ensemble de retours clients collectés au cours des 30 derniers</w:t>
+      </w:r>
+    </w:p>
+    <w:p>
+      <w:pPr>
+        <w:shd w:val="clear" w:color="auto" w:fill="EDF1F8"/>
+        <w:spacing w:after="40" w:line="264" w:lineRule="auto"/>
+        <w:ind w:left="200" w:right="200"/>
+        <w:rPr>
+          <w:sz w:val="24"/>
+          <w:szCs w:val="24"/>
+        </w:rPr>
+      </w:pPr>
+      <w:r>
+        <w:rPr>
+          <w:rFonts w:ascii="Consolas" w:eastAsia="Consolas" w:hAnsi="Consolas" w:cs="Consolas"/>
+          <w:sz w:val="24"/>
+          <w:szCs w:val="24"/>
+        </w:rPr>
+        <w:t>Jours</w:t>
+      </w:r>
+      <w:r>
+        <w:rPr>
+          <w:rFonts w:ascii="Consolas" w:eastAsia="Consolas" w:hAnsi="Consolas" w:cs="Consolas"/>
+          <w:sz w:val="24"/>
+          <w:szCs w:val="24"/>
+        </w:rPr>
+        <w:t xml:space="preserve"> pour [nom de l'entreprise / produit]. Ces retours proviennent de plusieurs</w:t>
+      </w:r>
+      <w:r>
+        <w:rPr>
+          <w:sz w:val="24"/>
+          <w:szCs w:val="24"/>
+        </w:rPr>
+        <w:t xml:space="preserve"> </w:t>
+      </w:r>
+      <w:r>
+        <w:rPr>
+          <w:rFonts w:ascii="Consolas" w:eastAsia="Consolas" w:hAnsi="Consolas" w:cs="Consolas"/>
+          <w:sz w:val="24"/>
+          <w:szCs w:val="24"/>
+        </w:rPr>
+        <w:t>canaux (avis en ligne, emails support, réseaux sociaux) et peuvent être rédigés</w:t>
+      </w:r>
+      <w:r>
+        <w:rPr>
+          <w:sz w:val="24"/>
+          <w:szCs w:val="24"/>
+        </w:rPr>
+        <w:t xml:space="preserve"> </w:t>
+      </w:r>
+      <w:r>
+        <w:rPr>
+          <w:rFonts w:ascii="Consolas" w:eastAsia="Consolas" w:hAnsi="Consolas" w:cs="Consolas"/>
+          <w:sz w:val="24"/>
+          <w:szCs w:val="24"/>
+        </w:rPr>
+        <w:t>en français ou en anglais.</w:t>
+      </w:r>
+    </w:p>
+    <w:p>
+      <w:pPr>
+        <w:shd w:val="clear" w:color="auto" w:fill="EDF1F8"/>
+        <w:spacing w:after="40" w:line="264" w:lineRule="auto"/>
+        <w:ind w:left="200" w:right="200"/>
+        <w:rPr>
+          <w:sz w:val="24"/>
+          <w:szCs w:val="24"/>
+        </w:rPr>
+      </w:pPr>
+    </w:p>
+    <w:p>
+      <w:pPr>
+        <w:shd w:val="clear" w:color="auto" w:fill="EDF1F8"/>
+        <w:spacing w:after="40" w:line="264" w:lineRule="auto"/>
+        <w:ind w:left="200" w:right="200"/>
+        <w:rPr>
+          <w:sz w:val="24"/>
+          <w:szCs w:val="24"/>
+        </w:rPr>
+      </w:pPr>
+      <w:r>
+        <w:rPr>
+          <w:rFonts w:ascii="Consolas" w:eastAsia="Consolas" w:hAnsi="Consolas" w:cs="Consolas"/>
+          <w:sz w:val="24"/>
+          <w:szCs w:val="24"/>
+        </w:rPr>
+        <w:t>Retours clients :</w:t>
+      </w:r>
+    </w:p>
+    <w:p>
+      <w:pPr>
+        <w:shd w:val="clear" w:color="auto" w:fill="EDF1F8"/>
+        <w:spacing w:after="40" w:line="264" w:lineRule="auto"/>
+        <w:ind w:left="200" w:right="200"/>
+        <w:rPr>
+          <w:sz w:val="24"/>
+          <w:szCs w:val="24"/>
+        </w:rPr>
+      </w:pPr>
+      <w:r>
+        <w:rPr>
+          <w:rFonts w:ascii="Consolas" w:eastAsia="Consolas" w:hAnsi="Consolas" w:cs="Consolas"/>
+          <w:sz w:val="24"/>
+          <w:szCs w:val="24"/>
+        </w:rPr>
+        <w:t>"""</w:t>
+      </w:r>
+    </w:p>
+    <w:p>
+      <w:pPr>
+        <w:shd w:val="clear" w:color="auto" w:fill="EDF1F8"/>
+        <w:spacing w:after="40" w:line="264" w:lineRule="auto"/>
+        <w:ind w:left="200" w:right="200"/>
+        <w:rPr>
+          <w:sz w:val="24"/>
+          <w:szCs w:val="24"/>
+        </w:rPr>
+      </w:pPr>
+      <w:r>
+        <w:rPr>
+          <w:rFonts w:ascii="Consolas" w:eastAsia="Consolas" w:hAnsi="Consolas" w:cs="Consolas"/>
+          <w:sz w:val="24"/>
+          <w:szCs w:val="24"/>
+        </w:rPr>
+        <w:t>{</w:t>
+      </w:r>
+      <w:proofErr w:type="spellStart"/>
+      <w:proofErr w:type="gramStart"/>
+      <w:r>
+        <w:rPr>
+          <w:rFonts w:ascii="Consolas" w:eastAsia="Consolas" w:hAnsi="Consolas" w:cs="Consolas"/>
+          <w:sz w:val="24"/>
+          <w:szCs w:val="24"/>
+        </w:rPr>
+        <w:t>retours</w:t>
+      </w:r>
+      <w:proofErr w:type="gramEnd"/>
+      <w:r>
+        <w:rPr>
+          <w:rFonts w:ascii="Consolas" w:eastAsia="Consolas" w:hAnsi="Consolas" w:cs="Consolas"/>
+          <w:sz w:val="24"/>
+          <w:szCs w:val="24"/>
+        </w:rPr>
+        <w:t>_clients</w:t>
+      </w:r>
+      <w:proofErr w:type="spellEnd"/>
+      <w:r>
+        <w:rPr>
+          <w:rFonts w:ascii="Consolas" w:eastAsia="Consolas" w:hAnsi="Consolas" w:cs="Consolas"/>
+          <w:sz w:val="24"/>
+          <w:szCs w:val="24"/>
+        </w:rPr>
+        <w:t>}</w:t>
       </w:r>
     </w:p>
     <w:p>
@@ -314,522 +612,1693 @@
           <w:sz w:val="28"/>
           <w:szCs w:val="28"/>
         </w:rPr>
-        <w:t xml:space="preserve">Rôle : Tu es un analyste </w:t>
-      </w:r>
-      <w:proofErr w:type="spellStart"/>
-      <w:r>
-        <w:rPr>
-          <w:rFonts w:ascii="Consolas" w:eastAsia="Consolas" w:hAnsi="Consolas" w:cs="Consolas"/>
+        <w:t>"""</w:t>
+      </w:r>
+    </w:p>
+    <w:p>
+      <w:pPr>
+        <w:shd w:val="clear" w:color="auto" w:fill="EDF1F8"/>
+        <w:spacing w:after="40" w:line="264" w:lineRule="auto"/>
+        <w:ind w:left="200" w:right="200"/>
+        <w:rPr>
           <w:sz w:val="28"/>
           <w:szCs w:val="28"/>
         </w:rPr>
-        <w:t>customer</w:t>
-      </w:r>
-      <w:proofErr w:type="spellEnd"/>
-      <w:r>
-        <w:rPr>
-          <w:rFonts w:ascii="Consolas" w:eastAsia="Consolas" w:hAnsi="Consolas" w:cs="Consolas"/>
+      </w:pPr>
+    </w:p>
+    <w:p>
+      <w:pPr>
+        <w:shd w:val="clear" w:color="auto" w:fill="EDF1F8"/>
+        <w:spacing w:after="40" w:line="264" w:lineRule="auto"/>
+        <w:ind w:left="200" w:right="200"/>
+        <w:rPr>
+          <w:sz w:val="24"/>
+          <w:szCs w:val="24"/>
+        </w:rPr>
+      </w:pPr>
+      <w:r>
+        <w:rPr>
+          <w:rFonts w:ascii="Consolas" w:eastAsia="Consolas" w:hAnsi="Consolas" w:cs="Consolas"/>
+          <w:sz w:val="24"/>
+          <w:szCs w:val="24"/>
+        </w:rPr>
+        <w:lastRenderedPageBreak/>
+        <w:t>Tâche : Analyse ces retours et produis une synthèse exploitable par l'équipe</w:t>
+      </w:r>
+      <w:r>
+        <w:rPr>
+          <w:sz w:val="24"/>
+          <w:szCs w:val="24"/>
+        </w:rPr>
+        <w:t xml:space="preserve"> </w:t>
+      </w:r>
+      <w:r>
+        <w:rPr>
+          <w:rFonts w:ascii="Consolas" w:eastAsia="Consolas" w:hAnsi="Consolas" w:cs="Consolas"/>
+          <w:sz w:val="24"/>
+          <w:szCs w:val="24"/>
+        </w:rPr>
+        <w:t>produit. Identifie : le sentiment global, les thèmes récurrents, les problèmes</w:t>
+      </w:r>
+      <w:r>
+        <w:rPr>
+          <w:sz w:val="24"/>
+          <w:szCs w:val="24"/>
+        </w:rPr>
+        <w:t xml:space="preserve"> </w:t>
+      </w:r>
+      <w:r>
+        <w:rPr>
+          <w:rFonts w:ascii="Consolas" w:eastAsia="Consolas" w:hAnsi="Consolas" w:cs="Consolas"/>
+          <w:sz w:val="24"/>
+          <w:szCs w:val="24"/>
+        </w:rPr>
+        <w:t>les plus fréquemment mentionnés, et les points positifs à conserver.</w:t>
+      </w:r>
+    </w:p>
+    <w:p>
+      <w:pPr>
+        <w:shd w:val="clear" w:color="auto" w:fill="EDF1F8"/>
+        <w:spacing w:after="40" w:line="264" w:lineRule="auto"/>
+        <w:ind w:left="200" w:right="200"/>
+        <w:rPr>
+          <w:sz w:val="24"/>
+          <w:szCs w:val="24"/>
+        </w:rPr>
+      </w:pPr>
+    </w:p>
+    <w:p>
+      <w:pPr>
+        <w:shd w:val="clear" w:color="auto" w:fill="EDF1F8"/>
+        <w:spacing w:after="40" w:line="264" w:lineRule="auto"/>
+        <w:ind w:left="200" w:right="200"/>
+        <w:rPr>
+          <w:sz w:val="24"/>
+          <w:szCs w:val="24"/>
+        </w:rPr>
+      </w:pPr>
+      <w:r>
+        <w:rPr>
+          <w:rFonts w:ascii="Consolas" w:eastAsia="Consolas" w:hAnsi="Consolas" w:cs="Consolas"/>
+          <w:sz w:val="24"/>
+          <w:szCs w:val="24"/>
+        </w:rPr>
+        <w:t>Contraintes :</w:t>
+      </w:r>
+    </w:p>
+    <w:p>
+      <w:pPr>
+        <w:shd w:val="clear" w:color="auto" w:fill="EDF1F8"/>
+        <w:spacing w:after="40" w:line="264" w:lineRule="auto"/>
+        <w:ind w:left="200" w:right="200"/>
+        <w:rPr>
+          <w:sz w:val="24"/>
+          <w:szCs w:val="24"/>
+        </w:rPr>
+      </w:pPr>
+      <w:r>
+        <w:rPr>
+          <w:rFonts w:ascii="Consolas" w:eastAsia="Consolas" w:hAnsi="Consolas" w:cs="Consolas"/>
+          <w:sz w:val="24"/>
+          <w:szCs w:val="24"/>
+        </w:rPr>
+        <w:t>- Base-toi uniquement sur le contenu des retours fournis, sans inventer d'information.</w:t>
+      </w:r>
+    </w:p>
+    <w:p>
+      <w:pPr>
+        <w:shd w:val="clear" w:color="auto" w:fill="EDF1F8"/>
+        <w:spacing w:after="40" w:line="264" w:lineRule="auto"/>
+        <w:ind w:left="200" w:right="200"/>
+        <w:rPr>
+          <w:sz w:val="24"/>
+          <w:szCs w:val="24"/>
+        </w:rPr>
+      </w:pPr>
+      <w:r>
+        <w:rPr>
+          <w:rFonts w:ascii="Consolas" w:eastAsia="Consolas" w:hAnsi="Consolas" w:cs="Consolas"/>
+          <w:sz w:val="24"/>
+          <w:szCs w:val="24"/>
+        </w:rPr>
+        <w:t>- Si un retour est ambigu, classe-le comme "neutre" plutôt que de forcer une</w:t>
+      </w:r>
+      <w:r>
+        <w:rPr>
+          <w:sz w:val="24"/>
+          <w:szCs w:val="24"/>
+        </w:rPr>
+        <w:t xml:space="preserve"> </w:t>
+      </w:r>
+      <w:r>
+        <w:rPr>
+          <w:rFonts w:ascii="Consolas" w:eastAsia="Consolas" w:hAnsi="Consolas" w:cs="Consolas"/>
+          <w:sz w:val="24"/>
+          <w:szCs w:val="24"/>
+        </w:rPr>
+        <w:t>interprétation.</w:t>
+      </w:r>
+    </w:p>
+    <w:p>
+      <w:pPr>
+        <w:shd w:val="clear" w:color="auto" w:fill="EDF1F8"/>
+        <w:spacing w:after="40" w:line="264" w:lineRule="auto"/>
+        <w:ind w:left="200" w:right="200"/>
+        <w:rPr>
+          <w:sz w:val="24"/>
+          <w:szCs w:val="24"/>
+        </w:rPr>
+      </w:pPr>
+      <w:r>
+        <w:rPr>
+          <w:rFonts w:ascii="Consolas" w:eastAsia="Consolas" w:hAnsi="Consolas" w:cs="Consolas"/>
+          <w:sz w:val="24"/>
+          <w:szCs w:val="24"/>
+        </w:rPr>
+        <w:t>- Cite le nombre approximatif de retours concernés par chaque thème.</w:t>
+      </w:r>
+    </w:p>
+    <w:p>
+      <w:pPr>
+        <w:shd w:val="clear" w:color="auto" w:fill="EDF1F8"/>
+        <w:spacing w:after="40" w:line="264" w:lineRule="auto"/>
+        <w:ind w:left="200" w:right="200"/>
+        <w:rPr>
+          <w:sz w:val="24"/>
+          <w:szCs w:val="24"/>
+        </w:rPr>
+      </w:pPr>
+      <w:r>
+        <w:rPr>
+          <w:rFonts w:ascii="Consolas" w:eastAsia="Consolas" w:hAnsi="Consolas" w:cs="Consolas"/>
+          <w:sz w:val="24"/>
+          <w:szCs w:val="24"/>
+        </w:rPr>
+        <w:t>- Reste factuel, sans jugement de valeur sur les clients ou l'entreprise.</w:t>
+      </w:r>
+    </w:p>
+    <w:p>
+      <w:pPr>
+        <w:shd w:val="clear" w:color="auto" w:fill="EDF1F8"/>
+        <w:spacing w:after="40" w:line="264" w:lineRule="auto"/>
+        <w:ind w:left="200" w:right="200"/>
+        <w:rPr>
+          <w:sz w:val="24"/>
+          <w:szCs w:val="24"/>
+        </w:rPr>
+      </w:pPr>
+    </w:p>
+    <w:p>
+      <w:pPr>
+        <w:shd w:val="clear" w:color="auto" w:fill="EDF1F8"/>
+        <w:spacing w:after="40" w:line="264" w:lineRule="auto"/>
+        <w:ind w:left="200" w:right="200"/>
+        <w:rPr>
+          <w:sz w:val="24"/>
+          <w:szCs w:val="24"/>
+        </w:rPr>
+      </w:pPr>
+      <w:r>
+        <w:rPr>
+          <w:rFonts w:ascii="Consolas" w:eastAsia="Consolas" w:hAnsi="Consolas" w:cs="Consolas"/>
+          <w:sz w:val="24"/>
+          <w:szCs w:val="24"/>
+        </w:rPr>
+        <w:t>Format de sortie : une synthèse structurée en 4 sections (Sentiment global,</w:t>
+      </w:r>
+    </w:p>
+    <w:p>
+      <w:pPr>
+        <w:shd w:val="clear" w:color="auto" w:fill="EDF1F8"/>
+        <w:spacing w:after="40" w:line="264" w:lineRule="auto"/>
+        <w:ind w:left="200" w:right="200"/>
+        <w:rPr>
           <w:sz w:val="28"/>
           <w:szCs w:val="28"/>
         </w:rPr>
+      </w:pPr>
+      <w:r>
+        <w:rPr>
+          <w:rFonts w:ascii="Consolas" w:eastAsia="Consolas" w:hAnsi="Consolas" w:cs="Consolas"/>
+          <w:sz w:val="24"/>
+          <w:szCs w:val="24"/>
+        </w:rPr>
+        <w:t>Thèmes récurrents, Problèmes prioritaires, Points positifs), suivie d'une liste</w:t>
+      </w:r>
+      <w:r>
+        <w:rPr>
+          <w:sz w:val="24"/>
+          <w:szCs w:val="24"/>
+        </w:rPr>
         <w:t xml:space="preserve"> </w:t>
       </w:r>
-      <w:proofErr w:type="spellStart"/>
-      <w:r>
-        <w:rPr>
-          <w:rFonts w:ascii="Consolas" w:eastAsia="Consolas" w:hAnsi="Consolas" w:cs="Consolas"/>
+      <w:r>
+        <w:rPr>
+          <w:rFonts w:ascii="Consolas" w:eastAsia="Consolas" w:hAnsi="Consolas" w:cs="Consolas"/>
+          <w:sz w:val="24"/>
+          <w:szCs w:val="24"/>
+        </w:rPr>
+        <w:t>de 3 recommandations concrètes classées par priorité.</w:t>
+      </w:r>
+    </w:p>
+    <w:p>
+      <w:pPr>
+        <w:spacing w:after="160" w:line="288" w:lineRule="auto"/>
+        <w:rPr>
           <w:sz w:val="28"/>
           <w:szCs w:val="28"/>
         </w:rPr>
-        <w:t>experience</w:t>
+      </w:pPr>
+    </w:p>
+    <w:p>
+      <w:pPr>
+        <w:pStyle w:val="Titre1"/>
+        <w:pBdr>
+          <w:bottom w:val="single" w:sz="6" w:space="4" w:color="2E5090"/>
+        </w:pBdr>
+        <w:rPr>
+          <w:sz w:val="36"/>
+          <w:szCs w:val="36"/>
+        </w:rPr>
+      </w:pPr>
+      <w:r>
+        <w:rPr>
+          <w:sz w:val="36"/>
+          <w:szCs w:val="36"/>
+        </w:rPr>
+        <w:t>Partie 2</w:t>
+      </w:r>
+      <w:r>
+        <w:rPr>
+          <w:sz w:val="36"/>
+          <w:szCs w:val="36"/>
+        </w:rPr>
+        <w:t> :</w:t>
+      </w:r>
+      <w:r>
+        <w:rPr>
+          <w:sz w:val="36"/>
+          <w:szCs w:val="36"/>
+        </w:rPr>
+        <w:t xml:space="preserve">  Comparer les techniques de </w:t>
+      </w:r>
+      <w:proofErr w:type="spellStart"/>
+      <w:r>
+        <w:rPr>
+          <w:sz w:val="36"/>
+          <w:szCs w:val="36"/>
+        </w:rPr>
+        <w:t>prompting</w:t>
       </w:r>
       <w:proofErr w:type="spellEnd"/>
-      <w:r>
-        <w:rPr>
-          <w:rFonts w:ascii="Consolas" w:eastAsia="Consolas" w:hAnsi="Consolas" w:cs="Consolas"/>
+    </w:p>
+    <w:p>
+      <w:pPr>
+        <w:rPr>
           <w:sz w:val="28"/>
           <w:szCs w:val="28"/>
         </w:rPr>
-        <w:t xml:space="preserve"> senior, spécialisé dans l'analyse</w:t>
-      </w:r>
-      <w:r>
-        <w:rPr>
+      </w:pPr>
+    </w:p>
+    <w:p>
+      <w:pPr>
+        <w:rPr>
+          <w:sz w:val="24"/>
+          <w:szCs w:val="24"/>
+        </w:rPr>
+      </w:pPr>
+      <w:r>
+        <w:rPr>
+          <w:b/>
+          <w:bCs/>
+          <w:sz w:val="24"/>
+          <w:szCs w:val="24"/>
+        </w:rPr>
+        <w:t>Question :</w:t>
+      </w:r>
+      <w:r>
+        <w:rPr>
+          <w:b/>
+          <w:bCs/>
+          <w:sz w:val="24"/>
+          <w:szCs w:val="24"/>
+        </w:rPr>
+        <w:t xml:space="preserve"> </w:t>
+      </w:r>
+      <w:r>
+        <w:rPr>
+          <w:sz w:val="24"/>
+          <w:szCs w:val="24"/>
+        </w:rPr>
+        <w:t xml:space="preserve">Tester puis évaluer les résultats obtenus avec les techniques </w:t>
+      </w:r>
+      <w:proofErr w:type="spellStart"/>
+      <w:r>
+        <w:rPr>
+          <w:sz w:val="24"/>
+          <w:szCs w:val="24"/>
+        </w:rPr>
+        <w:t>zero</w:t>
+      </w:r>
+      <w:proofErr w:type="spellEnd"/>
+      <w:r>
+        <w:rPr>
+          <w:sz w:val="24"/>
+          <w:szCs w:val="24"/>
+        </w:rPr>
+        <w:t>-shot, one-shot, few-shot et un</w:t>
+      </w:r>
+      <w:r>
+        <w:rPr>
+          <w:sz w:val="24"/>
+          <w:szCs w:val="24"/>
+        </w:rPr>
+        <w:t xml:space="preserve"> </w:t>
+      </w:r>
+      <w:r>
+        <w:rPr>
+          <w:sz w:val="24"/>
+          <w:szCs w:val="24"/>
+        </w:rPr>
+        <w:t>prompt structuré sur une demande du genre :</w:t>
+      </w:r>
+    </w:p>
+    <w:p>
+      <w:pPr>
+        <w:rPr>
+          <w:sz w:val="24"/>
+          <w:szCs w:val="24"/>
+        </w:rPr>
+      </w:pPr>
+      <w:r>
+        <w:rPr>
+          <w:sz w:val="24"/>
+          <w:szCs w:val="24"/>
+        </w:rPr>
+        <w:t>« Classer le commentaire suivant :"Le service est rapide mais l'application plante régulièrement."</w:t>
+      </w:r>
+    </w:p>
+    <w:p>
+      <w:pPr>
+        <w:rPr>
+          <w:sz w:val="24"/>
+          <w:szCs w:val="24"/>
+        </w:rPr>
+      </w:pPr>
+      <w:r>
+        <w:rPr>
+          <w:sz w:val="24"/>
+          <w:szCs w:val="24"/>
+        </w:rPr>
+        <w:t>Classes possibles :</w:t>
+      </w:r>
+      <w:r>
+        <w:rPr>
+          <w:sz w:val="24"/>
+          <w:szCs w:val="24"/>
+        </w:rPr>
+        <w:t xml:space="preserve"> </w:t>
+      </w:r>
+      <w:r>
+        <w:rPr>
+          <w:sz w:val="24"/>
+          <w:szCs w:val="24"/>
+        </w:rPr>
+        <w:t>positif, négatif, neutre. »</w:t>
+      </w:r>
+    </w:p>
+    <w:p>
+      <w:pPr>
+        <w:pStyle w:val="Titre2"/>
+      </w:pPr>
+      <w:proofErr w:type="spellStart"/>
+      <w:r>
+        <w:t>Zero</w:t>
+      </w:r>
+      <w:proofErr w:type="spellEnd"/>
+      <w:r>
+        <w:t>-shot</w:t>
+      </w:r>
+      <w:r>
+        <w:t> :</w:t>
+      </w:r>
+    </w:p>
+    <w:p>
+      <w:pPr>
+        <w:shd w:val="clear" w:color="auto" w:fill="2E5090"/>
+        <w:spacing w:before="120"/>
+        <w:rPr>
+          <w:sz w:val="24"/>
+          <w:szCs w:val="24"/>
+        </w:rPr>
+      </w:pPr>
+      <w:r>
+        <w:rPr>
+          <w:b/>
+          <w:bCs/>
+          <w:color w:val="FFFFFF"/>
           <w:sz w:val="28"/>
           <w:szCs w:val="28"/>
         </w:rPr>
-        <w:t xml:space="preserve"> </w:t>
-      </w:r>
-      <w:r>
-        <w:rPr>
-          <w:rFonts w:ascii="Consolas" w:eastAsia="Consolas" w:hAnsi="Consolas" w:cs="Consolas"/>
+        <w:t xml:space="preserve">  </w:t>
+      </w:r>
+      <w:r>
+        <w:rPr>
+          <w:b/>
+          <w:bCs/>
+          <w:color w:val="FFFFFF"/>
+          <w:sz w:val="24"/>
+          <w:szCs w:val="24"/>
+        </w:rPr>
+        <w:t>PROMPT</w:t>
+      </w:r>
+    </w:p>
+    <w:p>
+      <w:pPr>
+        <w:shd w:val="clear" w:color="auto" w:fill="EDF1F8"/>
+        <w:spacing w:after="40" w:line="264" w:lineRule="auto"/>
+        <w:ind w:left="200" w:right="200"/>
+        <w:rPr>
+          <w:sz w:val="24"/>
+          <w:szCs w:val="24"/>
+        </w:rPr>
+      </w:pPr>
+      <w:r>
+        <w:rPr>
+          <w:rFonts w:ascii="Consolas" w:eastAsia="Consolas" w:hAnsi="Consolas" w:cs="Consolas"/>
+          <w:sz w:val="24"/>
+          <w:szCs w:val="24"/>
+        </w:rPr>
+        <w:t>Classe le commentaire suivant dans l'une de ces classes : positif, négatif, neutre.</w:t>
+      </w:r>
+    </w:p>
+    <w:p>
+      <w:pPr>
+        <w:shd w:val="clear" w:color="auto" w:fill="EDF1F8"/>
+        <w:spacing w:after="40" w:line="264" w:lineRule="auto"/>
+        <w:ind w:left="200" w:right="200"/>
+        <w:rPr>
+          <w:sz w:val="24"/>
+          <w:szCs w:val="24"/>
+        </w:rPr>
+      </w:pPr>
+    </w:p>
+    <w:p>
+      <w:pPr>
+        <w:shd w:val="clear" w:color="auto" w:fill="EDF1F8"/>
+        <w:spacing w:after="40" w:line="264" w:lineRule="auto"/>
+        <w:ind w:left="200" w:right="200"/>
+        <w:rPr>
+          <w:sz w:val="24"/>
+          <w:szCs w:val="24"/>
+        </w:rPr>
+      </w:pPr>
+      <w:r>
+        <w:rPr>
+          <w:rFonts w:ascii="Consolas" w:eastAsia="Consolas" w:hAnsi="Consolas" w:cs="Consolas"/>
+          <w:sz w:val="24"/>
+          <w:szCs w:val="24"/>
+        </w:rPr>
+        <w:t>Commentaire : "Le service est rapide mais l'application plante régulièrement."</w:t>
+      </w:r>
+    </w:p>
+    <w:p>
+      <w:pPr>
+        <w:shd w:val="clear" w:color="auto" w:fill="EDF1F8"/>
+        <w:spacing w:after="40" w:line="264" w:lineRule="auto"/>
+        <w:ind w:left="200" w:right="200"/>
+        <w:rPr>
+          <w:sz w:val="24"/>
+          <w:szCs w:val="24"/>
+        </w:rPr>
+      </w:pPr>
+    </w:p>
+    <w:p>
+      <w:pPr>
+        <w:shd w:val="clear" w:color="auto" w:fill="EDF1F8"/>
+        <w:spacing w:line="264" w:lineRule="auto"/>
+        <w:ind w:left="200" w:right="200"/>
+        <w:rPr>
+          <w:sz w:val="24"/>
+          <w:szCs w:val="24"/>
+        </w:rPr>
+      </w:pPr>
+      <w:r>
+        <w:rPr>
+          <w:rFonts w:ascii="Consolas" w:eastAsia="Consolas" w:hAnsi="Consolas" w:cs="Consolas"/>
+          <w:sz w:val="24"/>
+          <w:szCs w:val="24"/>
+        </w:rPr>
+        <w:t>Réponds uniquement par le nom de la classe.</w:t>
+      </w:r>
+    </w:p>
+    <w:p>
+      <w:pPr>
+        <w:rPr>
+          <w:lang w:eastAsia="en-US"/>
+        </w:rPr>
+      </w:pPr>
+    </w:p>
+    <w:p>
+      <w:pPr>
+        <w:rPr>
           <w:sz w:val="28"/>
           <w:szCs w:val="28"/>
         </w:rPr>
-        <w:t>de retours clients (avis, tickets support, réponses à enquêtes de satisfaction).</w:t>
-      </w:r>
-    </w:p>
-    <w:p>
-      <w:pPr>
-        <w:shd w:val="clear" w:color="auto" w:fill="EDF1F8"/>
-        <w:spacing w:after="40" w:line="264" w:lineRule="auto"/>
-        <w:ind w:left="200" w:right="200"/>
+      </w:pPr>
+      <w:r>
         <w:rPr>
           <w:sz w:val="28"/>
           <w:szCs w:val="28"/>
         </w:rPr>
-      </w:pPr>
-    </w:p>
-    <w:p>
-      <w:pPr>
-        <w:shd w:val="clear" w:color="auto" w:fill="EDF1F8"/>
-        <w:spacing w:after="40" w:line="264" w:lineRule="auto"/>
-        <w:ind w:left="200" w:right="200"/>
-        <w:rPr>
-          <w:sz w:val="28"/>
-          <w:szCs w:val="28"/>
-        </w:rPr>
-      </w:pPr>
-      <w:r>
-        <w:rPr>
-          <w:rFonts w:ascii="Consolas" w:eastAsia="Consolas" w:hAnsi="Consolas" w:cs="Consolas"/>
-          <w:sz w:val="28"/>
-          <w:szCs w:val="28"/>
-        </w:rPr>
-        <w:t>Contexte : Voici un ensemble de retours clients collectés au cours des 30 derniers</w:t>
-      </w:r>
-    </w:p>
-    <w:p>
-      <w:pPr>
-        <w:shd w:val="clear" w:color="auto" w:fill="EDF1F8"/>
-        <w:spacing w:after="40" w:line="264" w:lineRule="auto"/>
-        <w:ind w:left="200" w:right="200"/>
-        <w:rPr>
-          <w:sz w:val="28"/>
-          <w:szCs w:val="28"/>
-        </w:rPr>
-      </w:pPr>
-      <w:r>
-        <w:rPr>
-          <w:rFonts w:ascii="Consolas" w:eastAsia="Consolas" w:hAnsi="Consolas" w:cs="Consolas"/>
-          <w:sz w:val="28"/>
-          <w:szCs w:val="28"/>
-        </w:rPr>
-        <w:t>Jours</w:t>
-      </w:r>
-      <w:r>
-        <w:rPr>
-          <w:rFonts w:ascii="Consolas" w:eastAsia="Consolas" w:hAnsi="Consolas" w:cs="Consolas"/>
-          <w:sz w:val="28"/>
-          <w:szCs w:val="28"/>
-        </w:rPr>
-        <w:t xml:space="preserve"> pour [nom de l'entreprise / produit]. Ces retours proviennent de plusieurs</w:t>
-      </w:r>
-      <w:r>
-        <w:rPr>
-          <w:sz w:val="28"/>
-          <w:szCs w:val="28"/>
-        </w:rPr>
-        <w:t xml:space="preserve"> </w:t>
-      </w:r>
-      <w:r>
-        <w:rPr>
-          <w:rFonts w:ascii="Consolas" w:eastAsia="Consolas" w:hAnsi="Consolas" w:cs="Consolas"/>
-          <w:sz w:val="28"/>
-          <w:szCs w:val="28"/>
-        </w:rPr>
-        <w:t>canaux (avis en ligne, emails support, réseaux sociaux) et peuvent être rédigés</w:t>
-      </w:r>
-      <w:r>
-        <w:rPr>
-          <w:sz w:val="28"/>
-          <w:szCs w:val="28"/>
-        </w:rPr>
-        <w:t xml:space="preserve"> </w:t>
-      </w:r>
-      <w:r>
-        <w:rPr>
-          <w:rFonts w:ascii="Consolas" w:eastAsia="Consolas" w:hAnsi="Consolas" w:cs="Consolas"/>
-          <w:sz w:val="28"/>
-          <w:szCs w:val="28"/>
-        </w:rPr>
-        <w:t>en français ou en anglais.</w:t>
-      </w:r>
-    </w:p>
-    <w:p>
-      <w:pPr>
-        <w:shd w:val="clear" w:color="auto" w:fill="EDF1F8"/>
-        <w:spacing w:after="40" w:line="264" w:lineRule="auto"/>
-        <w:ind w:left="200" w:right="200"/>
-        <w:rPr>
-          <w:sz w:val="28"/>
-          <w:szCs w:val="28"/>
-        </w:rPr>
-      </w:pPr>
-    </w:p>
-    <w:p>
-      <w:pPr>
-        <w:shd w:val="clear" w:color="auto" w:fill="EDF1F8"/>
-        <w:spacing w:after="40" w:line="264" w:lineRule="auto"/>
-        <w:ind w:left="200" w:right="200"/>
-        <w:rPr>
-          <w:sz w:val="28"/>
-          <w:szCs w:val="28"/>
-        </w:rPr>
-      </w:pPr>
-      <w:r>
-        <w:rPr>
-          <w:rFonts w:ascii="Consolas" w:eastAsia="Consolas" w:hAnsi="Consolas" w:cs="Consolas"/>
-          <w:sz w:val="28"/>
-          <w:szCs w:val="28"/>
-        </w:rPr>
         <w:lastRenderedPageBreak/>
-        <w:t>Retours clients :</w:t>
-      </w:r>
-    </w:p>
-    <w:p>
-      <w:pPr>
-        <w:shd w:val="clear" w:color="auto" w:fill="EDF1F8"/>
-        <w:spacing w:after="40" w:line="264" w:lineRule="auto"/>
-        <w:ind w:left="200" w:right="200"/>
-        <w:rPr>
-          <w:sz w:val="28"/>
-          <w:szCs w:val="28"/>
-        </w:rPr>
-      </w:pPr>
-      <w:r>
-        <w:rPr>
-          <w:rFonts w:ascii="Consolas" w:eastAsia="Consolas" w:hAnsi="Consolas" w:cs="Consolas"/>
-          <w:sz w:val="28"/>
-          <w:szCs w:val="28"/>
-        </w:rPr>
-        <w:t>"""</w:t>
-      </w:r>
-    </w:p>
-    <w:p>
-      <w:pPr>
-        <w:shd w:val="clear" w:color="auto" w:fill="EDF1F8"/>
-        <w:spacing w:after="40" w:line="264" w:lineRule="auto"/>
-        <w:ind w:left="200" w:right="200"/>
-        <w:rPr>
-          <w:sz w:val="28"/>
-          <w:szCs w:val="28"/>
-        </w:rPr>
-      </w:pPr>
-      <w:r>
-        <w:rPr>
-          <w:rFonts w:ascii="Consolas" w:eastAsia="Consolas" w:hAnsi="Consolas" w:cs="Consolas"/>
-          <w:sz w:val="28"/>
-          <w:szCs w:val="28"/>
-        </w:rPr>
-        <w:t>{</w:t>
+        <w:drawing>
+          <wp:inline distT="0" distB="0" distL="0" distR="0" wp14:anchorId="1521FFD3" wp14:editId="51BAD15F">
+            <wp:extent cx="5760720" cy="1397635"/>
+            <wp:effectExtent l="0" t="0" r="0" b="0"/>
+            <wp:docPr id="254125705" name="Image 1"/>
+            <wp:cNvGraphicFramePr>
+              <a:graphicFrameLocks xmlns:a="http://schemas.openxmlformats.org/drawingml/2006/main" noChangeAspect="1"/>
+            </wp:cNvGraphicFramePr>
+            <a:graphic xmlns:a="http://schemas.openxmlformats.org/drawingml/2006/main">
+              <a:graphicData uri="http://schemas.openxmlformats.org/drawingml/2006/picture">
+                <pic:pic xmlns:pic="http://schemas.openxmlformats.org/drawingml/2006/picture">
+                  <pic:nvPicPr>
+                    <pic:cNvPr id="254125705" name=""/>
+                    <pic:cNvPicPr/>
+                  </pic:nvPicPr>
+                  <pic:blipFill>
+                    <a:blip r:embed="rId4"/>
+                    <a:stretch>
+                      <a:fillRect/>
+                    </a:stretch>
+                  </pic:blipFill>
+                  <pic:spPr>
+                    <a:xfrm>
+                      <a:off x="0" y="0"/>
+                      <a:ext cx="5760720" cy="1397635"/>
+                    </a:xfrm>
+                    <a:prstGeom prst="rect">
+                      <a:avLst/>
+                    </a:prstGeom>
+                  </pic:spPr>
+                </pic:pic>
+              </a:graphicData>
+            </a:graphic>
+          </wp:inline>
+        </w:drawing>
+      </w:r>
+    </w:p>
+    <w:p>
+      <w:pPr>
+        <w:pStyle w:val="Titre2"/>
+      </w:pPr>
+      <w:r>
+        <w:t>One-shot</w:t>
+      </w:r>
+      <w:r>
+        <w:t> :</w:t>
+      </w:r>
+    </w:p>
+    <w:p>
+      <w:pPr>
+        <w:shd w:val="clear" w:color="auto" w:fill="2E5090"/>
+        <w:spacing w:before="120"/>
+        <w:rPr>
+          <w:sz w:val="24"/>
+          <w:szCs w:val="24"/>
+        </w:rPr>
+      </w:pPr>
+      <w:r>
+        <w:rPr>
+          <w:b/>
+          <w:bCs/>
+          <w:color w:val="FFFFFF"/>
+          <w:sz w:val="24"/>
+          <w:szCs w:val="24"/>
+        </w:rPr>
+        <w:t xml:space="preserve">  PROMPT</w:t>
+      </w:r>
+    </w:p>
+    <w:p>
+      <w:pPr>
+        <w:shd w:val="clear" w:color="auto" w:fill="EDF1F8"/>
+        <w:spacing w:after="40" w:line="264" w:lineRule="auto"/>
+        <w:ind w:left="200" w:right="200"/>
+        <w:rPr>
+          <w:sz w:val="24"/>
+          <w:szCs w:val="24"/>
+        </w:rPr>
+      </w:pPr>
+      <w:r>
+        <w:rPr>
+          <w:rFonts w:ascii="Consolas" w:eastAsia="Consolas" w:hAnsi="Consolas" w:cs="Consolas"/>
+          <w:sz w:val="24"/>
+          <w:szCs w:val="24"/>
+        </w:rPr>
+        <w:t>Classe le commentaire dans l'une de ces classes : positif, négatif, neutre.</w:t>
+      </w:r>
+    </w:p>
+    <w:p>
+      <w:pPr>
+        <w:shd w:val="clear" w:color="auto" w:fill="EDF1F8"/>
+        <w:spacing w:after="40" w:line="264" w:lineRule="auto"/>
+        <w:ind w:left="200" w:right="200"/>
+        <w:rPr>
+          <w:sz w:val="24"/>
+          <w:szCs w:val="24"/>
+        </w:rPr>
+      </w:pPr>
+    </w:p>
+    <w:p>
+      <w:pPr>
+        <w:shd w:val="clear" w:color="auto" w:fill="EDF1F8"/>
+        <w:spacing w:after="40" w:line="264" w:lineRule="auto"/>
+        <w:ind w:left="200" w:right="200"/>
+        <w:rPr>
+          <w:sz w:val="24"/>
+          <w:szCs w:val="24"/>
+        </w:rPr>
+      </w:pPr>
+      <w:r>
+        <w:rPr>
+          <w:rFonts w:ascii="Consolas" w:eastAsia="Consolas" w:hAnsi="Consolas" w:cs="Consolas"/>
+          <w:sz w:val="24"/>
+          <w:szCs w:val="24"/>
+        </w:rPr>
+        <w:t>Exemple :</w:t>
+      </w:r>
+    </w:p>
+    <w:p>
+      <w:pPr>
+        <w:shd w:val="clear" w:color="auto" w:fill="EDF1F8"/>
+        <w:spacing w:after="40" w:line="264" w:lineRule="auto"/>
+        <w:ind w:left="200" w:right="200"/>
+        <w:rPr>
+          <w:sz w:val="24"/>
+          <w:szCs w:val="24"/>
+        </w:rPr>
+      </w:pPr>
+      <w:r>
+        <w:rPr>
+          <w:rFonts w:ascii="Consolas" w:eastAsia="Consolas" w:hAnsi="Consolas" w:cs="Consolas"/>
+          <w:sz w:val="24"/>
+          <w:szCs w:val="24"/>
+        </w:rPr>
+        <w:t>Commentaire : "Livraison rapide, produit conforme, je recommande."</w:t>
+      </w:r>
+    </w:p>
+    <w:p>
+      <w:pPr>
+        <w:shd w:val="clear" w:color="auto" w:fill="EDF1F8"/>
+        <w:spacing w:after="40" w:line="264" w:lineRule="auto"/>
+        <w:ind w:left="200" w:right="200"/>
+        <w:rPr>
+          <w:sz w:val="24"/>
+          <w:szCs w:val="24"/>
+        </w:rPr>
+      </w:pPr>
+      <w:r>
+        <w:rPr>
+          <w:rFonts w:ascii="Consolas" w:eastAsia="Consolas" w:hAnsi="Consolas" w:cs="Consolas"/>
+          <w:sz w:val="24"/>
+          <w:szCs w:val="24"/>
+        </w:rPr>
+        <w:t>Classe : positif</w:t>
+      </w:r>
+    </w:p>
+    <w:p>
+      <w:pPr>
+        <w:shd w:val="clear" w:color="auto" w:fill="EDF1F8"/>
+        <w:spacing w:after="40" w:line="264" w:lineRule="auto"/>
+        <w:ind w:left="200" w:right="200"/>
+        <w:rPr>
+          <w:sz w:val="24"/>
+          <w:szCs w:val="24"/>
+        </w:rPr>
+      </w:pPr>
+    </w:p>
+    <w:p>
+      <w:pPr>
+        <w:shd w:val="clear" w:color="auto" w:fill="EDF1F8"/>
+        <w:spacing w:after="40" w:line="264" w:lineRule="auto"/>
+        <w:ind w:left="200" w:right="200"/>
+        <w:rPr>
+          <w:sz w:val="24"/>
+          <w:szCs w:val="24"/>
+        </w:rPr>
+      </w:pPr>
+      <w:r>
+        <w:rPr>
+          <w:rFonts w:ascii="Consolas" w:eastAsia="Consolas" w:hAnsi="Consolas" w:cs="Consolas"/>
+          <w:sz w:val="24"/>
+          <w:szCs w:val="24"/>
+        </w:rPr>
+        <w:t>Commentaire à classer :</w:t>
+      </w:r>
+    </w:p>
+    <w:p>
+      <w:pPr>
+        <w:shd w:val="clear" w:color="auto" w:fill="EDF1F8"/>
+        <w:spacing w:after="40" w:line="264" w:lineRule="auto"/>
+        <w:ind w:left="200" w:right="200"/>
+        <w:rPr>
+          <w:sz w:val="24"/>
+          <w:szCs w:val="24"/>
+        </w:rPr>
+      </w:pPr>
+      <w:r>
+        <w:rPr>
+          <w:rFonts w:ascii="Consolas" w:eastAsia="Consolas" w:hAnsi="Consolas" w:cs="Consolas"/>
+          <w:sz w:val="24"/>
+          <w:szCs w:val="24"/>
+        </w:rPr>
+        <w:t>"Le service est rapide mais l'application plante régulièrement."</w:t>
+      </w:r>
+    </w:p>
+    <w:p>
+      <w:pPr>
+        <w:shd w:val="clear" w:color="auto" w:fill="EDF1F8"/>
+        <w:spacing w:after="40" w:line="264" w:lineRule="auto"/>
+        <w:ind w:left="200" w:right="200"/>
+        <w:rPr>
+          <w:sz w:val="24"/>
+          <w:szCs w:val="24"/>
+        </w:rPr>
+      </w:pPr>
+    </w:p>
+    <w:p>
+      <w:pPr>
+        <w:shd w:val="clear" w:color="auto" w:fill="EDF1F8"/>
+        <w:spacing w:line="264" w:lineRule="auto"/>
+        <w:ind w:left="200" w:right="200"/>
+        <w:rPr>
+          <w:sz w:val="24"/>
+          <w:szCs w:val="24"/>
+        </w:rPr>
+      </w:pPr>
+      <w:r>
+        <w:rPr>
+          <w:rFonts w:ascii="Consolas" w:eastAsia="Consolas" w:hAnsi="Consolas" w:cs="Consolas"/>
+          <w:sz w:val="24"/>
+          <w:szCs w:val="24"/>
+        </w:rPr>
+        <w:t>Réponds uniquement par le nom de la classe.</w:t>
+      </w:r>
+    </w:p>
+    <w:p>
+      <w:pPr>
+        <w:rPr>
+          <w:lang w:eastAsia="en-US"/>
+        </w:rPr>
+      </w:pPr>
+    </w:p>
+    <w:p>
+      <w:pPr>
+        <w:rPr>
+          <w:lang w:eastAsia="en-US"/>
+        </w:rPr>
+      </w:pPr>
+    </w:p>
+    <w:p>
+      <w:pPr>
+        <w:rPr>
+          <w:lang w:eastAsia="en-US"/>
+        </w:rPr>
+      </w:pPr>
+    </w:p>
+    <w:p>
+      <w:pPr>
+        <w:rPr>
+          <w:lang w:eastAsia="en-US"/>
+        </w:rPr>
+      </w:pPr>
+      <w:r>
+        <w:rPr>
+          <w:lang w:eastAsia="en-US"/>
+        </w:rPr>
+        <w:drawing>
+          <wp:inline distT="0" distB="0" distL="0" distR="0" wp14:anchorId="184E437E" wp14:editId="209371DE">
+            <wp:extent cx="5760720" cy="1774190"/>
+            <wp:effectExtent l="0" t="0" r="0" b="0"/>
+            <wp:docPr id="1544516323" name="Image 1"/>
+            <wp:cNvGraphicFramePr>
+              <a:graphicFrameLocks xmlns:a="http://schemas.openxmlformats.org/drawingml/2006/main" noChangeAspect="1"/>
+            </wp:cNvGraphicFramePr>
+            <a:graphic xmlns:a="http://schemas.openxmlformats.org/drawingml/2006/main">
+              <a:graphicData uri="http://schemas.openxmlformats.org/drawingml/2006/picture">
+                <pic:pic xmlns:pic="http://schemas.openxmlformats.org/drawingml/2006/picture">
+                  <pic:nvPicPr>
+                    <pic:cNvPr id="1544516323" name=""/>
+                    <pic:cNvPicPr/>
+                  </pic:nvPicPr>
+                  <pic:blipFill>
+                    <a:blip r:embed="rId5"/>
+                    <a:stretch>
+                      <a:fillRect/>
+                    </a:stretch>
+                  </pic:blipFill>
+                  <pic:spPr>
+                    <a:xfrm>
+                      <a:off x="0" y="0"/>
+                      <a:ext cx="5760720" cy="1774190"/>
+                    </a:xfrm>
+                    <a:prstGeom prst="rect">
+                      <a:avLst/>
+                    </a:prstGeom>
+                  </pic:spPr>
+                </pic:pic>
+              </a:graphicData>
+            </a:graphic>
+          </wp:inline>
+        </w:drawing>
+      </w:r>
+    </w:p>
+    <w:p>
+      <w:pPr>
+        <w:rPr>
+          <w:lang w:eastAsia="en-US"/>
+        </w:rPr>
+      </w:pPr>
+    </w:p>
+    <w:p>
+      <w:pPr>
+        <w:pStyle w:val="Titre2"/>
+      </w:pPr>
+      <w:r>
+        <w:t>Few-shot</w:t>
+      </w:r>
+      <w:r>
+        <w:t xml:space="preserve"> : </w:t>
+      </w:r>
+    </w:p>
+    <w:p>
+      <w:pPr>
+        <w:shd w:val="clear" w:color="auto" w:fill="2E5090"/>
+        <w:spacing w:before="120"/>
+        <w:rPr>
+          <w:sz w:val="24"/>
+          <w:szCs w:val="24"/>
+        </w:rPr>
+      </w:pPr>
+      <w:r>
+        <w:rPr>
+          <w:b/>
+          <w:bCs/>
+          <w:color w:val="FFFFFF"/>
+          <w:sz w:val="24"/>
+          <w:szCs w:val="24"/>
+        </w:rPr>
+        <w:t>PROMPT</w:t>
+      </w:r>
+    </w:p>
+    <w:p>
+      <w:pPr>
+        <w:shd w:val="clear" w:color="auto" w:fill="EDF1F8"/>
+        <w:spacing w:after="40" w:line="264" w:lineRule="auto"/>
+        <w:ind w:left="200" w:right="200"/>
+        <w:rPr>
+          <w:sz w:val="24"/>
+          <w:szCs w:val="24"/>
+        </w:rPr>
+      </w:pPr>
+      <w:r>
+        <w:rPr>
+          <w:rFonts w:ascii="Consolas" w:eastAsia="Consolas" w:hAnsi="Consolas" w:cs="Consolas"/>
+          <w:sz w:val="24"/>
+          <w:szCs w:val="24"/>
+        </w:rPr>
+        <w:t>Classe le commentaire dans l'une de ces classes : positif, négatif, neutre.</w:t>
+      </w:r>
+    </w:p>
+    <w:p>
+      <w:pPr>
+        <w:shd w:val="clear" w:color="auto" w:fill="EDF1F8"/>
+        <w:spacing w:after="40" w:line="264" w:lineRule="auto"/>
+        <w:ind w:left="200" w:right="200"/>
+        <w:rPr>
+          <w:sz w:val="24"/>
+          <w:szCs w:val="24"/>
+        </w:rPr>
+      </w:pPr>
+    </w:p>
+    <w:p>
+      <w:pPr>
+        <w:shd w:val="clear" w:color="auto" w:fill="EDF1F8"/>
+        <w:spacing w:after="40" w:line="264" w:lineRule="auto"/>
+        <w:ind w:left="200" w:right="200"/>
+        <w:rPr>
+          <w:sz w:val="24"/>
+          <w:szCs w:val="24"/>
+        </w:rPr>
+      </w:pPr>
+      <w:r>
+        <w:rPr>
+          <w:rFonts w:ascii="Consolas" w:eastAsia="Consolas" w:hAnsi="Consolas" w:cs="Consolas"/>
+          <w:sz w:val="24"/>
+          <w:szCs w:val="24"/>
+        </w:rPr>
+        <w:t>Exemple 1 :</w:t>
+      </w:r>
+    </w:p>
+    <w:p>
+      <w:pPr>
+        <w:shd w:val="clear" w:color="auto" w:fill="EDF1F8"/>
+        <w:spacing w:after="40" w:line="264" w:lineRule="auto"/>
+        <w:ind w:left="200" w:right="200"/>
+        <w:rPr>
+          <w:sz w:val="24"/>
+          <w:szCs w:val="24"/>
+        </w:rPr>
+      </w:pPr>
+      <w:r>
+        <w:rPr>
+          <w:rFonts w:ascii="Consolas" w:eastAsia="Consolas" w:hAnsi="Consolas" w:cs="Consolas"/>
+          <w:sz w:val="24"/>
+          <w:szCs w:val="24"/>
+        </w:rPr>
+        <w:lastRenderedPageBreak/>
+        <w:t>Commentaire : "Livraison rapide, produit conforme, je recommande."</w:t>
+      </w:r>
+    </w:p>
+    <w:p>
+      <w:pPr>
+        <w:shd w:val="clear" w:color="auto" w:fill="EDF1F8"/>
+        <w:spacing w:after="40" w:line="264" w:lineRule="auto"/>
+        <w:ind w:left="200" w:right="200"/>
+        <w:rPr>
+          <w:sz w:val="24"/>
+          <w:szCs w:val="24"/>
+        </w:rPr>
+      </w:pPr>
+      <w:r>
+        <w:rPr>
+          <w:rFonts w:ascii="Consolas" w:eastAsia="Consolas" w:hAnsi="Consolas" w:cs="Consolas"/>
+          <w:sz w:val="24"/>
+          <w:szCs w:val="24"/>
+        </w:rPr>
+        <w:t>Classe : positif</w:t>
+      </w:r>
+    </w:p>
+    <w:p>
+      <w:pPr>
+        <w:shd w:val="clear" w:color="auto" w:fill="EDF1F8"/>
+        <w:spacing w:after="40" w:line="264" w:lineRule="auto"/>
+        <w:ind w:left="200" w:right="200"/>
+        <w:rPr>
+          <w:sz w:val="24"/>
+          <w:szCs w:val="24"/>
+        </w:rPr>
+      </w:pPr>
+    </w:p>
+    <w:p>
+      <w:pPr>
+        <w:shd w:val="clear" w:color="auto" w:fill="EDF1F8"/>
+        <w:spacing w:after="40" w:line="264" w:lineRule="auto"/>
+        <w:ind w:left="200" w:right="200"/>
+        <w:rPr>
+          <w:sz w:val="24"/>
+          <w:szCs w:val="24"/>
+        </w:rPr>
+      </w:pPr>
+      <w:r>
+        <w:rPr>
+          <w:rFonts w:ascii="Consolas" w:eastAsia="Consolas" w:hAnsi="Consolas" w:cs="Consolas"/>
+          <w:sz w:val="24"/>
+          <w:szCs w:val="24"/>
+        </w:rPr>
+        <w:t>Exemple 2 :</w:t>
+      </w:r>
+    </w:p>
+    <w:p>
+      <w:pPr>
+        <w:shd w:val="clear" w:color="auto" w:fill="EDF1F8"/>
+        <w:spacing w:after="40" w:line="264" w:lineRule="auto"/>
+        <w:ind w:left="200" w:right="200"/>
+        <w:rPr>
+          <w:sz w:val="24"/>
+          <w:szCs w:val="24"/>
+        </w:rPr>
+      </w:pPr>
+      <w:r>
+        <w:rPr>
+          <w:rFonts w:ascii="Consolas" w:eastAsia="Consolas" w:hAnsi="Consolas" w:cs="Consolas"/>
+          <w:sz w:val="24"/>
+          <w:szCs w:val="24"/>
+        </w:rPr>
+        <w:t>Commentaire : "Colis endommagé et service client injoignable."</w:t>
+      </w:r>
+    </w:p>
+    <w:p>
+      <w:pPr>
+        <w:shd w:val="clear" w:color="auto" w:fill="EDF1F8"/>
+        <w:spacing w:after="40" w:line="264" w:lineRule="auto"/>
+        <w:ind w:left="200" w:right="200"/>
+        <w:rPr>
+          <w:sz w:val="24"/>
+          <w:szCs w:val="24"/>
+        </w:rPr>
+      </w:pPr>
+      <w:r>
+        <w:rPr>
+          <w:rFonts w:ascii="Consolas" w:eastAsia="Consolas" w:hAnsi="Consolas" w:cs="Consolas"/>
+          <w:sz w:val="24"/>
+          <w:szCs w:val="24"/>
+        </w:rPr>
+        <w:t>Classe : négatif</w:t>
+      </w:r>
+    </w:p>
+    <w:p>
+      <w:pPr>
+        <w:shd w:val="clear" w:color="auto" w:fill="EDF1F8"/>
+        <w:spacing w:after="40" w:line="264" w:lineRule="auto"/>
+        <w:ind w:left="200" w:right="200"/>
+        <w:rPr>
+          <w:sz w:val="24"/>
+          <w:szCs w:val="24"/>
+        </w:rPr>
+      </w:pPr>
+    </w:p>
+    <w:p>
+      <w:pPr>
+        <w:shd w:val="clear" w:color="auto" w:fill="EDF1F8"/>
+        <w:spacing w:after="40" w:line="264" w:lineRule="auto"/>
+        <w:ind w:left="200" w:right="200"/>
+        <w:rPr>
+          <w:sz w:val="24"/>
+          <w:szCs w:val="24"/>
+        </w:rPr>
+      </w:pPr>
+      <w:r>
+        <w:rPr>
+          <w:rFonts w:ascii="Consolas" w:eastAsia="Consolas" w:hAnsi="Consolas" w:cs="Consolas"/>
+          <w:sz w:val="24"/>
+          <w:szCs w:val="24"/>
+        </w:rPr>
+        <w:t>Exemple 3 :</w:t>
+      </w:r>
+    </w:p>
+    <w:p>
+      <w:pPr>
+        <w:shd w:val="clear" w:color="auto" w:fill="EDF1F8"/>
+        <w:spacing w:after="40" w:line="264" w:lineRule="auto"/>
+        <w:ind w:left="200" w:right="200"/>
+        <w:rPr>
+          <w:sz w:val="24"/>
+          <w:szCs w:val="24"/>
+        </w:rPr>
+      </w:pPr>
+      <w:r>
+        <w:rPr>
+          <w:rFonts w:ascii="Consolas" w:eastAsia="Consolas" w:hAnsi="Consolas" w:cs="Consolas"/>
+          <w:sz w:val="24"/>
+          <w:szCs w:val="24"/>
+        </w:rPr>
+        <w:t>Commentaire : "Commande reçue dans les délais annoncés."</w:t>
+      </w:r>
+    </w:p>
+    <w:p>
+      <w:pPr>
+        <w:shd w:val="clear" w:color="auto" w:fill="EDF1F8"/>
+        <w:spacing w:after="40" w:line="264" w:lineRule="auto"/>
+        <w:ind w:left="200" w:right="200"/>
+        <w:rPr>
+          <w:rFonts w:ascii="Consolas" w:eastAsia="Consolas" w:hAnsi="Consolas" w:cs="Consolas"/>
+          <w:sz w:val="24"/>
+          <w:szCs w:val="24"/>
+        </w:rPr>
+      </w:pPr>
+      <w:r>
+        <w:rPr>
+          <w:rFonts w:ascii="Consolas" w:eastAsia="Consolas" w:hAnsi="Consolas" w:cs="Consolas"/>
+          <w:sz w:val="24"/>
+          <w:szCs w:val="24"/>
+        </w:rPr>
+        <w:t>Classe : neutre</w:t>
+      </w:r>
+    </w:p>
+    <w:p>
+      <w:pPr>
+        <w:shd w:val="clear" w:color="auto" w:fill="EDF1F8"/>
+        <w:spacing w:after="40" w:line="264" w:lineRule="auto"/>
+        <w:ind w:left="200" w:right="200"/>
+        <w:rPr>
+          <w:rFonts w:ascii="Consolas" w:eastAsia="Consolas" w:hAnsi="Consolas" w:cs="Consolas"/>
+          <w:sz w:val="24"/>
+          <w:szCs w:val="24"/>
+        </w:rPr>
+      </w:pPr>
+    </w:p>
+    <w:p>
+      <w:pPr>
+        <w:shd w:val="clear" w:color="auto" w:fill="EDF1F8"/>
+        <w:spacing w:after="40" w:line="264" w:lineRule="auto"/>
+        <w:ind w:left="200" w:right="200"/>
+        <w:rPr>
+          <w:sz w:val="24"/>
+          <w:szCs w:val="24"/>
+        </w:rPr>
+      </w:pPr>
+      <w:r>
+        <w:rPr>
+          <w:rFonts w:ascii="Consolas" w:eastAsia="Consolas" w:hAnsi="Consolas" w:cs="Consolas"/>
+          <w:sz w:val="24"/>
+          <w:szCs w:val="24"/>
+        </w:rPr>
+        <w:t>Commentaire à classer :</w:t>
+      </w:r>
+    </w:p>
+    <w:p>
+      <w:pPr>
+        <w:shd w:val="clear" w:color="auto" w:fill="EDF1F8"/>
+        <w:spacing w:after="40" w:line="264" w:lineRule="auto"/>
+        <w:ind w:left="200" w:right="200"/>
+        <w:rPr>
+          <w:sz w:val="24"/>
+          <w:szCs w:val="24"/>
+        </w:rPr>
+      </w:pPr>
+      <w:r>
+        <w:rPr>
+          <w:rFonts w:ascii="Consolas" w:eastAsia="Consolas" w:hAnsi="Consolas" w:cs="Consolas"/>
+          <w:sz w:val="24"/>
+          <w:szCs w:val="24"/>
+        </w:rPr>
+        <w:t>"Le service est rapide mais l'application plante régulièrement."</w:t>
+      </w:r>
+    </w:p>
+    <w:p>
+      <w:pPr>
+        <w:shd w:val="clear" w:color="auto" w:fill="EDF1F8"/>
+        <w:spacing w:after="40" w:line="264" w:lineRule="auto"/>
+        <w:ind w:left="200" w:right="200"/>
+        <w:rPr>
+          <w:sz w:val="24"/>
+          <w:szCs w:val="24"/>
+        </w:rPr>
+      </w:pPr>
+    </w:p>
+    <w:p>
+      <w:pPr>
+        <w:shd w:val="clear" w:color="auto" w:fill="EDF1F8"/>
+        <w:spacing w:line="264" w:lineRule="auto"/>
+        <w:ind w:left="200" w:right="200"/>
+        <w:rPr>
+          <w:sz w:val="24"/>
+          <w:szCs w:val="24"/>
+        </w:rPr>
+      </w:pPr>
+      <w:r>
+        <w:rPr>
+          <w:rFonts w:ascii="Consolas" w:eastAsia="Consolas" w:hAnsi="Consolas" w:cs="Consolas"/>
+          <w:sz w:val="24"/>
+          <w:szCs w:val="24"/>
+        </w:rPr>
+        <w:t>Réponds uniquement par le nom de la classe.</w:t>
+      </w:r>
+    </w:p>
+    <w:p>
+      <w:pPr>
+        <w:shd w:val="clear" w:color="auto" w:fill="EDF1F8"/>
+        <w:spacing w:after="40" w:line="264" w:lineRule="auto"/>
+        <w:ind w:left="200" w:right="200"/>
+        <w:rPr>
+          <w:sz w:val="24"/>
+          <w:szCs w:val="24"/>
+        </w:rPr>
+      </w:pPr>
+    </w:p>
+    <w:p>
+      <w:pPr>
+        <w:rPr>
+          <w:lang w:eastAsia="en-US"/>
+        </w:rPr>
+      </w:pPr>
+    </w:p>
+    <w:p>
+      <w:pPr>
+        <w:rPr>
+          <w:lang w:eastAsia="en-US"/>
+        </w:rPr>
+      </w:pPr>
+      <w:r>
+        <w:rPr>
+          <w:lang w:eastAsia="en-US"/>
+        </w:rPr>
+        <w:drawing>
+          <wp:inline distT="0" distB="0" distL="0" distR="0" wp14:anchorId="14E4F807" wp14:editId="645318CE">
+            <wp:extent cx="5760720" cy="2508250"/>
+            <wp:effectExtent l="0" t="0" r="0" b="6350"/>
+            <wp:docPr id="915334583" name="Image 1"/>
+            <wp:cNvGraphicFramePr>
+              <a:graphicFrameLocks xmlns:a="http://schemas.openxmlformats.org/drawingml/2006/main" noChangeAspect="1"/>
+            </wp:cNvGraphicFramePr>
+            <a:graphic xmlns:a="http://schemas.openxmlformats.org/drawingml/2006/main">
+              <a:graphicData uri="http://schemas.openxmlformats.org/drawingml/2006/picture">
+                <pic:pic xmlns:pic="http://schemas.openxmlformats.org/drawingml/2006/picture">
+                  <pic:nvPicPr>
+                    <pic:cNvPr id="915334583" name=""/>
+                    <pic:cNvPicPr/>
+                  </pic:nvPicPr>
+                  <pic:blipFill>
+                    <a:blip r:embed="rId6"/>
+                    <a:stretch>
+                      <a:fillRect/>
+                    </a:stretch>
+                  </pic:blipFill>
+                  <pic:spPr>
+                    <a:xfrm>
+                      <a:off x="0" y="0"/>
+                      <a:ext cx="5760720" cy="2508250"/>
+                    </a:xfrm>
+                    <a:prstGeom prst="rect">
+                      <a:avLst/>
+                    </a:prstGeom>
+                  </pic:spPr>
+                </pic:pic>
+              </a:graphicData>
+            </a:graphic>
+          </wp:inline>
+        </w:drawing>
+      </w:r>
+    </w:p>
+    <w:p>
+      <w:pPr>
+        <w:rPr>
+          <w:lang w:eastAsia="en-US"/>
+        </w:rPr>
+      </w:pPr>
+    </w:p>
+    <w:p>
+      <w:pPr>
+        <w:pStyle w:val="Titre2"/>
+      </w:pPr>
+      <w:r>
+        <w:t>Prompt structuré</w:t>
+      </w:r>
+      <w:r>
+        <w:t xml:space="preserve"> : </w:t>
+      </w:r>
+    </w:p>
+    <w:p>
+      <w:pPr>
+        <w:shd w:val="clear" w:color="auto" w:fill="2E5090"/>
+        <w:spacing w:before="120"/>
+      </w:pPr>
+      <w:r>
+        <w:rPr>
+          <w:b/>
+          <w:bCs/>
+          <w:color w:val="FFFFFF"/>
+          <w:sz w:val="18"/>
+          <w:szCs w:val="18"/>
+        </w:rPr>
+        <w:t xml:space="preserve">  PROMPT</w:t>
+      </w:r>
+    </w:p>
+    <w:p>
+      <w:pPr>
+        <w:shd w:val="clear" w:color="auto" w:fill="EDF1F8"/>
+        <w:spacing w:after="40" w:line="264" w:lineRule="auto"/>
+        <w:ind w:left="200" w:right="200"/>
+      </w:pPr>
+      <w:r>
+        <w:rPr>
+          <w:rFonts w:ascii="Consolas" w:eastAsia="Consolas" w:hAnsi="Consolas" w:cs="Consolas"/>
+          <w:sz w:val="20"/>
+          <w:szCs w:val="20"/>
+        </w:rPr>
+        <w:t>Rôle : Tu es un système de classification de sentiment pour des avis clients.</w:t>
+      </w:r>
+    </w:p>
+    <w:p>
+      <w:pPr>
+        <w:shd w:val="clear" w:color="auto" w:fill="EDF1F8"/>
+        <w:spacing w:after="40" w:line="264" w:lineRule="auto"/>
+        <w:ind w:left="200" w:right="200"/>
+      </w:pPr>
+    </w:p>
+    <w:p>
+      <w:pPr>
+        <w:shd w:val="clear" w:color="auto" w:fill="EDF1F8"/>
+        <w:spacing w:after="40" w:line="264" w:lineRule="auto"/>
+        <w:ind w:left="200" w:right="200"/>
+      </w:pPr>
+      <w:r>
+        <w:rPr>
+          <w:rFonts w:ascii="Consolas" w:eastAsia="Consolas" w:hAnsi="Consolas" w:cs="Consolas"/>
+          <w:sz w:val="20"/>
+          <w:szCs w:val="20"/>
+        </w:rPr>
+        <w:t>Tâche : Classer le commentaire ci-dessous selon le sentiment exprimé.</w:t>
+      </w:r>
+    </w:p>
+    <w:p>
+      <w:pPr>
+        <w:shd w:val="clear" w:color="auto" w:fill="EDF1F8"/>
+        <w:spacing w:after="40" w:line="264" w:lineRule="auto"/>
+        <w:ind w:left="200" w:right="200"/>
+      </w:pPr>
+    </w:p>
+    <w:p>
+      <w:pPr>
+        <w:shd w:val="clear" w:color="auto" w:fill="EDF1F8"/>
+        <w:spacing w:after="40" w:line="264" w:lineRule="auto"/>
+        <w:ind w:left="200" w:right="200"/>
+      </w:pPr>
+      <w:r>
+        <w:rPr>
+          <w:rFonts w:ascii="Consolas" w:eastAsia="Consolas" w:hAnsi="Consolas" w:cs="Consolas"/>
+          <w:sz w:val="20"/>
+          <w:szCs w:val="20"/>
+        </w:rPr>
+        <w:t>Classes autorisées (une seule au choix) : positif, négatif, neutre.</w:t>
+      </w:r>
+    </w:p>
+    <w:p>
+      <w:pPr>
+        <w:shd w:val="clear" w:color="auto" w:fill="EDF1F8"/>
+        <w:spacing w:after="40" w:line="264" w:lineRule="auto"/>
+        <w:ind w:left="200" w:right="200"/>
+      </w:pPr>
+    </w:p>
+    <w:p>
+      <w:pPr>
+        <w:shd w:val="clear" w:color="auto" w:fill="EDF1F8"/>
+        <w:spacing w:after="40" w:line="264" w:lineRule="auto"/>
+        <w:ind w:left="200" w:right="200"/>
+      </w:pPr>
+      <w:r>
+        <w:rPr>
+          <w:rFonts w:ascii="Consolas" w:eastAsia="Consolas" w:hAnsi="Consolas" w:cs="Consolas"/>
+          <w:sz w:val="20"/>
+          <w:szCs w:val="20"/>
+        </w:rPr>
+        <w:t>Règle de décision : si le commentaire mêle un aspect positif et un aspect</w:t>
+      </w:r>
+    </w:p>
+    <w:p>
+      <w:pPr>
+        <w:shd w:val="clear" w:color="auto" w:fill="EDF1F8"/>
+        <w:spacing w:after="40" w:line="264" w:lineRule="auto"/>
+        <w:ind w:left="200" w:right="200"/>
+      </w:pPr>
+      <w:proofErr w:type="gramStart"/>
+      <w:r>
+        <w:rPr>
+          <w:rFonts w:ascii="Consolas" w:eastAsia="Consolas" w:hAnsi="Consolas" w:cs="Consolas"/>
+          <w:sz w:val="20"/>
+          <w:szCs w:val="20"/>
+        </w:rPr>
+        <w:t>négatif</w:t>
+      </w:r>
+      <w:proofErr w:type="gramEnd"/>
+      <w:r>
+        <w:rPr>
+          <w:rFonts w:ascii="Consolas" w:eastAsia="Consolas" w:hAnsi="Consolas" w:cs="Consolas"/>
+          <w:sz w:val="20"/>
+          <w:szCs w:val="20"/>
+        </w:rPr>
+        <w:t>, la classe est déterminée par l'élément qui a le plus d'impact sur</w:t>
+      </w:r>
+    </w:p>
+    <w:p>
+      <w:pPr>
+        <w:shd w:val="clear" w:color="auto" w:fill="EDF1F8"/>
+        <w:spacing w:after="40" w:line="264" w:lineRule="auto"/>
+        <w:ind w:left="200" w:right="200"/>
+      </w:pPr>
+      <w:proofErr w:type="gramStart"/>
+      <w:r>
+        <w:rPr>
+          <w:rFonts w:ascii="Consolas" w:eastAsia="Consolas" w:hAnsi="Consolas" w:cs="Consolas"/>
+          <w:sz w:val="20"/>
+          <w:szCs w:val="20"/>
+        </w:rPr>
+        <w:lastRenderedPageBreak/>
+        <w:t>l'expérience</w:t>
+      </w:r>
+      <w:proofErr w:type="gramEnd"/>
+      <w:r>
+        <w:rPr>
+          <w:rFonts w:ascii="Consolas" w:eastAsia="Consolas" w:hAnsi="Consolas" w:cs="Consolas"/>
+          <w:sz w:val="20"/>
+          <w:szCs w:val="20"/>
+        </w:rPr>
+        <w:t xml:space="preserve"> utilisateur (ex. un bug bloquant pèse plus qu'un gain de temps).</w:t>
+      </w:r>
+    </w:p>
+    <w:p>
+      <w:pPr>
+        <w:shd w:val="clear" w:color="auto" w:fill="EDF1F8"/>
+        <w:spacing w:after="40" w:line="264" w:lineRule="auto"/>
+        <w:ind w:left="200" w:right="200"/>
+      </w:pPr>
+    </w:p>
+    <w:p>
+      <w:pPr>
+        <w:shd w:val="clear" w:color="auto" w:fill="EDF1F8"/>
+        <w:spacing w:after="40" w:line="264" w:lineRule="auto"/>
+        <w:ind w:left="200" w:right="200"/>
+      </w:pPr>
+      <w:r>
+        <w:rPr>
+          <w:rFonts w:ascii="Consolas" w:eastAsia="Consolas" w:hAnsi="Consolas" w:cs="Consolas"/>
+          <w:sz w:val="20"/>
+          <w:szCs w:val="20"/>
+        </w:rPr>
+        <w:t>Commentaire : "Le service est rapide mais l'application plante régulièrement."</w:t>
+      </w:r>
+    </w:p>
+    <w:p>
+      <w:pPr>
+        <w:shd w:val="clear" w:color="auto" w:fill="EDF1F8"/>
+        <w:spacing w:after="40" w:line="264" w:lineRule="auto"/>
+        <w:ind w:left="200" w:right="200"/>
+      </w:pPr>
+    </w:p>
+    <w:p>
+      <w:pPr>
+        <w:shd w:val="clear" w:color="auto" w:fill="EDF1F8"/>
+        <w:spacing w:after="40" w:line="264" w:lineRule="auto"/>
+        <w:ind w:left="200" w:right="200"/>
+        <w:rPr>
+          <w:rFonts w:ascii="Consolas" w:eastAsia="Consolas" w:hAnsi="Consolas" w:cs="Consolas"/>
+          <w:sz w:val="20"/>
+          <w:szCs w:val="20"/>
+        </w:rPr>
+      </w:pPr>
+      <w:r>
+        <w:rPr>
+          <w:rFonts w:ascii="Consolas" w:eastAsia="Consolas" w:hAnsi="Consolas" w:cs="Consolas"/>
+          <w:sz w:val="20"/>
+          <w:szCs w:val="20"/>
+        </w:rPr>
+        <w:t>Format de sortie (JSON strict, aucun texte hors JSON) :</w:t>
+      </w:r>
+    </w:p>
+    <w:p>
+      <w:pPr>
+        <w:shd w:val="clear" w:color="auto" w:fill="EDF1F8"/>
+        <w:spacing w:after="40" w:line="264" w:lineRule="auto"/>
+        <w:ind w:left="200" w:right="200"/>
+        <w:rPr>
+          <w:rFonts w:ascii="Consolas" w:eastAsia="Consolas" w:hAnsi="Consolas" w:cs="Consolas"/>
+          <w:sz w:val="20"/>
+          <w:szCs w:val="20"/>
+        </w:rPr>
+      </w:pPr>
+    </w:p>
+    <w:p>
+      <w:pPr>
+        <w:shd w:val="clear" w:color="auto" w:fill="EDF1F8"/>
+        <w:spacing w:line="264" w:lineRule="auto"/>
+        <w:ind w:left="200" w:right="200"/>
+      </w:pPr>
+      <w:proofErr w:type="gramStart"/>
+      <w:r>
+        <w:rPr>
+          <w:rFonts w:ascii="Consolas" w:eastAsia="Consolas" w:hAnsi="Consolas" w:cs="Consolas"/>
+          <w:sz w:val="20"/>
+          <w:szCs w:val="20"/>
+        </w:rPr>
+        <w:t>{ "</w:t>
+      </w:r>
+      <w:proofErr w:type="gramEnd"/>
+      <w:r>
+        <w:rPr>
+          <w:rFonts w:ascii="Consolas" w:eastAsia="Consolas" w:hAnsi="Consolas" w:cs="Consolas"/>
+          <w:sz w:val="20"/>
+          <w:szCs w:val="20"/>
+        </w:rPr>
+        <w:t>classe</w:t>
+      </w:r>
+      <w:proofErr w:type="gramStart"/>
+      <w:r>
+        <w:rPr>
+          <w:rFonts w:ascii="Consolas" w:eastAsia="Consolas" w:hAnsi="Consolas" w:cs="Consolas"/>
+          <w:sz w:val="20"/>
+          <w:szCs w:val="20"/>
+        </w:rPr>
+        <w:t>":</w:t>
+      </w:r>
+      <w:proofErr w:type="gramEnd"/>
+      <w:r>
+        <w:rPr>
+          <w:rFonts w:ascii="Consolas" w:eastAsia="Consolas" w:hAnsi="Consolas" w:cs="Consolas"/>
+          <w:sz w:val="20"/>
+          <w:szCs w:val="20"/>
+        </w:rPr>
+        <w:t xml:space="preserve"> "</w:t>
       </w:r>
       <w:proofErr w:type="spellStart"/>
+      <w:r>
+        <w:rPr>
+          <w:rFonts w:ascii="Consolas" w:eastAsia="Consolas" w:hAnsi="Consolas" w:cs="Consolas"/>
+          <w:sz w:val="20"/>
+          <w:szCs w:val="20"/>
+        </w:rPr>
+        <w:t>positif|négatif|neutre</w:t>
+      </w:r>
+      <w:proofErr w:type="spellEnd"/>
+      <w:r>
+        <w:rPr>
+          <w:rFonts w:ascii="Consolas" w:eastAsia="Consolas" w:hAnsi="Consolas" w:cs="Consolas"/>
+          <w:sz w:val="20"/>
+          <w:szCs w:val="20"/>
+        </w:rPr>
+        <w:t>", "justification</w:t>
+      </w:r>
       <w:proofErr w:type="gramStart"/>
       <w:r>
         <w:rPr>
           <w:rFonts w:ascii="Consolas" w:eastAsia="Consolas" w:hAnsi="Consolas" w:cs="Consolas"/>
-          <w:sz w:val="28"/>
-          <w:szCs w:val="28"/>
-        </w:rPr>
-        <w:t>retours</w:t>
+          <w:sz w:val="20"/>
+          <w:szCs w:val="20"/>
+        </w:rPr>
+        <w:t>":</w:t>
       </w:r>
       <w:proofErr w:type="gramEnd"/>
       <w:r>
         <w:rPr>
           <w:rFonts w:ascii="Consolas" w:eastAsia="Consolas" w:hAnsi="Consolas" w:cs="Consolas"/>
-          <w:sz w:val="28"/>
-          <w:szCs w:val="28"/>
-        </w:rPr>
-        <w:t>_clients</w:t>
-      </w:r>
-      <w:proofErr w:type="spellEnd"/>
-      <w:r>
-        <w:rPr>
-          <w:rFonts w:ascii="Consolas" w:eastAsia="Consolas" w:hAnsi="Consolas" w:cs="Consolas"/>
-          <w:sz w:val="28"/>
-          <w:szCs w:val="28"/>
-        </w:rPr>
-        <w:t>}</w:t>
-      </w:r>
-    </w:p>
-    <w:p>
-      <w:pPr>
-        <w:shd w:val="clear" w:color="auto" w:fill="EDF1F8"/>
-        <w:spacing w:after="40" w:line="264" w:lineRule="auto"/>
-        <w:ind w:left="200" w:right="200"/>
-        <w:rPr>
-          <w:sz w:val="28"/>
-          <w:szCs w:val="28"/>
-        </w:rPr>
-      </w:pPr>
-      <w:r>
-        <w:rPr>
-          <w:rFonts w:ascii="Consolas" w:eastAsia="Consolas" w:hAnsi="Consolas" w:cs="Consolas"/>
-          <w:sz w:val="28"/>
-          <w:szCs w:val="28"/>
-        </w:rPr>
-        <w:t>"""</w:t>
-      </w:r>
-    </w:p>
-    <w:p>
-      <w:pPr>
-        <w:shd w:val="clear" w:color="auto" w:fill="EDF1F8"/>
-        <w:spacing w:after="40" w:line="264" w:lineRule="auto"/>
-        <w:ind w:left="200" w:right="200"/>
-        <w:rPr>
-          <w:sz w:val="28"/>
-          <w:szCs w:val="28"/>
-        </w:rPr>
-      </w:pPr>
-    </w:p>
-    <w:p>
-      <w:pPr>
-        <w:shd w:val="clear" w:color="auto" w:fill="EDF1F8"/>
-        <w:spacing w:after="40" w:line="264" w:lineRule="auto"/>
-        <w:ind w:left="200" w:right="200"/>
-        <w:rPr>
-          <w:sz w:val="28"/>
-          <w:szCs w:val="28"/>
-        </w:rPr>
-      </w:pPr>
-      <w:r>
-        <w:rPr>
-          <w:rFonts w:ascii="Consolas" w:eastAsia="Consolas" w:hAnsi="Consolas" w:cs="Consolas"/>
-          <w:sz w:val="28"/>
-          <w:szCs w:val="28"/>
-        </w:rPr>
-        <w:t>Tâche : Analyse ces retours et produis une synthèse exploitable par l'équipe</w:t>
-      </w:r>
-      <w:r>
-        <w:rPr>
-          <w:sz w:val="28"/>
-          <w:szCs w:val="28"/>
-        </w:rPr>
-        <w:t xml:space="preserve"> </w:t>
-      </w:r>
-      <w:r>
-        <w:rPr>
-          <w:rFonts w:ascii="Consolas" w:eastAsia="Consolas" w:hAnsi="Consolas" w:cs="Consolas"/>
-          <w:sz w:val="28"/>
-          <w:szCs w:val="28"/>
-        </w:rPr>
-        <w:t>produit. Identifie : le sentiment global, les thèmes récurrents, les problèmes</w:t>
-      </w:r>
-      <w:r>
-        <w:rPr>
-          <w:sz w:val="28"/>
-          <w:szCs w:val="28"/>
-        </w:rPr>
-        <w:t xml:space="preserve"> </w:t>
-      </w:r>
-      <w:r>
-        <w:rPr>
-          <w:rFonts w:ascii="Consolas" w:eastAsia="Consolas" w:hAnsi="Consolas" w:cs="Consolas"/>
-          <w:sz w:val="28"/>
-          <w:szCs w:val="28"/>
-        </w:rPr>
-        <w:t>les plus fréquemment mentionnés, et les points positifs à conserver.</w:t>
-      </w:r>
-    </w:p>
-    <w:p>
-      <w:pPr>
-        <w:shd w:val="clear" w:color="auto" w:fill="EDF1F8"/>
-        <w:spacing w:after="40" w:line="264" w:lineRule="auto"/>
-        <w:ind w:left="200" w:right="200"/>
-        <w:rPr>
-          <w:sz w:val="28"/>
-          <w:szCs w:val="28"/>
-        </w:rPr>
-      </w:pPr>
-    </w:p>
-    <w:p>
-      <w:pPr>
-        <w:shd w:val="clear" w:color="auto" w:fill="EDF1F8"/>
-        <w:spacing w:after="40" w:line="264" w:lineRule="auto"/>
-        <w:ind w:left="200" w:right="200"/>
-        <w:rPr>
-          <w:sz w:val="28"/>
-          <w:szCs w:val="28"/>
-        </w:rPr>
-      </w:pPr>
-      <w:r>
-        <w:rPr>
-          <w:rFonts w:ascii="Consolas" w:eastAsia="Consolas" w:hAnsi="Consolas" w:cs="Consolas"/>
-          <w:sz w:val="28"/>
-          <w:szCs w:val="28"/>
-        </w:rPr>
-        <w:t>Contraintes :</w:t>
-      </w:r>
-    </w:p>
-    <w:p>
-      <w:pPr>
-        <w:shd w:val="clear" w:color="auto" w:fill="EDF1F8"/>
-        <w:spacing w:after="40" w:line="264" w:lineRule="auto"/>
-        <w:ind w:left="200" w:right="200"/>
-        <w:rPr>
-          <w:sz w:val="28"/>
-          <w:szCs w:val="28"/>
-        </w:rPr>
-      </w:pPr>
-      <w:r>
-        <w:rPr>
-          <w:rFonts w:ascii="Consolas" w:eastAsia="Consolas" w:hAnsi="Consolas" w:cs="Consolas"/>
-          <w:sz w:val="28"/>
-          <w:szCs w:val="28"/>
-        </w:rPr>
-        <w:t>- Base-toi uniquement sur le contenu des retours fournis, sans inventer d'information.</w:t>
-      </w:r>
-    </w:p>
-    <w:p>
-      <w:pPr>
-        <w:shd w:val="clear" w:color="auto" w:fill="EDF1F8"/>
-        <w:spacing w:after="40" w:line="264" w:lineRule="auto"/>
-        <w:ind w:left="200" w:right="200"/>
-        <w:rPr>
-          <w:sz w:val="28"/>
-          <w:szCs w:val="28"/>
-        </w:rPr>
-      </w:pPr>
-      <w:r>
-        <w:rPr>
-          <w:rFonts w:ascii="Consolas" w:eastAsia="Consolas" w:hAnsi="Consolas" w:cs="Consolas"/>
-          <w:sz w:val="28"/>
-          <w:szCs w:val="28"/>
-        </w:rPr>
-        <w:t>- Si un retour est ambigu, classe-le comme "neutre" plutôt que de forcer une</w:t>
-      </w:r>
-      <w:r>
-        <w:rPr>
-          <w:sz w:val="28"/>
-          <w:szCs w:val="28"/>
-        </w:rPr>
-        <w:t xml:space="preserve"> </w:t>
-      </w:r>
-      <w:r>
-        <w:rPr>
-          <w:rFonts w:ascii="Consolas" w:eastAsia="Consolas" w:hAnsi="Consolas" w:cs="Consolas"/>
-          <w:sz w:val="28"/>
-          <w:szCs w:val="28"/>
-        </w:rPr>
-        <w:t>interprétation.</w:t>
-      </w:r>
-    </w:p>
-    <w:p>
-      <w:pPr>
-        <w:shd w:val="clear" w:color="auto" w:fill="EDF1F8"/>
-        <w:spacing w:after="40" w:line="264" w:lineRule="auto"/>
-        <w:ind w:left="200" w:right="200"/>
-        <w:rPr>
-          <w:sz w:val="28"/>
-          <w:szCs w:val="28"/>
-        </w:rPr>
-      </w:pPr>
-      <w:r>
-        <w:rPr>
-          <w:rFonts w:ascii="Consolas" w:eastAsia="Consolas" w:hAnsi="Consolas" w:cs="Consolas"/>
-          <w:sz w:val="28"/>
-          <w:szCs w:val="28"/>
-        </w:rPr>
-        <w:t>- Cite le nombre approximatif de retours concernés par chaque thème.</w:t>
-      </w:r>
-    </w:p>
-    <w:p>
-      <w:pPr>
-        <w:shd w:val="clear" w:color="auto" w:fill="EDF1F8"/>
-        <w:spacing w:after="40" w:line="264" w:lineRule="auto"/>
-        <w:ind w:left="200" w:right="200"/>
-        <w:rPr>
-          <w:sz w:val="28"/>
-          <w:szCs w:val="28"/>
-        </w:rPr>
-      </w:pPr>
-      <w:r>
-        <w:rPr>
-          <w:rFonts w:ascii="Consolas" w:eastAsia="Consolas" w:hAnsi="Consolas" w:cs="Consolas"/>
-          <w:sz w:val="28"/>
-          <w:szCs w:val="28"/>
-        </w:rPr>
-        <w:t>- Reste factuel, sans jugement de valeur sur les clients ou l'entreprise.</w:t>
-      </w:r>
-    </w:p>
-    <w:p>
-      <w:pPr>
-        <w:shd w:val="clear" w:color="auto" w:fill="EDF1F8"/>
-        <w:spacing w:after="40" w:line="264" w:lineRule="auto"/>
-        <w:ind w:left="200" w:right="200"/>
-        <w:rPr>
-          <w:sz w:val="28"/>
-          <w:szCs w:val="28"/>
-        </w:rPr>
-      </w:pPr>
-    </w:p>
-    <w:p>
-      <w:pPr>
-        <w:shd w:val="clear" w:color="auto" w:fill="EDF1F8"/>
-        <w:spacing w:after="40" w:line="264" w:lineRule="auto"/>
-        <w:ind w:left="200" w:right="200"/>
-        <w:rPr>
-          <w:sz w:val="28"/>
-          <w:szCs w:val="28"/>
-        </w:rPr>
-      </w:pPr>
-      <w:r>
-        <w:rPr>
-          <w:rFonts w:ascii="Consolas" w:eastAsia="Consolas" w:hAnsi="Consolas" w:cs="Consolas"/>
-          <w:sz w:val="28"/>
-          <w:szCs w:val="28"/>
-        </w:rPr>
-        <w:t>Format de sortie : une synthèse structurée en 4 sections (Sentiment global,</w:t>
-      </w:r>
-    </w:p>
-    <w:p>
-      <w:pPr>
-        <w:shd w:val="clear" w:color="auto" w:fill="EDF1F8"/>
-        <w:spacing w:after="40" w:line="264" w:lineRule="auto"/>
-        <w:ind w:left="200" w:right="200"/>
-        <w:rPr>
-          <w:sz w:val="28"/>
-          <w:szCs w:val="28"/>
-        </w:rPr>
-      </w:pPr>
-      <w:r>
-        <w:rPr>
-          <w:rFonts w:ascii="Consolas" w:eastAsia="Consolas" w:hAnsi="Consolas" w:cs="Consolas"/>
-          <w:sz w:val="28"/>
-          <w:szCs w:val="28"/>
-        </w:rPr>
-        <w:t>Thèmes récurrents, Problèmes prioritaires, Points positifs), suivie d'une liste</w:t>
-      </w:r>
-      <w:r>
-        <w:rPr>
-          <w:sz w:val="28"/>
-          <w:szCs w:val="28"/>
-        </w:rPr>
-        <w:t xml:space="preserve"> </w:t>
-      </w:r>
-      <w:r>
-        <w:rPr>
-          <w:rFonts w:ascii="Consolas" w:eastAsia="Consolas" w:hAnsi="Consolas" w:cs="Consolas"/>
-          <w:sz w:val="28"/>
-          <w:szCs w:val="28"/>
-        </w:rPr>
-        <w:t>de 3 recommandations concrètes classées par priorité.</w:t>
-      </w:r>
-    </w:p>
-    <w:p>
-      <w:pPr>
-        <w:spacing w:after="160" w:line="288" w:lineRule="auto"/>
-        <w:rPr>
-          <w:sz w:val="28"/>
-          <w:szCs w:val="28"/>
-        </w:rPr>
-      </w:pPr>
-    </w:p>
-    <w:p>
-      <w:pPr>
-        <w:rPr>
-          <w:sz w:val="28"/>
-          <w:szCs w:val="28"/>
+          <w:sz w:val="20"/>
+          <w:szCs w:val="20"/>
+        </w:rPr>
+        <w:t xml:space="preserve"> "&lt;1 phrase&gt;</w:t>
+      </w:r>
+      <w:proofErr w:type="gramStart"/>
+      <w:r>
+        <w:rPr>
+          <w:rFonts w:ascii="Consolas" w:eastAsia="Consolas" w:hAnsi="Consolas" w:cs="Consolas"/>
+          <w:sz w:val="20"/>
+          <w:szCs w:val="20"/>
+        </w:rPr>
+        <w:t>" }</w:t>
+      </w:r>
+      <w:proofErr w:type="gramEnd"/>
+    </w:p>
+    <w:p>
+      <w:pPr>
+        <w:shd w:val="clear" w:color="auto" w:fill="EDF1F8"/>
+        <w:spacing w:after="40" w:line="264" w:lineRule="auto"/>
+        <w:ind w:left="200" w:right="200"/>
+        <w:rPr>
+          <w:rFonts w:ascii="Consolas" w:eastAsia="Consolas" w:hAnsi="Consolas" w:cs="Consolas"/>
+          <w:sz w:val="20"/>
+          <w:szCs w:val="20"/>
+        </w:rPr>
+      </w:pPr>
+    </w:p>
+    <w:p>
+      <w:pPr>
+        <w:rPr>
+          <w:lang w:eastAsia="en-US"/>
+        </w:rPr>
+      </w:pPr>
+    </w:p>
+    <w:p>
+      <w:pPr>
+        <w:rPr>
+          <w:lang w:eastAsia="en-US"/>
+        </w:rPr>
+      </w:pPr>
+    </w:p>
+    <w:p>
+      <w:pPr>
+        <w:rPr>
+          <w:lang w:eastAsia="en-US"/>
+        </w:rPr>
+      </w:pPr>
+      <w:r>
+        <w:rPr>
+          <w:lang w:eastAsia="en-US"/>
+        </w:rPr>
+        <w:drawing>
+          <wp:inline distT="0" distB="0" distL="0" distR="0" wp14:anchorId="67C4CBF4" wp14:editId="717BCA03">
+            <wp:extent cx="5760720" cy="1967865"/>
+            <wp:effectExtent l="0" t="0" r="0" b="0"/>
+            <wp:docPr id="1694257960" name="Image 1"/>
+            <wp:cNvGraphicFramePr>
+              <a:graphicFrameLocks xmlns:a="http://schemas.openxmlformats.org/drawingml/2006/main" noChangeAspect="1"/>
+            </wp:cNvGraphicFramePr>
+            <a:graphic xmlns:a="http://schemas.openxmlformats.org/drawingml/2006/main">
+              <a:graphicData uri="http://schemas.openxmlformats.org/drawingml/2006/picture">
+                <pic:pic xmlns:pic="http://schemas.openxmlformats.org/drawingml/2006/picture">
+                  <pic:nvPicPr>
+                    <pic:cNvPr id="1694257960" name=""/>
+                    <pic:cNvPicPr/>
+                  </pic:nvPicPr>
+                  <pic:blipFill>
+                    <a:blip r:embed="rId7"/>
+                    <a:stretch>
+                      <a:fillRect/>
+                    </a:stretch>
+                  </pic:blipFill>
+                  <pic:spPr>
+                    <a:xfrm>
+                      <a:off x="0" y="0"/>
+                      <a:ext cx="5760720" cy="1967865"/>
+                    </a:xfrm>
+                    <a:prstGeom prst="rect">
+                      <a:avLst/>
+                    </a:prstGeom>
+                  </pic:spPr>
+                </pic:pic>
+              </a:graphicData>
+            </a:graphic>
+          </wp:inline>
+        </w:drawing>
+      </w:r>
+    </w:p>
+    <w:p>
+      <w:pPr>
+        <w:rPr>
+          <w:lang w:eastAsia="en-US"/>
+        </w:rPr>
+      </w:pPr>
+    </w:p>
+    <w:p>
+      <w:pPr>
+        <w:pStyle w:val="Titre1"/>
+        <w:pBdr>
+          <w:bottom w:val="single" w:sz="6" w:space="4" w:color="2E5090"/>
+        </w:pBdr>
+      </w:pPr>
+      <w:r>
+        <w:t>Partie 3</w:t>
+      </w:r>
+      <w:r>
+        <w:t> :</w:t>
+      </w:r>
+      <w:r>
+        <w:t xml:space="preserve">  Prompt Engineering et raisonnement</w:t>
+      </w:r>
+    </w:p>
+    <w:p>
+      <w:pPr>
+        <w:rPr>
+          <w:lang w:eastAsia="en-US"/>
         </w:rPr>
       </w:pPr>
     </w:p>
@@ -1287,7 +2756,6 @@
     <w:next w:val="Normal"/>
     <w:link w:val="Titre2Car"/>
     <w:uiPriority w:val="9"/>
-    <w:semiHidden/>
     <w:unhideWhenUsed/>
     <w:qFormat/>
     <w:rsid w:val="008C76A7"/>
@@ -1539,7 +3007,6 @@
     <w:basedOn w:val="Policepardfaut"/>
     <w:link w:val="Titre2"/>
     <w:uiPriority w:val="9"/>
-    <w:semiHidden/>
     <w:rsid w:val="008C76A7"/>
     <w:rPr>
       <w:rFonts w:asciiTheme="majorHAnsi" w:eastAsiaTheme="majorEastAsia" w:hAnsiTheme="majorHAnsi" w:cstheme="majorBidi"/>

--- a/ai-business_assistant/Atelier Prompt Engineering.docx
+++ b/ai-business_assistant/Atelier Prompt Engineering.docx
@@ -1188,7 +1188,7 @@
                     <pic:cNvPicPr/>
                   </pic:nvPicPr>
                   <pic:blipFill>
-                    <a:blip r:embed="rId4"/>
+                    <a:blip r:embed="rId5"/>
                     <a:stretch>
                       <a:fillRect/>
                     </a:stretch>
@@ -1453,7 +1453,7 @@
                     <pic:cNvPicPr/>
                   </pic:nvPicPr>
                   <pic:blipFill>
-                    <a:blip r:embed="rId5"/>
+                    <a:blip r:embed="rId6"/>
                     <a:stretch>
                       <a:fillRect/>
                     </a:stretch>
@@ -1861,7 +1861,7 @@
                     <pic:cNvPicPr/>
                   </pic:nvPicPr>
                   <pic:blipFill>
-                    <a:blip r:embed="rId6"/>
+                    <a:blip r:embed="rId7"/>
                     <a:stretch>
                       <a:fillRect/>
                     </a:stretch>
@@ -2250,7 +2250,7 @@
                     <pic:cNvPicPr/>
                   </pic:nvPicPr>
                   <pic:blipFill>
-                    <a:blip r:embed="rId7"/>
+                    <a:blip r:embed="rId8"/>
                     <a:stretch>
                       <a:fillRect/>
                     </a:stretch>
@@ -2297,8 +2297,1793 @@
     </w:p>
     <w:p>
       <w:pPr>
-        <w:rPr>
+        <w:pStyle w:val="Titre2"/>
+        <w:numPr>
+          <w:ilvl w:val="0"/>
+          <w:numId w:val="1"/>
+        </w:numPr>
+      </w:pPr>
+      <w:r>
+        <w:t>Décomposition du prompt</w:t>
+      </w:r>
+      <w:r>
+        <w:t> :</w:t>
+      </w:r>
+    </w:p>
+    <w:p>
+      <w:pPr>
+        <w:rPr>
+          <w:sz w:val="24"/>
+          <w:szCs w:val="24"/>
           <w:lang w:eastAsia="en-US"/>
+        </w:rPr>
+      </w:pPr>
+      <w:r>
+        <w:rPr>
+          <w:b/>
+          <w:bCs/>
+          <w:lang w:eastAsia="en-US"/>
+        </w:rPr>
+        <w:t xml:space="preserve">Question : </w:t>
+      </w:r>
+      <w:r>
+        <w:rPr>
+          <w:sz w:val="24"/>
+          <w:szCs w:val="24"/>
+          <w:lang w:eastAsia="en-US"/>
+        </w:rPr>
+        <w:t>« Analyse ces avis clients et donne-moi les problèmes les plus importants ainsi que</w:t>
+      </w:r>
+      <w:r>
+        <w:rPr>
+          <w:sz w:val="24"/>
+          <w:szCs w:val="24"/>
+          <w:lang w:eastAsia="en-US"/>
+        </w:rPr>
+        <w:t xml:space="preserve"> </w:t>
+      </w:r>
+      <w:r>
+        <w:rPr>
+          <w:sz w:val="24"/>
+          <w:szCs w:val="24"/>
+          <w:lang w:eastAsia="en-US"/>
+        </w:rPr>
+        <w:t>les recommandations. »</w:t>
+      </w:r>
+    </w:p>
+    <w:p>
+      <w:pPr>
+        <w:rPr>
+          <w:sz w:val="24"/>
+          <w:szCs w:val="24"/>
+          <w:lang w:eastAsia="en-US"/>
+        </w:rPr>
+      </w:pPr>
+    </w:p>
+    <w:p>
+      <w:pPr>
+        <w:spacing w:after="160" w:line="288" w:lineRule="auto"/>
+        <w:rPr>
+          <w:sz w:val="24"/>
+          <w:szCs w:val="24"/>
+        </w:rPr>
+      </w:pPr>
+      <w:r>
+        <w:rPr>
+          <w:sz w:val="24"/>
+          <w:szCs w:val="24"/>
+        </w:rPr>
+        <w:t xml:space="preserve">Le prompt « Analyse ces avis clients et donne-moi les problèmes les plus importants ainsi que les recommandations » regroupe en réalité plusieurs sous-tâches implicites. Les décomposer permet de guider le raisonnement du modèle étape par étape (technique de </w:t>
+      </w:r>
+      <w:proofErr w:type="spellStart"/>
+      <w:r>
+        <w:rPr>
+          <w:sz w:val="24"/>
+          <w:szCs w:val="24"/>
+        </w:rPr>
+        <w:t>chain</w:t>
+      </w:r>
+      <w:proofErr w:type="spellEnd"/>
+      <w:r>
+        <w:rPr>
+          <w:sz w:val="24"/>
+          <w:szCs w:val="24"/>
+        </w:rPr>
+        <w:t>-of-</w:t>
+      </w:r>
+      <w:proofErr w:type="spellStart"/>
+      <w:r>
+        <w:rPr>
+          <w:sz w:val="24"/>
+          <w:szCs w:val="24"/>
+        </w:rPr>
+        <w:t>thought</w:t>
+      </w:r>
+      <w:proofErr w:type="spellEnd"/>
+      <w:r>
+        <w:rPr>
+          <w:sz w:val="24"/>
+          <w:szCs w:val="24"/>
+        </w:rPr>
+        <w:t>) plutôt que de lui demander un saut direct vers la conclusion.</w:t>
+      </w:r>
+    </w:p>
+    <w:p>
+      <w:pPr>
+        <w:pStyle w:val="Paragraphedeliste"/>
+        <w:numPr>
+          <w:ilvl w:val="0"/>
+          <w:numId w:val="2"/>
+        </w:numPr>
+        <w:spacing w:after="80" w:line="276" w:lineRule="auto"/>
+        <w:contextualSpacing w:val="0"/>
+        <w:rPr>
+          <w:sz w:val="24"/>
+          <w:szCs w:val="24"/>
+        </w:rPr>
+      </w:pPr>
+      <w:r>
+        <w:rPr>
+          <w:sz w:val="24"/>
+          <w:szCs w:val="24"/>
+        </w:rPr>
+        <w:t>Étape 1 — Lecture et regroupement : identifier les thèmes abordés dans l'ensemble des avis (livraison, prix, support, qualité produit, etc.).</w:t>
+      </w:r>
+    </w:p>
+    <w:p>
+      <w:pPr>
+        <w:pStyle w:val="Paragraphedeliste"/>
+        <w:numPr>
+          <w:ilvl w:val="0"/>
+          <w:numId w:val="2"/>
+        </w:numPr>
+        <w:spacing w:after="80" w:line="276" w:lineRule="auto"/>
+        <w:contextualSpacing w:val="0"/>
+        <w:rPr>
+          <w:sz w:val="24"/>
+          <w:szCs w:val="24"/>
+        </w:rPr>
+      </w:pPr>
+      <w:r>
+        <w:rPr>
+          <w:sz w:val="24"/>
+          <w:szCs w:val="24"/>
+        </w:rPr>
+        <w:t>Étape 2 — Quantification : estimer la fréquence et l'intensité (sentiment) de chaque thème.</w:t>
+      </w:r>
+    </w:p>
+    <w:p>
+      <w:pPr>
+        <w:pStyle w:val="Paragraphedeliste"/>
+        <w:numPr>
+          <w:ilvl w:val="0"/>
+          <w:numId w:val="2"/>
+        </w:numPr>
+        <w:spacing w:after="80" w:line="276" w:lineRule="auto"/>
+        <w:contextualSpacing w:val="0"/>
+        <w:rPr>
+          <w:sz w:val="24"/>
+          <w:szCs w:val="24"/>
+        </w:rPr>
+      </w:pPr>
+      <w:r>
+        <w:rPr>
+          <w:sz w:val="24"/>
+          <w:szCs w:val="24"/>
+        </w:rPr>
+        <w:t>Étape 3 — Priorisation : classer les problèmes selon leur fréquence et leur impact perçu sur la satisfaction.</w:t>
+      </w:r>
+    </w:p>
+    <w:p>
+      <w:pPr>
+        <w:pStyle w:val="Paragraphedeliste"/>
+        <w:numPr>
+          <w:ilvl w:val="0"/>
+          <w:numId w:val="2"/>
+        </w:numPr>
+        <w:spacing w:after="80" w:line="276" w:lineRule="auto"/>
+        <w:contextualSpacing w:val="0"/>
+        <w:rPr>
+          <w:sz w:val="24"/>
+          <w:szCs w:val="24"/>
+        </w:rPr>
+      </w:pPr>
+      <w:r>
+        <w:rPr>
+          <w:sz w:val="24"/>
+          <w:szCs w:val="24"/>
+        </w:rPr>
+        <w:t>Étape 4 — Recommandation : pour chaque problème prioritaire, proposer une action corrective réaliste et rattachée à un thème identifié (pas de recommandation générique déconnectée des avis).</w:t>
+      </w:r>
+    </w:p>
+    <w:p>
+      <w:pPr>
+        <w:spacing w:after="80" w:line="276" w:lineRule="auto"/>
+        <w:rPr>
+          <w:sz w:val="24"/>
+          <w:szCs w:val="24"/>
+        </w:rPr>
+      </w:pPr>
+    </w:p>
+    <w:p>
+      <w:pPr>
+        <w:spacing w:after="80" w:line="276" w:lineRule="auto"/>
+        <w:rPr>
+          <w:sz w:val="24"/>
+          <w:szCs w:val="24"/>
+        </w:rPr>
+      </w:pPr>
+    </w:p>
+    <w:p>
+      <w:pPr>
+        <w:shd w:val="clear" w:color="auto" w:fill="2E5090"/>
+        <w:spacing w:before="120"/>
+        <w:rPr>
+          <w:sz w:val="24"/>
+          <w:szCs w:val="24"/>
+        </w:rPr>
+      </w:pPr>
+      <w:r>
+        <w:rPr>
+          <w:b/>
+          <w:bCs/>
+          <w:color w:val="FFFFFF"/>
+          <w:sz w:val="24"/>
+          <w:szCs w:val="24"/>
+        </w:rPr>
+        <w:t>PROMPT DÉCOMPOSÉ</w:t>
+      </w:r>
+    </w:p>
+    <w:p>
+      <w:pPr>
+        <w:shd w:val="clear" w:color="auto" w:fill="EDF1F8"/>
+        <w:spacing w:after="40" w:line="264" w:lineRule="auto"/>
+        <w:ind w:left="200" w:right="200"/>
+        <w:rPr>
+          <w:sz w:val="24"/>
+          <w:szCs w:val="24"/>
+        </w:rPr>
+      </w:pPr>
+      <w:r>
+        <w:rPr>
+          <w:rFonts w:ascii="Consolas" w:eastAsia="Consolas" w:hAnsi="Consolas" w:cs="Consolas"/>
+          <w:sz w:val="24"/>
+          <w:szCs w:val="24"/>
+        </w:rPr>
+        <w:t>Analyse ces avis clients en suivant exactement ces étapes, dans l'ordre :</w:t>
+      </w:r>
+    </w:p>
+    <w:p>
+      <w:pPr>
+        <w:shd w:val="clear" w:color="auto" w:fill="EDF1F8"/>
+        <w:spacing w:after="40" w:line="264" w:lineRule="auto"/>
+        <w:ind w:left="200" w:right="200"/>
+        <w:rPr>
+          <w:sz w:val="24"/>
+          <w:szCs w:val="24"/>
+        </w:rPr>
+      </w:pPr>
+    </w:p>
+    <w:p>
+      <w:pPr>
+        <w:shd w:val="clear" w:color="auto" w:fill="EDF1F8"/>
+        <w:spacing w:after="40" w:line="264" w:lineRule="auto"/>
+        <w:ind w:left="200" w:right="200"/>
+        <w:rPr>
+          <w:sz w:val="24"/>
+          <w:szCs w:val="24"/>
+        </w:rPr>
+      </w:pPr>
+      <w:r>
+        <w:rPr>
+          <w:rFonts w:ascii="Consolas" w:eastAsia="Consolas" w:hAnsi="Consolas" w:cs="Consolas"/>
+          <w:sz w:val="24"/>
+          <w:szCs w:val="24"/>
+        </w:rPr>
+        <w:t>1. Liste les thèmes récurrents mentionnés dans les avis.</w:t>
+      </w:r>
+    </w:p>
+    <w:p>
+      <w:pPr>
+        <w:shd w:val="clear" w:color="auto" w:fill="EDF1F8"/>
+        <w:spacing w:after="40" w:line="264" w:lineRule="auto"/>
+        <w:ind w:left="200" w:right="200"/>
+        <w:rPr>
+          <w:sz w:val="24"/>
+          <w:szCs w:val="24"/>
+        </w:rPr>
+      </w:pPr>
+      <w:r>
+        <w:rPr>
+          <w:rFonts w:ascii="Consolas" w:eastAsia="Consolas" w:hAnsi="Consolas" w:cs="Consolas"/>
+          <w:sz w:val="24"/>
+          <w:szCs w:val="24"/>
+        </w:rPr>
+        <w:t>2. Pour chaque thème, indique sa fréquence approximative et le sentiment</w:t>
+      </w:r>
+      <w:r>
+        <w:rPr>
+          <w:sz w:val="24"/>
+          <w:szCs w:val="24"/>
+        </w:rPr>
+        <w:t xml:space="preserve"> </w:t>
+      </w:r>
+      <w:r>
+        <w:rPr>
+          <w:rFonts w:ascii="Consolas" w:eastAsia="Consolas" w:hAnsi="Consolas" w:cs="Consolas"/>
+          <w:sz w:val="24"/>
+          <w:szCs w:val="24"/>
+        </w:rPr>
+        <w:t>dominant (positif/négatif/neutre).</w:t>
+      </w:r>
+    </w:p>
+    <w:p>
+      <w:pPr>
+        <w:shd w:val="clear" w:color="auto" w:fill="EDF1F8"/>
+        <w:spacing w:after="40" w:line="264" w:lineRule="auto"/>
+        <w:ind w:left="200" w:right="200"/>
+        <w:rPr>
+          <w:sz w:val="24"/>
+          <w:szCs w:val="24"/>
+        </w:rPr>
+      </w:pPr>
+      <w:r>
+        <w:rPr>
+          <w:rFonts w:ascii="Consolas" w:eastAsia="Consolas" w:hAnsi="Consolas" w:cs="Consolas"/>
+          <w:sz w:val="24"/>
+          <w:szCs w:val="24"/>
+        </w:rPr>
+        <w:t>3. Classe les 3 problèmes les plus importants par ordre de priorité, en justifiant le classement (fréquence x impact perçu).</w:t>
+      </w:r>
+    </w:p>
+    <w:p>
+      <w:pPr>
+        <w:shd w:val="clear" w:color="auto" w:fill="EDF1F8"/>
+        <w:spacing w:after="40" w:line="264" w:lineRule="auto"/>
+        <w:ind w:left="200" w:right="200"/>
+        <w:rPr>
+          <w:sz w:val="24"/>
+          <w:szCs w:val="24"/>
+        </w:rPr>
+      </w:pPr>
+      <w:r>
+        <w:rPr>
+          <w:rFonts w:ascii="Consolas" w:eastAsia="Consolas" w:hAnsi="Consolas" w:cs="Consolas"/>
+          <w:sz w:val="24"/>
+          <w:szCs w:val="24"/>
+        </w:rPr>
+        <w:t>4. Pour chacun de ces 3 problèmes, propose une recommandation concrète</w:t>
+      </w:r>
+      <w:r>
+        <w:rPr>
+          <w:rFonts w:ascii="Consolas" w:eastAsia="Consolas" w:hAnsi="Consolas" w:cs="Consolas"/>
+          <w:sz w:val="24"/>
+          <w:szCs w:val="24"/>
+        </w:rPr>
+        <w:t xml:space="preserve"> </w:t>
+      </w:r>
+      <w:r>
+        <w:rPr>
+          <w:rFonts w:ascii="Consolas" w:eastAsia="Consolas" w:hAnsi="Consolas" w:cs="Consolas"/>
+          <w:sz w:val="24"/>
+          <w:szCs w:val="24"/>
+        </w:rPr>
+        <w:t>directement liée au problème identifié.</w:t>
+      </w:r>
+    </w:p>
+    <w:p>
+      <w:pPr>
+        <w:shd w:val="clear" w:color="auto" w:fill="EDF1F8"/>
+        <w:spacing w:after="40" w:line="264" w:lineRule="auto"/>
+        <w:ind w:left="200" w:right="200"/>
+        <w:rPr>
+          <w:sz w:val="24"/>
+          <w:szCs w:val="24"/>
+        </w:rPr>
+      </w:pPr>
+    </w:p>
+    <w:p>
+      <w:pPr>
+        <w:shd w:val="clear" w:color="auto" w:fill="EDF1F8"/>
+        <w:spacing w:after="40" w:line="264" w:lineRule="auto"/>
+        <w:ind w:left="200" w:right="200"/>
+        <w:rPr>
+          <w:sz w:val="24"/>
+          <w:szCs w:val="24"/>
+        </w:rPr>
+      </w:pPr>
+      <w:r>
+        <w:rPr>
+          <w:rFonts w:ascii="Consolas" w:eastAsia="Consolas" w:hAnsi="Consolas" w:cs="Consolas"/>
+          <w:sz w:val="24"/>
+          <w:szCs w:val="24"/>
+        </w:rPr>
+        <w:t>Avis clients :</w:t>
+      </w:r>
+    </w:p>
+    <w:p>
+      <w:pPr>
+        <w:shd w:val="clear" w:color="auto" w:fill="EDF1F8"/>
+        <w:spacing w:after="40" w:line="264" w:lineRule="auto"/>
+        <w:ind w:left="200" w:right="200"/>
+        <w:rPr>
+          <w:sz w:val="24"/>
+          <w:szCs w:val="24"/>
+        </w:rPr>
+      </w:pPr>
+      <w:r>
+        <w:rPr>
+          <w:rFonts w:ascii="Consolas" w:eastAsia="Consolas" w:hAnsi="Consolas" w:cs="Consolas"/>
+          <w:sz w:val="24"/>
+          <w:szCs w:val="24"/>
+        </w:rPr>
+        <w:t>"""</w:t>
+      </w:r>
+    </w:p>
+    <w:p>
+      <w:pPr>
+        <w:shd w:val="clear" w:color="auto" w:fill="EDF1F8"/>
+        <w:spacing w:after="40" w:line="264" w:lineRule="auto"/>
+        <w:ind w:left="200" w:right="200"/>
+        <w:rPr>
+          <w:sz w:val="24"/>
+          <w:szCs w:val="24"/>
+        </w:rPr>
+      </w:pPr>
+      <w:r>
+        <w:rPr>
+          <w:rFonts w:ascii="Consolas" w:eastAsia="Consolas" w:hAnsi="Consolas" w:cs="Consolas"/>
+          <w:sz w:val="24"/>
+          <w:szCs w:val="24"/>
+        </w:rPr>
+        <w:t>{</w:t>
+      </w:r>
+      <w:proofErr w:type="spellStart"/>
+      <w:proofErr w:type="gramStart"/>
+      <w:r>
+        <w:rPr>
+          <w:rFonts w:ascii="Consolas" w:eastAsia="Consolas" w:hAnsi="Consolas" w:cs="Consolas"/>
+          <w:sz w:val="24"/>
+          <w:szCs w:val="24"/>
+        </w:rPr>
+        <w:t>avis</w:t>
+      </w:r>
+      <w:proofErr w:type="gramEnd"/>
+      <w:r>
+        <w:rPr>
+          <w:rFonts w:ascii="Consolas" w:eastAsia="Consolas" w:hAnsi="Consolas" w:cs="Consolas"/>
+          <w:sz w:val="24"/>
+          <w:szCs w:val="24"/>
+        </w:rPr>
+        <w:t>_clients</w:t>
+      </w:r>
+      <w:proofErr w:type="spellEnd"/>
+      <w:r>
+        <w:rPr>
+          <w:rFonts w:ascii="Consolas" w:eastAsia="Consolas" w:hAnsi="Consolas" w:cs="Consolas"/>
+          <w:sz w:val="24"/>
+          <w:szCs w:val="24"/>
+        </w:rPr>
+        <w:t>}</w:t>
+      </w:r>
+    </w:p>
+    <w:p>
+      <w:pPr>
+        <w:shd w:val="clear" w:color="auto" w:fill="EDF1F8"/>
+        <w:spacing w:line="264" w:lineRule="auto"/>
+        <w:ind w:left="200" w:right="200"/>
+        <w:rPr>
+          <w:sz w:val="24"/>
+          <w:szCs w:val="24"/>
+        </w:rPr>
+      </w:pPr>
+      <w:r>
+        <w:rPr>
+          <w:rFonts w:ascii="Consolas" w:eastAsia="Consolas" w:hAnsi="Consolas" w:cs="Consolas"/>
+          <w:sz w:val="24"/>
+          <w:szCs w:val="24"/>
+        </w:rPr>
+        <w:t>"""</w:t>
+      </w:r>
+    </w:p>
+    <w:p>
+      <w:pPr>
+        <w:spacing w:after="80" w:line="276" w:lineRule="auto"/>
+        <w:rPr>
+          <w:sz w:val="24"/>
+          <w:szCs w:val="24"/>
+        </w:rPr>
+      </w:pPr>
+    </w:p>
+    <w:p>
+      <w:pPr>
+        <w:spacing w:after="80" w:line="276" w:lineRule="auto"/>
+        <w:rPr>
+          <w:sz w:val="24"/>
+          <w:szCs w:val="24"/>
+        </w:rPr>
+      </w:pPr>
+      <w:r>
+        <w:rPr>
+          <w:sz w:val="24"/>
+          <w:szCs w:val="24"/>
+        </w:rPr>
+        <w:drawing>
+          <wp:inline distT="0" distB="0" distL="0" distR="0" wp14:anchorId="798A22D0" wp14:editId="3AACAAB2">
+            <wp:extent cx="5760720" cy="993775"/>
+            <wp:effectExtent l="0" t="0" r="0" b="0"/>
+            <wp:docPr id="1178593800" name="Image 1"/>
+            <wp:cNvGraphicFramePr>
+              <a:graphicFrameLocks xmlns:a="http://schemas.openxmlformats.org/drawingml/2006/main" noChangeAspect="1"/>
+            </wp:cNvGraphicFramePr>
+            <a:graphic xmlns:a="http://schemas.openxmlformats.org/drawingml/2006/main">
+              <a:graphicData uri="http://schemas.openxmlformats.org/drawingml/2006/picture">
+                <pic:pic xmlns:pic="http://schemas.openxmlformats.org/drawingml/2006/picture">
+                  <pic:nvPicPr>
+                    <pic:cNvPr id="1178593800" name=""/>
+                    <pic:cNvPicPr/>
+                  </pic:nvPicPr>
+                  <pic:blipFill>
+                    <a:blip r:embed="rId9"/>
+                    <a:stretch>
+                      <a:fillRect/>
+                    </a:stretch>
+                  </pic:blipFill>
+                  <pic:spPr>
+                    <a:xfrm>
+                      <a:off x="0" y="0"/>
+                      <a:ext cx="5760720" cy="993775"/>
+                    </a:xfrm>
+                    <a:prstGeom prst="rect">
+                      <a:avLst/>
+                    </a:prstGeom>
+                  </pic:spPr>
+                </pic:pic>
+              </a:graphicData>
+            </a:graphic>
+          </wp:inline>
+        </w:drawing>
+      </w:r>
+    </w:p>
+    <w:p>
+      <w:pPr>
+        <w:spacing w:after="80" w:line="276" w:lineRule="auto"/>
+        <w:rPr>
+          <w:sz w:val="24"/>
+          <w:szCs w:val="24"/>
+        </w:rPr>
+      </w:pPr>
+      <w:r>
+        <w:rPr>
+          <w:sz w:val="24"/>
+          <w:szCs w:val="24"/>
+        </w:rPr>
+        <w:drawing>
+          <wp:inline distT="0" distB="0" distL="0" distR="0" wp14:anchorId="16B11C74" wp14:editId="6DE33E56">
+            <wp:extent cx="5760720" cy="2359025"/>
+            <wp:effectExtent l="0" t="0" r="0" b="3175"/>
+            <wp:docPr id="1557377286" name="Image 1"/>
+            <wp:cNvGraphicFramePr>
+              <a:graphicFrameLocks xmlns:a="http://schemas.openxmlformats.org/drawingml/2006/main" noChangeAspect="1"/>
+            </wp:cNvGraphicFramePr>
+            <a:graphic xmlns:a="http://schemas.openxmlformats.org/drawingml/2006/main">
+              <a:graphicData uri="http://schemas.openxmlformats.org/drawingml/2006/picture">
+                <pic:pic xmlns:pic="http://schemas.openxmlformats.org/drawingml/2006/picture">
+                  <pic:nvPicPr>
+                    <pic:cNvPr id="1557377286" name=""/>
+                    <pic:cNvPicPr/>
+                  </pic:nvPicPr>
+                  <pic:blipFill>
+                    <a:blip r:embed="rId10"/>
+                    <a:stretch>
+                      <a:fillRect/>
+                    </a:stretch>
+                  </pic:blipFill>
+                  <pic:spPr>
+                    <a:xfrm>
+                      <a:off x="0" y="0"/>
+                      <a:ext cx="5760720" cy="2359025"/>
+                    </a:xfrm>
+                    <a:prstGeom prst="rect">
+                      <a:avLst/>
+                    </a:prstGeom>
+                  </pic:spPr>
+                </pic:pic>
+              </a:graphicData>
+            </a:graphic>
+          </wp:inline>
+        </w:drawing>
+      </w:r>
+    </w:p>
+    <w:p>
+      <w:pPr>
+        <w:spacing w:after="80" w:line="276" w:lineRule="auto"/>
+        <w:rPr>
+          <w:sz w:val="24"/>
+          <w:szCs w:val="24"/>
+        </w:rPr>
+      </w:pPr>
+    </w:p>
+    <w:p>
+      <w:pPr>
+        <w:pStyle w:val="Titre2"/>
+        <w:numPr>
+          <w:ilvl w:val="0"/>
+          <w:numId w:val="1"/>
+        </w:numPr>
+      </w:pPr>
+      <w:r>
+        <w:t>Analyse contrainte puis auto-vérification</w:t>
+      </w:r>
+      <w:r>
+        <w:t> :</w:t>
+      </w:r>
+    </w:p>
+    <w:p/>
+    <w:p>
+      <w:pPr>
+        <w:spacing w:after="80" w:line="276" w:lineRule="auto"/>
+        <w:rPr>
+          <w:sz w:val="24"/>
+          <w:szCs w:val="24"/>
+        </w:rPr>
+      </w:pPr>
+      <w:r>
+        <w:rPr>
+          <w:b/>
+          <w:bCs/>
+          <w:sz w:val="24"/>
+          <w:szCs w:val="24"/>
+        </w:rPr>
+        <w:t>Question :</w:t>
+      </w:r>
+      <w:r>
+        <w:rPr>
+          <w:sz w:val="24"/>
+          <w:szCs w:val="24"/>
+        </w:rPr>
+        <w:t xml:space="preserve"> </w:t>
+      </w:r>
+      <w:r>
+        <w:rPr>
+          <w:sz w:val="24"/>
+          <w:szCs w:val="24"/>
+        </w:rPr>
+        <w:t>Proposer au modèle un texte à analyser avec des contraintes puis utiliser un second prompt</w:t>
+      </w:r>
+      <w:r>
+        <w:rPr>
+          <w:sz w:val="24"/>
+          <w:szCs w:val="24"/>
+        </w:rPr>
+        <w:t xml:space="preserve"> </w:t>
+      </w:r>
+      <w:r>
+        <w:rPr>
+          <w:sz w:val="24"/>
+          <w:szCs w:val="24"/>
+        </w:rPr>
+        <w:t xml:space="preserve">lui demandant de vérifier sa réponse précédente et de contrôler les </w:t>
+      </w:r>
+      <w:r>
+        <w:rPr>
+          <w:sz w:val="24"/>
+          <w:szCs w:val="24"/>
+        </w:rPr>
+        <w:lastRenderedPageBreak/>
+        <w:t>informations non</w:t>
+      </w:r>
+      <w:r>
+        <w:rPr>
+          <w:sz w:val="24"/>
+          <w:szCs w:val="24"/>
+        </w:rPr>
+        <w:t xml:space="preserve"> </w:t>
+      </w:r>
+      <w:r>
+        <w:rPr>
+          <w:sz w:val="24"/>
+          <w:szCs w:val="24"/>
+        </w:rPr>
+        <w:t>justifiées, les contradictions, les informations absentes, les éventuelles hallucinations et le</w:t>
+      </w:r>
+      <w:r>
+        <w:rPr>
+          <w:sz w:val="24"/>
+          <w:szCs w:val="24"/>
+        </w:rPr>
+        <w:t xml:space="preserve"> </w:t>
+      </w:r>
+      <w:r>
+        <w:rPr>
+          <w:sz w:val="24"/>
+          <w:szCs w:val="24"/>
+        </w:rPr>
+        <w:t>respect des contraintes.</w:t>
+      </w:r>
+    </w:p>
+    <w:p>
+      <w:pPr>
+        <w:spacing w:after="80" w:line="276" w:lineRule="auto"/>
+        <w:rPr>
+          <w:sz w:val="24"/>
+          <w:szCs w:val="24"/>
+        </w:rPr>
+      </w:pPr>
+    </w:p>
+    <w:p>
+      <w:pPr>
+        <w:spacing w:after="160" w:line="288" w:lineRule="auto"/>
+        <w:rPr>
+          <w:sz w:val="24"/>
+          <w:szCs w:val="24"/>
+        </w:rPr>
+      </w:pPr>
+      <w:r>
+        <w:rPr>
+          <w:sz w:val="24"/>
+          <w:szCs w:val="24"/>
+        </w:rPr>
+        <w:t>Premier prompt — analyse d'un texte avec contraintes explicites :</w:t>
+      </w:r>
+    </w:p>
+    <w:p>
+      <w:pPr>
+        <w:shd w:val="clear" w:color="auto" w:fill="2E5090"/>
+        <w:spacing w:before="120"/>
+        <w:rPr>
+          <w:sz w:val="24"/>
+          <w:szCs w:val="24"/>
+        </w:rPr>
+      </w:pPr>
+      <w:r>
+        <w:rPr>
+          <w:b/>
+          <w:bCs/>
+          <w:color w:val="FFFFFF"/>
+          <w:sz w:val="24"/>
+          <w:szCs w:val="24"/>
+        </w:rPr>
+        <w:t xml:space="preserve">  PROMPT 1 — ANALYSE</w:t>
+      </w:r>
+    </w:p>
+    <w:p>
+      <w:pPr>
+        <w:shd w:val="clear" w:color="auto" w:fill="EDF1F8"/>
+        <w:spacing w:after="40" w:line="264" w:lineRule="auto"/>
+        <w:ind w:left="200" w:right="200"/>
+        <w:rPr>
+          <w:sz w:val="24"/>
+          <w:szCs w:val="24"/>
+        </w:rPr>
+      </w:pPr>
+      <w:r>
+        <w:rPr>
+          <w:rFonts w:ascii="Consolas" w:eastAsia="Consolas" w:hAnsi="Consolas" w:cs="Consolas"/>
+          <w:sz w:val="24"/>
+          <w:szCs w:val="24"/>
+        </w:rPr>
+        <w:t>Analyse le texte suivant et résume les problèmes rencontrés par le client</w:t>
+      </w:r>
+      <w:r>
+        <w:rPr>
+          <w:sz w:val="24"/>
+          <w:szCs w:val="24"/>
+        </w:rPr>
+        <w:t xml:space="preserve"> </w:t>
+      </w:r>
+      <w:r>
+        <w:rPr>
+          <w:rFonts w:ascii="Consolas" w:eastAsia="Consolas" w:hAnsi="Consolas" w:cs="Consolas"/>
+          <w:sz w:val="24"/>
+          <w:szCs w:val="24"/>
+        </w:rPr>
+        <w:t>ainsi que les actions déjà entreprises par l'entreprise, s'il y en a.</w:t>
+      </w:r>
+    </w:p>
+    <w:p>
+      <w:pPr>
+        <w:shd w:val="clear" w:color="auto" w:fill="EDF1F8"/>
+        <w:spacing w:after="40" w:line="264" w:lineRule="auto"/>
+        <w:ind w:left="200" w:right="200"/>
+        <w:rPr>
+          <w:sz w:val="24"/>
+          <w:szCs w:val="24"/>
+        </w:rPr>
+      </w:pPr>
+    </w:p>
+    <w:p>
+      <w:pPr>
+        <w:shd w:val="clear" w:color="auto" w:fill="EDF1F8"/>
+        <w:spacing w:after="40" w:line="264" w:lineRule="auto"/>
+        <w:ind w:left="200" w:right="200"/>
+        <w:rPr>
+          <w:sz w:val="24"/>
+          <w:szCs w:val="24"/>
+        </w:rPr>
+      </w:pPr>
+      <w:r>
+        <w:rPr>
+          <w:rFonts w:ascii="Consolas" w:eastAsia="Consolas" w:hAnsi="Consolas" w:cs="Consolas"/>
+          <w:sz w:val="24"/>
+          <w:szCs w:val="24"/>
+        </w:rPr>
+        <w:t>Contraintes :</w:t>
+      </w:r>
+    </w:p>
+    <w:p>
+      <w:pPr>
+        <w:shd w:val="clear" w:color="auto" w:fill="EDF1F8"/>
+        <w:spacing w:after="40" w:line="264" w:lineRule="auto"/>
+        <w:ind w:left="200" w:right="200"/>
+        <w:rPr>
+          <w:sz w:val="24"/>
+          <w:szCs w:val="24"/>
+        </w:rPr>
+      </w:pPr>
+      <w:r>
+        <w:rPr>
+          <w:rFonts w:ascii="Consolas" w:eastAsia="Consolas" w:hAnsi="Consolas" w:cs="Consolas"/>
+          <w:sz w:val="24"/>
+          <w:szCs w:val="24"/>
+        </w:rPr>
+        <w:t>- N'utilise que les informations présentes dans le texte.</w:t>
+      </w:r>
+    </w:p>
+    <w:p>
+      <w:pPr>
+        <w:shd w:val="clear" w:color="auto" w:fill="EDF1F8"/>
+        <w:spacing w:after="40" w:line="264" w:lineRule="auto"/>
+        <w:ind w:left="200" w:right="200"/>
+        <w:rPr>
+          <w:sz w:val="24"/>
+          <w:szCs w:val="24"/>
+        </w:rPr>
+      </w:pPr>
+      <w:r>
+        <w:rPr>
+          <w:rFonts w:ascii="Consolas" w:eastAsia="Consolas" w:hAnsi="Consolas" w:cs="Consolas"/>
+          <w:sz w:val="24"/>
+          <w:szCs w:val="24"/>
+        </w:rPr>
+        <w:t>- Si une information n'est pas mentionnée, indique-le explicitement au lieu</w:t>
+      </w:r>
+      <w:r>
+        <w:rPr>
+          <w:sz w:val="24"/>
+          <w:szCs w:val="24"/>
+        </w:rPr>
+        <w:t xml:space="preserve"> </w:t>
+      </w:r>
+      <w:r>
+        <w:rPr>
+          <w:rFonts w:ascii="Consolas" w:eastAsia="Consolas" w:hAnsi="Consolas" w:cs="Consolas"/>
+          <w:sz w:val="24"/>
+          <w:szCs w:val="24"/>
+        </w:rPr>
+        <w:t>de la déduire.</w:t>
+      </w:r>
+    </w:p>
+    <w:p>
+      <w:pPr>
+        <w:shd w:val="clear" w:color="auto" w:fill="EDF1F8"/>
+        <w:spacing w:after="40" w:line="264" w:lineRule="auto"/>
+        <w:ind w:left="200" w:right="200"/>
+        <w:rPr>
+          <w:sz w:val="24"/>
+          <w:szCs w:val="24"/>
+        </w:rPr>
+      </w:pPr>
+      <w:r>
+        <w:rPr>
+          <w:rFonts w:ascii="Consolas" w:eastAsia="Consolas" w:hAnsi="Consolas" w:cs="Consolas"/>
+          <w:sz w:val="24"/>
+          <w:szCs w:val="24"/>
+        </w:rPr>
+        <w:t>- Limite la réponse à 120 mots.</w:t>
+      </w:r>
+    </w:p>
+    <w:p>
+      <w:pPr>
+        <w:shd w:val="clear" w:color="auto" w:fill="EDF1F8"/>
+        <w:spacing w:after="40" w:line="264" w:lineRule="auto"/>
+        <w:ind w:left="200" w:right="200"/>
+        <w:rPr>
+          <w:sz w:val="24"/>
+          <w:szCs w:val="24"/>
+        </w:rPr>
+      </w:pPr>
+    </w:p>
+    <w:p>
+      <w:pPr>
+        <w:shd w:val="clear" w:color="auto" w:fill="EDF1F8"/>
+        <w:spacing w:after="40" w:line="264" w:lineRule="auto"/>
+        <w:ind w:left="200" w:right="200"/>
+        <w:rPr>
+          <w:sz w:val="24"/>
+          <w:szCs w:val="24"/>
+        </w:rPr>
+      </w:pPr>
+      <w:r>
+        <w:rPr>
+          <w:rFonts w:ascii="Consolas" w:eastAsia="Consolas" w:hAnsi="Consolas" w:cs="Consolas"/>
+          <w:sz w:val="24"/>
+          <w:szCs w:val="24"/>
+        </w:rPr>
+        <w:t>Texte :</w:t>
+      </w:r>
+    </w:p>
+    <w:p>
+      <w:pPr>
+        <w:shd w:val="clear" w:color="auto" w:fill="EDF1F8"/>
+        <w:spacing w:after="40" w:line="264" w:lineRule="auto"/>
+        <w:ind w:left="200" w:right="200"/>
+        <w:rPr>
+          <w:sz w:val="24"/>
+          <w:szCs w:val="24"/>
+        </w:rPr>
+      </w:pPr>
+      <w:r>
+        <w:rPr>
+          <w:rFonts w:ascii="Consolas" w:eastAsia="Consolas" w:hAnsi="Consolas" w:cs="Consolas"/>
+          <w:sz w:val="24"/>
+          <w:szCs w:val="24"/>
+        </w:rPr>
+        <w:t>"""</w:t>
+      </w:r>
+    </w:p>
+    <w:p>
+      <w:pPr>
+        <w:shd w:val="clear" w:color="auto" w:fill="EDF1F8"/>
+        <w:spacing w:after="40" w:line="264" w:lineRule="auto"/>
+        <w:ind w:left="200" w:right="200"/>
+        <w:rPr>
+          <w:sz w:val="24"/>
+          <w:szCs w:val="24"/>
+        </w:rPr>
+      </w:pPr>
+      <w:r>
+        <w:rPr>
+          <w:rFonts w:ascii="Consolas" w:eastAsia="Consolas" w:hAnsi="Consolas" w:cs="Consolas"/>
+          <w:sz w:val="24"/>
+          <w:szCs w:val="24"/>
+        </w:rPr>
+        <w:t>{</w:t>
+      </w:r>
+      <w:proofErr w:type="gramStart"/>
+      <w:r>
+        <w:rPr>
+          <w:rFonts w:ascii="Consolas" w:eastAsia="Consolas" w:hAnsi="Consolas" w:cs="Consolas"/>
+          <w:sz w:val="24"/>
+          <w:szCs w:val="24"/>
+        </w:rPr>
+        <w:t>texte</w:t>
+      </w:r>
+      <w:proofErr w:type="gramEnd"/>
+      <w:r>
+        <w:rPr>
+          <w:rFonts w:ascii="Consolas" w:eastAsia="Consolas" w:hAnsi="Consolas" w:cs="Consolas"/>
+          <w:sz w:val="24"/>
+          <w:szCs w:val="24"/>
+        </w:rPr>
+        <w:t>}</w:t>
+      </w:r>
+    </w:p>
+    <w:p>
+      <w:pPr>
+        <w:shd w:val="clear" w:color="auto" w:fill="EDF1F8"/>
+        <w:spacing w:line="264" w:lineRule="auto"/>
+        <w:ind w:left="200" w:right="200"/>
+        <w:rPr>
+          <w:sz w:val="24"/>
+          <w:szCs w:val="24"/>
+        </w:rPr>
+      </w:pPr>
+      <w:r>
+        <w:rPr>
+          <w:rFonts w:ascii="Consolas" w:eastAsia="Consolas" w:hAnsi="Consolas" w:cs="Consolas"/>
+          <w:sz w:val="24"/>
+          <w:szCs w:val="24"/>
+        </w:rPr>
+        <w:t>"""</w:t>
+      </w:r>
+    </w:p>
+    <w:p>
+      <w:pPr>
+        <w:spacing w:after="80" w:line="276" w:lineRule="auto"/>
+        <w:rPr>
+          <w:sz w:val="24"/>
+          <w:szCs w:val="24"/>
+        </w:rPr>
+      </w:pPr>
+    </w:p>
+    <w:p>
+      <w:pPr>
+        <w:spacing w:after="80" w:line="276" w:lineRule="auto"/>
+        <w:rPr>
+          <w:sz w:val="24"/>
+          <w:szCs w:val="24"/>
+        </w:rPr>
+      </w:pPr>
+      <w:r>
+        <w:rPr>
+          <w:sz w:val="24"/>
+          <w:szCs w:val="24"/>
+        </w:rPr>
+        <w:drawing>
+          <wp:inline distT="0" distB="0" distL="0" distR="0" wp14:anchorId="3997A723" wp14:editId="675F7A9E">
+            <wp:extent cx="5760720" cy="1060450"/>
+            <wp:effectExtent l="0" t="0" r="0" b="6350"/>
+            <wp:docPr id="459372191" name="Image 1"/>
+            <wp:cNvGraphicFramePr>
+              <a:graphicFrameLocks xmlns:a="http://schemas.openxmlformats.org/drawingml/2006/main" noChangeAspect="1"/>
+            </wp:cNvGraphicFramePr>
+            <a:graphic xmlns:a="http://schemas.openxmlformats.org/drawingml/2006/main">
+              <a:graphicData uri="http://schemas.openxmlformats.org/drawingml/2006/picture">
+                <pic:pic xmlns:pic="http://schemas.openxmlformats.org/drawingml/2006/picture">
+                  <pic:nvPicPr>
+                    <pic:cNvPr id="1013979249" name=""/>
+                    <pic:cNvPicPr/>
+                  </pic:nvPicPr>
+                  <pic:blipFill rotWithShape="1">
+                    <a:blip r:embed="rId11"/>
+                    <a:srcRect b="7222"/>
+                    <a:stretch>
+                      <a:fillRect/>
+                    </a:stretch>
+                  </pic:blipFill>
+                  <pic:spPr bwMode="auto">
+                    <a:xfrm>
+                      <a:off x="0" y="0"/>
+                      <a:ext cx="5760720" cy="1060450"/>
+                    </a:xfrm>
+                    <a:prstGeom prst="rect">
+                      <a:avLst/>
+                    </a:prstGeom>
+                    <a:ln>
+                      <a:noFill/>
+                    </a:ln>
+                    <a:extLst>
+                      <a:ext uri="{53640926-AAD7-44D8-BBD7-CCE9431645EC}">
+                        <a14:shadowObscured xmlns:a14="http://schemas.microsoft.com/office/drawing/2010/main"/>
+                      </a:ext>
+                    </a:extLst>
+                  </pic:spPr>
+                </pic:pic>
+              </a:graphicData>
+            </a:graphic>
+          </wp:inline>
+        </w:drawing>
+      </w:r>
+    </w:p>
+    <w:p>
+      <w:pPr>
+        <w:spacing w:after="80" w:line="276" w:lineRule="auto"/>
+        <w:rPr>
+          <w:sz w:val="24"/>
+          <w:szCs w:val="24"/>
+        </w:rPr>
+      </w:pPr>
+      <w:r>
+        <w:rPr>
+          <w:sz w:val="24"/>
+          <w:szCs w:val="24"/>
+        </w:rPr>
+        <w:drawing>
+          <wp:inline distT="0" distB="0" distL="0" distR="0" wp14:anchorId="1428D06F" wp14:editId="28F0E8DC">
+            <wp:extent cx="5760720" cy="2122805"/>
+            <wp:effectExtent l="0" t="0" r="0" b="0"/>
+            <wp:docPr id="21121808" name="Image 1"/>
+            <wp:cNvGraphicFramePr>
+              <a:graphicFrameLocks xmlns:a="http://schemas.openxmlformats.org/drawingml/2006/main" noChangeAspect="1"/>
+            </wp:cNvGraphicFramePr>
+            <a:graphic xmlns:a="http://schemas.openxmlformats.org/drawingml/2006/main">
+              <a:graphicData uri="http://schemas.openxmlformats.org/drawingml/2006/picture">
+                <pic:pic xmlns:pic="http://schemas.openxmlformats.org/drawingml/2006/picture">
+                  <pic:nvPicPr>
+                    <pic:cNvPr id="21121808" name=""/>
+                    <pic:cNvPicPr/>
+                  </pic:nvPicPr>
+                  <pic:blipFill>
+                    <a:blip r:embed="rId12"/>
+                    <a:stretch>
+                      <a:fillRect/>
+                    </a:stretch>
+                  </pic:blipFill>
+                  <pic:spPr>
+                    <a:xfrm>
+                      <a:off x="0" y="0"/>
+                      <a:ext cx="5760720" cy="2122805"/>
+                    </a:xfrm>
+                    <a:prstGeom prst="rect">
+                      <a:avLst/>
+                    </a:prstGeom>
+                  </pic:spPr>
+                </pic:pic>
+              </a:graphicData>
+            </a:graphic>
+          </wp:inline>
+        </w:drawing>
+      </w:r>
+    </w:p>
+    <w:p>
+      <w:pPr>
+        <w:spacing w:after="80" w:line="276" w:lineRule="auto"/>
+        <w:rPr>
+          <w:sz w:val="24"/>
+          <w:szCs w:val="24"/>
+        </w:rPr>
+      </w:pPr>
+    </w:p>
+    <w:p>
+      <w:pPr>
+        <w:spacing w:after="160" w:line="288" w:lineRule="auto"/>
+        <w:rPr>
+          <w:sz w:val="24"/>
+          <w:szCs w:val="24"/>
+        </w:rPr>
+      </w:pPr>
+      <w:r>
+        <w:rPr>
+          <w:sz w:val="24"/>
+          <w:szCs w:val="24"/>
+        </w:rPr>
+        <w:t>Second prompt — vérification de la réponse précédente :</w:t>
+      </w:r>
+    </w:p>
+    <w:p>
+      <w:pPr>
+        <w:spacing w:after="160" w:line="288" w:lineRule="auto"/>
+        <w:rPr>
+          <w:sz w:val="24"/>
+          <w:szCs w:val="24"/>
+        </w:rPr>
+      </w:pPr>
+    </w:p>
+    <w:p>
+      <w:pPr>
+        <w:shd w:val="clear" w:color="auto" w:fill="2E5090"/>
+        <w:spacing w:before="120"/>
+        <w:rPr>
+          <w:sz w:val="24"/>
+          <w:szCs w:val="24"/>
+        </w:rPr>
+      </w:pPr>
+      <w:r>
+        <w:rPr>
+          <w:b/>
+          <w:bCs/>
+          <w:color w:val="FFFFFF"/>
+          <w:sz w:val="24"/>
+          <w:szCs w:val="24"/>
+        </w:rPr>
+        <w:lastRenderedPageBreak/>
+        <w:t xml:space="preserve">  PROMPT 2 — VÉRIFICATION</w:t>
+      </w:r>
+    </w:p>
+    <w:p>
+      <w:pPr>
+        <w:shd w:val="clear" w:color="auto" w:fill="EDF1F8"/>
+        <w:spacing w:after="40" w:line="264" w:lineRule="auto"/>
+        <w:ind w:left="200" w:right="200"/>
+        <w:rPr>
+          <w:sz w:val="24"/>
+          <w:szCs w:val="24"/>
+        </w:rPr>
+      </w:pPr>
+      <w:r>
+        <w:rPr>
+          <w:rFonts w:ascii="Consolas" w:eastAsia="Consolas" w:hAnsi="Consolas" w:cs="Consolas"/>
+          <w:sz w:val="24"/>
+          <w:szCs w:val="24"/>
+        </w:rPr>
+        <w:t xml:space="preserve">Voici le texte source et la réponse générée précédemment. </w:t>
+      </w:r>
+      <w:r>
+        <w:rPr>
+          <w:rFonts w:ascii="Consolas" w:eastAsia="Consolas" w:hAnsi="Consolas" w:cs="Consolas"/>
+          <w:sz w:val="24"/>
+          <w:szCs w:val="24"/>
+        </w:rPr>
+        <w:t>Contrôle-la</w:t>
+      </w:r>
+      <w:r>
+        <w:rPr>
+          <w:sz w:val="24"/>
+          <w:szCs w:val="24"/>
+        </w:rPr>
+        <w:t xml:space="preserve"> </w:t>
+      </w:r>
+      <w:r>
+        <w:rPr>
+          <w:rFonts w:ascii="Consolas" w:eastAsia="Consolas" w:hAnsi="Consolas" w:cs="Consolas"/>
+          <w:sz w:val="24"/>
+          <w:szCs w:val="24"/>
+        </w:rPr>
+        <w:t>réponse par rapport au texte source et vérifie point par point :</w:t>
+      </w:r>
+    </w:p>
+    <w:p>
+      <w:pPr>
+        <w:shd w:val="clear" w:color="auto" w:fill="EDF1F8"/>
+        <w:spacing w:after="40" w:line="264" w:lineRule="auto"/>
+        <w:ind w:left="200" w:right="200"/>
+        <w:rPr>
+          <w:sz w:val="24"/>
+          <w:szCs w:val="24"/>
+        </w:rPr>
+      </w:pPr>
+    </w:p>
+    <w:p>
+      <w:pPr>
+        <w:shd w:val="clear" w:color="auto" w:fill="EDF1F8"/>
+        <w:spacing w:after="40" w:line="264" w:lineRule="auto"/>
+        <w:ind w:left="200" w:right="200"/>
+        <w:rPr>
+          <w:sz w:val="24"/>
+          <w:szCs w:val="24"/>
+        </w:rPr>
+      </w:pPr>
+      <w:r>
+        <w:rPr>
+          <w:rFonts w:ascii="Consolas" w:eastAsia="Consolas" w:hAnsi="Consolas" w:cs="Consolas"/>
+          <w:sz w:val="24"/>
+          <w:szCs w:val="24"/>
+        </w:rPr>
+        <w:t>1. Informations non justifiées : y a-t-il des affirmations dans la réponse</w:t>
+      </w:r>
+      <w:r>
+        <w:rPr>
+          <w:sz w:val="24"/>
+          <w:szCs w:val="24"/>
+        </w:rPr>
+        <w:t xml:space="preserve"> </w:t>
+      </w:r>
+      <w:r>
+        <w:rPr>
+          <w:rFonts w:ascii="Consolas" w:eastAsia="Consolas" w:hAnsi="Consolas" w:cs="Consolas"/>
+          <w:sz w:val="24"/>
+          <w:szCs w:val="24"/>
+        </w:rPr>
+        <w:t>qui ne sont pas présentes dans le texte source ?</w:t>
+      </w:r>
+    </w:p>
+    <w:p>
+      <w:pPr>
+        <w:shd w:val="clear" w:color="auto" w:fill="EDF1F8"/>
+        <w:spacing w:after="40" w:line="264" w:lineRule="auto"/>
+        <w:ind w:left="200" w:right="200"/>
+        <w:rPr>
+          <w:sz w:val="24"/>
+          <w:szCs w:val="24"/>
+        </w:rPr>
+      </w:pPr>
+      <w:r>
+        <w:rPr>
+          <w:rFonts w:ascii="Consolas" w:eastAsia="Consolas" w:hAnsi="Consolas" w:cs="Consolas"/>
+          <w:sz w:val="24"/>
+          <w:szCs w:val="24"/>
+        </w:rPr>
+        <w:t>2. Contradictions : la réponse se contredit-elle, ou contredit-elle le texte ?</w:t>
+      </w:r>
+    </w:p>
+    <w:p>
+      <w:pPr>
+        <w:shd w:val="clear" w:color="auto" w:fill="EDF1F8"/>
+        <w:spacing w:after="40" w:line="264" w:lineRule="auto"/>
+        <w:ind w:left="200" w:right="200"/>
+        <w:rPr>
+          <w:sz w:val="24"/>
+          <w:szCs w:val="24"/>
+        </w:rPr>
+      </w:pPr>
+      <w:r>
+        <w:rPr>
+          <w:rFonts w:ascii="Consolas" w:eastAsia="Consolas" w:hAnsi="Consolas" w:cs="Consolas"/>
+          <w:sz w:val="24"/>
+          <w:szCs w:val="24"/>
+        </w:rPr>
+        <w:t>3. Informations absentes : des éléments importants du texte ont-ils été</w:t>
+      </w:r>
+      <w:r>
+        <w:rPr>
+          <w:sz w:val="24"/>
+          <w:szCs w:val="24"/>
+        </w:rPr>
+        <w:t xml:space="preserve"> </w:t>
+      </w:r>
+      <w:r>
+        <w:rPr>
+          <w:rFonts w:ascii="Consolas" w:eastAsia="Consolas" w:hAnsi="Consolas" w:cs="Consolas"/>
+          <w:sz w:val="24"/>
+          <w:szCs w:val="24"/>
+        </w:rPr>
+        <w:t>omis dans la réponse ?</w:t>
+      </w:r>
+    </w:p>
+    <w:p>
+      <w:pPr>
+        <w:shd w:val="clear" w:color="auto" w:fill="EDF1F8"/>
+        <w:spacing w:after="40" w:line="264" w:lineRule="auto"/>
+        <w:ind w:left="200" w:right="200"/>
+        <w:rPr>
+          <w:sz w:val="24"/>
+          <w:szCs w:val="24"/>
+        </w:rPr>
+      </w:pPr>
+      <w:r>
+        <w:rPr>
+          <w:rFonts w:ascii="Consolas" w:eastAsia="Consolas" w:hAnsi="Consolas" w:cs="Consolas"/>
+          <w:sz w:val="24"/>
+          <w:szCs w:val="24"/>
+        </w:rPr>
+        <w:t>4. Hallucinations : des faits, chiffres ou noms ont-ils été inventés ?</w:t>
+      </w:r>
+    </w:p>
+    <w:p>
+      <w:pPr>
+        <w:shd w:val="clear" w:color="auto" w:fill="EDF1F8"/>
+        <w:spacing w:after="40" w:line="264" w:lineRule="auto"/>
+        <w:ind w:left="200" w:right="200"/>
+        <w:rPr>
+          <w:sz w:val="24"/>
+          <w:szCs w:val="24"/>
+        </w:rPr>
+      </w:pPr>
+      <w:r>
+        <w:rPr>
+          <w:rFonts w:ascii="Consolas" w:eastAsia="Consolas" w:hAnsi="Consolas" w:cs="Consolas"/>
+          <w:sz w:val="24"/>
+          <w:szCs w:val="24"/>
+        </w:rPr>
+        <w:t>5. Respect des contraintes : la réponse respecte-t-elle la limite de 120</w:t>
+      </w:r>
+      <w:r>
+        <w:rPr>
+          <w:sz w:val="24"/>
+          <w:szCs w:val="24"/>
+        </w:rPr>
+        <w:t xml:space="preserve"> </w:t>
+      </w:r>
+      <w:r>
+        <w:rPr>
+          <w:rFonts w:ascii="Consolas" w:eastAsia="Consolas" w:hAnsi="Consolas" w:cs="Consolas"/>
+          <w:sz w:val="24"/>
+          <w:szCs w:val="24"/>
+        </w:rPr>
+        <w:t>mots et le principe de ne pas déduire d'informations absentes ?</w:t>
+      </w:r>
+    </w:p>
+    <w:p>
+      <w:pPr>
+        <w:shd w:val="clear" w:color="auto" w:fill="EDF1F8"/>
+        <w:spacing w:after="40" w:line="264" w:lineRule="auto"/>
+        <w:ind w:left="200" w:right="200"/>
+        <w:rPr>
+          <w:sz w:val="24"/>
+          <w:szCs w:val="24"/>
+        </w:rPr>
+      </w:pPr>
+    </w:p>
+    <w:p>
+      <w:pPr>
+        <w:shd w:val="clear" w:color="auto" w:fill="EDF1F8"/>
+        <w:spacing w:after="40" w:line="264" w:lineRule="auto"/>
+        <w:ind w:left="200" w:right="200"/>
+        <w:rPr>
+          <w:sz w:val="24"/>
+          <w:szCs w:val="24"/>
+        </w:rPr>
+      </w:pPr>
+      <w:r>
+        <w:rPr>
+          <w:rFonts w:ascii="Consolas" w:eastAsia="Consolas" w:hAnsi="Consolas" w:cs="Consolas"/>
+          <w:sz w:val="24"/>
+          <w:szCs w:val="24"/>
+        </w:rPr>
+        <w:t>Texte source :</w:t>
+      </w:r>
+    </w:p>
+    <w:p>
+      <w:pPr>
+        <w:shd w:val="clear" w:color="auto" w:fill="EDF1F8"/>
+        <w:spacing w:after="40" w:line="264" w:lineRule="auto"/>
+        <w:ind w:left="200" w:right="200"/>
+        <w:rPr>
+          <w:sz w:val="24"/>
+          <w:szCs w:val="24"/>
+        </w:rPr>
+      </w:pPr>
+      <w:r>
+        <w:rPr>
+          <w:rFonts w:ascii="Consolas" w:eastAsia="Consolas" w:hAnsi="Consolas" w:cs="Consolas"/>
+          <w:sz w:val="24"/>
+          <w:szCs w:val="24"/>
+        </w:rPr>
+        <w:t>"""</w:t>
+      </w:r>
+    </w:p>
+    <w:p>
+      <w:pPr>
+        <w:shd w:val="clear" w:color="auto" w:fill="EDF1F8"/>
+        <w:spacing w:after="40" w:line="264" w:lineRule="auto"/>
+        <w:ind w:left="200" w:right="200"/>
+        <w:rPr>
+          <w:sz w:val="24"/>
+          <w:szCs w:val="24"/>
+        </w:rPr>
+      </w:pPr>
+      <w:r>
+        <w:rPr>
+          <w:rFonts w:ascii="Consolas" w:eastAsia="Consolas" w:hAnsi="Consolas" w:cs="Consolas"/>
+          <w:sz w:val="24"/>
+          <w:szCs w:val="24"/>
+        </w:rPr>
+        <w:t>{</w:t>
+      </w:r>
+      <w:proofErr w:type="gramStart"/>
+      <w:r>
+        <w:rPr>
+          <w:rFonts w:ascii="Consolas" w:eastAsia="Consolas" w:hAnsi="Consolas" w:cs="Consolas"/>
+          <w:sz w:val="24"/>
+          <w:szCs w:val="24"/>
+        </w:rPr>
+        <w:t>texte</w:t>
+      </w:r>
+      <w:proofErr w:type="gramEnd"/>
+      <w:r>
+        <w:rPr>
+          <w:rFonts w:ascii="Consolas" w:eastAsia="Consolas" w:hAnsi="Consolas" w:cs="Consolas"/>
+          <w:sz w:val="24"/>
+          <w:szCs w:val="24"/>
+        </w:rPr>
+        <w:t>}</w:t>
+      </w:r>
+    </w:p>
+    <w:p>
+      <w:pPr>
+        <w:shd w:val="clear" w:color="auto" w:fill="EDF1F8"/>
+        <w:spacing w:after="40" w:line="264" w:lineRule="auto"/>
+        <w:ind w:left="200" w:right="200"/>
+        <w:rPr>
+          <w:sz w:val="24"/>
+          <w:szCs w:val="24"/>
+        </w:rPr>
+      </w:pPr>
+      <w:r>
+        <w:rPr>
+          <w:rFonts w:ascii="Consolas" w:eastAsia="Consolas" w:hAnsi="Consolas" w:cs="Consolas"/>
+          <w:sz w:val="24"/>
+          <w:szCs w:val="24"/>
+        </w:rPr>
+        <w:t>"""</w:t>
+      </w:r>
+    </w:p>
+    <w:p>
+      <w:pPr>
+        <w:shd w:val="clear" w:color="auto" w:fill="EDF1F8"/>
+        <w:spacing w:after="40" w:line="264" w:lineRule="auto"/>
+        <w:ind w:left="200" w:right="200"/>
+        <w:rPr>
+          <w:sz w:val="24"/>
+          <w:szCs w:val="24"/>
+        </w:rPr>
+      </w:pPr>
+    </w:p>
+    <w:p>
+      <w:pPr>
+        <w:shd w:val="clear" w:color="auto" w:fill="EDF1F8"/>
+        <w:spacing w:after="40" w:line="264" w:lineRule="auto"/>
+        <w:ind w:left="200" w:right="200"/>
+        <w:rPr>
+          <w:sz w:val="24"/>
+          <w:szCs w:val="24"/>
+        </w:rPr>
+      </w:pPr>
+      <w:r>
+        <w:rPr>
+          <w:rFonts w:ascii="Consolas" w:eastAsia="Consolas" w:hAnsi="Consolas" w:cs="Consolas"/>
+          <w:sz w:val="24"/>
+          <w:szCs w:val="24"/>
+        </w:rPr>
+        <w:t>Réponse à vérifier :</w:t>
+      </w:r>
+    </w:p>
+    <w:p>
+      <w:pPr>
+        <w:shd w:val="clear" w:color="auto" w:fill="EDF1F8"/>
+        <w:spacing w:after="40" w:line="264" w:lineRule="auto"/>
+        <w:ind w:left="200" w:right="200"/>
+        <w:rPr>
+          <w:sz w:val="24"/>
+          <w:szCs w:val="24"/>
+        </w:rPr>
+      </w:pPr>
+      <w:r>
+        <w:rPr>
+          <w:rFonts w:ascii="Consolas" w:eastAsia="Consolas" w:hAnsi="Consolas" w:cs="Consolas"/>
+          <w:sz w:val="24"/>
+          <w:szCs w:val="24"/>
+        </w:rPr>
+        <w:t>"""</w:t>
+      </w:r>
+    </w:p>
+    <w:p>
+      <w:pPr>
+        <w:shd w:val="clear" w:color="auto" w:fill="EDF1F8"/>
+        <w:spacing w:after="40" w:line="264" w:lineRule="auto"/>
+        <w:ind w:left="200" w:right="200"/>
+        <w:rPr>
+          <w:sz w:val="24"/>
+          <w:szCs w:val="24"/>
+        </w:rPr>
+      </w:pPr>
+      <w:r>
+        <w:rPr>
+          <w:rFonts w:ascii="Consolas" w:eastAsia="Consolas" w:hAnsi="Consolas" w:cs="Consolas"/>
+          <w:sz w:val="24"/>
+          <w:szCs w:val="24"/>
+        </w:rPr>
+        <w:t>{</w:t>
+      </w:r>
+      <w:proofErr w:type="spellStart"/>
+      <w:proofErr w:type="gramStart"/>
+      <w:r>
+        <w:rPr>
+          <w:rFonts w:ascii="Consolas" w:eastAsia="Consolas" w:hAnsi="Consolas" w:cs="Consolas"/>
+          <w:sz w:val="24"/>
+          <w:szCs w:val="24"/>
+        </w:rPr>
+        <w:t>reponse</w:t>
+      </w:r>
+      <w:proofErr w:type="gramEnd"/>
+      <w:r>
+        <w:rPr>
+          <w:rFonts w:ascii="Consolas" w:eastAsia="Consolas" w:hAnsi="Consolas" w:cs="Consolas"/>
+          <w:sz w:val="24"/>
+          <w:szCs w:val="24"/>
+        </w:rPr>
+        <w:t>_precedente</w:t>
+      </w:r>
+      <w:proofErr w:type="spellEnd"/>
+      <w:r>
+        <w:rPr>
+          <w:rFonts w:ascii="Consolas" w:eastAsia="Consolas" w:hAnsi="Consolas" w:cs="Consolas"/>
+          <w:sz w:val="24"/>
+          <w:szCs w:val="24"/>
+        </w:rPr>
+        <w:t>}</w:t>
+      </w:r>
+    </w:p>
+    <w:p>
+      <w:pPr>
+        <w:shd w:val="clear" w:color="auto" w:fill="EDF1F8"/>
+        <w:spacing w:after="40" w:line="264" w:lineRule="auto"/>
+        <w:ind w:left="200" w:right="200"/>
+        <w:rPr>
+          <w:sz w:val="24"/>
+          <w:szCs w:val="24"/>
+        </w:rPr>
+      </w:pPr>
+      <w:r>
+        <w:rPr>
+          <w:rFonts w:ascii="Consolas" w:eastAsia="Consolas" w:hAnsi="Consolas" w:cs="Consolas"/>
+          <w:sz w:val="24"/>
+          <w:szCs w:val="24"/>
+        </w:rPr>
+        <w:t>"""</w:t>
+      </w:r>
+    </w:p>
+    <w:p>
+      <w:pPr>
+        <w:shd w:val="clear" w:color="auto" w:fill="EDF1F8"/>
+        <w:spacing w:after="40" w:line="264" w:lineRule="auto"/>
+        <w:ind w:left="200" w:right="200"/>
+        <w:rPr>
+          <w:sz w:val="24"/>
+          <w:szCs w:val="24"/>
+        </w:rPr>
+      </w:pPr>
+    </w:p>
+    <w:p>
+      <w:pPr>
+        <w:shd w:val="clear" w:color="auto" w:fill="EDF1F8"/>
+        <w:spacing w:after="40" w:line="264" w:lineRule="auto"/>
+        <w:ind w:left="200" w:right="200"/>
+        <w:rPr>
+          <w:sz w:val="24"/>
+          <w:szCs w:val="24"/>
+        </w:rPr>
+      </w:pPr>
+      <w:r>
+        <w:rPr>
+          <w:rFonts w:ascii="Consolas" w:eastAsia="Consolas" w:hAnsi="Consolas" w:cs="Consolas"/>
+          <w:sz w:val="24"/>
+          <w:szCs w:val="24"/>
+        </w:rPr>
+        <w:t>Fournis un verdict pour chaque point (OK / problème détecté + explication),</w:t>
+      </w:r>
+    </w:p>
+    <w:p>
+      <w:pPr>
+        <w:shd w:val="clear" w:color="auto" w:fill="EDF1F8"/>
+        <w:spacing w:line="264" w:lineRule="auto"/>
+        <w:ind w:left="200" w:right="200"/>
+        <w:rPr>
+          <w:sz w:val="24"/>
+          <w:szCs w:val="24"/>
+        </w:rPr>
+      </w:pPr>
+      <w:proofErr w:type="gramStart"/>
+      <w:r>
+        <w:rPr>
+          <w:rFonts w:ascii="Consolas" w:eastAsia="Consolas" w:hAnsi="Consolas" w:cs="Consolas"/>
+          <w:sz w:val="24"/>
+          <w:szCs w:val="24"/>
+        </w:rPr>
+        <w:t>puis</w:t>
+      </w:r>
+      <w:proofErr w:type="gramEnd"/>
+      <w:r>
+        <w:rPr>
+          <w:rFonts w:ascii="Consolas" w:eastAsia="Consolas" w:hAnsi="Consolas" w:cs="Consolas"/>
+          <w:sz w:val="24"/>
+          <w:szCs w:val="24"/>
+        </w:rPr>
+        <w:t xml:space="preserve"> une version corrigée de la réponse si des problèmes ont été trouvés.</w:t>
+      </w:r>
+    </w:p>
+    <w:p>
+      <w:pPr>
+        <w:spacing w:after="160" w:line="288" w:lineRule="auto"/>
+        <w:rPr>
+          <w:sz w:val="24"/>
+          <w:szCs w:val="24"/>
+        </w:rPr>
+      </w:pPr>
+    </w:p>
+    <w:p>
+      <w:pPr>
+        <w:spacing w:after="80" w:line="276" w:lineRule="auto"/>
+        <w:rPr>
+          <w:sz w:val="24"/>
+          <w:szCs w:val="24"/>
+        </w:rPr>
+      </w:pPr>
+      <w:r>
+        <w:rPr>
+          <w:sz w:val="24"/>
+          <w:szCs w:val="24"/>
+        </w:rPr>
+        <w:drawing>
+          <wp:inline distT="0" distB="0" distL="0" distR="0" wp14:anchorId="222ED01D" wp14:editId="45F5A772">
+            <wp:extent cx="4420870" cy="1339850"/>
+            <wp:effectExtent l="0" t="0" r="0" b="0"/>
+            <wp:docPr id="652729536" name="Image 1"/>
+            <wp:cNvGraphicFramePr>
+              <a:graphicFrameLocks xmlns:a="http://schemas.openxmlformats.org/drawingml/2006/main" noChangeAspect="1"/>
+            </wp:cNvGraphicFramePr>
+            <a:graphic xmlns:a="http://schemas.openxmlformats.org/drawingml/2006/main">
+              <a:graphicData uri="http://schemas.openxmlformats.org/drawingml/2006/picture">
+                <pic:pic xmlns:pic="http://schemas.openxmlformats.org/drawingml/2006/picture">
+                  <pic:nvPicPr>
+                    <pic:cNvPr id="652729536" name=""/>
+                    <pic:cNvPicPr/>
+                  </pic:nvPicPr>
+                  <pic:blipFill rotWithShape="1">
+                    <a:blip r:embed="rId13"/>
+                    <a:srcRect l="23259" t="17832" b="40819"/>
+                    <a:stretch>
+                      <a:fillRect/>
+                    </a:stretch>
+                  </pic:blipFill>
+                  <pic:spPr bwMode="auto">
+                    <a:xfrm>
+                      <a:off x="0" y="0"/>
+                      <a:ext cx="4420870" cy="1339850"/>
+                    </a:xfrm>
+                    <a:prstGeom prst="rect">
+                      <a:avLst/>
+                    </a:prstGeom>
+                    <a:ln>
+                      <a:noFill/>
+                    </a:ln>
+                    <a:extLst>
+                      <a:ext uri="{53640926-AAD7-44D8-BBD7-CCE9431645EC}">
+                        <a14:shadowObscured xmlns:a14="http://schemas.microsoft.com/office/drawing/2010/main"/>
+                      </a:ext>
+                    </a:extLst>
+                  </pic:spPr>
+                </pic:pic>
+              </a:graphicData>
+            </a:graphic>
+          </wp:inline>
+        </w:drawing>
+      </w:r>
+    </w:p>
+    <w:p>
+      <w:pPr>
+        <w:spacing w:after="80" w:line="276" w:lineRule="auto"/>
+        <w:rPr>
+          <w:sz w:val="24"/>
+          <w:szCs w:val="24"/>
+        </w:rPr>
+      </w:pPr>
+      <w:r>
+        <w:rPr>
+          <w:sz w:val="24"/>
+          <w:szCs w:val="24"/>
+        </w:rPr>
+        <w:lastRenderedPageBreak/>
+        <w:drawing>
+          <wp:inline distT="0" distB="0" distL="0" distR="0" wp14:anchorId="1DD3569C" wp14:editId="7E233958">
+            <wp:extent cx="5760720" cy="2255520"/>
+            <wp:effectExtent l="0" t="0" r="0" b="0"/>
+            <wp:docPr id="1520056182" name="Image 1"/>
+            <wp:cNvGraphicFramePr>
+              <a:graphicFrameLocks xmlns:a="http://schemas.openxmlformats.org/drawingml/2006/main" noChangeAspect="1"/>
+            </wp:cNvGraphicFramePr>
+            <a:graphic xmlns:a="http://schemas.openxmlformats.org/drawingml/2006/main">
+              <a:graphicData uri="http://schemas.openxmlformats.org/drawingml/2006/picture">
+                <pic:pic xmlns:pic="http://schemas.openxmlformats.org/drawingml/2006/picture">
+                  <pic:nvPicPr>
+                    <pic:cNvPr id="1520056182" name=""/>
+                    <pic:cNvPicPr/>
+                  </pic:nvPicPr>
+                  <pic:blipFill>
+                    <a:blip r:embed="rId14"/>
+                    <a:stretch>
+                      <a:fillRect/>
+                    </a:stretch>
+                  </pic:blipFill>
+                  <pic:spPr>
+                    <a:xfrm>
+                      <a:off x="0" y="0"/>
+                      <a:ext cx="5760720" cy="2255520"/>
+                    </a:xfrm>
+                    <a:prstGeom prst="rect">
+                      <a:avLst/>
+                    </a:prstGeom>
+                  </pic:spPr>
+                </pic:pic>
+              </a:graphicData>
+            </a:graphic>
+          </wp:inline>
+        </w:drawing>
+      </w:r>
+    </w:p>
+    <w:p>
+      <w:pPr>
+        <w:spacing w:after="80" w:line="276" w:lineRule="auto"/>
+        <w:rPr>
+          <w:sz w:val="24"/>
+          <w:szCs w:val="24"/>
+        </w:rPr>
+      </w:pPr>
+    </w:p>
+    <w:p>
+      <w:pPr>
+        <w:pStyle w:val="Titre1"/>
+        <w:pBdr>
+          <w:bottom w:val="single" w:sz="6" w:space="4" w:color="2E5090"/>
+        </w:pBdr>
+      </w:pPr>
+      <w:r>
+        <w:t>Partie 4</w:t>
+      </w:r>
+      <w:r>
+        <w:t> :</w:t>
+      </w:r>
+      <w:r>
+        <w:t xml:space="preserve">  Sorties structurées</w:t>
+      </w:r>
+    </w:p>
+    <w:p>
+      <w:pPr>
+        <w:spacing w:after="80" w:line="276" w:lineRule="auto"/>
+        <w:rPr>
+          <w:sz w:val="24"/>
+          <w:szCs w:val="24"/>
         </w:rPr>
       </w:pPr>
     </w:p>
@@ -2310,6 +4095,163 @@
     </w:sectPr>
   </w:body>
 </w:document>
+</file>
+
+<file path=word/numbering.xml><?xml version="1.0" encoding="utf-8"?>
+<w:numbering xmlns:wpc="http://schemas.microsoft.com/office/word/2010/wordprocessingCanvas" xmlns:cx="http://schemas.microsoft.com/office/drawing/2014/chartex" xmlns:cx1="http://schemas.microsoft.com/office/drawing/2015/9/8/chartex" xmlns:cx2="http://schemas.microsoft.com/office/drawing/2015/10/21/chartex" xmlns:cx3="http://schemas.microsoft.com/office/drawing/2016/5/9/chartex" xmlns:cx4="http://schemas.microsoft.com/office/drawing/2016/5/10/chartex" xmlns:cx5="http://schemas.microsoft.com/office/drawing/2016/5/11/chartex" xmlns:cx6="http://schemas.microsoft.com/office/drawing/2016/5/12/chartex" xmlns:cx7="http://schemas.microsoft.com/office/drawing/2016/5/13/chartex" xmlns:cx8="http://schemas.microsoft.com/office/drawing/2016/5/14/chartex" xmlns:mc="http://schemas.openxmlformats.org/markup-compatibility/2006" xmlns:aink="http://schemas.microsoft.com/office/drawing/2016/ink" xmlns:am3d="http://schemas.microsoft.com/office/drawing/2017/model3d" xmlns:o="urn:schemas-microsoft-com:office:office" xmlns:oel="http://schemas.microsoft.com/office/2019/extlst" xmlns:r="http://schemas.openxmlformats.org/officeDocument/2006/relationships" xmlns:m="http://schemas.openxmlformats.org/officeDocument/2006/math" xmlns:v="urn:schemas-microsoft-com:vml" xmlns:wp14="http://schemas.microsoft.com/office/word/2010/wordprocessingDrawing" xmlns:wp="http://schemas.openxmlformats.org/drawingml/2006/wordprocessingDrawing" xmlns:w10="urn:schemas-microsoft-com:office:word" xmlns:w="http://schemas.openxmlformats.org/wordprocessingml/2006/main" xmlns:w14="http://schemas.microsoft.com/office/word/2010/wordml" xmlns:w15="http://schemas.microsoft.com/office/word/2012/wordml" xmlns:w16cex="http://schemas.microsoft.com/office/word/2018/wordml/cex" xmlns:w16cid="http://schemas.microsoft.com/office/word/2016/wordml/cid" xmlns:w16="http://schemas.microsoft.com/office/word/2018/wordml" xmlns:w16du="http://schemas.microsoft.com/office/word/2023/wordml/word16du" xmlns:w16sdtdh="http://schemas.microsoft.com/office/word/2020/wordml/sdtdatahash" xmlns:w16sdtfl="http://schemas.microsoft.com/office/word/2024/wordml/sdtformatlock" xmlns:w16se="http://schemas.microsoft.com/office/word/2015/wordml/symex" xmlns:wpg="http://schemas.microsoft.com/office/word/2010/wordprocessingGroup" xmlns:wpi="http://schemas.microsoft.com/office/word/2010/wordprocessingInk" xmlns:wne="http://schemas.microsoft.com/office/word/2006/wordml" xmlns:wps="http://schemas.microsoft.com/office/word/2010/wordprocessingShape" mc:Ignorable="w14 w15 w16se w16cid w16 w16cex w16sdtdh w16sdtfl w16du wp14">
+  <w:abstractNum w:abstractNumId="0" w15:restartNumberingAfterBreak="0">
+    <w:nsid w:val="3C7A5BB4"/>
+    <w:multiLevelType w:val="hybridMultilevel"/>
+    <w:tmpl w:val="0576D928"/>
+    <w:lvl w:ilvl="0" w:tplc="040C0011">
+      <w:start w:val="1"/>
+      <w:numFmt w:val="decimal"/>
+      <w:lvlText w:val="%1)"/>
+      <w:lvlJc w:val="left"/>
+      <w:pPr>
+        <w:ind w:left="720" w:hanging="360"/>
+      </w:pPr>
+      <w:rPr>
+        <w:rFonts w:hint="default"/>
+      </w:rPr>
+    </w:lvl>
+    <w:lvl w:ilvl="1" w:tplc="040C0019" w:tentative="1">
+      <w:start w:val="1"/>
+      <w:numFmt w:val="lowerLetter"/>
+      <w:lvlText w:val="%2."/>
+      <w:lvlJc w:val="left"/>
+      <w:pPr>
+        <w:ind w:left="1440" w:hanging="360"/>
+      </w:pPr>
+    </w:lvl>
+    <w:lvl w:ilvl="2" w:tplc="040C001B" w:tentative="1">
+      <w:start w:val="1"/>
+      <w:numFmt w:val="lowerRoman"/>
+      <w:lvlText w:val="%3."/>
+      <w:lvlJc w:val="right"/>
+      <w:pPr>
+        <w:ind w:left="2160" w:hanging="180"/>
+      </w:pPr>
+    </w:lvl>
+    <w:lvl w:ilvl="3" w:tplc="040C000F" w:tentative="1">
+      <w:start w:val="1"/>
+      <w:numFmt w:val="decimal"/>
+      <w:lvlText w:val="%4."/>
+      <w:lvlJc w:val="left"/>
+      <w:pPr>
+        <w:ind w:left="2880" w:hanging="360"/>
+      </w:pPr>
+    </w:lvl>
+    <w:lvl w:ilvl="4" w:tplc="040C0019" w:tentative="1">
+      <w:start w:val="1"/>
+      <w:numFmt w:val="lowerLetter"/>
+      <w:lvlText w:val="%5."/>
+      <w:lvlJc w:val="left"/>
+      <w:pPr>
+        <w:ind w:left="3600" w:hanging="360"/>
+      </w:pPr>
+    </w:lvl>
+    <w:lvl w:ilvl="5" w:tplc="040C001B" w:tentative="1">
+      <w:start w:val="1"/>
+      <w:numFmt w:val="lowerRoman"/>
+      <w:lvlText w:val="%6."/>
+      <w:lvlJc w:val="right"/>
+      <w:pPr>
+        <w:ind w:left="4320" w:hanging="180"/>
+      </w:pPr>
+    </w:lvl>
+    <w:lvl w:ilvl="6" w:tplc="040C000F" w:tentative="1">
+      <w:start w:val="1"/>
+      <w:numFmt w:val="decimal"/>
+      <w:lvlText w:val="%7."/>
+      <w:lvlJc w:val="left"/>
+      <w:pPr>
+        <w:ind w:left="5040" w:hanging="360"/>
+      </w:pPr>
+    </w:lvl>
+    <w:lvl w:ilvl="7" w:tplc="040C0019" w:tentative="1">
+      <w:start w:val="1"/>
+      <w:numFmt w:val="lowerLetter"/>
+      <w:lvlText w:val="%8."/>
+      <w:lvlJc w:val="left"/>
+      <w:pPr>
+        <w:ind w:left="5760" w:hanging="360"/>
+      </w:pPr>
+    </w:lvl>
+    <w:lvl w:ilvl="8" w:tplc="040C001B" w:tentative="1">
+      <w:start w:val="1"/>
+      <w:numFmt w:val="lowerRoman"/>
+      <w:lvlText w:val="%9."/>
+      <w:lvlJc w:val="right"/>
+      <w:pPr>
+        <w:ind w:left="6480" w:hanging="180"/>
+      </w:pPr>
+    </w:lvl>
+  </w:abstractNum>
+  <w:abstractNum w:abstractNumId="1" w15:restartNumberingAfterBreak="0">
+    <w:nsid w:val="7CBA4C47"/>
+    <w:multiLevelType w:val="hybridMultilevel"/>
+    <w:tmpl w:val="261680E6"/>
+    <w:lvl w:ilvl="0" w:tplc="5D3E8CB8">
+      <w:start w:val="1"/>
+      <w:numFmt w:val="bullet"/>
+      <w:lvlText w:val="•"/>
+      <w:lvlJc w:val="left"/>
+      <w:pPr>
+        <w:ind w:left="504" w:hanging="288"/>
+      </w:pPr>
+    </w:lvl>
+    <w:lvl w:ilvl="1" w:tplc="E38AE018">
+      <w:numFmt w:val="decimal"/>
+      <w:lvlText w:val=""/>
+      <w:lvlJc w:val="left"/>
+    </w:lvl>
+    <w:lvl w:ilvl="2" w:tplc="9E06CBF6">
+      <w:numFmt w:val="decimal"/>
+      <w:lvlText w:val=""/>
+      <w:lvlJc w:val="left"/>
+    </w:lvl>
+    <w:lvl w:ilvl="3" w:tplc="29CCC330">
+      <w:numFmt w:val="decimal"/>
+      <w:lvlText w:val=""/>
+      <w:lvlJc w:val="left"/>
+    </w:lvl>
+    <w:lvl w:ilvl="4" w:tplc="90742540">
+      <w:numFmt w:val="decimal"/>
+      <w:lvlText w:val=""/>
+      <w:lvlJc w:val="left"/>
+    </w:lvl>
+    <w:lvl w:ilvl="5" w:tplc="8F3EE65C">
+      <w:numFmt w:val="decimal"/>
+      <w:lvlText w:val=""/>
+      <w:lvlJc w:val="left"/>
+    </w:lvl>
+    <w:lvl w:ilvl="6" w:tplc="100AA8FE">
+      <w:numFmt w:val="decimal"/>
+      <w:lvlText w:val=""/>
+      <w:lvlJc w:val="left"/>
+    </w:lvl>
+    <w:lvl w:ilvl="7" w:tplc="855E0D2A">
+      <w:numFmt w:val="decimal"/>
+      <w:lvlText w:val=""/>
+      <w:lvlJc w:val="left"/>
+    </w:lvl>
+    <w:lvl w:ilvl="8" w:tplc="82686E26">
+      <w:numFmt w:val="decimal"/>
+      <w:lvlText w:val=""/>
+      <w:lvlJc w:val="left"/>
+    </w:lvl>
+  </w:abstractNum>
+  <w:num w:numId="1" w16cid:durableId="558781455">
+    <w:abstractNumId w:val="0"/>
+  </w:num>
+  <w:num w:numId="2" w16cid:durableId="1040784090">
+    <w:abstractNumId w:val="1"/>
+    <w:lvlOverride w:ilvl="0">
+      <w:startOverride w:val="1"/>
+    </w:lvlOverride>
+  </w:num>
+</w:numbering>
 </file>
 
 <file path=word/styles.xml><?xml version="1.0" encoding="utf-8"?>
@@ -2511,7 +4453,7 @@
     <w:lsdException w:name="Medium Shading 2 Accent 1" w:uiPriority="64"/>
     <w:lsdException w:name="Medium List 1 Accent 1" w:uiPriority="65"/>
     <w:lsdException w:name="Revision" w:semiHidden="1"/>
-    <w:lsdException w:name="List Paragraph" w:uiPriority="34" w:qFormat="1"/>
+    <w:lsdException w:name="List Paragraph" w:uiPriority="0" w:qFormat="1"/>
     <w:lsdException w:name="Quote" w:uiPriority="29" w:qFormat="1"/>
     <w:lsdException w:name="Intense Quote" w:uiPriority="30" w:qFormat="1"/>
     <w:lsdException w:name="Medium List 2 Accent 1" w:uiPriority="66"/>
@@ -2737,17 +4679,14 @@
     <w:pPr>
       <w:keepNext/>
       <w:keepLines/>
-      <w:spacing w:before="360" w:after="80" w:line="278" w:lineRule="auto"/>
+      <w:spacing w:before="360" w:after="80"/>
       <w:outlineLvl w:val="0"/>
     </w:pPr>
     <w:rPr>
       <w:rFonts w:asciiTheme="majorHAnsi" w:eastAsiaTheme="majorEastAsia" w:hAnsiTheme="majorHAnsi" w:cstheme="majorBidi"/>
       <w:color w:val="2F5496" w:themeColor="accent1" w:themeShade="BF"/>
-      <w:kern w:val="2"/>
       <w:sz w:val="40"/>
       <w:szCs w:val="40"/>
-      <w:lang w:eastAsia="en-US"/>
-      <w14:ligatures w14:val="standardContextual"/>
     </w:rPr>
   </w:style>
   <w:style w:type="paragraph" w:styleId="Titre2">
@@ -2762,17 +4701,14 @@
     <w:pPr>
       <w:keepNext/>
       <w:keepLines/>
-      <w:spacing w:before="160" w:after="80" w:line="278" w:lineRule="auto"/>
+      <w:spacing w:before="160" w:after="80"/>
       <w:outlineLvl w:val="1"/>
     </w:pPr>
     <w:rPr>
       <w:rFonts w:asciiTheme="majorHAnsi" w:eastAsiaTheme="majorEastAsia" w:hAnsiTheme="majorHAnsi" w:cstheme="majorBidi"/>
       <w:color w:val="2F5496" w:themeColor="accent1" w:themeShade="BF"/>
-      <w:kern w:val="2"/>
       <w:sz w:val="32"/>
       <w:szCs w:val="32"/>
-      <w:lang w:eastAsia="en-US"/>
-      <w14:ligatures w14:val="standardContextual"/>
     </w:rPr>
   </w:style>
   <w:style w:type="paragraph" w:styleId="Titre3">
@@ -2788,17 +4724,14 @@
     <w:pPr>
       <w:keepNext/>
       <w:keepLines/>
-      <w:spacing w:before="160" w:after="80" w:line="278" w:lineRule="auto"/>
+      <w:spacing w:before="160" w:after="80"/>
       <w:outlineLvl w:val="2"/>
     </w:pPr>
     <w:rPr>
-      <w:rFonts w:asciiTheme="minorHAnsi" w:eastAsiaTheme="majorEastAsia" w:hAnsiTheme="minorHAnsi" w:cstheme="majorBidi"/>
+      <w:rFonts w:eastAsiaTheme="majorEastAsia" w:cstheme="majorBidi"/>
       <w:color w:val="2F5496" w:themeColor="accent1" w:themeShade="BF"/>
-      <w:kern w:val="2"/>
       <w:sz w:val="28"/>
       <w:szCs w:val="28"/>
-      <w:lang w:eastAsia="en-US"/>
-      <w14:ligatures w14:val="standardContextual"/>
     </w:rPr>
   </w:style>
   <w:style w:type="paragraph" w:styleId="Titre4">
@@ -2814,19 +4747,14 @@
     <w:pPr>
       <w:keepNext/>
       <w:keepLines/>
-      <w:spacing w:before="80" w:after="40" w:line="278" w:lineRule="auto"/>
+      <w:spacing w:before="80" w:after="40"/>
       <w:outlineLvl w:val="3"/>
     </w:pPr>
     <w:rPr>
-      <w:rFonts w:asciiTheme="minorHAnsi" w:eastAsiaTheme="majorEastAsia" w:hAnsiTheme="minorHAnsi" w:cstheme="majorBidi"/>
+      <w:rFonts w:eastAsiaTheme="majorEastAsia" w:cstheme="majorBidi"/>
       <w:i/>
       <w:iCs/>
       <w:color w:val="2F5496" w:themeColor="accent1" w:themeShade="BF"/>
-      <w:kern w:val="2"/>
-      <w:sz w:val="24"/>
-      <w:szCs w:val="24"/>
-      <w:lang w:eastAsia="en-US"/>
-      <w14:ligatures w14:val="standardContextual"/>
     </w:rPr>
   </w:style>
   <w:style w:type="paragraph" w:styleId="Titre5">
@@ -2842,17 +4770,12 @@
     <w:pPr>
       <w:keepNext/>
       <w:keepLines/>
-      <w:spacing w:before="80" w:after="40" w:line="278" w:lineRule="auto"/>
+      <w:spacing w:before="80" w:after="40"/>
       <w:outlineLvl w:val="4"/>
     </w:pPr>
     <w:rPr>
-      <w:rFonts w:asciiTheme="minorHAnsi" w:eastAsiaTheme="majorEastAsia" w:hAnsiTheme="minorHAnsi" w:cstheme="majorBidi"/>
+      <w:rFonts w:eastAsiaTheme="majorEastAsia" w:cstheme="majorBidi"/>
       <w:color w:val="2F5496" w:themeColor="accent1" w:themeShade="BF"/>
-      <w:kern w:val="2"/>
-      <w:sz w:val="24"/>
-      <w:szCs w:val="24"/>
-      <w:lang w:eastAsia="en-US"/>
-      <w14:ligatures w14:val="standardContextual"/>
     </w:rPr>
   </w:style>
   <w:style w:type="paragraph" w:styleId="Titre6">
@@ -2868,19 +4791,14 @@
     <w:pPr>
       <w:keepNext/>
       <w:keepLines/>
-      <w:spacing w:before="40" w:line="278" w:lineRule="auto"/>
+      <w:spacing w:before="40"/>
       <w:outlineLvl w:val="5"/>
     </w:pPr>
     <w:rPr>
-      <w:rFonts w:asciiTheme="minorHAnsi" w:eastAsiaTheme="majorEastAsia" w:hAnsiTheme="minorHAnsi" w:cstheme="majorBidi"/>
+      <w:rFonts w:eastAsiaTheme="majorEastAsia" w:cstheme="majorBidi"/>
       <w:i/>
       <w:iCs/>
       <w:color w:val="595959" w:themeColor="text1" w:themeTint="A6"/>
-      <w:kern w:val="2"/>
-      <w:sz w:val="24"/>
-      <w:szCs w:val="24"/>
-      <w:lang w:eastAsia="en-US"/>
-      <w14:ligatures w14:val="standardContextual"/>
     </w:rPr>
   </w:style>
   <w:style w:type="paragraph" w:styleId="Titre7">
@@ -2896,17 +4814,12 @@
     <w:pPr>
       <w:keepNext/>
       <w:keepLines/>
-      <w:spacing w:before="40" w:line="278" w:lineRule="auto"/>
+      <w:spacing w:before="40"/>
       <w:outlineLvl w:val="6"/>
     </w:pPr>
     <w:rPr>
-      <w:rFonts w:asciiTheme="minorHAnsi" w:eastAsiaTheme="majorEastAsia" w:hAnsiTheme="minorHAnsi" w:cstheme="majorBidi"/>
+      <w:rFonts w:eastAsiaTheme="majorEastAsia" w:cstheme="majorBidi"/>
       <w:color w:val="595959" w:themeColor="text1" w:themeTint="A6"/>
-      <w:kern w:val="2"/>
-      <w:sz w:val="24"/>
-      <w:szCs w:val="24"/>
-      <w:lang w:eastAsia="en-US"/>
-      <w14:ligatures w14:val="standardContextual"/>
     </w:rPr>
   </w:style>
   <w:style w:type="paragraph" w:styleId="Titre8">
@@ -2922,19 +4835,13 @@
     <w:pPr>
       <w:keepNext/>
       <w:keepLines/>
-      <w:spacing w:line="278" w:lineRule="auto"/>
       <w:outlineLvl w:val="7"/>
     </w:pPr>
     <w:rPr>
-      <w:rFonts w:asciiTheme="minorHAnsi" w:eastAsiaTheme="majorEastAsia" w:hAnsiTheme="minorHAnsi" w:cstheme="majorBidi"/>
+      <w:rFonts w:eastAsiaTheme="majorEastAsia" w:cstheme="majorBidi"/>
       <w:i/>
       <w:iCs/>
       <w:color w:val="272727" w:themeColor="text1" w:themeTint="D8"/>
-      <w:kern w:val="2"/>
-      <w:sz w:val="24"/>
-      <w:szCs w:val="24"/>
-      <w:lang w:eastAsia="en-US"/>
-      <w14:ligatures w14:val="standardContextual"/>
     </w:rPr>
   </w:style>
   <w:style w:type="paragraph" w:styleId="Titre9">
@@ -2950,17 +4857,11 @@
     <w:pPr>
       <w:keepNext/>
       <w:keepLines/>
-      <w:spacing w:line="278" w:lineRule="auto"/>
       <w:outlineLvl w:val="8"/>
     </w:pPr>
     <w:rPr>
-      <w:rFonts w:asciiTheme="minorHAnsi" w:eastAsiaTheme="majorEastAsia" w:hAnsiTheme="minorHAnsi" w:cstheme="majorBidi"/>
+      <w:rFonts w:eastAsiaTheme="majorEastAsia" w:cstheme="majorBidi"/>
       <w:color w:val="272727" w:themeColor="text1" w:themeTint="D8"/>
-      <w:kern w:val="2"/>
-      <w:sz w:val="24"/>
-      <w:szCs w:val="24"/>
-      <w:lang w:eastAsia="en-US"/>
-      <w14:ligatures w14:val="standardContextual"/>
     </w:rPr>
   </w:style>
   <w:style w:type="character" w:default="1" w:styleId="Policepardfaut">
@@ -3121,13 +5022,10 @@
     </w:pPr>
     <w:rPr>
       <w:rFonts w:asciiTheme="majorHAnsi" w:eastAsiaTheme="majorEastAsia" w:hAnsiTheme="majorHAnsi" w:cstheme="majorBidi"/>
-      <w:color w:val="auto"/>
       <w:spacing w:val="-10"/>
       <w:kern w:val="28"/>
       <w:sz w:val="56"/>
       <w:szCs w:val="56"/>
-      <w:lang w:eastAsia="en-US"/>
-      <w14:ligatures w14:val="standardContextual"/>
     </w:rPr>
   </w:style>
   <w:style w:type="character" w:customStyle="1" w:styleId="TitreCar">
@@ -3156,17 +5054,13 @@
       <w:numPr>
         <w:ilvl w:val="1"/>
       </w:numPr>
-      <w:spacing w:after="160" w:line="278" w:lineRule="auto"/>
     </w:pPr>
     <w:rPr>
-      <w:rFonts w:asciiTheme="minorHAnsi" w:eastAsiaTheme="majorEastAsia" w:hAnsiTheme="minorHAnsi" w:cstheme="majorBidi"/>
+      <w:rFonts w:eastAsiaTheme="majorEastAsia" w:cstheme="majorBidi"/>
       <w:color w:val="595959" w:themeColor="text1" w:themeTint="A6"/>
       <w:spacing w:val="15"/>
-      <w:kern w:val="2"/>
       <w:sz w:val="28"/>
       <w:szCs w:val="28"/>
-      <w:lang w:eastAsia="en-US"/>
-      <w14:ligatures w14:val="standardContextual"/>
     </w:rPr>
   </w:style>
   <w:style w:type="character" w:customStyle="1" w:styleId="Sous-titreCar">
@@ -3192,19 +5086,13 @@
     <w:qFormat/>
     <w:rsid w:val="008C76A7"/>
     <w:pPr>
-      <w:spacing w:before="160" w:after="160" w:line="278" w:lineRule="auto"/>
+      <w:spacing w:before="160"/>
       <w:jc w:val="center"/>
     </w:pPr>
     <w:rPr>
-      <w:rFonts w:asciiTheme="minorHAnsi" w:eastAsiaTheme="minorHAnsi" w:hAnsiTheme="minorHAnsi" w:cstheme="minorBidi"/>
       <w:i/>
       <w:iCs/>
       <w:color w:val="404040" w:themeColor="text1" w:themeTint="BF"/>
-      <w:kern w:val="2"/>
-      <w:sz w:val="24"/>
-      <w:szCs w:val="24"/>
-      <w:lang w:eastAsia="en-US"/>
-      <w14:ligatures w14:val="standardContextual"/>
     </w:rPr>
   </w:style>
   <w:style w:type="character" w:customStyle="1" w:styleId="CitationCar">
@@ -3222,23 +5110,12 @@
   <w:style w:type="paragraph" w:styleId="Paragraphedeliste">
     <w:name w:val="List Paragraph"/>
     <w:basedOn w:val="Normal"/>
-    <w:uiPriority w:val="34"/>
     <w:qFormat/>
     <w:rsid w:val="008C76A7"/>
     <w:pPr>
-      <w:spacing w:after="160" w:line="278" w:lineRule="auto"/>
       <w:ind w:left="720"/>
       <w:contextualSpacing/>
     </w:pPr>
-    <w:rPr>
-      <w:rFonts w:asciiTheme="minorHAnsi" w:eastAsiaTheme="minorHAnsi" w:hAnsiTheme="minorHAnsi" w:cstheme="minorBidi"/>
-      <w:color w:val="auto"/>
-      <w:kern w:val="2"/>
-      <w:sz w:val="24"/>
-      <w:szCs w:val="24"/>
-      <w:lang w:eastAsia="en-US"/>
-      <w14:ligatures w14:val="standardContextual"/>
-    </w:rPr>
   </w:style>
   <w:style w:type="character" w:styleId="Accentuationintense">
     <w:name w:val="Intense Emphasis"/>
@@ -3265,20 +5142,14 @@
         <w:top w:val="single" w:sz="4" w:space="10" w:color="2F5496" w:themeColor="accent1" w:themeShade="BF"/>
         <w:bottom w:val="single" w:sz="4" w:space="10" w:color="2F5496" w:themeColor="accent1" w:themeShade="BF"/>
       </w:pBdr>
-      <w:spacing w:before="360" w:after="360" w:line="278" w:lineRule="auto"/>
+      <w:spacing w:before="360" w:after="360"/>
       <w:ind w:left="864" w:right="864"/>
       <w:jc w:val="center"/>
     </w:pPr>
     <w:rPr>
-      <w:rFonts w:asciiTheme="minorHAnsi" w:eastAsiaTheme="minorHAnsi" w:hAnsiTheme="minorHAnsi" w:cstheme="minorBidi"/>
       <w:i/>
       <w:iCs/>
       <w:color w:val="2F5496" w:themeColor="accent1" w:themeShade="BF"/>
-      <w:kern w:val="2"/>
-      <w:sz w:val="24"/>
-      <w:szCs w:val="24"/>
-      <w:lang w:eastAsia="en-US"/>
-      <w14:ligatures w14:val="standardContextual"/>
     </w:rPr>
   </w:style>
   <w:style w:type="character" w:customStyle="1" w:styleId="CitationintenseCar">

--- a/ai-business_assistant/Atelier Prompt Engineering.docx
+++ b/ai-business_assistant/Atelier Prompt Engineering.docx
@@ -4087,6 +4087,1403 @@
         </w:rPr>
       </w:pPr>
     </w:p>
+    <w:p>
+      <w:pPr>
+        <w:pStyle w:val="Titre2"/>
+        <w:numPr>
+          <w:ilvl w:val="0"/>
+          <w:numId w:val="3"/>
+        </w:numPr>
+      </w:pPr>
+      <w:r>
+        <w:t>Prompt de sortie JSON</w:t>
+      </w:r>
+      <w:r>
+        <w:t> :</w:t>
+      </w:r>
+    </w:p>
+    <w:p>
+      <w:pPr>
+        <w:spacing w:after="80" w:line="276" w:lineRule="auto"/>
+        <w:rPr>
+          <w:sz w:val="24"/>
+          <w:szCs w:val="24"/>
+        </w:rPr>
+      </w:pPr>
+      <w:r>
+        <w:rPr>
+          <w:sz w:val="24"/>
+          <w:szCs w:val="24"/>
+        </w:rPr>
+        <w:t>Pour rendre cette réponse plus facile à exploiter par une application, créer un prompt demandant du JSON avec les champs sentiment, catégorie,</w:t>
+      </w:r>
+      <w:r>
+        <w:rPr>
+          <w:rFonts w:ascii="CIDFont+F7" w:eastAsiaTheme="minorHAnsi" w:hAnsi="CIDFont+F7" w:cs="CIDFont+F7"/>
+          <w:color w:val="auto"/>
+          <w:sz w:val="17"/>
+          <w:szCs w:val="17"/>
+          <w:lang w:eastAsia="en-US"/>
+          <w14:ligatures w14:val="standardContextual"/>
+        </w:rPr>
+        <w:t xml:space="preserve"> </w:t>
+      </w:r>
+      <w:r>
+        <w:rPr>
+          <w:sz w:val="24"/>
+          <w:szCs w:val="24"/>
+        </w:rPr>
+        <w:t xml:space="preserve">urgence, problème, </w:t>
+      </w:r>
+      <w:r>
+        <w:rPr>
+          <w:sz w:val="24"/>
+          <w:szCs w:val="24"/>
+        </w:rPr>
+        <w:t>confiance. Précisons</w:t>
+      </w:r>
+      <w:r>
+        <w:rPr>
+          <w:sz w:val="24"/>
+          <w:szCs w:val="24"/>
+        </w:rPr>
+        <w:t xml:space="preserve"> les types des valeurs et les valeurs autorisées</w:t>
+      </w:r>
+    </w:p>
+    <w:p/>
+    <w:p>
+      <w:pPr>
+        <w:shd w:val="clear" w:color="auto" w:fill="2E5090"/>
+        <w:spacing w:before="120"/>
+      </w:pPr>
+      <w:r>
+        <w:rPr>
+          <w:b/>
+          <w:bCs/>
+          <w:color w:val="FFFFFF"/>
+          <w:sz w:val="18"/>
+          <w:szCs w:val="18"/>
+        </w:rPr>
+        <w:t xml:space="preserve">  PROMPT</w:t>
+      </w:r>
+    </w:p>
+    <w:p>
+      <w:pPr>
+        <w:shd w:val="clear" w:color="auto" w:fill="EDF1F8"/>
+        <w:spacing w:after="40" w:line="264" w:lineRule="auto"/>
+        <w:ind w:left="200" w:right="200"/>
+        <w:rPr>
+          <w:sz w:val="24"/>
+          <w:szCs w:val="24"/>
+        </w:rPr>
+      </w:pPr>
+      <w:r>
+        <w:rPr>
+          <w:rFonts w:ascii="Consolas" w:eastAsia="Consolas" w:hAnsi="Consolas" w:cs="Consolas"/>
+          <w:sz w:val="24"/>
+          <w:szCs w:val="24"/>
+        </w:rPr>
+        <w:t>Analyse le commentaire client suivant et retourne uniquement un objet JSON</w:t>
+      </w:r>
+      <w:r>
+        <w:rPr>
+          <w:sz w:val="24"/>
+          <w:szCs w:val="24"/>
+        </w:rPr>
+        <w:t xml:space="preserve"> </w:t>
+      </w:r>
+      <w:r>
+        <w:rPr>
+          <w:rFonts w:ascii="Consolas" w:eastAsia="Consolas" w:hAnsi="Consolas" w:cs="Consolas"/>
+          <w:sz w:val="24"/>
+          <w:szCs w:val="24"/>
+        </w:rPr>
+        <w:t>valide, sans aucun texte avant ou après, avec exactement les champs suivants :</w:t>
+      </w:r>
+    </w:p>
+    <w:p>
+      <w:pPr>
+        <w:shd w:val="clear" w:color="auto" w:fill="EDF1F8"/>
+        <w:spacing w:after="40" w:line="264" w:lineRule="auto"/>
+        <w:ind w:left="200" w:right="200"/>
+        <w:rPr>
+          <w:sz w:val="24"/>
+          <w:szCs w:val="24"/>
+        </w:rPr>
+      </w:pPr>
+    </w:p>
+    <w:p>
+      <w:pPr>
+        <w:shd w:val="clear" w:color="auto" w:fill="EDF1F8"/>
+        <w:spacing w:after="40" w:line="264" w:lineRule="auto"/>
+        <w:ind w:left="200" w:right="200"/>
+        <w:rPr>
+          <w:sz w:val="24"/>
+          <w:szCs w:val="24"/>
+        </w:rPr>
+      </w:pPr>
+      <w:r>
+        <w:rPr>
+          <w:rFonts w:ascii="Consolas" w:eastAsia="Consolas" w:hAnsi="Consolas" w:cs="Consolas"/>
+          <w:sz w:val="24"/>
+          <w:szCs w:val="24"/>
+        </w:rPr>
+        <w:t>- sentiment (string) : "positif", "</w:t>
+      </w:r>
+      <w:r>
+        <w:rPr>
+          <w:rFonts w:ascii="Consolas" w:eastAsia="Consolas" w:hAnsi="Consolas" w:cs="Consolas"/>
+          <w:sz w:val="24"/>
+          <w:szCs w:val="24"/>
+        </w:rPr>
+        <w:t>négatif</w:t>
+      </w:r>
+      <w:r>
+        <w:rPr>
+          <w:rFonts w:ascii="Consolas" w:eastAsia="Consolas" w:hAnsi="Consolas" w:cs="Consolas"/>
+          <w:sz w:val="24"/>
+          <w:szCs w:val="24"/>
+        </w:rPr>
+        <w:t>" ou "neutre"</w:t>
+      </w:r>
+    </w:p>
+    <w:p>
+      <w:pPr>
+        <w:shd w:val="clear" w:color="auto" w:fill="EDF1F8"/>
+        <w:spacing w:after="40" w:line="264" w:lineRule="auto"/>
+        <w:ind w:left="200" w:right="200"/>
+        <w:rPr>
+          <w:sz w:val="24"/>
+          <w:szCs w:val="24"/>
+        </w:rPr>
+      </w:pPr>
+      <w:r>
+        <w:rPr>
+          <w:rFonts w:ascii="Consolas" w:eastAsia="Consolas" w:hAnsi="Consolas" w:cs="Consolas"/>
+          <w:sz w:val="24"/>
+          <w:szCs w:val="24"/>
+        </w:rPr>
+        <w:t xml:space="preserve">- </w:t>
+      </w:r>
+      <w:r>
+        <w:rPr>
+          <w:rFonts w:ascii="Consolas" w:eastAsia="Consolas" w:hAnsi="Consolas" w:cs="Consolas"/>
+          <w:sz w:val="24"/>
+          <w:szCs w:val="24"/>
+        </w:rPr>
+        <w:t>catégorie</w:t>
+      </w:r>
+      <w:r>
+        <w:rPr>
+          <w:rFonts w:ascii="Consolas" w:eastAsia="Consolas" w:hAnsi="Consolas" w:cs="Consolas"/>
+          <w:sz w:val="24"/>
+          <w:szCs w:val="24"/>
+        </w:rPr>
+        <w:t xml:space="preserve"> (string) : le thème principal du commentaire (ex. "livraison",</w:t>
+      </w:r>
+    </w:p>
+    <w:p>
+      <w:pPr>
+        <w:shd w:val="clear" w:color="auto" w:fill="EDF1F8"/>
+        <w:spacing w:after="40" w:line="264" w:lineRule="auto"/>
+        <w:ind w:left="200" w:right="200"/>
+        <w:rPr>
+          <w:sz w:val="24"/>
+          <w:szCs w:val="24"/>
+        </w:rPr>
+      </w:pPr>
+      <w:r>
+        <w:rPr>
+          <w:rFonts w:ascii="Consolas" w:eastAsia="Consolas" w:hAnsi="Consolas" w:cs="Consolas"/>
+          <w:sz w:val="24"/>
+          <w:szCs w:val="24"/>
+        </w:rPr>
+        <w:t xml:space="preserve">  "produit", "support", "prix", "application")</w:t>
+      </w:r>
+    </w:p>
+    <w:p>
+      <w:pPr>
+        <w:shd w:val="clear" w:color="auto" w:fill="EDF1F8"/>
+        <w:spacing w:after="40" w:line="264" w:lineRule="auto"/>
+        <w:ind w:left="200" w:right="200"/>
+        <w:rPr>
+          <w:sz w:val="24"/>
+          <w:szCs w:val="24"/>
+        </w:rPr>
+      </w:pPr>
+      <w:r>
+        <w:rPr>
+          <w:rFonts w:ascii="Consolas" w:eastAsia="Consolas" w:hAnsi="Consolas" w:cs="Consolas"/>
+          <w:sz w:val="24"/>
+          <w:szCs w:val="24"/>
+        </w:rPr>
+        <w:t>- urgence (string) : "faible", "moyenne" ou "élevée"</w:t>
+      </w:r>
+    </w:p>
+    <w:p>
+      <w:pPr>
+        <w:shd w:val="clear" w:color="auto" w:fill="EDF1F8"/>
+        <w:spacing w:after="40" w:line="264" w:lineRule="auto"/>
+        <w:ind w:left="200" w:right="200"/>
+        <w:rPr>
+          <w:sz w:val="24"/>
+          <w:szCs w:val="24"/>
+        </w:rPr>
+      </w:pPr>
+      <w:r>
+        <w:rPr>
+          <w:rFonts w:ascii="Consolas" w:eastAsia="Consolas" w:hAnsi="Consolas" w:cs="Consolas"/>
+          <w:sz w:val="24"/>
+          <w:szCs w:val="24"/>
+        </w:rPr>
+        <w:t xml:space="preserve">- </w:t>
+      </w:r>
+      <w:r>
+        <w:rPr>
+          <w:rFonts w:ascii="Consolas" w:eastAsia="Consolas" w:hAnsi="Consolas" w:cs="Consolas"/>
+          <w:sz w:val="24"/>
+          <w:szCs w:val="24"/>
+        </w:rPr>
+        <w:t>probléme</w:t>
+      </w:r>
+      <w:r>
+        <w:rPr>
+          <w:rFonts w:ascii="Consolas" w:eastAsia="Consolas" w:hAnsi="Consolas" w:cs="Consolas"/>
+          <w:sz w:val="24"/>
+          <w:szCs w:val="24"/>
+        </w:rPr>
+        <w:t xml:space="preserve"> (string) : description courte du problème </w:t>
+      </w:r>
+      <w:r>
+        <w:rPr>
+          <w:rFonts w:ascii="Consolas" w:eastAsia="Consolas" w:hAnsi="Consolas" w:cs="Consolas"/>
+          <w:sz w:val="24"/>
+          <w:szCs w:val="24"/>
+        </w:rPr>
+        <w:t>principa</w:t>
+      </w:r>
+      <w:r>
+        <w:rPr>
+          <w:rFonts w:ascii="Consolas" w:eastAsia="Consolas" w:hAnsi="Consolas" w:cs="Consolas"/>
+          <w:sz w:val="24"/>
+          <w:szCs w:val="24"/>
+        </w:rPr>
+        <w:t>l</w:t>
+      </w:r>
+      <w:r>
+        <w:rPr>
+          <w:rFonts w:ascii="Consolas" w:eastAsia="Consolas" w:hAnsi="Consolas" w:cs="Consolas"/>
+          <w:sz w:val="24"/>
+          <w:szCs w:val="24"/>
+        </w:rPr>
+        <w:t>, ou</w:t>
+      </w:r>
+      <w:r>
+        <w:rPr>
+          <w:sz w:val="24"/>
+          <w:szCs w:val="24"/>
+        </w:rPr>
+        <w:t xml:space="preserve"> </w:t>
+      </w:r>
+      <w:r>
+        <w:rPr>
+          <w:rFonts w:ascii="Consolas" w:eastAsia="Consolas" w:hAnsi="Consolas" w:cs="Consolas"/>
+          <w:sz w:val="24"/>
+          <w:szCs w:val="24"/>
+        </w:rPr>
+        <w:t>"aucun" si le commentaire est positif</w:t>
+      </w:r>
+    </w:p>
+    <w:p>
+      <w:pPr>
+        <w:shd w:val="clear" w:color="auto" w:fill="EDF1F8"/>
+        <w:spacing w:after="40" w:line="264" w:lineRule="auto"/>
+        <w:ind w:left="200" w:right="200"/>
+        <w:rPr>
+          <w:sz w:val="24"/>
+          <w:szCs w:val="24"/>
+        </w:rPr>
+      </w:pPr>
+      <w:r>
+        <w:rPr>
+          <w:rFonts w:ascii="Consolas" w:eastAsia="Consolas" w:hAnsi="Consolas" w:cs="Consolas"/>
+          <w:sz w:val="24"/>
+          <w:szCs w:val="24"/>
+        </w:rPr>
+        <w:t>- confiance (</w:t>
+      </w:r>
+      <w:r>
+        <w:rPr>
+          <w:rFonts w:ascii="Consolas" w:eastAsia="Consolas" w:hAnsi="Consolas" w:cs="Consolas"/>
+          <w:sz w:val="24"/>
+          <w:szCs w:val="24"/>
+        </w:rPr>
+        <w:t>Numbers</w:t>
+      </w:r>
+      <w:r>
+        <w:rPr>
+          <w:rFonts w:ascii="Consolas" w:eastAsia="Consolas" w:hAnsi="Consolas" w:cs="Consolas"/>
+          <w:sz w:val="24"/>
+          <w:szCs w:val="24"/>
+        </w:rPr>
+        <w:t>) : score entre 0 et 1 représentant ta confiance dans</w:t>
+      </w:r>
+      <w:r>
+        <w:rPr>
+          <w:sz w:val="24"/>
+          <w:szCs w:val="24"/>
+        </w:rPr>
+        <w:t xml:space="preserve"> </w:t>
+      </w:r>
+      <w:r>
+        <w:rPr>
+          <w:rFonts w:ascii="Consolas" w:eastAsia="Consolas" w:hAnsi="Consolas" w:cs="Consolas"/>
+          <w:sz w:val="24"/>
+          <w:szCs w:val="24"/>
+        </w:rPr>
+        <w:t>la classification</w:t>
+      </w:r>
+    </w:p>
+    <w:p>
+      <w:pPr>
+        <w:shd w:val="clear" w:color="auto" w:fill="EDF1F8"/>
+        <w:spacing w:after="40" w:line="264" w:lineRule="auto"/>
+        <w:ind w:left="200" w:right="200"/>
+        <w:rPr>
+          <w:sz w:val="24"/>
+          <w:szCs w:val="24"/>
+        </w:rPr>
+      </w:pPr>
+    </w:p>
+    <w:p>
+      <w:pPr>
+        <w:shd w:val="clear" w:color="auto" w:fill="EDF1F8"/>
+        <w:spacing w:after="40" w:line="264" w:lineRule="auto"/>
+        <w:ind w:left="200" w:right="200"/>
+        <w:rPr>
+          <w:sz w:val="24"/>
+          <w:szCs w:val="24"/>
+        </w:rPr>
+      </w:pPr>
+      <w:r>
+        <w:rPr>
+          <w:rFonts w:ascii="Consolas" w:eastAsia="Consolas" w:hAnsi="Consolas" w:cs="Consolas"/>
+          <w:sz w:val="24"/>
+          <w:szCs w:val="24"/>
+        </w:rPr>
+        <w:t>Commentaire : "{commentaire}"</w:t>
+      </w:r>
+    </w:p>
+    <w:p>
+      <w:pPr>
+        <w:shd w:val="clear" w:color="auto" w:fill="EDF1F8"/>
+        <w:spacing w:after="40" w:line="264" w:lineRule="auto"/>
+        <w:ind w:left="200" w:right="200"/>
+        <w:rPr>
+          <w:sz w:val="24"/>
+          <w:szCs w:val="24"/>
+        </w:rPr>
+      </w:pPr>
+    </w:p>
+    <w:p>
+      <w:pPr>
+        <w:shd w:val="clear" w:color="auto" w:fill="EDF1F8"/>
+        <w:spacing w:after="40" w:line="264" w:lineRule="auto"/>
+        <w:ind w:left="200" w:right="200"/>
+        <w:rPr>
+          <w:rFonts w:ascii="Consolas" w:eastAsia="Consolas" w:hAnsi="Consolas" w:cs="Consolas"/>
+          <w:sz w:val="24"/>
+          <w:szCs w:val="24"/>
+        </w:rPr>
+      </w:pPr>
+      <w:r>
+        <w:rPr>
+          <w:rFonts w:ascii="Consolas" w:eastAsia="Consolas" w:hAnsi="Consolas" w:cs="Consolas"/>
+          <w:sz w:val="24"/>
+          <w:szCs w:val="24"/>
+        </w:rPr>
+        <w:t>Exemple de sortie attendue :</w:t>
+      </w:r>
+    </w:p>
+    <w:p>
+      <w:pPr>
+        <w:shd w:val="clear" w:color="auto" w:fill="EDF1F8"/>
+        <w:spacing w:after="40" w:line="264" w:lineRule="auto"/>
+        <w:ind w:left="200" w:right="200"/>
+        <w:rPr>
+          <w:sz w:val="24"/>
+          <w:szCs w:val="24"/>
+        </w:rPr>
+      </w:pPr>
+      <w:r>
+        <w:rPr>
+          <w:rFonts w:ascii="Consolas" w:eastAsia="Consolas" w:hAnsi="Consolas" w:cs="Consolas"/>
+          <w:sz w:val="24"/>
+          <w:szCs w:val="24"/>
+        </w:rPr>
+        <w:t>{</w:t>
+      </w:r>
+    </w:p>
+    <w:p>
+      <w:pPr>
+        <w:shd w:val="clear" w:color="auto" w:fill="EDF1F8"/>
+        <w:spacing w:after="40" w:line="264" w:lineRule="auto"/>
+        <w:ind w:left="200" w:right="200"/>
+        <w:rPr>
+          <w:sz w:val="24"/>
+          <w:szCs w:val="24"/>
+        </w:rPr>
+      </w:pPr>
+      <w:r>
+        <w:rPr>
+          <w:rFonts w:ascii="Consolas" w:eastAsia="Consolas" w:hAnsi="Consolas" w:cs="Consolas"/>
+          <w:sz w:val="24"/>
+          <w:szCs w:val="24"/>
+        </w:rPr>
+        <w:lastRenderedPageBreak/>
+        <w:t xml:space="preserve">  "</w:t>
+      </w:r>
+      <w:r>
+        <w:rPr>
+          <w:rFonts w:ascii="Consolas" w:eastAsia="Consolas" w:hAnsi="Consolas" w:cs="Consolas"/>
+          <w:sz w:val="24"/>
+          <w:szCs w:val="24"/>
+        </w:rPr>
+        <w:t>sentiment » :</w:t>
+      </w:r>
+      <w:r>
+        <w:rPr>
+          <w:rFonts w:ascii="Consolas" w:eastAsia="Consolas" w:hAnsi="Consolas" w:cs="Consolas"/>
+          <w:sz w:val="24"/>
+          <w:szCs w:val="24"/>
+        </w:rPr>
+        <w:t xml:space="preserve"> </w:t>
+      </w:r>
+      <w:r>
+        <w:rPr>
+          <w:rFonts w:ascii="Consolas" w:eastAsia="Consolas" w:hAnsi="Consolas" w:cs="Consolas"/>
+          <w:sz w:val="24"/>
+          <w:szCs w:val="24"/>
+        </w:rPr>
+        <w:t>"</w:t>
+      </w:r>
+      <w:r>
+        <w:rPr>
+          <w:rFonts w:ascii="Consolas" w:eastAsia="Consolas" w:hAnsi="Consolas" w:cs="Consolas"/>
+          <w:sz w:val="24"/>
+          <w:szCs w:val="24"/>
+        </w:rPr>
+        <w:t>négatif</w:t>
+      </w:r>
+      <w:r>
+        <w:rPr>
+          <w:rFonts w:ascii="Consolas" w:eastAsia="Consolas" w:hAnsi="Consolas" w:cs="Consolas"/>
+          <w:sz w:val="24"/>
+          <w:szCs w:val="24"/>
+        </w:rPr>
+        <w:t>",</w:t>
+      </w:r>
+    </w:p>
+    <w:p>
+      <w:pPr>
+        <w:shd w:val="clear" w:color="auto" w:fill="EDF1F8"/>
+        <w:spacing w:after="40" w:line="264" w:lineRule="auto"/>
+        <w:ind w:left="200" w:right="200"/>
+        <w:rPr>
+          <w:sz w:val="24"/>
+          <w:szCs w:val="24"/>
+        </w:rPr>
+      </w:pPr>
+      <w:r>
+        <w:rPr>
+          <w:rFonts w:ascii="Consolas" w:eastAsia="Consolas" w:hAnsi="Consolas" w:cs="Consolas"/>
+          <w:sz w:val="24"/>
+          <w:szCs w:val="24"/>
+        </w:rPr>
+        <w:t xml:space="preserve">  "</w:t>
+      </w:r>
+      <w:r>
+        <w:rPr>
+          <w:rFonts w:ascii="Consolas" w:eastAsia="Consolas" w:hAnsi="Consolas" w:cs="Consolas"/>
+          <w:sz w:val="24"/>
+          <w:szCs w:val="24"/>
+        </w:rPr>
+        <w:t>catégorie » :</w:t>
+      </w:r>
+      <w:r>
+        <w:rPr>
+          <w:rFonts w:ascii="Consolas" w:eastAsia="Consolas" w:hAnsi="Consolas" w:cs="Consolas"/>
+          <w:sz w:val="24"/>
+          <w:szCs w:val="24"/>
+        </w:rPr>
+        <w:t xml:space="preserve"> "livraison",</w:t>
+      </w:r>
+    </w:p>
+    <w:p>
+      <w:pPr>
+        <w:shd w:val="clear" w:color="auto" w:fill="EDF1F8"/>
+        <w:spacing w:after="40" w:line="264" w:lineRule="auto"/>
+        <w:ind w:left="200" w:right="200"/>
+        <w:rPr>
+          <w:sz w:val="24"/>
+          <w:szCs w:val="24"/>
+        </w:rPr>
+      </w:pPr>
+      <w:r>
+        <w:rPr>
+          <w:rFonts w:ascii="Consolas" w:eastAsia="Consolas" w:hAnsi="Consolas" w:cs="Consolas"/>
+          <w:sz w:val="24"/>
+          <w:szCs w:val="24"/>
+        </w:rPr>
+        <w:t xml:space="preserve">  "</w:t>
+      </w:r>
+      <w:r>
+        <w:rPr>
+          <w:rFonts w:ascii="Consolas" w:eastAsia="Consolas" w:hAnsi="Consolas" w:cs="Consolas"/>
+          <w:sz w:val="24"/>
+          <w:szCs w:val="24"/>
+        </w:rPr>
+        <w:t>urgence » :</w:t>
+      </w:r>
+      <w:r>
+        <w:rPr>
+          <w:rFonts w:ascii="Consolas" w:eastAsia="Consolas" w:hAnsi="Consolas" w:cs="Consolas"/>
+          <w:sz w:val="24"/>
+          <w:szCs w:val="24"/>
+        </w:rPr>
+        <w:t xml:space="preserve"> "moyenne",</w:t>
+      </w:r>
+    </w:p>
+    <w:p>
+      <w:pPr>
+        <w:shd w:val="clear" w:color="auto" w:fill="EDF1F8"/>
+        <w:spacing w:after="40" w:line="264" w:lineRule="auto"/>
+        <w:ind w:left="200" w:right="200"/>
+        <w:rPr>
+          <w:sz w:val="24"/>
+          <w:szCs w:val="24"/>
+        </w:rPr>
+      </w:pPr>
+      <w:r>
+        <w:rPr>
+          <w:rFonts w:ascii="Consolas" w:eastAsia="Consolas" w:hAnsi="Consolas" w:cs="Consolas"/>
+          <w:sz w:val="24"/>
+          <w:szCs w:val="24"/>
+        </w:rPr>
+        <w:t xml:space="preserve">  "</w:t>
+      </w:r>
+      <w:r>
+        <w:rPr>
+          <w:rFonts w:ascii="Consolas" w:eastAsia="Consolas" w:hAnsi="Consolas" w:cs="Consolas"/>
+          <w:sz w:val="24"/>
+          <w:szCs w:val="24"/>
+        </w:rPr>
+        <w:t>probléme » :</w:t>
+      </w:r>
+      <w:r>
+        <w:rPr>
+          <w:rFonts w:ascii="Consolas" w:eastAsia="Consolas" w:hAnsi="Consolas" w:cs="Consolas"/>
+          <w:sz w:val="24"/>
+          <w:szCs w:val="24"/>
+        </w:rPr>
+        <w:t xml:space="preserve"> "Retard de livraison",</w:t>
+      </w:r>
+    </w:p>
+    <w:p>
+      <w:pPr>
+        <w:shd w:val="clear" w:color="auto" w:fill="EDF1F8"/>
+        <w:spacing w:after="40" w:line="264" w:lineRule="auto"/>
+        <w:ind w:left="200" w:right="200"/>
+        <w:rPr>
+          <w:sz w:val="24"/>
+          <w:szCs w:val="24"/>
+        </w:rPr>
+      </w:pPr>
+      <w:r>
+        <w:rPr>
+          <w:rFonts w:ascii="Consolas" w:eastAsia="Consolas" w:hAnsi="Consolas" w:cs="Consolas"/>
+          <w:sz w:val="24"/>
+          <w:szCs w:val="24"/>
+        </w:rPr>
+        <w:t xml:space="preserve">  "</w:t>
+      </w:r>
+      <w:r>
+        <w:rPr>
+          <w:rFonts w:ascii="Consolas" w:eastAsia="Consolas" w:hAnsi="Consolas" w:cs="Consolas"/>
+          <w:sz w:val="24"/>
+          <w:szCs w:val="24"/>
+        </w:rPr>
+        <w:t>confiance » :</w:t>
+      </w:r>
+      <w:r>
+        <w:rPr>
+          <w:rFonts w:ascii="Consolas" w:eastAsia="Consolas" w:hAnsi="Consolas" w:cs="Consolas"/>
+          <w:sz w:val="24"/>
+          <w:szCs w:val="24"/>
+        </w:rPr>
+        <w:t xml:space="preserve"> 0.91</w:t>
+      </w:r>
+    </w:p>
+    <w:p>
+      <w:pPr>
+        <w:shd w:val="clear" w:color="auto" w:fill="EDF1F8"/>
+        <w:spacing w:line="264" w:lineRule="auto"/>
+        <w:ind w:left="200" w:right="200"/>
+        <w:rPr>
+          <w:rFonts w:ascii="Consolas" w:eastAsia="Consolas" w:hAnsi="Consolas" w:cs="Consolas"/>
+          <w:sz w:val="24"/>
+          <w:szCs w:val="24"/>
+        </w:rPr>
+      </w:pPr>
+      <w:r>
+        <w:rPr>
+          <w:rFonts w:ascii="Consolas" w:eastAsia="Consolas" w:hAnsi="Consolas" w:cs="Consolas"/>
+          <w:sz w:val="24"/>
+          <w:szCs w:val="24"/>
+        </w:rPr>
+        <w:t>}</w:t>
+      </w:r>
+    </w:p>
+    <w:p>
+      <w:pPr>
+        <w:spacing w:after="80" w:line="276" w:lineRule="auto"/>
+        <w:rPr>
+          <w:sz w:val="24"/>
+          <w:szCs w:val="24"/>
+        </w:rPr>
+      </w:pPr>
+    </w:p>
+    <w:p>
+      <w:pPr>
+        <w:spacing w:after="80" w:line="276" w:lineRule="auto"/>
+        <w:rPr>
+          <w:sz w:val="24"/>
+          <w:szCs w:val="24"/>
+        </w:rPr>
+      </w:pPr>
+      <w:r>
+        <w:rPr>
+          <w:sz w:val="24"/>
+          <w:szCs w:val="24"/>
+        </w:rPr>
+        <w:drawing>
+          <wp:inline distT="0" distB="0" distL="0" distR="0" wp14:anchorId="496DDC47" wp14:editId="512A4849">
+            <wp:extent cx="5760720" cy="2165985"/>
+            <wp:effectExtent l="0" t="0" r="0" b="5715"/>
+            <wp:docPr id="397162500" name="Image 1"/>
+            <wp:cNvGraphicFramePr>
+              <a:graphicFrameLocks xmlns:a="http://schemas.openxmlformats.org/drawingml/2006/main" noChangeAspect="1"/>
+            </wp:cNvGraphicFramePr>
+            <a:graphic xmlns:a="http://schemas.openxmlformats.org/drawingml/2006/main">
+              <a:graphicData uri="http://schemas.openxmlformats.org/drawingml/2006/picture">
+                <pic:pic xmlns:pic="http://schemas.openxmlformats.org/drawingml/2006/picture">
+                  <pic:nvPicPr>
+                    <pic:cNvPr id="397162500" name=""/>
+                    <pic:cNvPicPr/>
+                  </pic:nvPicPr>
+                  <pic:blipFill>
+                    <a:blip r:embed="rId15"/>
+                    <a:stretch>
+                      <a:fillRect/>
+                    </a:stretch>
+                  </pic:blipFill>
+                  <pic:spPr>
+                    <a:xfrm>
+                      <a:off x="0" y="0"/>
+                      <a:ext cx="5760720" cy="2165985"/>
+                    </a:xfrm>
+                    <a:prstGeom prst="rect">
+                      <a:avLst/>
+                    </a:prstGeom>
+                  </pic:spPr>
+                </pic:pic>
+              </a:graphicData>
+            </a:graphic>
+          </wp:inline>
+        </w:drawing>
+      </w:r>
+    </w:p>
+    <w:p>
+      <w:pPr>
+        <w:spacing w:after="80" w:line="276" w:lineRule="auto"/>
+        <w:rPr>
+          <w:sz w:val="24"/>
+          <w:szCs w:val="24"/>
+        </w:rPr>
+      </w:pPr>
+    </w:p>
+    <w:p>
+      <w:pPr>
+        <w:pStyle w:val="Titre2"/>
+        <w:ind w:firstLine="708"/>
+      </w:pPr>
+      <w:r>
+        <w:t>2) Ajout des règles de validation</w:t>
+      </w:r>
+      <w:r>
+        <w:t> :</w:t>
+      </w:r>
+    </w:p>
+    <w:p>
+      <w:r>
+        <w:rPr>
+          <w:sz w:val="24"/>
+          <w:szCs w:val="24"/>
+        </w:rPr>
+        <w:t>Ajouter une validation en définissant les règles de sortie suivantes : format JSON valide ;</w:t>
+      </w:r>
+      <w:r>
+        <w:rPr>
+          <w:sz w:val="24"/>
+          <w:szCs w:val="24"/>
+        </w:rPr>
+        <w:t xml:space="preserve"> </w:t>
+      </w:r>
+      <w:r>
+        <w:rPr>
+          <w:sz w:val="24"/>
+          <w:szCs w:val="24"/>
+        </w:rPr>
+        <w:t>aucune propriété supplémentaire ; sentiment vaut positif, négatif ou neutre ; confiance est</w:t>
+      </w:r>
+      <w:r>
+        <w:rPr>
+          <w:sz w:val="24"/>
+          <w:szCs w:val="24"/>
+        </w:rPr>
+        <w:t xml:space="preserve"> </w:t>
+      </w:r>
+      <w:r>
+        <w:rPr>
+          <w:sz w:val="24"/>
+          <w:szCs w:val="24"/>
+        </w:rPr>
+        <w:t>compris entre 0 et 1 ; urgence vaut faible, moyenne ou élevée.</w:t>
+      </w:r>
+    </w:p>
+    <w:p/>
+    <w:p>
+      <w:pPr>
+        <w:shd w:val="clear" w:color="auto" w:fill="2E5090"/>
+        <w:spacing w:before="120"/>
+        <w:rPr>
+          <w:sz w:val="24"/>
+          <w:szCs w:val="24"/>
+        </w:rPr>
+      </w:pPr>
+      <w:r>
+        <w:rPr>
+          <w:b/>
+          <w:bCs/>
+          <w:color w:val="FFFFFF"/>
+          <w:sz w:val="24"/>
+          <w:szCs w:val="24"/>
+        </w:rPr>
+        <w:t xml:space="preserve">  PROMPT</w:t>
+      </w:r>
+    </w:p>
+    <w:p>
+      <w:pPr>
+        <w:shd w:val="clear" w:color="auto" w:fill="EDF1F8"/>
+        <w:spacing w:after="40" w:line="264" w:lineRule="auto"/>
+        <w:ind w:left="200" w:right="200"/>
+        <w:rPr>
+          <w:sz w:val="24"/>
+          <w:szCs w:val="24"/>
+        </w:rPr>
+      </w:pPr>
+      <w:r>
+        <w:rPr>
+          <w:rFonts w:ascii="Consolas" w:eastAsia="Consolas" w:hAnsi="Consolas" w:cs="Consolas"/>
+          <w:sz w:val="24"/>
+          <w:szCs w:val="24"/>
+        </w:rPr>
+        <w:t>Analyse le commentaire client suivant et retourne un objet JSON respectant</w:t>
+      </w:r>
+    </w:p>
+    <w:p>
+      <w:pPr>
+        <w:shd w:val="clear" w:color="auto" w:fill="EDF1F8"/>
+        <w:spacing w:after="40" w:line="264" w:lineRule="auto"/>
+        <w:ind w:left="200" w:right="200"/>
+        <w:rPr>
+          <w:sz w:val="24"/>
+          <w:szCs w:val="24"/>
+        </w:rPr>
+      </w:pPr>
+      <w:r>
+        <w:rPr>
+          <w:rFonts w:ascii="Consolas" w:eastAsia="Consolas" w:hAnsi="Consolas" w:cs="Consolas"/>
+          <w:sz w:val="24"/>
+          <w:szCs w:val="24"/>
+        </w:rPr>
+        <w:t>STRICTEMENT les règles ci-dessous.</w:t>
+      </w:r>
+    </w:p>
+    <w:p>
+      <w:pPr>
+        <w:shd w:val="clear" w:color="auto" w:fill="EDF1F8"/>
+        <w:spacing w:after="40" w:line="264" w:lineRule="auto"/>
+        <w:ind w:left="200" w:right="200"/>
+        <w:rPr>
+          <w:sz w:val="24"/>
+          <w:szCs w:val="24"/>
+        </w:rPr>
+      </w:pPr>
+    </w:p>
+    <w:p>
+      <w:pPr>
+        <w:shd w:val="clear" w:color="auto" w:fill="EDF1F8"/>
+        <w:spacing w:after="40" w:line="264" w:lineRule="auto"/>
+        <w:ind w:left="200" w:right="200"/>
+        <w:rPr>
+          <w:sz w:val="24"/>
+          <w:szCs w:val="24"/>
+        </w:rPr>
+      </w:pPr>
+      <w:r>
+        <w:rPr>
+          <w:rFonts w:ascii="Consolas" w:eastAsia="Consolas" w:hAnsi="Consolas" w:cs="Consolas"/>
+          <w:sz w:val="24"/>
+          <w:szCs w:val="24"/>
+        </w:rPr>
+        <w:t>Champs attendus :</w:t>
+      </w:r>
+    </w:p>
+    <w:p>
+      <w:pPr>
+        <w:shd w:val="clear" w:color="auto" w:fill="EDF1F8"/>
+        <w:spacing w:after="40" w:line="264" w:lineRule="auto"/>
+        <w:ind w:left="200" w:right="200"/>
+        <w:rPr>
+          <w:sz w:val="24"/>
+          <w:szCs w:val="24"/>
+        </w:rPr>
+      </w:pPr>
+      <w:r>
+        <w:rPr>
+          <w:rFonts w:ascii="Consolas" w:eastAsia="Consolas" w:hAnsi="Consolas" w:cs="Consolas"/>
+          <w:sz w:val="24"/>
+          <w:szCs w:val="24"/>
+        </w:rPr>
+        <w:t>- sentiment (string, valeurs autorisées uniquement : "positif", "</w:t>
+      </w:r>
+      <w:r>
+        <w:rPr>
+          <w:rFonts w:ascii="Consolas" w:eastAsia="Consolas" w:hAnsi="Consolas" w:cs="Consolas"/>
+          <w:sz w:val="24"/>
+          <w:szCs w:val="24"/>
+        </w:rPr>
+        <w:t>négatif</w:t>
+      </w:r>
+      <w:r>
+        <w:rPr>
+          <w:rFonts w:ascii="Consolas" w:eastAsia="Consolas" w:hAnsi="Consolas" w:cs="Consolas"/>
+          <w:sz w:val="24"/>
+          <w:szCs w:val="24"/>
+        </w:rPr>
+        <w:t>"</w:t>
+      </w:r>
+      <w:r>
+        <w:rPr>
+          <w:rFonts w:ascii="Consolas" w:eastAsia="Consolas" w:hAnsi="Consolas" w:cs="Consolas"/>
+          <w:sz w:val="24"/>
+          <w:szCs w:val="24"/>
+        </w:rPr>
+        <w:t>, neutre</w:t>
+      </w:r>
+      <w:r>
+        <w:rPr>
+          <w:rFonts w:ascii="Consolas" w:eastAsia="Consolas" w:hAnsi="Consolas" w:cs="Consolas"/>
+          <w:sz w:val="24"/>
+          <w:szCs w:val="24"/>
+        </w:rPr>
+        <w:t>")</w:t>
+      </w:r>
+    </w:p>
+    <w:p>
+      <w:pPr>
+        <w:shd w:val="clear" w:color="auto" w:fill="EDF1F8"/>
+        <w:spacing w:after="40" w:line="264" w:lineRule="auto"/>
+        <w:ind w:left="200" w:right="200"/>
+        <w:rPr>
+          <w:sz w:val="24"/>
+          <w:szCs w:val="24"/>
+        </w:rPr>
+      </w:pPr>
+      <w:r>
+        <w:rPr>
+          <w:rFonts w:ascii="Consolas" w:eastAsia="Consolas" w:hAnsi="Consolas" w:cs="Consolas"/>
+          <w:sz w:val="24"/>
+          <w:szCs w:val="24"/>
+        </w:rPr>
+        <w:t xml:space="preserve">- </w:t>
+      </w:r>
+      <w:r>
+        <w:rPr>
+          <w:rFonts w:ascii="Consolas" w:eastAsia="Consolas" w:hAnsi="Consolas" w:cs="Consolas"/>
+          <w:sz w:val="24"/>
+          <w:szCs w:val="24"/>
+        </w:rPr>
+        <w:t>catégorie</w:t>
+      </w:r>
+      <w:r>
+        <w:rPr>
+          <w:rFonts w:ascii="Consolas" w:eastAsia="Consolas" w:hAnsi="Consolas" w:cs="Consolas"/>
+          <w:sz w:val="24"/>
+          <w:szCs w:val="24"/>
+        </w:rPr>
+        <w:t xml:space="preserve"> (string, courte, un seul thème principal)</w:t>
+      </w:r>
+    </w:p>
+    <w:p>
+      <w:pPr>
+        <w:shd w:val="clear" w:color="auto" w:fill="EDF1F8"/>
+        <w:spacing w:after="40" w:line="264" w:lineRule="auto"/>
+        <w:ind w:left="200" w:right="200"/>
+        <w:rPr>
+          <w:sz w:val="24"/>
+          <w:szCs w:val="24"/>
+        </w:rPr>
+      </w:pPr>
+      <w:r>
+        <w:rPr>
+          <w:rFonts w:ascii="Consolas" w:eastAsia="Consolas" w:hAnsi="Consolas" w:cs="Consolas"/>
+          <w:sz w:val="24"/>
+          <w:szCs w:val="24"/>
+        </w:rPr>
+        <w:t>- urgence (string, valeurs autorisées uniquement : "faible", "moyenne",</w:t>
+      </w:r>
+    </w:p>
+    <w:p>
+      <w:pPr>
+        <w:shd w:val="clear" w:color="auto" w:fill="EDF1F8"/>
+        <w:spacing w:after="40" w:line="264" w:lineRule="auto"/>
+        <w:ind w:left="200" w:right="200"/>
+        <w:rPr>
+          <w:sz w:val="24"/>
+          <w:szCs w:val="24"/>
+        </w:rPr>
+      </w:pPr>
+      <w:r>
+        <w:rPr>
+          <w:rFonts w:ascii="Consolas" w:eastAsia="Consolas" w:hAnsi="Consolas" w:cs="Consolas"/>
+          <w:sz w:val="24"/>
+          <w:szCs w:val="24"/>
+        </w:rPr>
+        <w:t xml:space="preserve">  "élevée")</w:t>
+      </w:r>
+    </w:p>
+    <w:p>
+      <w:pPr>
+        <w:shd w:val="clear" w:color="auto" w:fill="EDF1F8"/>
+        <w:spacing w:after="40" w:line="264" w:lineRule="auto"/>
+        <w:ind w:left="200" w:right="200"/>
+        <w:rPr>
+          <w:sz w:val="24"/>
+          <w:szCs w:val="24"/>
+        </w:rPr>
+      </w:pPr>
+      <w:r>
+        <w:rPr>
+          <w:rFonts w:ascii="Consolas" w:eastAsia="Consolas" w:hAnsi="Consolas" w:cs="Consolas"/>
+          <w:sz w:val="24"/>
+          <w:szCs w:val="24"/>
+        </w:rPr>
+        <w:t xml:space="preserve">- </w:t>
+      </w:r>
+      <w:r>
+        <w:rPr>
+          <w:rFonts w:ascii="Consolas" w:eastAsia="Consolas" w:hAnsi="Consolas" w:cs="Consolas"/>
+          <w:sz w:val="24"/>
+          <w:szCs w:val="24"/>
+        </w:rPr>
+        <w:t>probléme</w:t>
+      </w:r>
+      <w:r>
+        <w:rPr>
+          <w:rFonts w:ascii="Consolas" w:eastAsia="Consolas" w:hAnsi="Consolas" w:cs="Consolas"/>
+          <w:sz w:val="24"/>
+          <w:szCs w:val="24"/>
+        </w:rPr>
+        <w:t xml:space="preserve"> (string, description courte, "aucun" si non applicable)</w:t>
+      </w:r>
+    </w:p>
+    <w:p>
+      <w:pPr>
+        <w:shd w:val="clear" w:color="auto" w:fill="EDF1F8"/>
+        <w:spacing w:after="40" w:line="264" w:lineRule="auto"/>
+        <w:ind w:left="200" w:right="200"/>
+        <w:rPr>
+          <w:sz w:val="24"/>
+          <w:szCs w:val="24"/>
+        </w:rPr>
+      </w:pPr>
+      <w:r>
+        <w:rPr>
+          <w:rFonts w:ascii="Consolas" w:eastAsia="Consolas" w:hAnsi="Consolas" w:cs="Consolas"/>
+          <w:sz w:val="24"/>
+          <w:szCs w:val="24"/>
+        </w:rPr>
+        <w:t>- confiance (</w:t>
+      </w:r>
+      <w:proofErr w:type="spellStart"/>
+      <w:r>
+        <w:rPr>
+          <w:rFonts w:ascii="Consolas" w:eastAsia="Consolas" w:hAnsi="Consolas" w:cs="Consolas"/>
+          <w:sz w:val="24"/>
+          <w:szCs w:val="24"/>
+        </w:rPr>
+        <w:t>number</w:t>
+      </w:r>
+      <w:proofErr w:type="spellEnd"/>
+      <w:r>
+        <w:rPr>
+          <w:rFonts w:ascii="Consolas" w:eastAsia="Consolas" w:hAnsi="Consolas" w:cs="Consolas"/>
+          <w:sz w:val="24"/>
+          <w:szCs w:val="24"/>
+        </w:rPr>
+        <w:t>, valeur décimale strictement comprise entre 0 et 1)</w:t>
+      </w:r>
+    </w:p>
+    <w:p>
+      <w:pPr>
+        <w:shd w:val="clear" w:color="auto" w:fill="EDF1F8"/>
+        <w:spacing w:after="40" w:line="264" w:lineRule="auto"/>
+        <w:ind w:left="200" w:right="200"/>
+        <w:rPr>
+          <w:sz w:val="24"/>
+          <w:szCs w:val="24"/>
+        </w:rPr>
+      </w:pPr>
+    </w:p>
+    <w:p>
+      <w:pPr>
+        <w:shd w:val="clear" w:color="auto" w:fill="EDF1F8"/>
+        <w:spacing w:after="40" w:line="264" w:lineRule="auto"/>
+        <w:ind w:left="200" w:right="200"/>
+        <w:rPr>
+          <w:sz w:val="24"/>
+          <w:szCs w:val="24"/>
+        </w:rPr>
+      </w:pPr>
+      <w:r>
+        <w:rPr>
+          <w:rFonts w:ascii="Consolas" w:eastAsia="Consolas" w:hAnsi="Consolas" w:cs="Consolas"/>
+          <w:sz w:val="24"/>
+          <w:szCs w:val="24"/>
+        </w:rPr>
+        <w:lastRenderedPageBreak/>
+        <w:t>Règles de validation obligatoires :</w:t>
+      </w:r>
+    </w:p>
+    <w:p>
+      <w:pPr>
+        <w:shd w:val="clear" w:color="auto" w:fill="EDF1F8"/>
+        <w:spacing w:after="40" w:line="264" w:lineRule="auto"/>
+        <w:ind w:left="200" w:right="200"/>
+        <w:rPr>
+          <w:sz w:val="24"/>
+          <w:szCs w:val="24"/>
+        </w:rPr>
+      </w:pPr>
+      <w:r>
+        <w:rPr>
+          <w:rFonts w:ascii="Consolas" w:eastAsia="Consolas" w:hAnsi="Consolas" w:cs="Consolas"/>
+          <w:sz w:val="24"/>
+          <w:szCs w:val="24"/>
+        </w:rPr>
+        <w:t>1. La sortie doit être un JSON valide et rien d'autre (pas de texte, pas de</w:t>
+      </w:r>
+      <w:r>
+        <w:rPr>
+          <w:sz w:val="24"/>
+          <w:szCs w:val="24"/>
+        </w:rPr>
+        <w:t xml:space="preserve"> </w:t>
+      </w:r>
+      <w:r>
+        <w:rPr>
+          <w:rFonts w:ascii="Consolas" w:eastAsia="Consolas" w:hAnsi="Consolas" w:cs="Consolas"/>
+          <w:sz w:val="24"/>
+          <w:szCs w:val="24"/>
+        </w:rPr>
+        <w:t xml:space="preserve">balises </w:t>
+      </w:r>
+      <w:proofErr w:type="spellStart"/>
+      <w:r>
+        <w:rPr>
+          <w:rFonts w:ascii="Consolas" w:eastAsia="Consolas" w:hAnsi="Consolas" w:cs="Consolas"/>
+          <w:sz w:val="24"/>
+          <w:szCs w:val="24"/>
+        </w:rPr>
+        <w:t>markdown</w:t>
+      </w:r>
+      <w:proofErr w:type="spellEnd"/>
+      <w:r>
+        <w:rPr>
+          <w:rFonts w:ascii="Consolas" w:eastAsia="Consolas" w:hAnsi="Consolas" w:cs="Consolas"/>
+          <w:sz w:val="24"/>
+          <w:szCs w:val="24"/>
+        </w:rPr>
+        <w:t>, pas de ```).</w:t>
+      </w:r>
+    </w:p>
+    <w:p>
+      <w:pPr>
+        <w:shd w:val="clear" w:color="auto" w:fill="EDF1F8"/>
+        <w:spacing w:after="40" w:line="264" w:lineRule="auto"/>
+        <w:ind w:left="200" w:right="200"/>
+        <w:rPr>
+          <w:sz w:val="24"/>
+          <w:szCs w:val="24"/>
+        </w:rPr>
+      </w:pPr>
+      <w:r>
+        <w:rPr>
+          <w:rFonts w:ascii="Consolas" w:eastAsia="Consolas" w:hAnsi="Consolas" w:cs="Consolas"/>
+          <w:sz w:val="24"/>
+          <w:szCs w:val="24"/>
+        </w:rPr>
+        <w:t>2. Aucune propriété supplémentaire n'est autorisée en dehors des 5 champs</w:t>
+      </w:r>
+      <w:r>
+        <w:rPr>
+          <w:sz w:val="24"/>
+          <w:szCs w:val="24"/>
+        </w:rPr>
+        <w:t xml:space="preserve"> </w:t>
+      </w:r>
+      <w:r>
+        <w:rPr>
+          <w:rFonts w:ascii="Consolas" w:eastAsia="Consolas" w:hAnsi="Consolas" w:cs="Consolas"/>
+          <w:sz w:val="24"/>
+          <w:szCs w:val="24"/>
+        </w:rPr>
+        <w:t>listés.</w:t>
+      </w:r>
+    </w:p>
+    <w:p>
+      <w:pPr>
+        <w:shd w:val="clear" w:color="auto" w:fill="EDF1F8"/>
+        <w:spacing w:after="40" w:line="264" w:lineRule="auto"/>
+        <w:ind w:left="200" w:right="200"/>
+        <w:rPr>
+          <w:sz w:val="24"/>
+          <w:szCs w:val="24"/>
+        </w:rPr>
+      </w:pPr>
+      <w:r>
+        <w:rPr>
+          <w:rFonts w:ascii="Consolas" w:eastAsia="Consolas" w:hAnsi="Consolas" w:cs="Consolas"/>
+          <w:sz w:val="24"/>
+          <w:szCs w:val="24"/>
+        </w:rPr>
+        <w:t>3. Le champ "sentiment" doit obligatoirement valoir "positif", "</w:t>
+      </w:r>
+      <w:r>
+        <w:rPr>
+          <w:rFonts w:ascii="Consolas" w:eastAsia="Consolas" w:hAnsi="Consolas" w:cs="Consolas"/>
+          <w:sz w:val="24"/>
+          <w:szCs w:val="24"/>
+        </w:rPr>
+        <w:t>négatif</w:t>
+      </w:r>
+      <w:r>
+        <w:rPr>
+          <w:rFonts w:ascii="Consolas" w:eastAsia="Consolas" w:hAnsi="Consolas" w:cs="Consolas"/>
+          <w:sz w:val="24"/>
+          <w:szCs w:val="24"/>
+        </w:rPr>
+        <w:t>"</w:t>
+      </w:r>
+      <w:r>
+        <w:rPr>
+          <w:sz w:val="24"/>
+          <w:szCs w:val="24"/>
+        </w:rPr>
+        <w:t xml:space="preserve"> </w:t>
+      </w:r>
+      <w:r>
+        <w:rPr>
+          <w:rFonts w:ascii="Consolas" w:eastAsia="Consolas" w:hAnsi="Consolas" w:cs="Consolas"/>
+          <w:sz w:val="24"/>
+          <w:szCs w:val="24"/>
+        </w:rPr>
+        <w:t>ou "neutre" — aucune autre valeur n'est acceptée.</w:t>
+      </w:r>
+    </w:p>
+    <w:p>
+      <w:pPr>
+        <w:shd w:val="clear" w:color="auto" w:fill="EDF1F8"/>
+        <w:spacing w:after="40" w:line="264" w:lineRule="auto"/>
+        <w:ind w:left="200" w:right="200"/>
+        <w:rPr>
+          <w:sz w:val="24"/>
+          <w:szCs w:val="24"/>
+        </w:rPr>
+      </w:pPr>
+      <w:r>
+        <w:rPr>
+          <w:rFonts w:ascii="Consolas" w:eastAsia="Consolas" w:hAnsi="Consolas" w:cs="Consolas"/>
+          <w:sz w:val="24"/>
+          <w:szCs w:val="24"/>
+        </w:rPr>
+        <w:t>4. Le champ "confiance" doit être un nombre compris entre 0 et 1 inclus.</w:t>
+      </w:r>
+    </w:p>
+    <w:p>
+      <w:pPr>
+        <w:shd w:val="clear" w:color="auto" w:fill="EDF1F8"/>
+        <w:spacing w:after="40" w:line="264" w:lineRule="auto"/>
+        <w:ind w:left="200" w:right="200"/>
+        <w:rPr>
+          <w:sz w:val="24"/>
+          <w:szCs w:val="24"/>
+        </w:rPr>
+      </w:pPr>
+      <w:r>
+        <w:rPr>
+          <w:rFonts w:ascii="Consolas" w:eastAsia="Consolas" w:hAnsi="Consolas" w:cs="Consolas"/>
+          <w:sz w:val="24"/>
+          <w:szCs w:val="24"/>
+        </w:rPr>
+        <w:t xml:space="preserve">5. Le champ "urgence" doit obligatoirement valoir "faible", "moyenne" </w:t>
+      </w:r>
+      <w:r>
+        <w:rPr>
+          <w:rFonts w:ascii="Consolas" w:eastAsia="Consolas" w:hAnsi="Consolas" w:cs="Consolas"/>
+          <w:sz w:val="24"/>
+          <w:szCs w:val="24"/>
+        </w:rPr>
+        <w:t>ou « élevée</w:t>
+      </w:r>
+      <w:r>
+        <w:rPr>
+          <w:rFonts w:ascii="Consolas" w:eastAsia="Consolas" w:hAnsi="Consolas" w:cs="Consolas"/>
+          <w:sz w:val="24"/>
+          <w:szCs w:val="24"/>
+        </w:rPr>
+        <w:t>".</w:t>
+      </w:r>
+    </w:p>
+    <w:p>
+      <w:pPr>
+        <w:shd w:val="clear" w:color="auto" w:fill="EDF1F8"/>
+        <w:spacing w:after="40" w:line="264" w:lineRule="auto"/>
+        <w:ind w:left="200" w:right="200"/>
+        <w:rPr>
+          <w:sz w:val="24"/>
+          <w:szCs w:val="24"/>
+        </w:rPr>
+      </w:pPr>
+      <w:r>
+        <w:rPr>
+          <w:rFonts w:ascii="Consolas" w:eastAsia="Consolas" w:hAnsi="Consolas" w:cs="Consolas"/>
+          <w:sz w:val="24"/>
+          <w:szCs w:val="24"/>
+        </w:rPr>
+        <w:t>6. Si une de ces règles ne peut pas être respectée avec certitude, choisis</w:t>
+      </w:r>
+      <w:r>
+        <w:rPr>
+          <w:sz w:val="24"/>
+          <w:szCs w:val="24"/>
+        </w:rPr>
+        <w:t xml:space="preserve"> </w:t>
+      </w:r>
+      <w:r>
+        <w:rPr>
+          <w:rFonts w:ascii="Consolas" w:eastAsia="Consolas" w:hAnsi="Consolas" w:cs="Consolas"/>
+          <w:sz w:val="24"/>
+          <w:szCs w:val="24"/>
+        </w:rPr>
+        <w:t>la valeur la plus prudente plutôt que d'inventer une donnée.</w:t>
+      </w:r>
+    </w:p>
+    <w:p>
+      <w:pPr>
+        <w:shd w:val="clear" w:color="auto" w:fill="EDF1F8"/>
+        <w:spacing w:line="264" w:lineRule="auto"/>
+        <w:ind w:left="200" w:right="200"/>
+      </w:pPr>
+      <w:r>
+        <w:rPr>
+          <w:rFonts w:ascii="Consolas" w:eastAsia="Consolas" w:hAnsi="Consolas" w:cs="Consolas"/>
+          <w:sz w:val="20"/>
+          <w:szCs w:val="20"/>
+        </w:rPr>
+        <w:t>Commentaire : "{commentaire}"</w:t>
+      </w:r>
+    </w:p>
+    <w:p>
+      <w:pPr>
+        <w:spacing w:after="80" w:line="276" w:lineRule="auto"/>
+        <w:rPr>
+          <w:sz w:val="24"/>
+          <w:szCs w:val="24"/>
+        </w:rPr>
+      </w:pPr>
+    </w:p>
+    <w:p>
+      <w:pPr>
+        <w:spacing w:after="80" w:line="276" w:lineRule="auto"/>
+        <w:rPr>
+          <w:sz w:val="24"/>
+          <w:szCs w:val="24"/>
+        </w:rPr>
+      </w:pPr>
+    </w:p>
+    <w:p>
+      <w:pPr>
+        <w:spacing w:after="80" w:line="276" w:lineRule="auto"/>
+        <w:rPr>
+          <w:sz w:val="24"/>
+          <w:szCs w:val="24"/>
+        </w:rPr>
+      </w:pPr>
+      <w:r>
+        <w:rPr>
+          <w:sz w:val="24"/>
+          <w:szCs w:val="24"/>
+        </w:rPr>
+        <w:drawing>
+          <wp:inline distT="0" distB="0" distL="0" distR="0" wp14:anchorId="750D53E2" wp14:editId="029BA1DF">
+            <wp:extent cx="5760720" cy="1583690"/>
+            <wp:effectExtent l="0" t="0" r="0" b="0"/>
+            <wp:docPr id="809726089" name="Image 1"/>
+            <wp:cNvGraphicFramePr>
+              <a:graphicFrameLocks xmlns:a="http://schemas.openxmlformats.org/drawingml/2006/main" noChangeAspect="1"/>
+            </wp:cNvGraphicFramePr>
+            <a:graphic xmlns:a="http://schemas.openxmlformats.org/drawingml/2006/main">
+              <a:graphicData uri="http://schemas.openxmlformats.org/drawingml/2006/picture">
+                <pic:pic xmlns:pic="http://schemas.openxmlformats.org/drawingml/2006/picture">
+                  <pic:nvPicPr>
+                    <pic:cNvPr id="809726089" name=""/>
+                    <pic:cNvPicPr/>
+                  </pic:nvPicPr>
+                  <pic:blipFill>
+                    <a:blip r:embed="rId16"/>
+                    <a:stretch>
+                      <a:fillRect/>
+                    </a:stretch>
+                  </pic:blipFill>
+                  <pic:spPr>
+                    <a:xfrm>
+                      <a:off x="0" y="0"/>
+                      <a:ext cx="5760720" cy="1583690"/>
+                    </a:xfrm>
+                    <a:prstGeom prst="rect">
+                      <a:avLst/>
+                    </a:prstGeom>
+                  </pic:spPr>
+                </pic:pic>
+              </a:graphicData>
+            </a:graphic>
+          </wp:inline>
+        </w:drawing>
+      </w:r>
+    </w:p>
     <w:sectPr>
       <w:pgSz w:w="11906" w:h="16838"/>
       <w:pgMar w:top="1417" w:right="1417" w:bottom="1417" w:left="1417" w:header="708" w:footer="708" w:gutter="0"/>
@@ -4189,6 +5586,95 @@
     </w:lvl>
   </w:abstractNum>
   <w:abstractNum w:abstractNumId="1" w15:restartNumberingAfterBreak="0">
+    <w:nsid w:val="5E34318A"/>
+    <w:multiLevelType w:val="hybridMultilevel"/>
+    <w:tmpl w:val="ED88130A"/>
+    <w:lvl w:ilvl="0" w:tplc="040C0011">
+      <w:start w:val="1"/>
+      <w:numFmt w:val="decimal"/>
+      <w:lvlText w:val="%1)"/>
+      <w:lvlJc w:val="left"/>
+      <w:pPr>
+        <w:ind w:left="1068" w:hanging="360"/>
+      </w:pPr>
+      <w:rPr>
+        <w:rFonts w:hint="default"/>
+      </w:rPr>
+    </w:lvl>
+    <w:lvl w:ilvl="1" w:tplc="040C0019" w:tentative="1">
+      <w:start w:val="1"/>
+      <w:numFmt w:val="lowerLetter"/>
+      <w:lvlText w:val="%2."/>
+      <w:lvlJc w:val="left"/>
+      <w:pPr>
+        <w:ind w:left="1788" w:hanging="360"/>
+      </w:pPr>
+    </w:lvl>
+    <w:lvl w:ilvl="2" w:tplc="040C001B" w:tentative="1">
+      <w:start w:val="1"/>
+      <w:numFmt w:val="lowerRoman"/>
+      <w:lvlText w:val="%3."/>
+      <w:lvlJc w:val="right"/>
+      <w:pPr>
+        <w:ind w:left="2508" w:hanging="180"/>
+      </w:pPr>
+    </w:lvl>
+    <w:lvl w:ilvl="3" w:tplc="040C000F" w:tentative="1">
+      <w:start w:val="1"/>
+      <w:numFmt w:val="decimal"/>
+      <w:lvlText w:val="%4."/>
+      <w:lvlJc w:val="left"/>
+      <w:pPr>
+        <w:ind w:left="3228" w:hanging="360"/>
+      </w:pPr>
+    </w:lvl>
+    <w:lvl w:ilvl="4" w:tplc="040C0019" w:tentative="1">
+      <w:start w:val="1"/>
+      <w:numFmt w:val="lowerLetter"/>
+      <w:lvlText w:val="%5."/>
+      <w:lvlJc w:val="left"/>
+      <w:pPr>
+        <w:ind w:left="3948" w:hanging="360"/>
+      </w:pPr>
+    </w:lvl>
+    <w:lvl w:ilvl="5" w:tplc="040C001B" w:tentative="1">
+      <w:start w:val="1"/>
+      <w:numFmt w:val="lowerRoman"/>
+      <w:lvlText w:val="%6."/>
+      <w:lvlJc w:val="right"/>
+      <w:pPr>
+        <w:ind w:left="4668" w:hanging="180"/>
+      </w:pPr>
+    </w:lvl>
+    <w:lvl w:ilvl="6" w:tplc="040C000F" w:tentative="1">
+      <w:start w:val="1"/>
+      <w:numFmt w:val="decimal"/>
+      <w:lvlText w:val="%7."/>
+      <w:lvlJc w:val="left"/>
+      <w:pPr>
+        <w:ind w:left="5388" w:hanging="360"/>
+      </w:pPr>
+    </w:lvl>
+    <w:lvl w:ilvl="7" w:tplc="040C0019" w:tentative="1">
+      <w:start w:val="1"/>
+      <w:numFmt w:val="lowerLetter"/>
+      <w:lvlText w:val="%8."/>
+      <w:lvlJc w:val="left"/>
+      <w:pPr>
+        <w:ind w:left="6108" w:hanging="360"/>
+      </w:pPr>
+    </w:lvl>
+    <w:lvl w:ilvl="8" w:tplc="040C001B" w:tentative="1">
+      <w:start w:val="1"/>
+      <w:numFmt w:val="lowerRoman"/>
+      <w:lvlText w:val="%9."/>
+      <w:lvlJc w:val="right"/>
+      <w:pPr>
+        <w:ind w:left="6828" w:hanging="180"/>
+      </w:pPr>
+    </w:lvl>
+  </w:abstractNum>
+  <w:abstractNum w:abstractNumId="2" w15:restartNumberingAfterBreak="0">
     <w:nsid w:val="7CBA4C47"/>
     <w:multiLevelType w:val="hybridMultilevel"/>
     <w:tmpl w:val="261680E6"/>
@@ -4246,10 +5732,13 @@
     <w:abstractNumId w:val="0"/>
   </w:num>
   <w:num w:numId="2" w16cid:durableId="1040784090">
-    <w:abstractNumId w:val="1"/>
+    <w:abstractNumId w:val="2"/>
     <w:lvlOverride w:ilvl="0">
       <w:startOverride w:val="1"/>
     </w:lvlOverride>
+  </w:num>
+  <w:num w:numId="3" w16cid:durableId="735712189">
+    <w:abstractNumId w:val="1"/>
   </w:num>
 </w:numbering>
 </file>

--- a/ai-business_assistant/Atelier Prompt Engineering.docx
+++ b/ai-business_assistant/Atelier Prompt Engineering.docx
@@ -2999,7 +2999,14 @@
           <w:sz w:val="24"/>
           <w:szCs w:val="24"/>
         </w:rPr>
-        <w:t>respect des contraintes.</w:t>
+        <w:t>respect des contraintes</w:t>
+      </w:r>
+      <w:r>
+        <w:rPr>
+          <w:sz w:val="24"/>
+          <w:szCs w:val="24"/>
+        </w:rPr>
+        <w:t> ?</w:t>
       </w:r>
     </w:p>
     <w:p>
@@ -4149,6 +4156,13 @@
         </w:rPr>
         <w:t xml:space="preserve"> les types des valeurs et les valeurs autorisées</w:t>
       </w:r>
+      <w:r>
+        <w:rPr>
+          <w:sz w:val="24"/>
+          <w:szCs w:val="24"/>
+        </w:rPr>
+        <w:t> ?</w:t>
+      </w:r>
     </w:p>
     <w:p/>
     <w:p>
@@ -4858,7 +4872,14 @@
           <w:sz w:val="24"/>
           <w:szCs w:val="24"/>
         </w:rPr>
-        <w:t>compris entre 0 et 1 ; urgence vaut faible, moyenne ou élevée.</w:t>
+        <w:t>compris entre 0 et 1 ; urgence vaut faible, moyenne ou élevée</w:t>
+      </w:r>
+      <w:r>
+        <w:rPr>
+          <w:sz w:val="24"/>
+          <w:szCs w:val="24"/>
+        </w:rPr>
+        <w:t> ?</w:t>
       </w:r>
     </w:p>
     <w:p/>
@@ -5472,6 +5493,2596 @@
                     <a:xfrm>
                       <a:off x="0" y="0"/>
                       <a:ext cx="5760720" cy="1583690"/>
+                    </a:xfrm>
+                    <a:prstGeom prst="rect">
+                      <a:avLst/>
+                    </a:prstGeom>
+                  </pic:spPr>
+                </pic:pic>
+              </a:graphicData>
+            </a:graphic>
+          </wp:inline>
+        </w:drawing>
+      </w:r>
+    </w:p>
+    <w:p>
+      <w:pPr>
+        <w:spacing w:after="80" w:line="276" w:lineRule="auto"/>
+        <w:rPr>
+          <w:sz w:val="24"/>
+          <w:szCs w:val="24"/>
+        </w:rPr>
+      </w:pPr>
+    </w:p>
+    <w:p>
+      <w:pPr>
+        <w:pStyle w:val="Titre1"/>
+        <w:pBdr>
+          <w:bottom w:val="single" w:sz="6" w:space="4" w:color="2E5090"/>
+        </w:pBdr>
+      </w:pPr>
+      <w:r>
+        <w:t>Partie 5</w:t>
+      </w:r>
+      <w:r>
+        <w:t> :</w:t>
+      </w:r>
+      <w:r>
+        <w:t xml:space="preserve">  Prompts pour les applications métier</w:t>
+      </w:r>
+    </w:p>
+    <w:p>
+      <w:pPr>
+        <w:spacing w:after="80" w:line="276" w:lineRule="auto"/>
+        <w:rPr>
+          <w:sz w:val="24"/>
+          <w:szCs w:val="24"/>
+        </w:rPr>
+      </w:pPr>
+      <w:r>
+        <w:rPr>
+          <w:sz w:val="24"/>
+          <w:szCs w:val="24"/>
+        </w:rPr>
+        <w:t xml:space="preserve"> </w:t>
+      </w:r>
+    </w:p>
+    <w:p>
+      <w:pPr>
+        <w:pStyle w:val="Titre2"/>
+        <w:ind w:firstLine="708"/>
+      </w:pPr>
+      <w:r>
+        <w:t>1) Résumé de document</w:t>
+      </w:r>
+    </w:p>
+    <w:p>
+      <w:pPr>
+        <w:rPr>
+          <w:sz w:val="24"/>
+          <w:szCs w:val="24"/>
+        </w:rPr>
+      </w:pPr>
+      <w:r>
+        <w:rPr>
+          <w:sz w:val="24"/>
+          <w:szCs w:val="24"/>
+        </w:rPr>
+        <w:t>Créer un prompt permettant de résumer un document avec les contraintes : maximum 250</w:t>
+      </w:r>
+      <w:r>
+        <w:rPr>
+          <w:sz w:val="24"/>
+          <w:szCs w:val="24"/>
+        </w:rPr>
+        <w:t xml:space="preserve"> </w:t>
+      </w:r>
+      <w:r>
+        <w:rPr>
+          <w:sz w:val="24"/>
+          <w:szCs w:val="24"/>
+        </w:rPr>
+        <w:t>mots ; conserver les informations factuelles ; identifier les objectifs ; identifier les résultats ;</w:t>
+      </w:r>
+      <w:r>
+        <w:rPr>
+          <w:sz w:val="24"/>
+          <w:szCs w:val="24"/>
+        </w:rPr>
+        <w:t xml:space="preserve"> </w:t>
+      </w:r>
+      <w:r>
+        <w:rPr>
+          <w:sz w:val="24"/>
+          <w:szCs w:val="24"/>
+        </w:rPr>
+        <w:t>identifier les recommandations ; n'inventer aucune information</w:t>
+      </w:r>
+      <w:r>
+        <w:rPr>
+          <w:sz w:val="24"/>
+          <w:szCs w:val="24"/>
+        </w:rPr>
+        <w:t> ?</w:t>
+      </w:r>
+    </w:p>
+    <w:p/>
+    <w:p>
+      <w:pPr>
+        <w:shd w:val="clear" w:color="auto" w:fill="2E5090"/>
+        <w:spacing w:before="120"/>
+        <w:rPr>
+          <w:sz w:val="24"/>
+          <w:szCs w:val="24"/>
+        </w:rPr>
+      </w:pPr>
+      <w:r>
+        <w:rPr>
+          <w:b/>
+          <w:bCs/>
+          <w:color w:val="FFFFFF"/>
+          <w:sz w:val="24"/>
+          <w:szCs w:val="24"/>
+        </w:rPr>
+        <w:t xml:space="preserve">  PROMPT</w:t>
+      </w:r>
+    </w:p>
+    <w:p>
+      <w:pPr>
+        <w:shd w:val="clear" w:color="auto" w:fill="EDF1F8"/>
+        <w:spacing w:after="40" w:line="264" w:lineRule="auto"/>
+        <w:ind w:left="200" w:right="200"/>
+        <w:rPr>
+          <w:sz w:val="24"/>
+          <w:szCs w:val="24"/>
+        </w:rPr>
+      </w:pPr>
+      <w:r>
+        <w:rPr>
+          <w:rFonts w:ascii="Consolas" w:eastAsia="Consolas" w:hAnsi="Consolas" w:cs="Consolas"/>
+          <w:sz w:val="24"/>
+          <w:szCs w:val="24"/>
+        </w:rPr>
+        <w:t>Résume le document suivant en respectant strictement ces contraintes :</w:t>
+      </w:r>
+    </w:p>
+    <w:p>
+      <w:pPr>
+        <w:shd w:val="clear" w:color="auto" w:fill="EDF1F8"/>
+        <w:spacing w:after="40" w:line="264" w:lineRule="auto"/>
+        <w:ind w:left="200" w:right="200"/>
+        <w:rPr>
+          <w:sz w:val="24"/>
+          <w:szCs w:val="24"/>
+        </w:rPr>
+      </w:pPr>
+      <w:r>
+        <w:rPr>
+          <w:rFonts w:ascii="Consolas" w:eastAsia="Consolas" w:hAnsi="Consolas" w:cs="Consolas"/>
+          <w:sz w:val="24"/>
+          <w:szCs w:val="24"/>
+        </w:rPr>
+        <w:t>- Maximum 250 mots.</w:t>
+      </w:r>
+    </w:p>
+    <w:p>
+      <w:pPr>
+        <w:shd w:val="clear" w:color="auto" w:fill="EDF1F8"/>
+        <w:spacing w:after="40" w:line="264" w:lineRule="auto"/>
+        <w:ind w:left="200" w:right="200"/>
+        <w:rPr>
+          <w:sz w:val="24"/>
+          <w:szCs w:val="24"/>
+        </w:rPr>
+      </w:pPr>
+      <w:r>
+        <w:rPr>
+          <w:rFonts w:ascii="Consolas" w:eastAsia="Consolas" w:hAnsi="Consolas" w:cs="Consolas"/>
+          <w:sz w:val="24"/>
+          <w:szCs w:val="24"/>
+        </w:rPr>
+        <w:t>- Conserve uniquement les informations factuelles présentes dans le texte.</w:t>
+      </w:r>
+    </w:p>
+    <w:p>
+      <w:pPr>
+        <w:shd w:val="clear" w:color="auto" w:fill="EDF1F8"/>
+        <w:spacing w:after="40" w:line="264" w:lineRule="auto"/>
+        <w:ind w:left="200" w:right="200"/>
+        <w:rPr>
+          <w:sz w:val="24"/>
+          <w:szCs w:val="24"/>
+        </w:rPr>
+      </w:pPr>
+      <w:r>
+        <w:rPr>
+          <w:rFonts w:ascii="Consolas" w:eastAsia="Consolas" w:hAnsi="Consolas" w:cs="Consolas"/>
+          <w:sz w:val="24"/>
+          <w:szCs w:val="24"/>
+        </w:rPr>
+        <w:lastRenderedPageBreak/>
+        <w:t>- Identifie clairement les objectifs poursuivis par le document.</w:t>
+      </w:r>
+    </w:p>
+    <w:p>
+      <w:pPr>
+        <w:shd w:val="clear" w:color="auto" w:fill="EDF1F8"/>
+        <w:spacing w:after="40" w:line="264" w:lineRule="auto"/>
+        <w:ind w:left="200" w:right="200"/>
+        <w:rPr>
+          <w:sz w:val="24"/>
+          <w:szCs w:val="24"/>
+        </w:rPr>
+      </w:pPr>
+      <w:r>
+        <w:rPr>
+          <w:rFonts w:ascii="Consolas" w:eastAsia="Consolas" w:hAnsi="Consolas" w:cs="Consolas"/>
+          <w:sz w:val="24"/>
+          <w:szCs w:val="24"/>
+        </w:rPr>
+        <w:t>- Identifie les résultats obtenus ou constatés.</w:t>
+      </w:r>
+    </w:p>
+    <w:p>
+      <w:pPr>
+        <w:shd w:val="clear" w:color="auto" w:fill="EDF1F8"/>
+        <w:spacing w:after="40" w:line="264" w:lineRule="auto"/>
+        <w:ind w:left="200" w:right="200"/>
+        <w:rPr>
+          <w:sz w:val="24"/>
+          <w:szCs w:val="24"/>
+        </w:rPr>
+      </w:pPr>
+      <w:r>
+        <w:rPr>
+          <w:rFonts w:ascii="Consolas" w:eastAsia="Consolas" w:hAnsi="Consolas" w:cs="Consolas"/>
+          <w:sz w:val="24"/>
+          <w:szCs w:val="24"/>
+        </w:rPr>
+        <w:t>- Identifie les recommandations formulées, s'il y en a.</w:t>
+      </w:r>
+    </w:p>
+    <w:p>
+      <w:pPr>
+        <w:shd w:val="clear" w:color="auto" w:fill="EDF1F8"/>
+        <w:spacing w:after="40" w:line="264" w:lineRule="auto"/>
+        <w:ind w:left="200" w:right="200"/>
+        <w:rPr>
+          <w:sz w:val="24"/>
+          <w:szCs w:val="24"/>
+        </w:rPr>
+      </w:pPr>
+      <w:r>
+        <w:rPr>
+          <w:rFonts w:ascii="Consolas" w:eastAsia="Consolas" w:hAnsi="Consolas" w:cs="Consolas"/>
+          <w:sz w:val="24"/>
+          <w:szCs w:val="24"/>
+        </w:rPr>
+        <w:t>- N'invente aucune information absente du document.</w:t>
+      </w:r>
+    </w:p>
+    <w:p>
+      <w:pPr>
+        <w:shd w:val="clear" w:color="auto" w:fill="EDF1F8"/>
+        <w:spacing w:after="40" w:line="264" w:lineRule="auto"/>
+        <w:ind w:left="200" w:right="200"/>
+        <w:rPr>
+          <w:sz w:val="24"/>
+          <w:szCs w:val="24"/>
+        </w:rPr>
+      </w:pPr>
+    </w:p>
+    <w:p>
+      <w:pPr>
+        <w:shd w:val="clear" w:color="auto" w:fill="EDF1F8"/>
+        <w:spacing w:after="40" w:line="264" w:lineRule="auto"/>
+        <w:ind w:left="200" w:right="200"/>
+        <w:rPr>
+          <w:sz w:val="24"/>
+          <w:szCs w:val="24"/>
+        </w:rPr>
+      </w:pPr>
+      <w:r>
+        <w:rPr>
+          <w:rFonts w:ascii="Consolas" w:eastAsia="Consolas" w:hAnsi="Consolas" w:cs="Consolas"/>
+          <w:sz w:val="24"/>
+          <w:szCs w:val="24"/>
+        </w:rPr>
+        <w:t>Structure attendue : Objectifs / Résultats / Recommandations.</w:t>
+      </w:r>
+    </w:p>
+    <w:p>
+      <w:pPr>
+        <w:shd w:val="clear" w:color="auto" w:fill="EDF1F8"/>
+        <w:spacing w:after="40" w:line="264" w:lineRule="auto"/>
+        <w:ind w:left="200" w:right="200"/>
+        <w:rPr>
+          <w:sz w:val="24"/>
+          <w:szCs w:val="24"/>
+        </w:rPr>
+      </w:pPr>
+    </w:p>
+    <w:p>
+      <w:pPr>
+        <w:shd w:val="clear" w:color="auto" w:fill="EDF1F8"/>
+        <w:spacing w:after="40" w:line="264" w:lineRule="auto"/>
+        <w:ind w:left="200" w:right="200"/>
+        <w:rPr>
+          <w:sz w:val="24"/>
+          <w:szCs w:val="24"/>
+        </w:rPr>
+      </w:pPr>
+      <w:r>
+        <w:rPr>
+          <w:rFonts w:ascii="Consolas" w:eastAsia="Consolas" w:hAnsi="Consolas" w:cs="Consolas"/>
+          <w:sz w:val="24"/>
+          <w:szCs w:val="24"/>
+        </w:rPr>
+        <w:t>Document :</w:t>
+      </w:r>
+    </w:p>
+    <w:p>
+      <w:pPr>
+        <w:shd w:val="clear" w:color="auto" w:fill="EDF1F8"/>
+        <w:spacing w:after="40" w:line="264" w:lineRule="auto"/>
+        <w:ind w:left="200" w:right="200"/>
+        <w:rPr>
+          <w:sz w:val="24"/>
+          <w:szCs w:val="24"/>
+        </w:rPr>
+      </w:pPr>
+      <w:r>
+        <w:rPr>
+          <w:rFonts w:ascii="Consolas" w:eastAsia="Consolas" w:hAnsi="Consolas" w:cs="Consolas"/>
+          <w:sz w:val="24"/>
+          <w:szCs w:val="24"/>
+        </w:rPr>
+        <w:t>"""</w:t>
+      </w:r>
+    </w:p>
+    <w:p>
+      <w:pPr>
+        <w:shd w:val="clear" w:color="auto" w:fill="EDF1F8"/>
+        <w:spacing w:after="40" w:line="264" w:lineRule="auto"/>
+        <w:ind w:left="200" w:right="200"/>
+        <w:rPr>
+          <w:sz w:val="24"/>
+          <w:szCs w:val="24"/>
+        </w:rPr>
+      </w:pPr>
+      <w:r>
+        <w:rPr>
+          <w:rFonts w:ascii="Consolas" w:eastAsia="Consolas" w:hAnsi="Consolas" w:cs="Consolas"/>
+          <w:sz w:val="24"/>
+          <w:szCs w:val="24"/>
+        </w:rPr>
+        <w:t>{</w:t>
+      </w:r>
+      <w:proofErr w:type="gramStart"/>
+      <w:r>
+        <w:rPr>
+          <w:rFonts w:ascii="Consolas" w:eastAsia="Consolas" w:hAnsi="Consolas" w:cs="Consolas"/>
+          <w:sz w:val="24"/>
+          <w:szCs w:val="24"/>
+        </w:rPr>
+        <w:t>document</w:t>
+      </w:r>
+      <w:proofErr w:type="gramEnd"/>
+      <w:r>
+        <w:rPr>
+          <w:rFonts w:ascii="Consolas" w:eastAsia="Consolas" w:hAnsi="Consolas" w:cs="Consolas"/>
+          <w:sz w:val="24"/>
+          <w:szCs w:val="24"/>
+        </w:rPr>
+        <w:t>}</w:t>
+      </w:r>
+    </w:p>
+    <w:p>
+      <w:pPr>
+        <w:shd w:val="clear" w:color="auto" w:fill="EDF1F8"/>
+        <w:spacing w:line="264" w:lineRule="auto"/>
+        <w:ind w:left="200" w:right="200"/>
+        <w:rPr>
+          <w:sz w:val="24"/>
+          <w:szCs w:val="24"/>
+        </w:rPr>
+      </w:pPr>
+      <w:r>
+        <w:rPr>
+          <w:rFonts w:ascii="Consolas" w:eastAsia="Consolas" w:hAnsi="Consolas" w:cs="Consolas"/>
+          <w:sz w:val="24"/>
+          <w:szCs w:val="24"/>
+        </w:rPr>
+        <w:t>"""</w:t>
+      </w:r>
+    </w:p>
+    <w:p>
+      <w:pPr>
+        <w:spacing w:after="80" w:line="276" w:lineRule="auto"/>
+        <w:rPr>
+          <w:sz w:val="24"/>
+          <w:szCs w:val="24"/>
+        </w:rPr>
+      </w:pPr>
+    </w:p>
+    <w:p>
+      <w:pPr>
+        <w:spacing w:after="80" w:line="276" w:lineRule="auto"/>
+        <w:rPr>
+          <w:sz w:val="24"/>
+          <w:szCs w:val="24"/>
+        </w:rPr>
+      </w:pPr>
+      <w:r>
+        <w:rPr>
+          <w:sz w:val="24"/>
+          <w:szCs w:val="24"/>
+        </w:rPr>
+        <w:drawing>
+          <wp:inline distT="0" distB="0" distL="0" distR="0" wp14:anchorId="447BFF6B" wp14:editId="507F0B23">
+            <wp:extent cx="2540000" cy="1449358"/>
+            <wp:effectExtent l="0" t="0" r="0" b="0"/>
+            <wp:docPr id="2060079351" name="Image 1"/>
+            <wp:cNvGraphicFramePr>
+              <a:graphicFrameLocks xmlns:a="http://schemas.openxmlformats.org/drawingml/2006/main" noChangeAspect="1"/>
+            </wp:cNvGraphicFramePr>
+            <a:graphic xmlns:a="http://schemas.openxmlformats.org/drawingml/2006/main">
+              <a:graphicData uri="http://schemas.openxmlformats.org/drawingml/2006/picture">
+                <pic:pic xmlns:pic="http://schemas.openxmlformats.org/drawingml/2006/picture">
+                  <pic:nvPicPr>
+                    <pic:cNvPr id="2060079351" name=""/>
+                    <pic:cNvPicPr/>
+                  </pic:nvPicPr>
+                  <pic:blipFill rotWithShape="1">
+                    <a:blip r:embed="rId17"/>
+                    <a:srcRect l="13193" r="370"/>
+                    <a:stretch>
+                      <a:fillRect/>
+                    </a:stretch>
+                  </pic:blipFill>
+                  <pic:spPr bwMode="auto">
+                    <a:xfrm>
+                      <a:off x="0" y="0"/>
+                      <a:ext cx="2556205" cy="1458605"/>
+                    </a:xfrm>
+                    <a:prstGeom prst="rect">
+                      <a:avLst/>
+                    </a:prstGeom>
+                    <a:ln>
+                      <a:noFill/>
+                    </a:ln>
+                    <a:extLst>
+                      <a:ext uri="{53640926-AAD7-44D8-BBD7-CCE9431645EC}">
+                        <a14:shadowObscured xmlns:a14="http://schemas.microsoft.com/office/drawing/2010/main"/>
+                      </a:ext>
+                    </a:extLst>
+                  </pic:spPr>
+                </pic:pic>
+              </a:graphicData>
+            </a:graphic>
+          </wp:inline>
+        </w:drawing>
+      </w:r>
+      <w:r>
+        <w:rPr>
+          <w:sz w:val="24"/>
+          <w:szCs w:val="24"/>
+        </w:rPr>
+        <w:drawing>
+          <wp:inline distT="0" distB="0" distL="0" distR="0" wp14:anchorId="630051BC" wp14:editId="7FDA0F47">
+            <wp:extent cx="3204845" cy="1461017"/>
+            <wp:effectExtent l="0" t="0" r="0" b="6350"/>
+            <wp:docPr id="911659187" name="Image 1"/>
+            <wp:cNvGraphicFramePr>
+              <a:graphicFrameLocks xmlns:a="http://schemas.openxmlformats.org/drawingml/2006/main" noChangeAspect="1"/>
+            </wp:cNvGraphicFramePr>
+            <a:graphic xmlns:a="http://schemas.openxmlformats.org/drawingml/2006/main">
+              <a:graphicData uri="http://schemas.openxmlformats.org/drawingml/2006/picture">
+                <pic:pic xmlns:pic="http://schemas.openxmlformats.org/drawingml/2006/picture">
+                  <pic:nvPicPr>
+                    <pic:cNvPr id="911659187" name=""/>
+                    <pic:cNvPicPr/>
+                  </pic:nvPicPr>
+                  <pic:blipFill rotWithShape="1">
+                    <a:blip r:embed="rId18"/>
+                    <a:srcRect l="12015" r="3439" b="4200"/>
+                    <a:stretch>
+                      <a:fillRect/>
+                    </a:stretch>
+                  </pic:blipFill>
+                  <pic:spPr bwMode="auto">
+                    <a:xfrm>
+                      <a:off x="0" y="0"/>
+                      <a:ext cx="3233824" cy="1474228"/>
+                    </a:xfrm>
+                    <a:prstGeom prst="rect">
+                      <a:avLst/>
+                    </a:prstGeom>
+                    <a:ln>
+                      <a:noFill/>
+                    </a:ln>
+                    <a:extLst>
+                      <a:ext uri="{53640926-AAD7-44D8-BBD7-CCE9431645EC}">
+                        <a14:shadowObscured xmlns:a14="http://schemas.microsoft.com/office/drawing/2010/main"/>
+                      </a:ext>
+                    </a:extLst>
+                  </pic:spPr>
+                </pic:pic>
+              </a:graphicData>
+            </a:graphic>
+          </wp:inline>
+        </w:drawing>
+      </w:r>
+    </w:p>
+    <w:p>
+      <w:pPr>
+        <w:spacing w:after="80" w:line="276" w:lineRule="auto"/>
+        <w:rPr>
+          <w:sz w:val="24"/>
+          <w:szCs w:val="24"/>
+        </w:rPr>
+      </w:pPr>
+    </w:p>
+    <w:p>
+      <w:pPr>
+        <w:pStyle w:val="Titre2"/>
+        <w:ind w:firstLine="708"/>
+      </w:pPr>
+      <w:r>
+        <w:t>2) Traduction français → anglais</w:t>
+      </w:r>
+      <w:r>
+        <w:t> :</w:t>
+      </w:r>
+    </w:p>
+    <w:p>
+      <w:pPr>
+        <w:spacing w:after="80" w:line="276" w:lineRule="auto"/>
+        <w:rPr>
+          <w:sz w:val="24"/>
+          <w:szCs w:val="24"/>
+        </w:rPr>
+      </w:pPr>
+      <w:r>
+        <w:rPr>
+          <w:sz w:val="24"/>
+          <w:szCs w:val="24"/>
+        </w:rPr>
+        <w:t>Créer un prompt permettant de traduire un document français en anglais avec les</w:t>
+      </w:r>
+      <w:r>
+        <w:rPr>
+          <w:sz w:val="24"/>
+          <w:szCs w:val="24"/>
+        </w:rPr>
+        <w:t xml:space="preserve"> </w:t>
+      </w:r>
+      <w:r>
+        <w:rPr>
+          <w:sz w:val="24"/>
+          <w:szCs w:val="24"/>
+        </w:rPr>
+        <w:t>contraintes : conserver le sens ; conserver la structure ; conserver les termes techniques ; ne</w:t>
+      </w:r>
+      <w:r>
+        <w:rPr>
+          <w:sz w:val="24"/>
+          <w:szCs w:val="24"/>
+        </w:rPr>
+        <w:t xml:space="preserve"> </w:t>
+      </w:r>
+      <w:r>
+        <w:rPr>
+          <w:sz w:val="24"/>
+          <w:szCs w:val="24"/>
+        </w:rPr>
+        <w:t>pas résumer ; ne rajoute aucune information</w:t>
+      </w:r>
+      <w:r>
+        <w:rPr>
+          <w:sz w:val="24"/>
+          <w:szCs w:val="24"/>
+        </w:rPr>
+        <w:t> ?</w:t>
+      </w:r>
+    </w:p>
+    <w:p>
+      <w:pPr>
+        <w:spacing w:after="80" w:line="276" w:lineRule="auto"/>
+        <w:rPr>
+          <w:sz w:val="24"/>
+          <w:szCs w:val="24"/>
+        </w:rPr>
+      </w:pPr>
+      <w:r>
+        <w:rPr>
+          <w:b/>
+          <w:bCs/>
+          <w:color w:val="FFFFFF"/>
+          <w:sz w:val="18"/>
+          <w:szCs w:val="18"/>
+        </w:rPr>
+        <w:t>PROMPT</w:t>
+      </w:r>
+    </w:p>
+    <w:p>
+      <w:pPr>
+        <w:shd w:val="clear" w:color="auto" w:fill="2E5090"/>
+        <w:spacing w:before="120"/>
+      </w:pPr>
+      <w:r>
+        <w:rPr>
+          <w:b/>
+          <w:bCs/>
+          <w:color w:val="FFFFFF"/>
+          <w:sz w:val="18"/>
+          <w:szCs w:val="18"/>
+        </w:rPr>
+        <w:t xml:space="preserve">  PROMPT</w:t>
+      </w:r>
+    </w:p>
+    <w:p>
+      <w:pPr>
+        <w:shd w:val="clear" w:color="auto" w:fill="EDF1F8"/>
+        <w:spacing w:after="40" w:line="264" w:lineRule="auto"/>
+        <w:ind w:left="200" w:right="200"/>
+      </w:pPr>
+      <w:r>
+        <w:rPr>
+          <w:rFonts w:ascii="Consolas" w:eastAsia="Consolas" w:hAnsi="Consolas" w:cs="Consolas"/>
+          <w:sz w:val="20"/>
+          <w:szCs w:val="20"/>
+        </w:rPr>
+        <w:t>Traduis le document suivant du français vers l'anglais en respectant ces</w:t>
+      </w:r>
+      <w:r>
+        <w:t xml:space="preserve"> </w:t>
+      </w:r>
+      <w:r>
+        <w:rPr>
+          <w:rFonts w:ascii="Consolas" w:eastAsia="Consolas" w:hAnsi="Consolas" w:cs="Consolas"/>
+          <w:sz w:val="20"/>
+          <w:szCs w:val="20"/>
+        </w:rPr>
+        <w:t>contraintes :</w:t>
+      </w:r>
+    </w:p>
+    <w:p>
+      <w:pPr>
+        <w:shd w:val="clear" w:color="auto" w:fill="EDF1F8"/>
+        <w:spacing w:after="40" w:line="264" w:lineRule="auto"/>
+        <w:ind w:left="200" w:right="200"/>
+      </w:pPr>
+      <w:r>
+        <w:rPr>
+          <w:rFonts w:ascii="Consolas" w:eastAsia="Consolas" w:hAnsi="Consolas" w:cs="Consolas"/>
+          <w:sz w:val="20"/>
+          <w:szCs w:val="20"/>
+        </w:rPr>
+        <w:t>- Conserve le sens exact du texte source, sans interprétation libre.</w:t>
+      </w:r>
+    </w:p>
+    <w:p>
+      <w:pPr>
+        <w:shd w:val="clear" w:color="auto" w:fill="EDF1F8"/>
+        <w:spacing w:after="40" w:line="264" w:lineRule="auto"/>
+        <w:ind w:left="200" w:right="200"/>
+      </w:pPr>
+      <w:r>
+        <w:rPr>
+          <w:rFonts w:ascii="Consolas" w:eastAsia="Consolas" w:hAnsi="Consolas" w:cs="Consolas"/>
+          <w:sz w:val="20"/>
+          <w:szCs w:val="20"/>
+        </w:rPr>
+        <w:t>- Conserve la structure du document (titres, paragraphes, listes).</w:t>
+      </w:r>
+    </w:p>
+    <w:p>
+      <w:pPr>
+        <w:shd w:val="clear" w:color="auto" w:fill="EDF1F8"/>
+        <w:spacing w:after="40" w:line="264" w:lineRule="auto"/>
+        <w:ind w:left="200" w:right="200"/>
+      </w:pPr>
+      <w:r>
+        <w:rPr>
+          <w:rFonts w:ascii="Consolas" w:eastAsia="Consolas" w:hAnsi="Consolas" w:cs="Consolas"/>
+          <w:sz w:val="20"/>
+          <w:szCs w:val="20"/>
+        </w:rPr>
+        <w:t>- Conserve les termes techniques dans leur forme standard en anglais</w:t>
+      </w:r>
+      <w:r>
+        <w:t xml:space="preserve"> </w:t>
+      </w:r>
+      <w:r>
+        <w:rPr>
+          <w:rFonts w:ascii="Consolas" w:eastAsia="Consolas" w:hAnsi="Consolas" w:cs="Consolas"/>
+          <w:sz w:val="20"/>
+          <w:szCs w:val="20"/>
+        </w:rPr>
+        <w:t>(ne les traduis pas mot à mot si un équivalent technique établi existe).</w:t>
+      </w:r>
+    </w:p>
+    <w:p>
+      <w:pPr>
+        <w:shd w:val="clear" w:color="auto" w:fill="EDF1F8"/>
+        <w:spacing w:after="40" w:line="264" w:lineRule="auto"/>
+        <w:ind w:left="200" w:right="200"/>
+      </w:pPr>
+      <w:r>
+        <w:rPr>
+          <w:rFonts w:ascii="Consolas" w:eastAsia="Consolas" w:hAnsi="Consolas" w:cs="Consolas"/>
+          <w:sz w:val="20"/>
+          <w:szCs w:val="20"/>
+        </w:rPr>
+        <w:t>- Ne résume pas le contenu : la traduction doit être intégrale.</w:t>
+      </w:r>
+    </w:p>
+    <w:p>
+      <w:pPr>
+        <w:shd w:val="clear" w:color="auto" w:fill="EDF1F8"/>
+        <w:spacing w:after="40" w:line="264" w:lineRule="auto"/>
+        <w:ind w:left="200" w:right="200"/>
+      </w:pPr>
+      <w:r>
+        <w:rPr>
+          <w:rFonts w:ascii="Consolas" w:eastAsia="Consolas" w:hAnsi="Consolas" w:cs="Consolas"/>
+          <w:sz w:val="20"/>
+          <w:szCs w:val="20"/>
+        </w:rPr>
+        <w:t>- N'ajoute aucune information, note ou commentaire absent du texte source.</w:t>
+      </w:r>
+    </w:p>
+    <w:p>
+      <w:pPr>
+        <w:shd w:val="clear" w:color="auto" w:fill="EDF1F8"/>
+        <w:spacing w:after="40" w:line="264" w:lineRule="auto"/>
+        <w:ind w:left="200" w:right="200"/>
+      </w:pPr>
+    </w:p>
+    <w:p>
+      <w:pPr>
+        <w:shd w:val="clear" w:color="auto" w:fill="EDF1F8"/>
+        <w:spacing w:after="40" w:line="264" w:lineRule="auto"/>
+        <w:ind w:left="200" w:right="200"/>
+      </w:pPr>
+      <w:r>
+        <w:rPr>
+          <w:rFonts w:ascii="Consolas" w:eastAsia="Consolas" w:hAnsi="Consolas" w:cs="Consolas"/>
+          <w:sz w:val="20"/>
+          <w:szCs w:val="20"/>
+        </w:rPr>
+        <w:t>Document à traduire :</w:t>
+      </w:r>
+    </w:p>
+    <w:p>
+      <w:pPr>
+        <w:shd w:val="clear" w:color="auto" w:fill="EDF1F8"/>
+        <w:spacing w:after="40" w:line="264" w:lineRule="auto"/>
+        <w:ind w:left="200" w:right="200"/>
+      </w:pPr>
+      <w:r>
+        <w:rPr>
+          <w:rFonts w:ascii="Consolas" w:eastAsia="Consolas" w:hAnsi="Consolas" w:cs="Consolas"/>
+          <w:sz w:val="20"/>
+          <w:szCs w:val="20"/>
+        </w:rPr>
+        <w:t>"""</w:t>
+      </w:r>
+    </w:p>
+    <w:p>
+      <w:pPr>
+        <w:shd w:val="clear" w:color="auto" w:fill="EDF1F8"/>
+        <w:spacing w:after="40" w:line="264" w:lineRule="auto"/>
+        <w:ind w:left="200" w:right="200"/>
+      </w:pPr>
+      <w:r>
+        <w:rPr>
+          <w:rFonts w:ascii="Consolas" w:eastAsia="Consolas" w:hAnsi="Consolas" w:cs="Consolas"/>
+          <w:sz w:val="20"/>
+          <w:szCs w:val="20"/>
+        </w:rPr>
+        <w:t>{</w:t>
+      </w:r>
+      <w:proofErr w:type="gramStart"/>
+      <w:r>
+        <w:rPr>
+          <w:rFonts w:ascii="Consolas" w:eastAsia="Consolas" w:hAnsi="Consolas" w:cs="Consolas"/>
+          <w:sz w:val="20"/>
+          <w:szCs w:val="20"/>
+        </w:rPr>
+        <w:t>document</w:t>
+      </w:r>
+      <w:proofErr w:type="gramEnd"/>
+      <w:r>
+        <w:rPr>
+          <w:rFonts w:ascii="Consolas" w:eastAsia="Consolas" w:hAnsi="Consolas" w:cs="Consolas"/>
+          <w:sz w:val="20"/>
+          <w:szCs w:val="20"/>
+        </w:rPr>
+        <w:t>}</w:t>
+      </w:r>
+    </w:p>
+    <w:p>
+      <w:pPr>
+        <w:shd w:val="clear" w:color="auto" w:fill="EDF1F8"/>
+        <w:spacing w:line="264" w:lineRule="auto"/>
+        <w:ind w:left="200" w:right="200"/>
+      </w:pPr>
+      <w:r>
+        <w:rPr>
+          <w:rFonts w:ascii="Consolas" w:eastAsia="Consolas" w:hAnsi="Consolas" w:cs="Consolas"/>
+          <w:sz w:val="20"/>
+          <w:szCs w:val="20"/>
+        </w:rPr>
+        <w:t>"""</w:t>
+      </w:r>
+    </w:p>
+    <w:p>
+      <w:pPr>
+        <w:spacing w:after="80" w:line="276" w:lineRule="auto"/>
+        <w:rPr>
+          <w:sz w:val="24"/>
+          <w:szCs w:val="24"/>
+        </w:rPr>
+      </w:pPr>
+    </w:p>
+    <w:p>
+      <w:pPr>
+        <w:spacing w:after="80" w:line="276" w:lineRule="auto"/>
+        <w:rPr>
+          <w:sz w:val="24"/>
+          <w:szCs w:val="24"/>
+        </w:rPr>
+      </w:pPr>
+      <w:r>
+        <w:rPr>
+          <w:sz w:val="24"/>
+          <w:szCs w:val="24"/>
+        </w:rPr>
+        <w:lastRenderedPageBreak/>
+        <w:drawing>
+          <wp:inline distT="0" distB="0" distL="0" distR="0" wp14:anchorId="3AC5A90C" wp14:editId="3B62084B">
+            <wp:extent cx="5760720" cy="2007870"/>
+            <wp:effectExtent l="0" t="0" r="0" b="0"/>
+            <wp:docPr id="1760164276" name="Image 1"/>
+            <wp:cNvGraphicFramePr>
+              <a:graphicFrameLocks xmlns:a="http://schemas.openxmlformats.org/drawingml/2006/main" noChangeAspect="1"/>
+            </wp:cNvGraphicFramePr>
+            <a:graphic xmlns:a="http://schemas.openxmlformats.org/drawingml/2006/main">
+              <a:graphicData uri="http://schemas.openxmlformats.org/drawingml/2006/picture">
+                <pic:pic xmlns:pic="http://schemas.openxmlformats.org/drawingml/2006/picture">
+                  <pic:nvPicPr>
+                    <pic:cNvPr id="1760164276" name=""/>
+                    <pic:cNvPicPr/>
+                  </pic:nvPicPr>
+                  <pic:blipFill>
+                    <a:blip r:embed="rId19"/>
+                    <a:stretch>
+                      <a:fillRect/>
+                    </a:stretch>
+                  </pic:blipFill>
+                  <pic:spPr>
+                    <a:xfrm>
+                      <a:off x="0" y="0"/>
+                      <a:ext cx="5760720" cy="2007870"/>
+                    </a:xfrm>
+                    <a:prstGeom prst="rect">
+                      <a:avLst/>
+                    </a:prstGeom>
+                  </pic:spPr>
+                </pic:pic>
+              </a:graphicData>
+            </a:graphic>
+          </wp:inline>
+        </w:drawing>
+      </w:r>
+    </w:p>
+    <w:p>
+      <w:pPr>
+        <w:spacing w:after="80" w:line="276" w:lineRule="auto"/>
+        <w:rPr>
+          <w:sz w:val="24"/>
+          <w:szCs w:val="24"/>
+        </w:rPr>
+      </w:pPr>
+    </w:p>
+    <w:p>
+      <w:pPr>
+        <w:pStyle w:val="Titre2"/>
+        <w:ind w:firstLine="708"/>
+      </w:pPr>
+      <w:r>
+        <w:t>3) Classification d'un ticket informatique</w:t>
+      </w:r>
+    </w:p>
+    <w:p>
+      <w:pPr>
+        <w:spacing w:after="80" w:line="276" w:lineRule="auto"/>
+        <w:rPr>
+          <w:sz w:val="24"/>
+          <w:szCs w:val="24"/>
+        </w:rPr>
+      </w:pPr>
+      <w:r>
+        <w:rPr>
+          <w:sz w:val="24"/>
+          <w:szCs w:val="24"/>
+        </w:rPr>
+        <w:t>Créer un prompt permettant de classer un ticket informatique dans une catégorie (réseau,</w:t>
+      </w:r>
+      <w:r>
+        <w:rPr>
+          <w:sz w:val="24"/>
+          <w:szCs w:val="24"/>
+        </w:rPr>
+        <w:t xml:space="preserve"> </w:t>
+      </w:r>
+      <w:r>
+        <w:rPr>
+          <w:sz w:val="24"/>
+          <w:szCs w:val="24"/>
+        </w:rPr>
+        <w:t>logiciel, matériel, sécurité, accès, autre). La réponse est au format JSON avec les champs</w:t>
+      </w:r>
+      <w:r>
+        <w:rPr>
+          <w:sz w:val="24"/>
+          <w:szCs w:val="24"/>
+        </w:rPr>
+        <w:t xml:space="preserve"> </w:t>
+      </w:r>
+      <w:r>
+        <w:rPr>
+          <w:sz w:val="24"/>
+          <w:szCs w:val="24"/>
+        </w:rPr>
+        <w:t>catégorie</w:t>
+      </w:r>
+      <w:r>
+        <w:rPr>
+          <w:sz w:val="24"/>
+          <w:szCs w:val="24"/>
+        </w:rPr>
+        <w:t xml:space="preserve"> et justification</w:t>
+      </w:r>
+      <w:r>
+        <w:rPr>
+          <w:sz w:val="24"/>
+          <w:szCs w:val="24"/>
+        </w:rPr>
+        <w:t> ?</w:t>
+      </w:r>
+    </w:p>
+    <w:p>
+      <w:pPr>
+        <w:shd w:val="clear" w:color="auto" w:fill="2E5090"/>
+        <w:spacing w:before="120"/>
+      </w:pPr>
+      <w:r>
+        <w:rPr>
+          <w:b/>
+          <w:bCs/>
+          <w:color w:val="FFFFFF"/>
+          <w:sz w:val="18"/>
+          <w:szCs w:val="18"/>
+        </w:rPr>
+        <w:t xml:space="preserve">  PROMPT</w:t>
+      </w:r>
+    </w:p>
+    <w:p>
+      <w:pPr>
+        <w:shd w:val="clear" w:color="auto" w:fill="EDF1F8"/>
+        <w:spacing w:after="40" w:line="264" w:lineRule="auto"/>
+        <w:ind w:left="200" w:right="200"/>
+      </w:pPr>
+      <w:r>
+        <w:rPr>
+          <w:rFonts w:ascii="Consolas" w:eastAsia="Consolas" w:hAnsi="Consolas" w:cs="Consolas"/>
+          <w:sz w:val="20"/>
+          <w:szCs w:val="20"/>
+        </w:rPr>
+        <w:t>Classe le ticket informatique suivant dans l'une des catégories autorisées :</w:t>
+      </w:r>
+      <w:r>
+        <w:t xml:space="preserve"> </w:t>
+      </w:r>
+      <w:r>
+        <w:rPr>
+          <w:rFonts w:ascii="Consolas" w:eastAsia="Consolas" w:hAnsi="Consolas" w:cs="Consolas"/>
+          <w:sz w:val="20"/>
+          <w:szCs w:val="20"/>
+        </w:rPr>
+        <w:t>réseau, logiciel, matériel, sécurité, accès, autre.</w:t>
+      </w:r>
+    </w:p>
+    <w:p>
+      <w:pPr>
+        <w:shd w:val="clear" w:color="auto" w:fill="EDF1F8"/>
+        <w:spacing w:after="40" w:line="264" w:lineRule="auto"/>
+        <w:ind w:left="200" w:right="200"/>
+      </w:pPr>
+    </w:p>
+    <w:p>
+      <w:pPr>
+        <w:shd w:val="clear" w:color="auto" w:fill="EDF1F8"/>
+        <w:spacing w:after="40" w:line="264" w:lineRule="auto"/>
+        <w:ind w:left="200" w:right="200"/>
+      </w:pPr>
+      <w:r>
+        <w:rPr>
+          <w:rFonts w:ascii="Consolas" w:eastAsia="Consolas" w:hAnsi="Consolas" w:cs="Consolas"/>
+          <w:sz w:val="20"/>
+          <w:szCs w:val="20"/>
+        </w:rPr>
+        <w:t>Ticket : "{</w:t>
+      </w:r>
+      <w:proofErr w:type="spellStart"/>
+      <w:r>
+        <w:rPr>
+          <w:rFonts w:ascii="Consolas" w:eastAsia="Consolas" w:hAnsi="Consolas" w:cs="Consolas"/>
+          <w:sz w:val="20"/>
+          <w:szCs w:val="20"/>
+        </w:rPr>
+        <w:t>description_ticket</w:t>
+      </w:r>
+      <w:proofErr w:type="spellEnd"/>
+      <w:r>
+        <w:rPr>
+          <w:rFonts w:ascii="Consolas" w:eastAsia="Consolas" w:hAnsi="Consolas" w:cs="Consolas"/>
+          <w:sz w:val="20"/>
+          <w:szCs w:val="20"/>
+        </w:rPr>
+        <w:t>}"</w:t>
+      </w:r>
+    </w:p>
+    <w:p>
+      <w:pPr>
+        <w:shd w:val="clear" w:color="auto" w:fill="EDF1F8"/>
+        <w:spacing w:after="40" w:line="264" w:lineRule="auto"/>
+        <w:ind w:left="200" w:right="200"/>
+      </w:pPr>
+    </w:p>
+    <w:p>
+      <w:pPr>
+        <w:shd w:val="clear" w:color="auto" w:fill="EDF1F8"/>
+        <w:spacing w:after="40" w:line="264" w:lineRule="auto"/>
+        <w:ind w:left="200" w:right="200"/>
+      </w:pPr>
+      <w:r>
+        <w:rPr>
+          <w:rFonts w:ascii="Consolas" w:eastAsia="Consolas" w:hAnsi="Consolas" w:cs="Consolas"/>
+          <w:sz w:val="20"/>
+          <w:szCs w:val="20"/>
+        </w:rPr>
+        <w:t>Retourne uniquement un JSON valide avec les champs suivants :</w:t>
+      </w:r>
+    </w:p>
+    <w:p>
+      <w:pPr>
+        <w:shd w:val="clear" w:color="auto" w:fill="EDF1F8"/>
+        <w:spacing w:after="40" w:line="264" w:lineRule="auto"/>
+        <w:ind w:left="200" w:right="200"/>
+      </w:pPr>
+      <w:r>
+        <w:rPr>
+          <w:rFonts w:ascii="Consolas" w:eastAsia="Consolas" w:hAnsi="Consolas" w:cs="Consolas"/>
+          <w:sz w:val="20"/>
+          <w:szCs w:val="20"/>
+        </w:rPr>
+        <w:t>{</w:t>
+      </w:r>
+    </w:p>
+    <w:p>
+      <w:pPr>
+        <w:shd w:val="clear" w:color="auto" w:fill="EDF1F8"/>
+        <w:spacing w:after="40" w:line="264" w:lineRule="auto"/>
+        <w:ind w:left="200" w:right="200"/>
+      </w:pPr>
+      <w:r>
+        <w:rPr>
+          <w:rFonts w:ascii="Consolas" w:eastAsia="Consolas" w:hAnsi="Consolas" w:cs="Consolas"/>
+          <w:sz w:val="20"/>
+          <w:szCs w:val="20"/>
+        </w:rPr>
+        <w:t xml:space="preserve">  "</w:t>
+      </w:r>
+      <w:proofErr w:type="spellStart"/>
+      <w:r>
+        <w:rPr>
+          <w:rFonts w:ascii="Consolas" w:eastAsia="Consolas" w:hAnsi="Consolas" w:cs="Consolas"/>
+          <w:sz w:val="20"/>
+          <w:szCs w:val="20"/>
+        </w:rPr>
+        <w:t>categorie</w:t>
+      </w:r>
+      <w:proofErr w:type="spellEnd"/>
+      <w:r>
+        <w:rPr>
+          <w:rFonts w:ascii="Consolas" w:eastAsia="Consolas" w:hAnsi="Consolas" w:cs="Consolas"/>
+          <w:sz w:val="20"/>
+          <w:szCs w:val="20"/>
+        </w:rPr>
+        <w:t xml:space="preserve"> » :</w:t>
+      </w:r>
+      <w:r>
+        <w:rPr>
+          <w:rFonts w:ascii="Consolas" w:eastAsia="Consolas" w:hAnsi="Consolas" w:cs="Consolas"/>
+          <w:sz w:val="20"/>
+          <w:szCs w:val="20"/>
+        </w:rPr>
+        <w:t xml:space="preserve"> "</w:t>
+      </w:r>
+      <w:proofErr w:type="spellStart"/>
+      <w:r>
+        <w:rPr>
+          <w:rFonts w:ascii="Consolas" w:eastAsia="Consolas" w:hAnsi="Consolas" w:cs="Consolas"/>
+          <w:sz w:val="20"/>
+          <w:szCs w:val="20"/>
+        </w:rPr>
+        <w:t>réseau|logiciel|matériel|sécurité|accès|autre</w:t>
+      </w:r>
+      <w:proofErr w:type="spellEnd"/>
+      <w:r>
+        <w:rPr>
+          <w:rFonts w:ascii="Consolas" w:eastAsia="Consolas" w:hAnsi="Consolas" w:cs="Consolas"/>
+          <w:sz w:val="20"/>
+          <w:szCs w:val="20"/>
+        </w:rPr>
+        <w:t>",</w:t>
+      </w:r>
+    </w:p>
+    <w:p>
+      <w:pPr>
+        <w:shd w:val="clear" w:color="auto" w:fill="EDF1F8"/>
+        <w:spacing w:after="40" w:line="264" w:lineRule="auto"/>
+        <w:ind w:left="200" w:right="200"/>
+      </w:pPr>
+      <w:r>
+        <w:rPr>
+          <w:rFonts w:ascii="Consolas" w:eastAsia="Consolas" w:hAnsi="Consolas" w:cs="Consolas"/>
+          <w:sz w:val="20"/>
+          <w:szCs w:val="20"/>
+        </w:rPr>
+        <w:t xml:space="preserve">  "</w:t>
+      </w:r>
+      <w:r>
+        <w:rPr>
+          <w:rFonts w:ascii="Consolas" w:eastAsia="Consolas" w:hAnsi="Consolas" w:cs="Consolas"/>
+          <w:sz w:val="20"/>
+          <w:szCs w:val="20"/>
+        </w:rPr>
+        <w:t>justification » :</w:t>
+      </w:r>
+      <w:r>
+        <w:rPr>
+          <w:rFonts w:ascii="Consolas" w:eastAsia="Consolas" w:hAnsi="Consolas" w:cs="Consolas"/>
+          <w:sz w:val="20"/>
+          <w:szCs w:val="20"/>
+        </w:rPr>
+        <w:t xml:space="preserve"> "&lt;1 à 2 phrases expliquant le choix&gt;"</w:t>
+      </w:r>
+    </w:p>
+    <w:p>
+      <w:pPr>
+        <w:shd w:val="clear" w:color="auto" w:fill="EDF1F8"/>
+        <w:spacing w:line="264" w:lineRule="auto"/>
+        <w:ind w:left="200" w:right="200"/>
+      </w:pPr>
+      <w:r>
+        <w:rPr>
+          <w:rFonts w:ascii="Consolas" w:eastAsia="Consolas" w:hAnsi="Consolas" w:cs="Consolas"/>
+          <w:sz w:val="20"/>
+          <w:szCs w:val="20"/>
+        </w:rPr>
+        <w:t>}</w:t>
+      </w:r>
+    </w:p>
+    <w:p>
+      <w:pPr>
+        <w:spacing w:after="80" w:line="276" w:lineRule="auto"/>
+        <w:rPr>
+          <w:sz w:val="24"/>
+          <w:szCs w:val="24"/>
+        </w:rPr>
+      </w:pPr>
+    </w:p>
+    <w:p>
+      <w:pPr>
+        <w:spacing w:after="80" w:line="276" w:lineRule="auto"/>
+        <w:rPr>
+          <w:sz w:val="24"/>
+          <w:szCs w:val="24"/>
+        </w:rPr>
+      </w:pPr>
+      <w:r>
+        <w:rPr>
+          <w:sz w:val="24"/>
+          <w:szCs w:val="24"/>
+        </w:rPr>
+        <w:drawing>
+          <wp:inline distT="0" distB="0" distL="0" distR="0" wp14:anchorId="573BC9C4" wp14:editId="5A2CB12F">
+            <wp:extent cx="5760720" cy="2319655"/>
+            <wp:effectExtent l="0" t="0" r="0" b="4445"/>
+            <wp:docPr id="1251584949" name="Image 1"/>
+            <wp:cNvGraphicFramePr>
+              <a:graphicFrameLocks xmlns:a="http://schemas.openxmlformats.org/drawingml/2006/main" noChangeAspect="1"/>
+            </wp:cNvGraphicFramePr>
+            <a:graphic xmlns:a="http://schemas.openxmlformats.org/drawingml/2006/main">
+              <a:graphicData uri="http://schemas.openxmlformats.org/drawingml/2006/picture">
+                <pic:pic xmlns:pic="http://schemas.openxmlformats.org/drawingml/2006/picture">
+                  <pic:nvPicPr>
+                    <pic:cNvPr id="1251584949" name=""/>
+                    <pic:cNvPicPr/>
+                  </pic:nvPicPr>
+                  <pic:blipFill>
+                    <a:blip r:embed="rId20"/>
+                    <a:stretch>
+                      <a:fillRect/>
+                    </a:stretch>
+                  </pic:blipFill>
+                  <pic:spPr>
+                    <a:xfrm>
+                      <a:off x="0" y="0"/>
+                      <a:ext cx="5760720" cy="2319655"/>
+                    </a:xfrm>
+                    <a:prstGeom prst="rect">
+                      <a:avLst/>
+                    </a:prstGeom>
+                  </pic:spPr>
+                </pic:pic>
+              </a:graphicData>
+            </a:graphic>
+          </wp:inline>
+        </w:drawing>
+      </w:r>
+    </w:p>
+    <w:p>
+      <w:pPr>
+        <w:pStyle w:val="Titre2"/>
+        <w:ind w:firstLine="708"/>
+      </w:pPr>
+      <w:r>
+        <w:lastRenderedPageBreak/>
+        <w:t>4) Extraction d'informations d'une facture</w:t>
+      </w:r>
+      <w:r>
+        <w:t> :</w:t>
+      </w:r>
+    </w:p>
+    <w:p>
+      <w:pPr>
+        <w:rPr>
+          <w:sz w:val="24"/>
+          <w:szCs w:val="24"/>
+        </w:rPr>
+      </w:pPr>
+      <w:r>
+        <w:rPr>
+          <w:sz w:val="24"/>
+          <w:szCs w:val="24"/>
+        </w:rPr>
+        <w:t>Créer un prompt permettant d’extraire, à partir d’une facture, les infos (</w:t>
+      </w:r>
+      <w:proofErr w:type="spellStart"/>
+      <w:r>
+        <w:rPr>
+          <w:sz w:val="24"/>
+          <w:szCs w:val="24"/>
+        </w:rPr>
+        <w:t>numéro_facture</w:t>
+      </w:r>
+      <w:proofErr w:type="spellEnd"/>
+      <w:r>
+        <w:rPr>
+          <w:sz w:val="24"/>
+          <w:szCs w:val="24"/>
+        </w:rPr>
+        <w:t>,</w:t>
+      </w:r>
+      <w:r>
+        <w:rPr>
+          <w:sz w:val="24"/>
+          <w:szCs w:val="24"/>
+        </w:rPr>
+        <w:t xml:space="preserve"> </w:t>
+      </w:r>
+      <w:r>
+        <w:rPr>
+          <w:sz w:val="24"/>
+          <w:szCs w:val="24"/>
+        </w:rPr>
+        <w:t xml:space="preserve">date, client, </w:t>
+      </w:r>
+      <w:proofErr w:type="spellStart"/>
+      <w:r>
+        <w:rPr>
+          <w:sz w:val="24"/>
+          <w:szCs w:val="24"/>
+        </w:rPr>
+        <w:t>montant_ht</w:t>
+      </w:r>
+      <w:proofErr w:type="spellEnd"/>
+      <w:r>
+        <w:rPr>
+          <w:sz w:val="24"/>
+          <w:szCs w:val="24"/>
+        </w:rPr>
+        <w:t xml:space="preserve">, tva, </w:t>
+      </w:r>
+      <w:proofErr w:type="spellStart"/>
+      <w:r>
+        <w:rPr>
+          <w:sz w:val="24"/>
+          <w:szCs w:val="24"/>
+        </w:rPr>
+        <w:t>montant_ttc</w:t>
+      </w:r>
+      <w:proofErr w:type="spellEnd"/>
+      <w:r>
+        <w:rPr>
+          <w:sz w:val="24"/>
+          <w:szCs w:val="24"/>
+        </w:rPr>
+        <w:t xml:space="preserve">). Retourner uniquement un JSON valide avec </w:t>
+      </w:r>
+      <w:proofErr w:type="spellStart"/>
+      <w:r>
+        <w:rPr>
+          <w:sz w:val="24"/>
+          <w:szCs w:val="24"/>
+        </w:rPr>
+        <w:t>null</w:t>
+      </w:r>
+      <w:proofErr w:type="spellEnd"/>
+      <w:r>
+        <w:rPr>
+          <w:sz w:val="24"/>
+          <w:szCs w:val="24"/>
+        </w:rPr>
+        <w:t xml:space="preserve"> </w:t>
+      </w:r>
+      <w:r>
+        <w:rPr>
+          <w:sz w:val="24"/>
+          <w:szCs w:val="24"/>
+        </w:rPr>
+        <w:t>si une info est absente</w:t>
+      </w:r>
+      <w:r>
+        <w:rPr>
+          <w:sz w:val="24"/>
+          <w:szCs w:val="24"/>
+        </w:rPr>
+        <w:t> ?</w:t>
+      </w:r>
+    </w:p>
+    <w:p>
+      <w:pPr>
+        <w:rPr>
+          <w:sz w:val="24"/>
+          <w:szCs w:val="24"/>
+        </w:rPr>
+      </w:pPr>
+    </w:p>
+    <w:p>
+      <w:pPr>
+        <w:shd w:val="clear" w:color="auto" w:fill="2E5090"/>
+        <w:spacing w:before="120"/>
+        <w:rPr>
+          <w:sz w:val="24"/>
+          <w:szCs w:val="24"/>
+        </w:rPr>
+      </w:pPr>
+      <w:r>
+        <w:rPr>
+          <w:b/>
+          <w:bCs/>
+          <w:color w:val="FFFFFF"/>
+          <w:sz w:val="24"/>
+          <w:szCs w:val="24"/>
+        </w:rPr>
+        <w:t>PROMPT</w:t>
+      </w:r>
+    </w:p>
+    <w:p>
+      <w:pPr>
+        <w:shd w:val="clear" w:color="auto" w:fill="EDF1F8"/>
+        <w:spacing w:after="40" w:line="264" w:lineRule="auto"/>
+        <w:ind w:left="200" w:right="200"/>
+        <w:rPr>
+          <w:sz w:val="24"/>
+          <w:szCs w:val="24"/>
+        </w:rPr>
+      </w:pPr>
+      <w:r>
+        <w:rPr>
+          <w:rFonts w:ascii="Consolas" w:eastAsia="Consolas" w:hAnsi="Consolas" w:cs="Consolas"/>
+          <w:sz w:val="24"/>
+          <w:szCs w:val="24"/>
+        </w:rPr>
+        <w:t>Extrait les informations suivantes à partir de la facture ci-dessous :</w:t>
+      </w:r>
+    </w:p>
+    <w:p>
+      <w:pPr>
+        <w:shd w:val="clear" w:color="auto" w:fill="EDF1F8"/>
+        <w:spacing w:after="40" w:line="264" w:lineRule="auto"/>
+        <w:ind w:left="200" w:right="200"/>
+        <w:rPr>
+          <w:sz w:val="24"/>
+          <w:szCs w:val="24"/>
+        </w:rPr>
+      </w:pPr>
+      <w:proofErr w:type="spellStart"/>
+      <w:proofErr w:type="gramStart"/>
+      <w:r>
+        <w:rPr>
+          <w:rFonts w:ascii="Consolas" w:eastAsia="Consolas" w:hAnsi="Consolas" w:cs="Consolas"/>
+          <w:sz w:val="24"/>
+          <w:szCs w:val="24"/>
+        </w:rPr>
+        <w:t>numéro</w:t>
+      </w:r>
+      <w:proofErr w:type="gramEnd"/>
+      <w:r>
+        <w:rPr>
+          <w:rFonts w:ascii="Consolas" w:eastAsia="Consolas" w:hAnsi="Consolas" w:cs="Consolas"/>
+          <w:sz w:val="24"/>
+          <w:szCs w:val="24"/>
+        </w:rPr>
+        <w:t>_facture</w:t>
+      </w:r>
+      <w:proofErr w:type="spellEnd"/>
+      <w:r>
+        <w:rPr>
+          <w:rFonts w:ascii="Consolas" w:eastAsia="Consolas" w:hAnsi="Consolas" w:cs="Consolas"/>
+          <w:sz w:val="24"/>
+          <w:szCs w:val="24"/>
+        </w:rPr>
+        <w:t xml:space="preserve">, date, client, </w:t>
+      </w:r>
+      <w:proofErr w:type="spellStart"/>
+      <w:r>
+        <w:rPr>
+          <w:rFonts w:ascii="Consolas" w:eastAsia="Consolas" w:hAnsi="Consolas" w:cs="Consolas"/>
+          <w:sz w:val="24"/>
+          <w:szCs w:val="24"/>
+        </w:rPr>
+        <w:t>montant_ht</w:t>
+      </w:r>
+      <w:proofErr w:type="spellEnd"/>
+      <w:r>
+        <w:rPr>
+          <w:rFonts w:ascii="Consolas" w:eastAsia="Consolas" w:hAnsi="Consolas" w:cs="Consolas"/>
+          <w:sz w:val="24"/>
+          <w:szCs w:val="24"/>
+        </w:rPr>
+        <w:t xml:space="preserve">, tva, </w:t>
+      </w:r>
+      <w:proofErr w:type="spellStart"/>
+      <w:r>
+        <w:rPr>
+          <w:rFonts w:ascii="Consolas" w:eastAsia="Consolas" w:hAnsi="Consolas" w:cs="Consolas"/>
+          <w:sz w:val="24"/>
+          <w:szCs w:val="24"/>
+        </w:rPr>
+        <w:t>montant_ttc</w:t>
+      </w:r>
+      <w:proofErr w:type="spellEnd"/>
+      <w:r>
+        <w:rPr>
+          <w:rFonts w:ascii="Consolas" w:eastAsia="Consolas" w:hAnsi="Consolas" w:cs="Consolas"/>
+          <w:sz w:val="24"/>
+          <w:szCs w:val="24"/>
+        </w:rPr>
+        <w:t>.</w:t>
+      </w:r>
+    </w:p>
+    <w:p>
+      <w:pPr>
+        <w:shd w:val="clear" w:color="auto" w:fill="EDF1F8"/>
+        <w:spacing w:after="40" w:line="264" w:lineRule="auto"/>
+        <w:ind w:left="200" w:right="200"/>
+        <w:rPr>
+          <w:sz w:val="24"/>
+          <w:szCs w:val="24"/>
+        </w:rPr>
+      </w:pPr>
+    </w:p>
+    <w:p>
+      <w:pPr>
+        <w:shd w:val="clear" w:color="auto" w:fill="EDF1F8"/>
+        <w:spacing w:after="40" w:line="264" w:lineRule="auto"/>
+        <w:ind w:left="200" w:right="200"/>
+        <w:rPr>
+          <w:sz w:val="24"/>
+          <w:szCs w:val="24"/>
+        </w:rPr>
+      </w:pPr>
+      <w:r>
+        <w:rPr>
+          <w:rFonts w:ascii="Consolas" w:eastAsia="Consolas" w:hAnsi="Consolas" w:cs="Consolas"/>
+          <w:sz w:val="24"/>
+          <w:szCs w:val="24"/>
+        </w:rPr>
+        <w:t>Contraintes :</w:t>
+      </w:r>
+    </w:p>
+    <w:p>
+      <w:pPr>
+        <w:shd w:val="clear" w:color="auto" w:fill="EDF1F8"/>
+        <w:spacing w:after="40" w:line="264" w:lineRule="auto"/>
+        <w:ind w:left="200" w:right="200"/>
+        <w:rPr>
+          <w:sz w:val="24"/>
+          <w:szCs w:val="24"/>
+        </w:rPr>
+      </w:pPr>
+      <w:r>
+        <w:rPr>
+          <w:rFonts w:ascii="Consolas" w:eastAsia="Consolas" w:hAnsi="Consolas" w:cs="Consolas"/>
+          <w:sz w:val="24"/>
+          <w:szCs w:val="24"/>
+        </w:rPr>
+        <w:t>- Retourne uniquement un JSON valide, sans texte additionnel.</w:t>
+      </w:r>
+    </w:p>
+    <w:p>
+      <w:pPr>
+        <w:shd w:val="clear" w:color="auto" w:fill="EDF1F8"/>
+        <w:spacing w:after="40" w:line="264" w:lineRule="auto"/>
+        <w:ind w:left="200" w:right="200"/>
+        <w:rPr>
+          <w:sz w:val="24"/>
+          <w:szCs w:val="24"/>
+        </w:rPr>
+      </w:pPr>
+      <w:r>
+        <w:rPr>
+          <w:rFonts w:ascii="Consolas" w:eastAsia="Consolas" w:hAnsi="Consolas" w:cs="Consolas"/>
+          <w:sz w:val="24"/>
+          <w:szCs w:val="24"/>
+        </w:rPr>
+        <w:t xml:space="preserve">- Si une information est absente ou illisible, indique la valeur </w:t>
+      </w:r>
+      <w:proofErr w:type="spellStart"/>
+      <w:r>
+        <w:rPr>
+          <w:rFonts w:ascii="Consolas" w:eastAsia="Consolas" w:hAnsi="Consolas" w:cs="Consolas"/>
+          <w:sz w:val="24"/>
+          <w:szCs w:val="24"/>
+        </w:rPr>
+        <w:t>null</w:t>
+      </w:r>
+      <w:proofErr w:type="spellEnd"/>
+      <w:r>
+        <w:rPr>
+          <w:sz w:val="24"/>
+          <w:szCs w:val="24"/>
+        </w:rPr>
+        <w:t xml:space="preserve"> </w:t>
+      </w:r>
+      <w:r>
+        <w:rPr>
+          <w:rFonts w:ascii="Consolas" w:eastAsia="Consolas" w:hAnsi="Consolas" w:cs="Consolas"/>
+          <w:sz w:val="24"/>
+          <w:szCs w:val="24"/>
+        </w:rPr>
+        <w:t>pour ce champ (ne devine jamais une valeur).</w:t>
+      </w:r>
+    </w:p>
+    <w:p>
+      <w:pPr>
+        <w:shd w:val="clear" w:color="auto" w:fill="EDF1F8"/>
+        <w:spacing w:after="40" w:line="264" w:lineRule="auto"/>
+        <w:ind w:left="200" w:right="200"/>
+        <w:rPr>
+          <w:sz w:val="24"/>
+          <w:szCs w:val="24"/>
+        </w:rPr>
+      </w:pPr>
+      <w:r>
+        <w:rPr>
+          <w:rFonts w:ascii="Consolas" w:eastAsia="Consolas" w:hAnsi="Consolas" w:cs="Consolas"/>
+          <w:sz w:val="24"/>
+          <w:szCs w:val="24"/>
+        </w:rPr>
+        <w:t>- Les montants doivent être des nombres (pas de symbole monétaire, pas</w:t>
+      </w:r>
+      <w:r>
+        <w:rPr>
+          <w:sz w:val="24"/>
+          <w:szCs w:val="24"/>
+        </w:rPr>
+        <w:t xml:space="preserve"> </w:t>
+      </w:r>
+      <w:r>
+        <w:rPr>
+          <w:rFonts w:ascii="Consolas" w:eastAsia="Consolas" w:hAnsi="Consolas" w:cs="Consolas"/>
+          <w:sz w:val="24"/>
+          <w:szCs w:val="24"/>
+        </w:rPr>
+        <w:t>de séparateur de milliers).</w:t>
+      </w:r>
+    </w:p>
+    <w:p>
+      <w:pPr>
+        <w:shd w:val="clear" w:color="auto" w:fill="EDF1F8"/>
+        <w:spacing w:after="40" w:line="264" w:lineRule="auto"/>
+        <w:ind w:left="200" w:right="200"/>
+        <w:rPr>
+          <w:sz w:val="24"/>
+          <w:szCs w:val="24"/>
+        </w:rPr>
+      </w:pPr>
+    </w:p>
+    <w:p>
+      <w:pPr>
+        <w:shd w:val="clear" w:color="auto" w:fill="EDF1F8"/>
+        <w:spacing w:after="40" w:line="264" w:lineRule="auto"/>
+        <w:ind w:left="200" w:right="200"/>
+        <w:rPr>
+          <w:sz w:val="24"/>
+          <w:szCs w:val="24"/>
+        </w:rPr>
+      </w:pPr>
+      <w:r>
+        <w:rPr>
+          <w:rFonts w:ascii="Consolas" w:eastAsia="Consolas" w:hAnsi="Consolas" w:cs="Consolas"/>
+          <w:sz w:val="24"/>
+          <w:szCs w:val="24"/>
+        </w:rPr>
+        <w:t>Facture :</w:t>
+      </w:r>
+    </w:p>
+    <w:p>
+      <w:pPr>
+        <w:shd w:val="clear" w:color="auto" w:fill="EDF1F8"/>
+        <w:spacing w:after="40" w:line="264" w:lineRule="auto"/>
+        <w:ind w:left="200" w:right="200"/>
+        <w:rPr>
+          <w:sz w:val="24"/>
+          <w:szCs w:val="24"/>
+        </w:rPr>
+      </w:pPr>
+      <w:r>
+        <w:rPr>
+          <w:rFonts w:ascii="Consolas" w:eastAsia="Consolas" w:hAnsi="Consolas" w:cs="Consolas"/>
+          <w:sz w:val="24"/>
+          <w:szCs w:val="24"/>
+        </w:rPr>
+        <w:t>"""</w:t>
+      </w:r>
+    </w:p>
+    <w:p>
+      <w:pPr>
+        <w:shd w:val="clear" w:color="auto" w:fill="EDF1F8"/>
+        <w:spacing w:after="40" w:line="264" w:lineRule="auto"/>
+        <w:ind w:left="200" w:right="200"/>
+        <w:rPr>
+          <w:sz w:val="24"/>
+          <w:szCs w:val="24"/>
+        </w:rPr>
+      </w:pPr>
+      <w:r>
+        <w:rPr>
+          <w:rFonts w:ascii="Consolas" w:eastAsia="Consolas" w:hAnsi="Consolas" w:cs="Consolas"/>
+          <w:sz w:val="24"/>
+          <w:szCs w:val="24"/>
+        </w:rPr>
+        <w:t>{</w:t>
+      </w:r>
+      <w:proofErr w:type="spellStart"/>
+      <w:proofErr w:type="gramStart"/>
+      <w:r>
+        <w:rPr>
+          <w:rFonts w:ascii="Consolas" w:eastAsia="Consolas" w:hAnsi="Consolas" w:cs="Consolas"/>
+          <w:sz w:val="24"/>
+          <w:szCs w:val="24"/>
+        </w:rPr>
+        <w:t>texte</w:t>
+      </w:r>
+      <w:proofErr w:type="gramEnd"/>
+      <w:r>
+        <w:rPr>
+          <w:rFonts w:ascii="Consolas" w:eastAsia="Consolas" w:hAnsi="Consolas" w:cs="Consolas"/>
+          <w:sz w:val="24"/>
+          <w:szCs w:val="24"/>
+        </w:rPr>
+        <w:t>_facture</w:t>
+      </w:r>
+      <w:proofErr w:type="spellEnd"/>
+      <w:r>
+        <w:rPr>
+          <w:rFonts w:ascii="Consolas" w:eastAsia="Consolas" w:hAnsi="Consolas" w:cs="Consolas"/>
+          <w:sz w:val="24"/>
+          <w:szCs w:val="24"/>
+        </w:rPr>
+        <w:t>}</w:t>
+      </w:r>
+    </w:p>
+    <w:p>
+      <w:pPr>
+        <w:shd w:val="clear" w:color="auto" w:fill="EDF1F8"/>
+        <w:spacing w:after="40" w:line="264" w:lineRule="auto"/>
+        <w:ind w:left="200" w:right="200"/>
+        <w:rPr>
+          <w:sz w:val="24"/>
+          <w:szCs w:val="24"/>
+        </w:rPr>
+      </w:pPr>
+      <w:r>
+        <w:rPr>
+          <w:rFonts w:ascii="Consolas" w:eastAsia="Consolas" w:hAnsi="Consolas" w:cs="Consolas"/>
+          <w:sz w:val="24"/>
+          <w:szCs w:val="24"/>
+        </w:rPr>
+        <w:t>"""</w:t>
+      </w:r>
+    </w:p>
+    <w:p>
+      <w:pPr>
+        <w:shd w:val="clear" w:color="auto" w:fill="EDF1F8"/>
+        <w:spacing w:after="40" w:line="264" w:lineRule="auto"/>
+        <w:ind w:left="200" w:right="200"/>
+        <w:rPr>
+          <w:sz w:val="24"/>
+          <w:szCs w:val="24"/>
+        </w:rPr>
+      </w:pPr>
+    </w:p>
+    <w:p>
+      <w:pPr>
+        <w:shd w:val="clear" w:color="auto" w:fill="EDF1F8"/>
+        <w:spacing w:after="40" w:line="264" w:lineRule="auto"/>
+        <w:ind w:left="200" w:right="200"/>
+        <w:rPr>
+          <w:sz w:val="24"/>
+          <w:szCs w:val="24"/>
+        </w:rPr>
+      </w:pPr>
+      <w:r>
+        <w:rPr>
+          <w:rFonts w:ascii="Consolas" w:eastAsia="Consolas" w:hAnsi="Consolas" w:cs="Consolas"/>
+          <w:sz w:val="24"/>
+          <w:szCs w:val="24"/>
+        </w:rPr>
+        <w:t>Format de sortie :</w:t>
+      </w:r>
+    </w:p>
+    <w:p>
+      <w:pPr>
+        <w:shd w:val="clear" w:color="auto" w:fill="EDF1F8"/>
+        <w:spacing w:after="40" w:line="264" w:lineRule="auto"/>
+        <w:ind w:left="200" w:right="200"/>
+        <w:rPr>
+          <w:sz w:val="24"/>
+          <w:szCs w:val="24"/>
+        </w:rPr>
+      </w:pPr>
+      <w:r>
+        <w:rPr>
+          <w:rFonts w:ascii="Consolas" w:eastAsia="Consolas" w:hAnsi="Consolas" w:cs="Consolas"/>
+          <w:sz w:val="24"/>
+          <w:szCs w:val="24"/>
+        </w:rPr>
+        <w:t>{</w:t>
+      </w:r>
+    </w:p>
+    <w:p>
+      <w:pPr>
+        <w:shd w:val="clear" w:color="auto" w:fill="EDF1F8"/>
+        <w:spacing w:after="40" w:line="264" w:lineRule="auto"/>
+        <w:ind w:left="200" w:right="200"/>
+        <w:rPr>
+          <w:sz w:val="24"/>
+          <w:szCs w:val="24"/>
+        </w:rPr>
+      </w:pPr>
+      <w:r>
+        <w:rPr>
+          <w:rFonts w:ascii="Consolas" w:eastAsia="Consolas" w:hAnsi="Consolas" w:cs="Consolas"/>
+          <w:sz w:val="24"/>
+          <w:szCs w:val="24"/>
+        </w:rPr>
+        <w:t xml:space="preserve">  "</w:t>
+      </w:r>
+      <w:proofErr w:type="spellStart"/>
+      <w:r>
+        <w:rPr>
+          <w:rFonts w:ascii="Consolas" w:eastAsia="Consolas" w:hAnsi="Consolas" w:cs="Consolas"/>
+          <w:sz w:val="24"/>
+          <w:szCs w:val="24"/>
+        </w:rPr>
+        <w:t>numero_</w:t>
+      </w:r>
+      <w:r>
+        <w:rPr>
+          <w:rFonts w:ascii="Consolas" w:eastAsia="Consolas" w:hAnsi="Consolas" w:cs="Consolas"/>
+          <w:sz w:val="24"/>
+          <w:szCs w:val="24"/>
+        </w:rPr>
+        <w:t>facture</w:t>
+      </w:r>
+      <w:proofErr w:type="spellEnd"/>
+      <w:r>
+        <w:rPr>
+          <w:rFonts w:ascii="Consolas" w:eastAsia="Consolas" w:hAnsi="Consolas" w:cs="Consolas"/>
+          <w:sz w:val="24"/>
+          <w:szCs w:val="24"/>
+        </w:rPr>
+        <w:t xml:space="preserve"> » :</w:t>
+      </w:r>
+      <w:r>
+        <w:rPr>
+          <w:rFonts w:ascii="Consolas" w:eastAsia="Consolas" w:hAnsi="Consolas" w:cs="Consolas"/>
+          <w:sz w:val="24"/>
+          <w:szCs w:val="24"/>
+        </w:rPr>
+        <w:t xml:space="preserve"> </w:t>
+      </w:r>
+      <w:proofErr w:type="spellStart"/>
+      <w:r>
+        <w:rPr>
+          <w:rFonts w:ascii="Consolas" w:eastAsia="Consolas" w:hAnsi="Consolas" w:cs="Consolas"/>
+          <w:sz w:val="24"/>
+          <w:szCs w:val="24"/>
+        </w:rPr>
+        <w:t>string|null</w:t>
+      </w:r>
+      <w:proofErr w:type="spellEnd"/>
+      <w:r>
+        <w:rPr>
+          <w:rFonts w:ascii="Consolas" w:eastAsia="Consolas" w:hAnsi="Consolas" w:cs="Consolas"/>
+          <w:sz w:val="24"/>
+          <w:szCs w:val="24"/>
+        </w:rPr>
+        <w:t>,</w:t>
+      </w:r>
+    </w:p>
+    <w:p>
+      <w:pPr>
+        <w:shd w:val="clear" w:color="auto" w:fill="EDF1F8"/>
+        <w:spacing w:after="40" w:line="264" w:lineRule="auto"/>
+        <w:ind w:left="200" w:right="200"/>
+        <w:rPr>
+          <w:sz w:val="24"/>
+          <w:szCs w:val="24"/>
+        </w:rPr>
+      </w:pPr>
+      <w:r>
+        <w:rPr>
+          <w:rFonts w:ascii="Consolas" w:eastAsia="Consolas" w:hAnsi="Consolas" w:cs="Consolas"/>
+          <w:sz w:val="24"/>
+          <w:szCs w:val="24"/>
+        </w:rPr>
+        <w:t xml:space="preserve">  "</w:t>
+      </w:r>
+      <w:r>
+        <w:rPr>
+          <w:rFonts w:ascii="Consolas" w:eastAsia="Consolas" w:hAnsi="Consolas" w:cs="Consolas"/>
+          <w:sz w:val="24"/>
+          <w:szCs w:val="24"/>
+        </w:rPr>
+        <w:t>date » :</w:t>
+      </w:r>
+      <w:r>
+        <w:rPr>
+          <w:rFonts w:ascii="Consolas" w:eastAsia="Consolas" w:hAnsi="Consolas" w:cs="Consolas"/>
+          <w:sz w:val="24"/>
+          <w:szCs w:val="24"/>
+        </w:rPr>
+        <w:t xml:space="preserve"> </w:t>
+      </w:r>
+      <w:proofErr w:type="spellStart"/>
+      <w:r>
+        <w:rPr>
+          <w:rFonts w:ascii="Consolas" w:eastAsia="Consolas" w:hAnsi="Consolas" w:cs="Consolas"/>
+          <w:sz w:val="24"/>
+          <w:szCs w:val="24"/>
+        </w:rPr>
+        <w:t>string|null</w:t>
+      </w:r>
+      <w:proofErr w:type="spellEnd"/>
+      <w:r>
+        <w:rPr>
+          <w:rFonts w:ascii="Consolas" w:eastAsia="Consolas" w:hAnsi="Consolas" w:cs="Consolas"/>
+          <w:sz w:val="24"/>
+          <w:szCs w:val="24"/>
+        </w:rPr>
+        <w:t>,</w:t>
+      </w:r>
+    </w:p>
+    <w:p>
+      <w:pPr>
+        <w:shd w:val="clear" w:color="auto" w:fill="EDF1F8"/>
+        <w:spacing w:after="40" w:line="264" w:lineRule="auto"/>
+        <w:ind w:left="200" w:right="200"/>
+        <w:rPr>
+          <w:sz w:val="24"/>
+          <w:szCs w:val="24"/>
+        </w:rPr>
+      </w:pPr>
+      <w:r>
+        <w:rPr>
+          <w:rFonts w:ascii="Consolas" w:eastAsia="Consolas" w:hAnsi="Consolas" w:cs="Consolas"/>
+          <w:sz w:val="24"/>
+          <w:szCs w:val="24"/>
+        </w:rPr>
+        <w:t xml:space="preserve">  "</w:t>
+      </w:r>
+      <w:r>
+        <w:rPr>
+          <w:rFonts w:ascii="Consolas" w:eastAsia="Consolas" w:hAnsi="Consolas" w:cs="Consolas"/>
+          <w:sz w:val="24"/>
+          <w:szCs w:val="24"/>
+        </w:rPr>
+        <w:t>client » :</w:t>
+      </w:r>
+      <w:r>
+        <w:rPr>
+          <w:rFonts w:ascii="Consolas" w:eastAsia="Consolas" w:hAnsi="Consolas" w:cs="Consolas"/>
+          <w:sz w:val="24"/>
+          <w:szCs w:val="24"/>
+        </w:rPr>
+        <w:t xml:space="preserve"> </w:t>
+      </w:r>
+      <w:proofErr w:type="spellStart"/>
+      <w:r>
+        <w:rPr>
+          <w:rFonts w:ascii="Consolas" w:eastAsia="Consolas" w:hAnsi="Consolas" w:cs="Consolas"/>
+          <w:sz w:val="24"/>
+          <w:szCs w:val="24"/>
+        </w:rPr>
+        <w:t>string|null</w:t>
+      </w:r>
+      <w:proofErr w:type="spellEnd"/>
+      <w:r>
+        <w:rPr>
+          <w:rFonts w:ascii="Consolas" w:eastAsia="Consolas" w:hAnsi="Consolas" w:cs="Consolas"/>
+          <w:sz w:val="24"/>
+          <w:szCs w:val="24"/>
+        </w:rPr>
+        <w:t>,</w:t>
+      </w:r>
+    </w:p>
+    <w:p>
+      <w:pPr>
+        <w:shd w:val="clear" w:color="auto" w:fill="EDF1F8"/>
+        <w:spacing w:after="40" w:line="264" w:lineRule="auto"/>
+        <w:ind w:left="200" w:right="200"/>
+        <w:rPr>
+          <w:sz w:val="24"/>
+          <w:szCs w:val="24"/>
+        </w:rPr>
+      </w:pPr>
+      <w:r>
+        <w:rPr>
+          <w:rFonts w:ascii="Consolas" w:eastAsia="Consolas" w:hAnsi="Consolas" w:cs="Consolas"/>
+          <w:sz w:val="24"/>
+          <w:szCs w:val="24"/>
+        </w:rPr>
+        <w:t xml:space="preserve">  "</w:t>
+      </w:r>
+      <w:proofErr w:type="spellStart"/>
+      <w:r>
+        <w:rPr>
+          <w:rFonts w:ascii="Consolas" w:eastAsia="Consolas" w:hAnsi="Consolas" w:cs="Consolas"/>
+          <w:sz w:val="24"/>
+          <w:szCs w:val="24"/>
+        </w:rPr>
+        <w:t>montant_</w:t>
+      </w:r>
+      <w:r>
+        <w:rPr>
+          <w:rFonts w:ascii="Consolas" w:eastAsia="Consolas" w:hAnsi="Consolas" w:cs="Consolas"/>
+          <w:sz w:val="24"/>
+          <w:szCs w:val="24"/>
+        </w:rPr>
+        <w:t>ht</w:t>
+      </w:r>
+      <w:proofErr w:type="spellEnd"/>
+      <w:r>
+        <w:rPr>
+          <w:rFonts w:ascii="Consolas" w:eastAsia="Consolas" w:hAnsi="Consolas" w:cs="Consolas"/>
+          <w:sz w:val="24"/>
+          <w:szCs w:val="24"/>
+        </w:rPr>
+        <w:t xml:space="preserve"> » :</w:t>
+      </w:r>
+      <w:r>
+        <w:rPr>
+          <w:rFonts w:ascii="Consolas" w:eastAsia="Consolas" w:hAnsi="Consolas" w:cs="Consolas"/>
+          <w:sz w:val="24"/>
+          <w:szCs w:val="24"/>
+        </w:rPr>
+        <w:t xml:space="preserve"> </w:t>
+      </w:r>
+      <w:proofErr w:type="spellStart"/>
+      <w:r>
+        <w:rPr>
+          <w:rFonts w:ascii="Consolas" w:eastAsia="Consolas" w:hAnsi="Consolas" w:cs="Consolas"/>
+          <w:sz w:val="24"/>
+          <w:szCs w:val="24"/>
+        </w:rPr>
+        <w:t>number|null</w:t>
+      </w:r>
+      <w:proofErr w:type="spellEnd"/>
+      <w:r>
+        <w:rPr>
+          <w:rFonts w:ascii="Consolas" w:eastAsia="Consolas" w:hAnsi="Consolas" w:cs="Consolas"/>
+          <w:sz w:val="24"/>
+          <w:szCs w:val="24"/>
+        </w:rPr>
+        <w:t>,</w:t>
+      </w:r>
+    </w:p>
+    <w:p>
+      <w:pPr>
+        <w:shd w:val="clear" w:color="auto" w:fill="EDF1F8"/>
+        <w:spacing w:after="40" w:line="264" w:lineRule="auto"/>
+        <w:ind w:left="200" w:right="200"/>
+        <w:rPr>
+          <w:sz w:val="24"/>
+          <w:szCs w:val="24"/>
+        </w:rPr>
+      </w:pPr>
+      <w:r>
+        <w:rPr>
+          <w:rFonts w:ascii="Consolas" w:eastAsia="Consolas" w:hAnsi="Consolas" w:cs="Consolas"/>
+          <w:sz w:val="24"/>
+          <w:szCs w:val="24"/>
+        </w:rPr>
+        <w:t xml:space="preserve">  "</w:t>
+      </w:r>
+      <w:r>
+        <w:rPr>
+          <w:rFonts w:ascii="Consolas" w:eastAsia="Consolas" w:hAnsi="Consolas" w:cs="Consolas"/>
+          <w:sz w:val="24"/>
+          <w:szCs w:val="24"/>
+        </w:rPr>
+        <w:t>tva » :</w:t>
+      </w:r>
+      <w:r>
+        <w:rPr>
+          <w:rFonts w:ascii="Consolas" w:eastAsia="Consolas" w:hAnsi="Consolas" w:cs="Consolas"/>
+          <w:sz w:val="24"/>
+          <w:szCs w:val="24"/>
+        </w:rPr>
+        <w:t xml:space="preserve"> </w:t>
+      </w:r>
+      <w:proofErr w:type="spellStart"/>
+      <w:r>
+        <w:rPr>
+          <w:rFonts w:ascii="Consolas" w:eastAsia="Consolas" w:hAnsi="Consolas" w:cs="Consolas"/>
+          <w:sz w:val="24"/>
+          <w:szCs w:val="24"/>
+        </w:rPr>
+        <w:t>number|null</w:t>
+      </w:r>
+      <w:proofErr w:type="spellEnd"/>
+      <w:r>
+        <w:rPr>
+          <w:rFonts w:ascii="Consolas" w:eastAsia="Consolas" w:hAnsi="Consolas" w:cs="Consolas"/>
+          <w:sz w:val="24"/>
+          <w:szCs w:val="24"/>
+        </w:rPr>
+        <w:t>,</w:t>
+      </w:r>
+    </w:p>
+    <w:p>
+      <w:pPr>
+        <w:shd w:val="clear" w:color="auto" w:fill="EDF1F8"/>
+        <w:spacing w:after="40" w:line="264" w:lineRule="auto"/>
+        <w:ind w:left="200" w:right="200"/>
+        <w:rPr>
+          <w:rFonts w:ascii="Consolas" w:eastAsia="Consolas" w:hAnsi="Consolas" w:cs="Consolas"/>
+          <w:sz w:val="24"/>
+          <w:szCs w:val="24"/>
+        </w:rPr>
+      </w:pPr>
+      <w:r>
+        <w:rPr>
+          <w:rFonts w:ascii="Consolas" w:eastAsia="Consolas" w:hAnsi="Consolas" w:cs="Consolas"/>
+          <w:sz w:val="24"/>
+          <w:szCs w:val="24"/>
+        </w:rPr>
+        <w:t xml:space="preserve">  "</w:t>
+      </w:r>
+      <w:proofErr w:type="spellStart"/>
+      <w:r>
+        <w:rPr>
+          <w:rFonts w:ascii="Consolas" w:eastAsia="Consolas" w:hAnsi="Consolas" w:cs="Consolas"/>
+          <w:sz w:val="24"/>
+          <w:szCs w:val="24"/>
+        </w:rPr>
+        <w:t>montant_</w:t>
+      </w:r>
+      <w:r>
+        <w:rPr>
+          <w:rFonts w:ascii="Consolas" w:eastAsia="Consolas" w:hAnsi="Consolas" w:cs="Consolas"/>
+          <w:sz w:val="24"/>
+          <w:szCs w:val="24"/>
+        </w:rPr>
+        <w:t>ttc</w:t>
+      </w:r>
+      <w:proofErr w:type="spellEnd"/>
+      <w:r>
+        <w:rPr>
+          <w:rFonts w:ascii="Consolas" w:eastAsia="Consolas" w:hAnsi="Consolas" w:cs="Consolas"/>
+          <w:sz w:val="24"/>
+          <w:szCs w:val="24"/>
+        </w:rPr>
+        <w:t xml:space="preserve"> » :</w:t>
+      </w:r>
+      <w:r>
+        <w:rPr>
+          <w:rFonts w:ascii="Consolas" w:eastAsia="Consolas" w:hAnsi="Consolas" w:cs="Consolas"/>
+          <w:sz w:val="24"/>
+          <w:szCs w:val="24"/>
+        </w:rPr>
+        <w:t xml:space="preserve"> </w:t>
+      </w:r>
+      <w:proofErr w:type="spellStart"/>
+      <w:r>
+        <w:rPr>
+          <w:rFonts w:ascii="Consolas" w:eastAsia="Consolas" w:hAnsi="Consolas" w:cs="Consolas"/>
+          <w:sz w:val="24"/>
+          <w:szCs w:val="24"/>
+        </w:rPr>
+        <w:t>number|null</w:t>
+      </w:r>
+      <w:proofErr w:type="spellEnd"/>
+    </w:p>
+    <w:p>
+      <w:pPr>
+        <w:shd w:val="clear" w:color="auto" w:fill="EDF1F8"/>
+        <w:spacing w:after="40" w:line="264" w:lineRule="auto"/>
+        <w:ind w:left="200" w:right="200"/>
+        <w:rPr>
+          <w:sz w:val="24"/>
+          <w:szCs w:val="24"/>
+        </w:rPr>
+      </w:pPr>
+      <w:r>
+        <w:rPr>
+          <w:rFonts w:ascii="Consolas" w:eastAsia="Consolas" w:hAnsi="Consolas" w:cs="Consolas"/>
+          <w:sz w:val="24"/>
+          <w:szCs w:val="24"/>
+        </w:rPr>
+        <w:t>}</w:t>
+      </w:r>
+    </w:p>
+    <w:p>
+      <w:pPr>
+        <w:rPr>
+          <w:sz w:val="24"/>
+          <w:szCs w:val="24"/>
+        </w:rPr>
+      </w:pPr>
+    </w:p>
+    <w:p>
+      <w:pPr>
+        <w:rPr>
+          <w:sz w:val="24"/>
+          <w:szCs w:val="24"/>
+        </w:rPr>
+      </w:pPr>
+      <w:r>
+        <w:rPr>
+          <w:sz w:val="24"/>
+          <w:szCs w:val="24"/>
+        </w:rPr>
+        <w:drawing>
+          <wp:inline distT="0" distB="0" distL="0" distR="0" wp14:anchorId="4F89AA18" wp14:editId="2AD1E603">
+            <wp:extent cx="4876800" cy="1897607"/>
+            <wp:effectExtent l="0" t="0" r="0" b="7620"/>
+            <wp:docPr id="652596768" name="Image 1"/>
+            <wp:cNvGraphicFramePr>
+              <a:graphicFrameLocks xmlns:a="http://schemas.openxmlformats.org/drawingml/2006/main" noChangeAspect="1"/>
+            </wp:cNvGraphicFramePr>
+            <a:graphic xmlns:a="http://schemas.openxmlformats.org/drawingml/2006/main">
+              <a:graphicData uri="http://schemas.openxmlformats.org/drawingml/2006/picture">
+                <pic:pic xmlns:pic="http://schemas.openxmlformats.org/drawingml/2006/picture">
+                  <pic:nvPicPr>
+                    <pic:cNvPr id="652596768" name=""/>
+                    <pic:cNvPicPr/>
+                  </pic:nvPicPr>
+                  <pic:blipFill rotWithShape="1">
+                    <a:blip r:embed="rId21"/>
+                    <a:srcRect t="-1" b="9580"/>
+                    <a:stretch>
+                      <a:fillRect/>
+                    </a:stretch>
+                  </pic:blipFill>
+                  <pic:spPr bwMode="auto">
+                    <a:xfrm>
+                      <a:off x="0" y="0"/>
+                      <a:ext cx="4914768" cy="1912381"/>
+                    </a:xfrm>
+                    <a:prstGeom prst="rect">
+                      <a:avLst/>
+                    </a:prstGeom>
+                    <a:ln>
+                      <a:noFill/>
+                    </a:ln>
+                    <a:extLst>
+                      <a:ext uri="{53640926-AAD7-44D8-BBD7-CCE9431645EC}">
+                        <a14:shadowObscured xmlns:a14="http://schemas.microsoft.com/office/drawing/2010/main"/>
+                      </a:ext>
+                    </a:extLst>
+                  </pic:spPr>
+                </pic:pic>
+              </a:graphicData>
+            </a:graphic>
+          </wp:inline>
+        </w:drawing>
+      </w:r>
+    </w:p>
+    <w:p>
+      <w:pPr>
+        <w:pStyle w:val="Titre2"/>
+        <w:ind w:firstLine="708"/>
+      </w:pPr>
+      <w:r>
+        <w:lastRenderedPageBreak/>
+        <w:t>5) Email de retard de livraison</w:t>
+      </w:r>
+      <w:r>
+        <w:t> :</w:t>
+      </w:r>
+    </w:p>
+    <w:p>
+      <w:pPr>
+        <w:rPr>
+          <w:sz w:val="24"/>
+          <w:szCs w:val="24"/>
+        </w:rPr>
+      </w:pPr>
+      <w:r>
+        <w:rPr>
+          <w:sz w:val="24"/>
+          <w:szCs w:val="24"/>
+        </w:rPr>
+        <w:t>Créer un prompt permettant de rédiger un email destiné à un client dont la livraison a pris</w:t>
+      </w:r>
+      <w:r>
+        <w:rPr>
+          <w:sz w:val="24"/>
+          <w:szCs w:val="24"/>
+        </w:rPr>
+        <w:t xml:space="preserve"> </w:t>
+      </w:r>
+      <w:r>
+        <w:rPr>
+          <w:sz w:val="24"/>
+          <w:szCs w:val="24"/>
+        </w:rPr>
+        <w:t>du retard avec les objectifs (reconnaître le retard, présenter des excuses, expliquer la</w:t>
+      </w:r>
+      <w:r>
+        <w:rPr>
+          <w:sz w:val="24"/>
+          <w:szCs w:val="24"/>
+        </w:rPr>
+        <w:t xml:space="preserve"> </w:t>
+      </w:r>
+      <w:r>
+        <w:rPr>
+          <w:sz w:val="24"/>
+          <w:szCs w:val="24"/>
+        </w:rPr>
+        <w:t>situation sans inventer de cause et proposer une solution), le ton (professionnel, courtois et</w:t>
+      </w:r>
+      <w:r>
+        <w:rPr>
+          <w:sz w:val="24"/>
+          <w:szCs w:val="24"/>
+        </w:rPr>
+        <w:t xml:space="preserve"> </w:t>
+      </w:r>
+      <w:r>
+        <w:rPr>
+          <w:sz w:val="24"/>
+          <w:szCs w:val="24"/>
+        </w:rPr>
+        <w:t>rassurant) et la longueur maximale (150 mots)</w:t>
+      </w:r>
+    </w:p>
+    <w:p>
+      <w:pPr>
+        <w:rPr>
+          <w:sz w:val="24"/>
+          <w:szCs w:val="24"/>
+        </w:rPr>
+      </w:pPr>
+    </w:p>
+    <w:p>
+      <w:pPr>
+        <w:shd w:val="clear" w:color="auto" w:fill="2E5090"/>
+        <w:spacing w:before="120"/>
+        <w:rPr>
+          <w:sz w:val="24"/>
+          <w:szCs w:val="24"/>
+        </w:rPr>
+      </w:pPr>
+      <w:r>
+        <w:rPr>
+          <w:b/>
+          <w:bCs/>
+          <w:color w:val="FFFFFF"/>
+          <w:sz w:val="24"/>
+          <w:szCs w:val="24"/>
+        </w:rPr>
+        <w:t xml:space="preserve">  PROMPT</w:t>
+      </w:r>
+    </w:p>
+    <w:p>
+      <w:pPr>
+        <w:shd w:val="clear" w:color="auto" w:fill="EDF1F8"/>
+        <w:spacing w:after="40" w:line="264" w:lineRule="auto"/>
+        <w:ind w:left="200" w:right="200"/>
+        <w:rPr>
+          <w:sz w:val="24"/>
+          <w:szCs w:val="24"/>
+        </w:rPr>
+      </w:pPr>
+      <w:r>
+        <w:rPr>
+          <w:rFonts w:ascii="Consolas" w:eastAsia="Consolas" w:hAnsi="Consolas" w:cs="Consolas"/>
+          <w:sz w:val="24"/>
+          <w:szCs w:val="24"/>
+        </w:rPr>
+        <w:t>Rédige un email destiné à un client dont la commande a pris du retard.</w:t>
+      </w:r>
+    </w:p>
+    <w:p>
+      <w:pPr>
+        <w:shd w:val="clear" w:color="auto" w:fill="EDF1F8"/>
+        <w:spacing w:after="40" w:line="264" w:lineRule="auto"/>
+        <w:ind w:left="200" w:right="200"/>
+        <w:rPr>
+          <w:sz w:val="24"/>
+          <w:szCs w:val="24"/>
+        </w:rPr>
+      </w:pPr>
+    </w:p>
+    <w:p>
+      <w:pPr>
+        <w:shd w:val="clear" w:color="auto" w:fill="EDF1F8"/>
+        <w:spacing w:after="40" w:line="264" w:lineRule="auto"/>
+        <w:ind w:left="200" w:right="200"/>
+        <w:rPr>
+          <w:sz w:val="24"/>
+          <w:szCs w:val="24"/>
+        </w:rPr>
+      </w:pPr>
+      <w:r>
+        <w:rPr>
+          <w:rFonts w:ascii="Consolas" w:eastAsia="Consolas" w:hAnsi="Consolas" w:cs="Consolas"/>
+          <w:sz w:val="24"/>
+          <w:szCs w:val="24"/>
+        </w:rPr>
+        <w:t>Objectifs :</w:t>
+      </w:r>
+    </w:p>
+    <w:p>
+      <w:pPr>
+        <w:shd w:val="clear" w:color="auto" w:fill="EDF1F8"/>
+        <w:spacing w:after="40" w:line="264" w:lineRule="auto"/>
+        <w:ind w:left="200" w:right="200"/>
+        <w:rPr>
+          <w:sz w:val="24"/>
+          <w:szCs w:val="24"/>
+        </w:rPr>
+      </w:pPr>
+      <w:r>
+        <w:rPr>
+          <w:rFonts w:ascii="Consolas" w:eastAsia="Consolas" w:hAnsi="Consolas" w:cs="Consolas"/>
+          <w:sz w:val="24"/>
+          <w:szCs w:val="24"/>
+        </w:rPr>
+        <w:t>- Reconnaître clairement le retard.</w:t>
+      </w:r>
+    </w:p>
+    <w:p>
+      <w:pPr>
+        <w:shd w:val="clear" w:color="auto" w:fill="EDF1F8"/>
+        <w:spacing w:after="40" w:line="264" w:lineRule="auto"/>
+        <w:ind w:left="200" w:right="200"/>
+        <w:rPr>
+          <w:sz w:val="24"/>
+          <w:szCs w:val="24"/>
+        </w:rPr>
+      </w:pPr>
+      <w:r>
+        <w:rPr>
+          <w:rFonts w:ascii="Consolas" w:eastAsia="Consolas" w:hAnsi="Consolas" w:cs="Consolas"/>
+          <w:sz w:val="24"/>
+          <w:szCs w:val="24"/>
+        </w:rPr>
+        <w:t>- Présenter des excuses sincères.</w:t>
+      </w:r>
+    </w:p>
+    <w:p>
+      <w:pPr>
+        <w:shd w:val="clear" w:color="auto" w:fill="EDF1F8"/>
+        <w:spacing w:after="40" w:line="264" w:lineRule="auto"/>
+        <w:ind w:left="200" w:right="200"/>
+        <w:rPr>
+          <w:sz w:val="24"/>
+          <w:szCs w:val="24"/>
+        </w:rPr>
+      </w:pPr>
+      <w:r>
+        <w:rPr>
+          <w:rFonts w:ascii="Consolas" w:eastAsia="Consolas" w:hAnsi="Consolas" w:cs="Consolas"/>
+          <w:sz w:val="24"/>
+          <w:szCs w:val="24"/>
+        </w:rPr>
+        <w:t>- Expliquer la situation sans inventer de cause si elle n'est pas fournie</w:t>
+      </w:r>
+      <w:r>
+        <w:rPr>
+          <w:sz w:val="24"/>
+          <w:szCs w:val="24"/>
+        </w:rPr>
+        <w:t xml:space="preserve"> </w:t>
+      </w:r>
+      <w:r>
+        <w:rPr>
+          <w:rFonts w:ascii="Consolas" w:eastAsia="Consolas" w:hAnsi="Consolas" w:cs="Consolas"/>
+          <w:sz w:val="24"/>
+          <w:szCs w:val="24"/>
+        </w:rPr>
+        <w:t>(rester général si besoin, ex. "un contretemps logistique").</w:t>
+      </w:r>
+    </w:p>
+    <w:p>
+      <w:pPr>
+        <w:shd w:val="clear" w:color="auto" w:fill="EDF1F8"/>
+        <w:spacing w:after="40" w:line="264" w:lineRule="auto"/>
+        <w:ind w:left="200" w:right="200"/>
+        <w:rPr>
+          <w:sz w:val="24"/>
+          <w:szCs w:val="24"/>
+        </w:rPr>
+      </w:pPr>
+      <w:r>
+        <w:rPr>
+          <w:rFonts w:ascii="Consolas" w:eastAsia="Consolas" w:hAnsi="Consolas" w:cs="Consolas"/>
+          <w:sz w:val="24"/>
+          <w:szCs w:val="24"/>
+        </w:rPr>
+        <w:t>- Proposer une solution concrète (nouveau délai, geste commercial, etc.).</w:t>
+      </w:r>
+    </w:p>
+    <w:p>
+      <w:pPr>
+        <w:shd w:val="clear" w:color="auto" w:fill="EDF1F8"/>
+        <w:spacing w:after="40" w:line="264" w:lineRule="auto"/>
+        <w:ind w:left="200" w:right="200"/>
+        <w:rPr>
+          <w:sz w:val="24"/>
+          <w:szCs w:val="24"/>
+        </w:rPr>
+      </w:pPr>
+    </w:p>
+    <w:p>
+      <w:pPr>
+        <w:shd w:val="clear" w:color="auto" w:fill="EDF1F8"/>
+        <w:spacing w:after="40" w:line="264" w:lineRule="auto"/>
+        <w:ind w:left="200" w:right="200"/>
+        <w:rPr>
+          <w:sz w:val="24"/>
+          <w:szCs w:val="24"/>
+        </w:rPr>
+      </w:pPr>
+      <w:r>
+        <w:rPr>
+          <w:rFonts w:ascii="Consolas" w:eastAsia="Consolas" w:hAnsi="Consolas" w:cs="Consolas"/>
+          <w:sz w:val="24"/>
+          <w:szCs w:val="24"/>
+        </w:rPr>
+        <w:t>Ton : professionnel, courtois et rassurant.</w:t>
+      </w:r>
+    </w:p>
+    <w:p>
+      <w:pPr>
+        <w:shd w:val="clear" w:color="auto" w:fill="EDF1F8"/>
+        <w:spacing w:after="40" w:line="264" w:lineRule="auto"/>
+        <w:ind w:left="200" w:right="200"/>
+        <w:rPr>
+          <w:sz w:val="24"/>
+          <w:szCs w:val="24"/>
+        </w:rPr>
+      </w:pPr>
+      <w:r>
+        <w:rPr>
+          <w:rFonts w:ascii="Consolas" w:eastAsia="Consolas" w:hAnsi="Consolas" w:cs="Consolas"/>
+          <w:sz w:val="24"/>
+          <w:szCs w:val="24"/>
+        </w:rPr>
+        <w:t>Longueur maximale : 150 mots.</w:t>
+      </w:r>
+    </w:p>
+    <w:p>
+      <w:pPr>
+        <w:shd w:val="clear" w:color="auto" w:fill="EDF1F8"/>
+        <w:spacing w:after="40" w:line="264" w:lineRule="auto"/>
+        <w:ind w:left="200" w:right="200"/>
+        <w:rPr>
+          <w:sz w:val="24"/>
+          <w:szCs w:val="24"/>
+        </w:rPr>
+      </w:pPr>
+    </w:p>
+    <w:p>
+      <w:pPr>
+        <w:shd w:val="clear" w:color="auto" w:fill="EDF1F8"/>
+        <w:spacing w:line="264" w:lineRule="auto"/>
+        <w:ind w:left="200" w:right="200"/>
+        <w:rPr>
+          <w:sz w:val="24"/>
+          <w:szCs w:val="24"/>
+        </w:rPr>
+      </w:pPr>
+      <w:r>
+        <w:rPr>
+          <w:rFonts w:ascii="Consolas" w:eastAsia="Consolas" w:hAnsi="Consolas" w:cs="Consolas"/>
+          <w:sz w:val="24"/>
+          <w:szCs w:val="24"/>
+        </w:rPr>
+        <w:t>Informations disponibles : {</w:t>
+      </w:r>
+      <w:proofErr w:type="spellStart"/>
+      <w:r>
+        <w:rPr>
+          <w:rFonts w:ascii="Consolas" w:eastAsia="Consolas" w:hAnsi="Consolas" w:cs="Consolas"/>
+          <w:sz w:val="24"/>
+          <w:szCs w:val="24"/>
+        </w:rPr>
+        <w:t>infos_commande_et_retard</w:t>
+      </w:r>
+      <w:proofErr w:type="spellEnd"/>
+      <w:r>
+        <w:rPr>
+          <w:rFonts w:ascii="Consolas" w:eastAsia="Consolas" w:hAnsi="Consolas" w:cs="Consolas"/>
+          <w:sz w:val="24"/>
+          <w:szCs w:val="24"/>
+        </w:rPr>
+        <w:t>}</w:t>
+      </w:r>
+    </w:p>
+    <w:p/>
+    <w:p>
+      <w:r>
+        <w:drawing>
+          <wp:inline distT="0" distB="0" distL="0" distR="0" wp14:anchorId="494D51BB" wp14:editId="49D78D6D">
+            <wp:extent cx="5760720" cy="2360295"/>
+            <wp:effectExtent l="0" t="0" r="0" b="1905"/>
+            <wp:docPr id="694284795" name="Image 1"/>
+            <wp:cNvGraphicFramePr>
+              <a:graphicFrameLocks xmlns:a="http://schemas.openxmlformats.org/drawingml/2006/main" noChangeAspect="1"/>
+            </wp:cNvGraphicFramePr>
+            <a:graphic xmlns:a="http://schemas.openxmlformats.org/drawingml/2006/main">
+              <a:graphicData uri="http://schemas.openxmlformats.org/drawingml/2006/picture">
+                <pic:pic xmlns:pic="http://schemas.openxmlformats.org/drawingml/2006/picture">
+                  <pic:nvPicPr>
+                    <pic:cNvPr id="694284795" name=""/>
+                    <pic:cNvPicPr/>
+                  </pic:nvPicPr>
+                  <pic:blipFill>
+                    <a:blip r:embed="rId22"/>
+                    <a:stretch>
+                      <a:fillRect/>
+                    </a:stretch>
+                  </pic:blipFill>
+                  <pic:spPr>
+                    <a:xfrm>
+                      <a:off x="0" y="0"/>
+                      <a:ext cx="5760720" cy="2360295"/>
                     </a:xfrm>
                     <a:prstGeom prst="rect">
                       <a:avLst/>

--- a/ai-business_assistant/Atelier Prompt Engineering.docx
+++ b/ai-business_assistant/Atelier Prompt Engineering.docx
@@ -19519,6 +19519,1348 @@
         </w:rPr>
       </w:pPr>
     </w:p>
+    <w:p>
+      <w:pPr>
+        <w:pStyle w:val="Titre1"/>
+        <w:pBdr>
+          <w:bottom w:val="single" w:sz="6" w:space="4" w:color="2E5090"/>
+        </w:pBdr>
+      </w:pPr>
+      <w:r>
+        <w:t>Partie 7</w:t>
+      </w:r>
+      <w:r>
+        <w:t> :</w:t>
+      </w:r>
+      <w:r>
+        <w:t xml:space="preserve">  Prompt Engineering et RAG</w:t>
+      </w:r>
+      <w:r>
+        <w:t> :</w:t>
+      </w:r>
+    </w:p>
+    <w:p/>
+    <w:p>
+      <w:pPr>
+        <w:spacing w:after="160" w:line="288" w:lineRule="auto"/>
+        <w:rPr>
+          <w:sz w:val="24"/>
+          <w:szCs w:val="24"/>
+        </w:rPr>
+      </w:pPr>
+      <w:r>
+        <w:rPr>
+          <w:sz w:val="24"/>
+          <w:szCs w:val="24"/>
+        </w:rPr>
+        <w:t xml:space="preserve">Le principe testé ici est celui du </w:t>
+      </w:r>
+      <w:proofErr w:type="spellStart"/>
+      <w:r>
+        <w:rPr>
+          <w:sz w:val="24"/>
+          <w:szCs w:val="24"/>
+        </w:rPr>
+        <w:t>Retrieval-Augmented</w:t>
+      </w:r>
+      <w:proofErr w:type="spellEnd"/>
+      <w:r>
+        <w:rPr>
+          <w:sz w:val="24"/>
+          <w:szCs w:val="24"/>
+        </w:rPr>
+        <w:t xml:space="preserve"> </w:t>
+      </w:r>
+      <w:proofErr w:type="spellStart"/>
+      <w:r>
+        <w:rPr>
+          <w:sz w:val="24"/>
+          <w:szCs w:val="24"/>
+        </w:rPr>
+        <w:t>Generation</w:t>
+      </w:r>
+      <w:proofErr w:type="spellEnd"/>
+      <w:r>
+        <w:rPr>
+          <w:sz w:val="24"/>
+          <w:szCs w:val="24"/>
+        </w:rPr>
+        <w:t xml:space="preserve"> : comparer la réponse du modèle selon qu'il dispose ou non du document source, et selon que des garde-fous anti-hallucination sont imposés.</w:t>
+      </w:r>
+    </w:p>
+    <w:p>
+      <w:pPr>
+        <w:pStyle w:val="Titre2"/>
+        <w:ind w:left="708"/>
+      </w:pPr>
+      <w:r>
+        <w:t>2) Tester trois prompts pour poser une question relative à un contenu du document</w:t>
+      </w:r>
+      <w:r>
+        <w:rPr>
+          <w:sz w:val="24"/>
+          <w:szCs w:val="24"/>
+        </w:rPr>
+        <w:t> :</w:t>
+      </w:r>
+    </w:p>
+    <w:p>
+      <w:pPr>
+        <w:pStyle w:val="Titre2"/>
+      </w:pPr>
+      <w:r>
+        <w:t>Prompt A — sans document</w:t>
+      </w:r>
+      <w:r>
+        <w:t> :</w:t>
+      </w:r>
+    </w:p>
+    <w:p>
+      <w:pPr>
+        <w:shd w:val="clear" w:color="auto" w:fill="2E5090"/>
+        <w:spacing w:before="120"/>
+        <w:rPr>
+          <w:sz w:val="24"/>
+          <w:szCs w:val="24"/>
+        </w:rPr>
+      </w:pPr>
+      <w:r>
+        <w:rPr>
+          <w:b/>
+          <w:bCs/>
+          <w:color w:val="FFFFFF"/>
+          <w:sz w:val="24"/>
+          <w:szCs w:val="24"/>
+        </w:rPr>
+        <w:t xml:space="preserve">  PROMPT</w:t>
+      </w:r>
+    </w:p>
+    <w:p>
+      <w:pPr>
+        <w:shd w:val="clear" w:color="auto" w:fill="EDF1F8"/>
+        <w:spacing w:line="264" w:lineRule="auto"/>
+        <w:ind w:left="200" w:right="200"/>
+        <w:rPr>
+          <w:sz w:val="24"/>
+          <w:szCs w:val="24"/>
+        </w:rPr>
+      </w:pPr>
+      <w:r>
+        <w:rPr>
+          <w:rFonts w:ascii="Consolas" w:eastAsia="Consolas" w:hAnsi="Consolas" w:cs="Consolas"/>
+          <w:sz w:val="24"/>
+          <w:szCs w:val="24"/>
+        </w:rPr>
+        <w:t>Réponds à la question suivante : {question}</w:t>
+      </w:r>
+    </w:p>
+    <w:p/>
+    <w:p/>
+    <w:p/>
+    <w:p>
+      <w:r>
+        <w:drawing>
+          <wp:inline distT="0" distB="0" distL="0" distR="0" wp14:anchorId="1A18EDF2" wp14:editId="193E989A">
+            <wp:extent cx="5760720" cy="2329815"/>
+            <wp:effectExtent l="0" t="0" r="0" b="0"/>
+            <wp:docPr id="1822776526" name="Image 1"/>
+            <wp:cNvGraphicFramePr>
+              <a:graphicFrameLocks xmlns:a="http://schemas.openxmlformats.org/drawingml/2006/main" noChangeAspect="1"/>
+            </wp:cNvGraphicFramePr>
+            <a:graphic xmlns:a="http://schemas.openxmlformats.org/drawingml/2006/main">
+              <a:graphicData uri="http://schemas.openxmlformats.org/drawingml/2006/picture">
+                <pic:pic xmlns:pic="http://schemas.openxmlformats.org/drawingml/2006/picture">
+                  <pic:nvPicPr>
+                    <pic:cNvPr id="1822776526" name=""/>
+                    <pic:cNvPicPr/>
+                  </pic:nvPicPr>
+                  <pic:blipFill>
+                    <a:blip r:embed="rId31"/>
+                    <a:stretch>
+                      <a:fillRect/>
+                    </a:stretch>
+                  </pic:blipFill>
+                  <pic:spPr>
+                    <a:xfrm>
+                      <a:off x="0" y="0"/>
+                      <a:ext cx="5760720" cy="2329815"/>
+                    </a:xfrm>
+                    <a:prstGeom prst="rect">
+                      <a:avLst/>
+                    </a:prstGeom>
+                  </pic:spPr>
+                </pic:pic>
+              </a:graphicData>
+            </a:graphic>
+          </wp:inline>
+        </w:drawing>
+      </w:r>
+    </w:p>
+    <w:p>
+      <w:pPr>
+        <w:autoSpaceDE w:val="0"/>
+        <w:autoSpaceDN w:val="0"/>
+        <w:adjustRightInd w:val="0"/>
+        <w:rPr>
+          <w:rFonts w:ascii="CIDFont+F1" w:eastAsiaTheme="minorHAnsi" w:hAnsi="CIDFont+F1" w:cs="CIDFont+F1"/>
+          <w:color w:val="auto"/>
+          <w:sz w:val="24"/>
+          <w:szCs w:val="24"/>
+          <w:lang w:eastAsia="en-US"/>
+          <w14:ligatures w14:val="standardContextual"/>
+        </w:rPr>
+      </w:pPr>
+    </w:p>
+    <w:p>
+      <w:pPr>
+        <w:autoSpaceDE w:val="0"/>
+        <w:autoSpaceDN w:val="0"/>
+        <w:adjustRightInd w:val="0"/>
+        <w:rPr>
+          <w:rFonts w:ascii="CIDFont+F1" w:eastAsiaTheme="minorHAnsi" w:hAnsi="CIDFont+F1" w:cs="CIDFont+F1"/>
+          <w:color w:val="auto"/>
+          <w:sz w:val="24"/>
+          <w:szCs w:val="24"/>
+          <w:lang w:eastAsia="en-US"/>
+          <w14:ligatures w14:val="standardContextual"/>
+        </w:rPr>
+      </w:pPr>
+    </w:p>
+    <w:p>
+      <w:pPr>
+        <w:pStyle w:val="Titre2"/>
+      </w:pPr>
+      <w:r>
+        <w:t>Prompt B — avec document, sans contrainte</w:t>
+      </w:r>
+      <w:r>
+        <w:t> :</w:t>
+      </w:r>
+    </w:p>
+    <w:p/>
+    <w:p>
+      <w:pPr>
+        <w:shd w:val="clear" w:color="auto" w:fill="2E5090"/>
+        <w:spacing w:before="120"/>
+        <w:rPr>
+          <w:sz w:val="24"/>
+          <w:szCs w:val="24"/>
+        </w:rPr>
+      </w:pPr>
+      <w:r>
+        <w:rPr>
+          <w:b/>
+          <w:bCs/>
+          <w:color w:val="FFFFFF"/>
+          <w:sz w:val="24"/>
+          <w:szCs w:val="24"/>
+        </w:rPr>
+        <w:t xml:space="preserve">  PROMPT</w:t>
+      </w:r>
+    </w:p>
+    <w:p>
+      <w:pPr>
+        <w:shd w:val="clear" w:color="auto" w:fill="EDF1F8"/>
+        <w:spacing w:after="40" w:line="264" w:lineRule="auto"/>
+        <w:ind w:left="200" w:right="200"/>
+        <w:rPr>
+          <w:sz w:val="24"/>
+          <w:szCs w:val="24"/>
+        </w:rPr>
+      </w:pPr>
+      <w:r>
+        <w:rPr>
+          <w:rFonts w:ascii="Consolas" w:eastAsia="Consolas" w:hAnsi="Consolas" w:cs="Consolas"/>
+          <w:sz w:val="24"/>
+          <w:szCs w:val="24"/>
+        </w:rPr>
+        <w:t>Voici un document :</w:t>
+      </w:r>
+    </w:p>
+    <w:p>
+      <w:pPr>
+        <w:shd w:val="clear" w:color="auto" w:fill="EDF1F8"/>
+        <w:spacing w:after="40" w:line="264" w:lineRule="auto"/>
+        <w:ind w:left="200" w:right="200"/>
+        <w:rPr>
+          <w:sz w:val="24"/>
+          <w:szCs w:val="24"/>
+        </w:rPr>
+      </w:pPr>
+      <w:r>
+        <w:rPr>
+          <w:rFonts w:ascii="Consolas" w:eastAsia="Consolas" w:hAnsi="Consolas" w:cs="Consolas"/>
+          <w:sz w:val="24"/>
+          <w:szCs w:val="24"/>
+        </w:rPr>
+        <w:t>"""</w:t>
+      </w:r>
+    </w:p>
+    <w:p>
+      <w:pPr>
+        <w:shd w:val="clear" w:color="auto" w:fill="EDF1F8"/>
+        <w:spacing w:after="40" w:line="264" w:lineRule="auto"/>
+        <w:ind w:left="200" w:right="200"/>
+        <w:rPr>
+          <w:sz w:val="24"/>
+          <w:szCs w:val="24"/>
+        </w:rPr>
+      </w:pPr>
+      <w:r>
+        <w:rPr>
+          <w:rFonts w:ascii="Consolas" w:eastAsia="Consolas" w:hAnsi="Consolas" w:cs="Consolas"/>
+          <w:sz w:val="24"/>
+          <w:szCs w:val="24"/>
+        </w:rPr>
+        <w:t>{</w:t>
+      </w:r>
+      <w:proofErr w:type="gramStart"/>
+      <w:r>
+        <w:rPr>
+          <w:rFonts w:ascii="Consolas" w:eastAsia="Consolas" w:hAnsi="Consolas" w:cs="Consolas"/>
+          <w:sz w:val="24"/>
+          <w:szCs w:val="24"/>
+        </w:rPr>
+        <w:t>document</w:t>
+      </w:r>
+      <w:proofErr w:type="gramEnd"/>
+      <w:r>
+        <w:rPr>
+          <w:rFonts w:ascii="Consolas" w:eastAsia="Consolas" w:hAnsi="Consolas" w:cs="Consolas"/>
+          <w:sz w:val="24"/>
+          <w:szCs w:val="24"/>
+        </w:rPr>
+        <w:t>}</w:t>
+      </w:r>
+    </w:p>
+    <w:p>
+      <w:pPr>
+        <w:shd w:val="clear" w:color="auto" w:fill="EDF1F8"/>
+        <w:spacing w:after="40" w:line="264" w:lineRule="auto"/>
+        <w:ind w:left="200" w:right="200"/>
+        <w:rPr>
+          <w:sz w:val="24"/>
+          <w:szCs w:val="24"/>
+        </w:rPr>
+      </w:pPr>
+      <w:r>
+        <w:rPr>
+          <w:rFonts w:ascii="Consolas" w:eastAsia="Consolas" w:hAnsi="Consolas" w:cs="Consolas"/>
+          <w:sz w:val="24"/>
+          <w:szCs w:val="24"/>
+        </w:rPr>
+        <w:lastRenderedPageBreak/>
+        <w:t>"""</w:t>
+      </w:r>
+    </w:p>
+    <w:p>
+      <w:pPr>
+        <w:shd w:val="clear" w:color="auto" w:fill="EDF1F8"/>
+        <w:spacing w:after="40" w:line="264" w:lineRule="auto"/>
+        <w:ind w:left="200" w:right="200"/>
+        <w:rPr>
+          <w:sz w:val="24"/>
+          <w:szCs w:val="24"/>
+        </w:rPr>
+      </w:pPr>
+    </w:p>
+    <w:p>
+      <w:pPr>
+        <w:shd w:val="clear" w:color="auto" w:fill="EDF1F8"/>
+        <w:spacing w:line="264" w:lineRule="auto"/>
+        <w:ind w:left="200" w:right="200"/>
+        <w:rPr>
+          <w:sz w:val="24"/>
+          <w:szCs w:val="24"/>
+        </w:rPr>
+      </w:pPr>
+      <w:r>
+        <w:rPr>
+          <w:rFonts w:ascii="Consolas" w:eastAsia="Consolas" w:hAnsi="Consolas" w:cs="Consolas"/>
+          <w:sz w:val="24"/>
+          <w:szCs w:val="24"/>
+        </w:rPr>
+        <w:t>Réponds à la question suivante : {question}</w:t>
+      </w:r>
+    </w:p>
+    <w:p/>
+    <w:p>
+      <w:r>
+        <w:drawing>
+          <wp:inline distT="0" distB="0" distL="0" distR="0" wp14:anchorId="4AB9D528" wp14:editId="67DB6E36">
+            <wp:extent cx="5760720" cy="2301240"/>
+            <wp:effectExtent l="0" t="0" r="0" b="3810"/>
+            <wp:docPr id="1903323732" name="Image 1"/>
+            <wp:cNvGraphicFramePr>
+              <a:graphicFrameLocks xmlns:a="http://schemas.openxmlformats.org/drawingml/2006/main" noChangeAspect="1"/>
+            </wp:cNvGraphicFramePr>
+            <a:graphic xmlns:a="http://schemas.openxmlformats.org/drawingml/2006/main">
+              <a:graphicData uri="http://schemas.openxmlformats.org/drawingml/2006/picture">
+                <pic:pic xmlns:pic="http://schemas.openxmlformats.org/drawingml/2006/picture">
+                  <pic:nvPicPr>
+                    <pic:cNvPr id="1903323732" name=""/>
+                    <pic:cNvPicPr/>
+                  </pic:nvPicPr>
+                  <pic:blipFill>
+                    <a:blip r:embed="rId32"/>
+                    <a:stretch>
+                      <a:fillRect/>
+                    </a:stretch>
+                  </pic:blipFill>
+                  <pic:spPr>
+                    <a:xfrm>
+                      <a:off x="0" y="0"/>
+                      <a:ext cx="5760720" cy="2301240"/>
+                    </a:xfrm>
+                    <a:prstGeom prst="rect">
+                      <a:avLst/>
+                    </a:prstGeom>
+                  </pic:spPr>
+                </pic:pic>
+              </a:graphicData>
+            </a:graphic>
+          </wp:inline>
+        </w:drawing>
+      </w:r>
+    </w:p>
+    <w:p/>
+    <w:p>
+      <w:pPr>
+        <w:pStyle w:val="Titre2"/>
+      </w:pPr>
+      <w:r>
+        <w:t>Prompt C — avec document et contraintes RAG</w:t>
+      </w:r>
+      <w:r>
+        <w:t> :</w:t>
+      </w:r>
+    </w:p>
+    <w:p>
+      <w:pPr>
+        <w:shd w:val="clear" w:color="auto" w:fill="2E5090"/>
+        <w:spacing w:before="120"/>
+        <w:rPr>
+          <w:sz w:val="24"/>
+          <w:szCs w:val="24"/>
+        </w:rPr>
+      </w:pPr>
+      <w:r>
+        <w:rPr>
+          <w:b/>
+          <w:bCs/>
+          <w:color w:val="FFFFFF"/>
+          <w:sz w:val="24"/>
+          <w:szCs w:val="24"/>
+        </w:rPr>
+        <w:t xml:space="preserve">  PROMPT</w:t>
+      </w:r>
+    </w:p>
+    <w:p>
+      <w:pPr>
+        <w:shd w:val="clear" w:color="auto" w:fill="EDF1F8"/>
+        <w:spacing w:after="40" w:line="264" w:lineRule="auto"/>
+        <w:ind w:left="200" w:right="200"/>
+        <w:rPr>
+          <w:sz w:val="24"/>
+          <w:szCs w:val="24"/>
+        </w:rPr>
+      </w:pPr>
+      <w:r>
+        <w:rPr>
+          <w:rFonts w:ascii="Consolas" w:eastAsia="Consolas" w:hAnsi="Consolas" w:cs="Consolas"/>
+          <w:sz w:val="24"/>
+          <w:szCs w:val="24"/>
+        </w:rPr>
+        <w:t>Voici un document :</w:t>
+      </w:r>
+    </w:p>
+    <w:p>
+      <w:pPr>
+        <w:shd w:val="clear" w:color="auto" w:fill="EDF1F8"/>
+        <w:spacing w:after="40" w:line="264" w:lineRule="auto"/>
+        <w:ind w:left="200" w:right="200"/>
+        <w:rPr>
+          <w:sz w:val="24"/>
+          <w:szCs w:val="24"/>
+        </w:rPr>
+      </w:pPr>
+      <w:r>
+        <w:rPr>
+          <w:rFonts w:ascii="Consolas" w:eastAsia="Consolas" w:hAnsi="Consolas" w:cs="Consolas"/>
+          <w:sz w:val="24"/>
+          <w:szCs w:val="24"/>
+        </w:rPr>
+        <w:t>"""</w:t>
+      </w:r>
+    </w:p>
+    <w:p>
+      <w:pPr>
+        <w:shd w:val="clear" w:color="auto" w:fill="EDF1F8"/>
+        <w:spacing w:after="40" w:line="264" w:lineRule="auto"/>
+        <w:ind w:left="200" w:right="200"/>
+        <w:rPr>
+          <w:sz w:val="24"/>
+          <w:szCs w:val="24"/>
+        </w:rPr>
+      </w:pPr>
+      <w:r>
+        <w:rPr>
+          <w:rFonts w:ascii="Consolas" w:eastAsia="Consolas" w:hAnsi="Consolas" w:cs="Consolas"/>
+          <w:sz w:val="24"/>
+          <w:szCs w:val="24"/>
+        </w:rPr>
+        <w:t>{</w:t>
+      </w:r>
+      <w:proofErr w:type="gramStart"/>
+      <w:r>
+        <w:rPr>
+          <w:rFonts w:ascii="Consolas" w:eastAsia="Consolas" w:hAnsi="Consolas" w:cs="Consolas"/>
+          <w:sz w:val="24"/>
+          <w:szCs w:val="24"/>
+        </w:rPr>
+        <w:t>document</w:t>
+      </w:r>
+      <w:proofErr w:type="gramEnd"/>
+      <w:r>
+        <w:rPr>
+          <w:rFonts w:ascii="Consolas" w:eastAsia="Consolas" w:hAnsi="Consolas" w:cs="Consolas"/>
+          <w:sz w:val="24"/>
+          <w:szCs w:val="24"/>
+        </w:rPr>
+        <w:t>}</w:t>
+      </w:r>
+    </w:p>
+    <w:p>
+      <w:pPr>
+        <w:shd w:val="clear" w:color="auto" w:fill="EDF1F8"/>
+        <w:spacing w:after="40" w:line="264" w:lineRule="auto"/>
+        <w:ind w:left="200" w:right="200"/>
+        <w:rPr>
+          <w:sz w:val="24"/>
+          <w:szCs w:val="24"/>
+        </w:rPr>
+      </w:pPr>
+      <w:r>
+        <w:rPr>
+          <w:rFonts w:ascii="Consolas" w:eastAsia="Consolas" w:hAnsi="Consolas" w:cs="Consolas"/>
+          <w:sz w:val="24"/>
+          <w:szCs w:val="24"/>
+        </w:rPr>
+        <w:t>"""</w:t>
+      </w:r>
+    </w:p>
+    <w:p>
+      <w:pPr>
+        <w:shd w:val="clear" w:color="auto" w:fill="EDF1F8"/>
+        <w:spacing w:after="40" w:line="264" w:lineRule="auto"/>
+        <w:ind w:left="200" w:right="200"/>
+        <w:rPr>
+          <w:sz w:val="24"/>
+          <w:szCs w:val="24"/>
+        </w:rPr>
+      </w:pPr>
+    </w:p>
+    <w:p>
+      <w:pPr>
+        <w:shd w:val="clear" w:color="auto" w:fill="EDF1F8"/>
+        <w:spacing w:after="40" w:line="264" w:lineRule="auto"/>
+        <w:ind w:left="200" w:right="200"/>
+        <w:rPr>
+          <w:sz w:val="24"/>
+          <w:szCs w:val="24"/>
+        </w:rPr>
+      </w:pPr>
+      <w:r>
+        <w:rPr>
+          <w:rFonts w:ascii="Consolas" w:eastAsia="Consolas" w:hAnsi="Consolas" w:cs="Consolas"/>
+          <w:sz w:val="24"/>
+          <w:szCs w:val="24"/>
+        </w:rPr>
+        <w:t>Réponds à la question suivante en utilisant UNIQUEMENT les informations</w:t>
+      </w:r>
+      <w:r>
+        <w:rPr>
+          <w:sz w:val="24"/>
+          <w:szCs w:val="24"/>
+        </w:rPr>
+        <w:t xml:space="preserve"> </w:t>
+      </w:r>
+      <w:r>
+        <w:rPr>
+          <w:rFonts w:ascii="Consolas" w:eastAsia="Consolas" w:hAnsi="Consolas" w:cs="Consolas"/>
+          <w:sz w:val="24"/>
+          <w:szCs w:val="24"/>
+        </w:rPr>
+        <w:t>contenues dans le document ci-dessus : {question}</w:t>
+      </w:r>
+    </w:p>
+    <w:p>
+      <w:pPr>
+        <w:shd w:val="clear" w:color="auto" w:fill="EDF1F8"/>
+        <w:spacing w:after="40" w:line="264" w:lineRule="auto"/>
+        <w:ind w:left="200" w:right="200"/>
+        <w:rPr>
+          <w:sz w:val="24"/>
+          <w:szCs w:val="24"/>
+        </w:rPr>
+      </w:pPr>
+    </w:p>
+    <w:p>
+      <w:pPr>
+        <w:shd w:val="clear" w:color="auto" w:fill="EDF1F8"/>
+        <w:spacing w:after="40" w:line="264" w:lineRule="auto"/>
+        <w:ind w:left="200" w:right="200"/>
+        <w:rPr>
+          <w:sz w:val="24"/>
+          <w:szCs w:val="24"/>
+        </w:rPr>
+      </w:pPr>
+      <w:r>
+        <w:rPr>
+          <w:rFonts w:ascii="Consolas" w:eastAsia="Consolas" w:hAnsi="Consolas" w:cs="Consolas"/>
+          <w:sz w:val="24"/>
+          <w:szCs w:val="24"/>
+        </w:rPr>
+        <w:t>Contraintes :</w:t>
+      </w:r>
+    </w:p>
+    <w:p>
+      <w:pPr>
+        <w:shd w:val="clear" w:color="auto" w:fill="EDF1F8"/>
+        <w:spacing w:after="40" w:line="264" w:lineRule="auto"/>
+        <w:ind w:left="200" w:right="200"/>
+        <w:rPr>
+          <w:sz w:val="24"/>
+          <w:szCs w:val="24"/>
+        </w:rPr>
+      </w:pPr>
+      <w:r>
+        <w:rPr>
+          <w:rFonts w:ascii="Consolas" w:eastAsia="Consolas" w:hAnsi="Consolas" w:cs="Consolas"/>
+          <w:sz w:val="24"/>
+          <w:szCs w:val="24"/>
+        </w:rPr>
+        <w:t>- N'utilise aucune connaissance extérieure au document.</w:t>
+      </w:r>
+    </w:p>
+    <w:p>
+      <w:pPr>
+        <w:shd w:val="clear" w:color="auto" w:fill="EDF1F8"/>
+        <w:spacing w:after="40" w:line="264" w:lineRule="auto"/>
+        <w:ind w:left="200" w:right="200"/>
+        <w:rPr>
+          <w:sz w:val="24"/>
+          <w:szCs w:val="24"/>
+        </w:rPr>
+      </w:pPr>
+      <w:r>
+        <w:rPr>
+          <w:rFonts w:ascii="Consolas" w:eastAsia="Consolas" w:hAnsi="Consolas" w:cs="Consolas"/>
+          <w:sz w:val="24"/>
+          <w:szCs w:val="24"/>
+        </w:rPr>
+        <w:t>- Si l'information demandée n'est pas présente dans le document, réponds</w:t>
+      </w:r>
+      <w:r>
+        <w:rPr>
+          <w:sz w:val="24"/>
+          <w:szCs w:val="24"/>
+        </w:rPr>
+        <w:t xml:space="preserve"> </w:t>
+      </w:r>
+      <w:r>
+        <w:rPr>
+          <w:rFonts w:ascii="Consolas" w:eastAsia="Consolas" w:hAnsi="Consolas" w:cs="Consolas"/>
+          <w:sz w:val="24"/>
+          <w:szCs w:val="24"/>
+        </w:rPr>
+        <w:t>explicitement "Cette information n'est pas présente dans le document"</w:t>
+      </w:r>
+      <w:r>
+        <w:rPr>
+          <w:sz w:val="24"/>
+          <w:szCs w:val="24"/>
+        </w:rPr>
+        <w:t xml:space="preserve"> </w:t>
+      </w:r>
+      <w:r>
+        <w:rPr>
+          <w:rFonts w:ascii="Consolas" w:eastAsia="Consolas" w:hAnsi="Consolas" w:cs="Consolas"/>
+          <w:sz w:val="24"/>
+          <w:szCs w:val="24"/>
+        </w:rPr>
+        <w:t>plutôt que de deviner.</w:t>
+      </w:r>
+    </w:p>
+    <w:p>
+      <w:pPr>
+        <w:shd w:val="clear" w:color="auto" w:fill="EDF1F8"/>
+        <w:spacing w:after="40" w:line="264" w:lineRule="auto"/>
+        <w:ind w:left="200" w:right="200"/>
+        <w:rPr>
+          <w:sz w:val="24"/>
+          <w:szCs w:val="24"/>
+        </w:rPr>
+      </w:pPr>
+      <w:r>
+        <w:rPr>
+          <w:rFonts w:ascii="Consolas" w:eastAsia="Consolas" w:hAnsi="Consolas" w:cs="Consolas"/>
+          <w:sz w:val="24"/>
+          <w:szCs w:val="24"/>
+        </w:rPr>
+        <w:t>- Cite le passage exact (ou reformule brièvement) sur lequel tu t'appuies</w:t>
+      </w:r>
+      <w:r>
+        <w:rPr>
+          <w:sz w:val="24"/>
+          <w:szCs w:val="24"/>
+        </w:rPr>
+        <w:t xml:space="preserve"> </w:t>
+      </w:r>
+      <w:r>
+        <w:rPr>
+          <w:rFonts w:ascii="Consolas" w:eastAsia="Consolas" w:hAnsi="Consolas" w:cs="Consolas"/>
+          <w:sz w:val="24"/>
+          <w:szCs w:val="24"/>
+        </w:rPr>
+        <w:t>pour justifier ta réponse.</w:t>
+      </w:r>
+    </w:p>
+    <w:p/>
+    <w:p/>
+    <w:p>
+      <w:r>
+        <w:lastRenderedPageBreak/>
+        <w:drawing>
+          <wp:inline distT="0" distB="0" distL="0" distR="0" wp14:anchorId="27CDF2A3" wp14:editId="192A39B5">
+            <wp:extent cx="5760720" cy="2177415"/>
+            <wp:effectExtent l="0" t="0" r="0" b="0"/>
+            <wp:docPr id="1125582721" name="Image 1"/>
+            <wp:cNvGraphicFramePr>
+              <a:graphicFrameLocks xmlns:a="http://schemas.openxmlformats.org/drawingml/2006/main" noChangeAspect="1"/>
+            </wp:cNvGraphicFramePr>
+            <a:graphic xmlns:a="http://schemas.openxmlformats.org/drawingml/2006/main">
+              <a:graphicData uri="http://schemas.openxmlformats.org/drawingml/2006/picture">
+                <pic:pic xmlns:pic="http://schemas.openxmlformats.org/drawingml/2006/picture">
+                  <pic:nvPicPr>
+                    <pic:cNvPr id="1125582721" name=""/>
+                    <pic:cNvPicPr/>
+                  </pic:nvPicPr>
+                  <pic:blipFill>
+                    <a:blip r:embed="rId33"/>
+                    <a:stretch>
+                      <a:fillRect/>
+                    </a:stretch>
+                  </pic:blipFill>
+                  <pic:spPr>
+                    <a:xfrm>
+                      <a:off x="0" y="0"/>
+                      <a:ext cx="5760720" cy="2177415"/>
+                    </a:xfrm>
+                    <a:prstGeom prst="rect">
+                      <a:avLst/>
+                    </a:prstGeom>
+                  </pic:spPr>
+                </pic:pic>
+              </a:graphicData>
+            </a:graphic>
+          </wp:inline>
+        </w:drawing>
+      </w:r>
+    </w:p>
+    <w:p/>
+    <w:p/>
+    <w:p>
+      <w:pPr>
+        <w:pStyle w:val="Titre2"/>
+      </w:pPr>
+      <w:r>
+        <w:t>Comparaison des résultats</w:t>
+      </w:r>
+    </w:p>
+    <w:tbl>
+      <w:tblPr>
+        <w:tblW w:w="9026" w:type="dxa"/>
+        <w:tblBorders>
+          <w:top w:val="single" w:sz="4" w:space="0" w:color="auto"/>
+          <w:left w:val="single" w:sz="4" w:space="0" w:color="auto"/>
+          <w:bottom w:val="single" w:sz="4" w:space="0" w:color="auto"/>
+          <w:right w:val="single" w:sz="4" w:space="0" w:color="auto"/>
+          <w:insideH w:val="single" w:sz="4" w:space="0" w:color="auto"/>
+          <w:insideV w:val="single" w:sz="4" w:space="0" w:color="auto"/>
+        </w:tblBorders>
+        <w:tblCellMar>
+          <w:left w:w="10" w:type="dxa"/>
+          <w:right w:w="10" w:type="dxa"/>
+        </w:tblCellMar>
+        <w:tblLook w:val="04A0" w:firstRow="1" w:lastRow="0" w:firstColumn="1" w:lastColumn="0" w:noHBand="0" w:noVBand="1"/>
+      </w:tblPr>
+      <w:tblGrid>
+        <w:gridCol w:w="2100"/>
+        <w:gridCol w:w="2300"/>
+        <w:gridCol w:w="2313"/>
+        <w:gridCol w:w="2313"/>
+      </w:tblGrid>
+      <w:tr>
+        <w:tblPrEx>
+          <w:tblCellMar>
+            <w:top w:w="0" w:type="dxa"/>
+            <w:bottom w:w="0" w:type="dxa"/>
+          </w:tblCellMar>
+        </w:tblPrEx>
+        <w:tc>
+          <w:tcPr>
+            <w:tcW w:w="2100" w:type="dxa"/>
+            <w:shd w:val="clear" w:color="auto" w:fill="2E5090"/>
+            <w:tcMar>
+              <w:top w:w="80" w:type="dxa"/>
+              <w:left w:w="100" w:type="dxa"/>
+              <w:bottom w:w="80" w:type="dxa"/>
+              <w:right w:w="100" w:type="dxa"/>
+            </w:tcMar>
+          </w:tcPr>
+          <w:p>
+            <w:r>
+              <w:rPr>
+                <w:b/>
+                <w:bCs/>
+                <w:color w:val="FFFFFF"/>
+                <w:sz w:val="20"/>
+                <w:szCs w:val="20"/>
+              </w:rPr>
+              <w:t>Critère</w:t>
+            </w:r>
+          </w:p>
+        </w:tc>
+        <w:tc>
+          <w:tcPr>
+            <w:tcW w:w="2300" w:type="dxa"/>
+            <w:shd w:val="clear" w:color="auto" w:fill="2E5090"/>
+            <w:tcMar>
+              <w:top w:w="80" w:type="dxa"/>
+              <w:left w:w="100" w:type="dxa"/>
+              <w:bottom w:w="80" w:type="dxa"/>
+              <w:right w:w="100" w:type="dxa"/>
+            </w:tcMar>
+          </w:tcPr>
+          <w:p>
+            <w:r>
+              <w:rPr>
+                <w:b/>
+                <w:bCs/>
+                <w:color w:val="FFFFFF"/>
+                <w:sz w:val="20"/>
+                <w:szCs w:val="20"/>
+              </w:rPr>
+              <w:t>Prompt A (sans doc)</w:t>
+            </w:r>
+          </w:p>
+        </w:tc>
+        <w:tc>
+          <w:tcPr>
+            <w:tcW w:w="2313" w:type="dxa"/>
+            <w:shd w:val="clear" w:color="auto" w:fill="2E5090"/>
+            <w:tcMar>
+              <w:top w:w="80" w:type="dxa"/>
+              <w:left w:w="100" w:type="dxa"/>
+              <w:bottom w:w="80" w:type="dxa"/>
+              <w:right w:w="100" w:type="dxa"/>
+            </w:tcMar>
+          </w:tcPr>
+          <w:p>
+            <w:r>
+              <w:rPr>
+                <w:b/>
+                <w:bCs/>
+                <w:color w:val="FFFFFF"/>
+                <w:sz w:val="20"/>
+                <w:szCs w:val="20"/>
+              </w:rPr>
+              <w:t>Prompt B (avec doc)</w:t>
+            </w:r>
+          </w:p>
+        </w:tc>
+        <w:tc>
+          <w:tcPr>
+            <w:tcW w:w="2313" w:type="dxa"/>
+            <w:shd w:val="clear" w:color="auto" w:fill="2E5090"/>
+            <w:tcMar>
+              <w:top w:w="80" w:type="dxa"/>
+              <w:left w:w="100" w:type="dxa"/>
+              <w:bottom w:w="80" w:type="dxa"/>
+              <w:right w:w="100" w:type="dxa"/>
+            </w:tcMar>
+          </w:tcPr>
+          <w:p>
+            <w:r>
+              <w:rPr>
+                <w:b/>
+                <w:bCs/>
+                <w:color w:val="FFFFFF"/>
+                <w:sz w:val="20"/>
+                <w:szCs w:val="20"/>
+              </w:rPr>
+              <w:t>Prompt C (doc + contraintes)</w:t>
+            </w:r>
+          </w:p>
+        </w:tc>
+      </w:tr>
+      <w:tr>
+        <w:tblPrEx>
+          <w:tblCellMar>
+            <w:top w:w="0" w:type="dxa"/>
+            <w:bottom w:w="0" w:type="dxa"/>
+          </w:tblCellMar>
+        </w:tblPrEx>
+        <w:tc>
+          <w:tcPr>
+            <w:tcW w:w="2100" w:type="dxa"/>
+            <w:tcMar>
+              <w:top w:w="80" w:type="dxa"/>
+              <w:left w:w="100" w:type="dxa"/>
+              <w:bottom w:w="80" w:type="dxa"/>
+              <w:right w:w="100" w:type="dxa"/>
+            </w:tcMar>
+          </w:tcPr>
+          <w:p>
+            <w:r>
+              <w:rPr>
+                <w:sz w:val="20"/>
+                <w:szCs w:val="20"/>
+              </w:rPr>
+              <w:t>Ancrage dans la source</w:t>
+            </w:r>
+          </w:p>
+        </w:tc>
+        <w:tc>
+          <w:tcPr>
+            <w:tcW w:w="2300" w:type="dxa"/>
+            <w:tcMar>
+              <w:top w:w="80" w:type="dxa"/>
+              <w:left w:w="100" w:type="dxa"/>
+              <w:bottom w:w="80" w:type="dxa"/>
+              <w:right w:w="100" w:type="dxa"/>
+            </w:tcMar>
+          </w:tcPr>
+          <w:p>
+            <w:r>
+              <w:rPr>
+                <w:sz w:val="20"/>
+                <w:szCs w:val="20"/>
+              </w:rPr>
+              <w:t>Aucun</w:t>
+            </w:r>
+          </w:p>
+        </w:tc>
+        <w:tc>
+          <w:tcPr>
+            <w:tcW w:w="2313" w:type="dxa"/>
+            <w:tcMar>
+              <w:top w:w="80" w:type="dxa"/>
+              <w:left w:w="100" w:type="dxa"/>
+              <w:bottom w:w="80" w:type="dxa"/>
+              <w:right w:w="100" w:type="dxa"/>
+            </w:tcMar>
+          </w:tcPr>
+          <w:p>
+            <w:r>
+              <w:rPr>
+                <w:sz w:val="20"/>
+                <w:szCs w:val="20"/>
+              </w:rPr>
+              <w:t>Partiel</w:t>
+            </w:r>
+          </w:p>
+        </w:tc>
+        <w:tc>
+          <w:tcPr>
+            <w:tcW w:w="2313" w:type="dxa"/>
+            <w:tcMar>
+              <w:top w:w="80" w:type="dxa"/>
+              <w:left w:w="100" w:type="dxa"/>
+              <w:bottom w:w="80" w:type="dxa"/>
+              <w:right w:w="100" w:type="dxa"/>
+            </w:tcMar>
+          </w:tcPr>
+          <w:p>
+            <w:r>
+              <w:rPr>
+                <w:sz w:val="20"/>
+                <w:szCs w:val="20"/>
+              </w:rPr>
+              <w:t>Fort, avec citation</w:t>
+            </w:r>
+          </w:p>
+        </w:tc>
+      </w:tr>
+      <w:tr>
+        <w:tblPrEx>
+          <w:tblCellMar>
+            <w:top w:w="0" w:type="dxa"/>
+            <w:bottom w:w="0" w:type="dxa"/>
+          </w:tblCellMar>
+        </w:tblPrEx>
+        <w:tc>
+          <w:tcPr>
+            <w:tcW w:w="2100" w:type="dxa"/>
+            <w:tcMar>
+              <w:top w:w="80" w:type="dxa"/>
+              <w:left w:w="100" w:type="dxa"/>
+              <w:bottom w:w="80" w:type="dxa"/>
+              <w:right w:w="100" w:type="dxa"/>
+            </w:tcMar>
+          </w:tcPr>
+          <w:p>
+            <w:r>
+              <w:rPr>
+                <w:sz w:val="20"/>
+                <w:szCs w:val="20"/>
+              </w:rPr>
+              <w:t>Risque d'hallucination</w:t>
+            </w:r>
+          </w:p>
+        </w:tc>
+        <w:tc>
+          <w:tcPr>
+            <w:tcW w:w="2300" w:type="dxa"/>
+            <w:tcMar>
+              <w:top w:w="80" w:type="dxa"/>
+              <w:left w:w="100" w:type="dxa"/>
+              <w:bottom w:w="80" w:type="dxa"/>
+              <w:right w:w="100" w:type="dxa"/>
+            </w:tcMar>
+          </w:tcPr>
+          <w:p>
+            <w:r>
+              <w:rPr>
+                <w:sz w:val="20"/>
+                <w:szCs w:val="20"/>
+              </w:rPr>
+              <w:t>Élevé</w:t>
+            </w:r>
+          </w:p>
+        </w:tc>
+        <w:tc>
+          <w:tcPr>
+            <w:tcW w:w="2313" w:type="dxa"/>
+            <w:tcMar>
+              <w:top w:w="80" w:type="dxa"/>
+              <w:left w:w="100" w:type="dxa"/>
+              <w:bottom w:w="80" w:type="dxa"/>
+              <w:right w:w="100" w:type="dxa"/>
+            </w:tcMar>
+          </w:tcPr>
+          <w:p>
+            <w:r>
+              <w:rPr>
+                <w:sz w:val="20"/>
+                <w:szCs w:val="20"/>
+              </w:rPr>
+              <w:t>Modéré</w:t>
+            </w:r>
+          </w:p>
+        </w:tc>
+        <w:tc>
+          <w:tcPr>
+            <w:tcW w:w="2313" w:type="dxa"/>
+            <w:tcMar>
+              <w:top w:w="80" w:type="dxa"/>
+              <w:left w:w="100" w:type="dxa"/>
+              <w:bottom w:w="80" w:type="dxa"/>
+              <w:right w:w="100" w:type="dxa"/>
+            </w:tcMar>
+          </w:tcPr>
+          <w:p>
+            <w:r>
+              <w:rPr>
+                <w:sz w:val="20"/>
+                <w:szCs w:val="20"/>
+              </w:rPr>
+              <w:t>Faible</w:t>
+            </w:r>
+          </w:p>
+        </w:tc>
+      </w:tr>
+      <w:tr>
+        <w:tblPrEx>
+          <w:tblCellMar>
+            <w:top w:w="0" w:type="dxa"/>
+            <w:bottom w:w="0" w:type="dxa"/>
+          </w:tblCellMar>
+        </w:tblPrEx>
+        <w:tc>
+          <w:tcPr>
+            <w:tcW w:w="2100" w:type="dxa"/>
+            <w:tcMar>
+              <w:top w:w="80" w:type="dxa"/>
+              <w:left w:w="100" w:type="dxa"/>
+              <w:bottom w:w="80" w:type="dxa"/>
+              <w:right w:w="100" w:type="dxa"/>
+            </w:tcMar>
+          </w:tcPr>
+          <w:p>
+            <w:r>
+              <w:rPr>
+                <w:sz w:val="20"/>
+                <w:szCs w:val="20"/>
+              </w:rPr>
+              <w:t>Gestion de l'info absente</w:t>
+            </w:r>
+          </w:p>
+        </w:tc>
+        <w:tc>
+          <w:tcPr>
+            <w:tcW w:w="2300" w:type="dxa"/>
+            <w:tcMar>
+              <w:top w:w="80" w:type="dxa"/>
+              <w:left w:w="100" w:type="dxa"/>
+              <w:bottom w:w="80" w:type="dxa"/>
+              <w:right w:w="100" w:type="dxa"/>
+            </w:tcMar>
+          </w:tcPr>
+          <w:p>
+            <w:r>
+              <w:rPr>
+                <w:sz w:val="20"/>
+                <w:szCs w:val="20"/>
+              </w:rPr>
+              <w:t>Non détectée (</w:t>
+            </w:r>
+            <w:r>
+              <w:rPr>
+                <w:sz w:val="20"/>
+                <w:szCs w:val="20"/>
+              </w:rPr>
+              <w:t>Pas de réponse</w:t>
+            </w:r>
+            <w:r>
+              <w:rPr>
+                <w:sz w:val="20"/>
+                <w:szCs w:val="20"/>
+              </w:rPr>
+              <w:t>)</w:t>
+            </w:r>
+          </w:p>
+        </w:tc>
+        <w:tc>
+          <w:tcPr>
+            <w:tcW w:w="2313" w:type="dxa"/>
+            <w:tcMar>
+              <w:top w:w="80" w:type="dxa"/>
+              <w:left w:w="100" w:type="dxa"/>
+              <w:bottom w:w="80" w:type="dxa"/>
+              <w:right w:w="100" w:type="dxa"/>
+            </w:tcMar>
+          </w:tcPr>
+          <w:p>
+            <w:r>
+              <w:rPr>
+                <w:sz w:val="20"/>
+                <w:szCs w:val="20"/>
+              </w:rPr>
+              <w:t>Rarement signalée</w:t>
+            </w:r>
+          </w:p>
+        </w:tc>
+        <w:tc>
+          <w:tcPr>
+            <w:tcW w:w="2313" w:type="dxa"/>
+            <w:tcMar>
+              <w:top w:w="80" w:type="dxa"/>
+              <w:left w:w="100" w:type="dxa"/>
+              <w:bottom w:w="80" w:type="dxa"/>
+              <w:right w:w="100" w:type="dxa"/>
+            </w:tcMar>
+          </w:tcPr>
+          <w:p>
+            <w:r>
+              <w:rPr>
+                <w:sz w:val="20"/>
+                <w:szCs w:val="20"/>
+              </w:rPr>
+              <w:t>Explicitement signalée</w:t>
+            </w:r>
+          </w:p>
+        </w:tc>
+      </w:tr>
+      <w:tr>
+        <w:tblPrEx>
+          <w:tblCellMar>
+            <w:top w:w="0" w:type="dxa"/>
+            <w:bottom w:w="0" w:type="dxa"/>
+          </w:tblCellMar>
+        </w:tblPrEx>
+        <w:tc>
+          <w:tcPr>
+            <w:tcW w:w="2100" w:type="dxa"/>
+            <w:tcMar>
+              <w:top w:w="80" w:type="dxa"/>
+              <w:left w:w="100" w:type="dxa"/>
+              <w:bottom w:w="80" w:type="dxa"/>
+              <w:right w:w="100" w:type="dxa"/>
+            </w:tcMar>
+          </w:tcPr>
+          <w:p>
+            <w:r>
+              <w:rPr>
+                <w:sz w:val="20"/>
+                <w:szCs w:val="20"/>
+              </w:rPr>
+              <w:t>Traçabilité de la réponse</w:t>
+            </w:r>
+          </w:p>
+        </w:tc>
+        <w:tc>
+          <w:tcPr>
+            <w:tcW w:w="2300" w:type="dxa"/>
+            <w:tcMar>
+              <w:top w:w="80" w:type="dxa"/>
+              <w:left w:w="100" w:type="dxa"/>
+              <w:bottom w:w="80" w:type="dxa"/>
+              <w:right w:w="100" w:type="dxa"/>
+            </w:tcMar>
+          </w:tcPr>
+          <w:p>
+            <w:r>
+              <w:rPr>
+                <w:sz w:val="20"/>
+                <w:szCs w:val="20"/>
+              </w:rPr>
+              <w:t>Aucune</w:t>
+            </w:r>
+          </w:p>
+        </w:tc>
+        <w:tc>
+          <w:tcPr>
+            <w:tcW w:w="2313" w:type="dxa"/>
+            <w:tcMar>
+              <w:top w:w="80" w:type="dxa"/>
+              <w:left w:w="100" w:type="dxa"/>
+              <w:bottom w:w="80" w:type="dxa"/>
+              <w:right w:w="100" w:type="dxa"/>
+            </w:tcMar>
+          </w:tcPr>
+          <w:p>
+            <w:r>
+              <w:rPr>
+                <w:sz w:val="20"/>
+                <w:szCs w:val="20"/>
+              </w:rPr>
+              <w:t>Faible</w:t>
+            </w:r>
+          </w:p>
+        </w:tc>
+        <w:tc>
+          <w:tcPr>
+            <w:tcW w:w="2313" w:type="dxa"/>
+            <w:tcMar>
+              <w:top w:w="80" w:type="dxa"/>
+              <w:left w:w="100" w:type="dxa"/>
+              <w:bottom w:w="80" w:type="dxa"/>
+              <w:right w:w="100" w:type="dxa"/>
+            </w:tcMar>
+          </w:tcPr>
+          <w:p>
+            <w:r>
+              <w:rPr>
+                <w:sz w:val="20"/>
+                <w:szCs w:val="20"/>
+              </w:rPr>
+              <w:t>Passage/source cité</w:t>
+            </w:r>
+          </w:p>
+        </w:tc>
+      </w:tr>
+      <w:tr>
+        <w:tblPrEx>
+          <w:tblCellMar>
+            <w:top w:w="0" w:type="dxa"/>
+            <w:bottom w:w="0" w:type="dxa"/>
+          </w:tblCellMar>
+        </w:tblPrEx>
+        <w:tc>
+          <w:tcPr>
+            <w:tcW w:w="2100" w:type="dxa"/>
+            <w:tcMar>
+              <w:top w:w="80" w:type="dxa"/>
+              <w:left w:w="100" w:type="dxa"/>
+              <w:bottom w:w="80" w:type="dxa"/>
+              <w:right w:w="100" w:type="dxa"/>
+            </w:tcMar>
+          </w:tcPr>
+          <w:p>
+            <w:r>
+              <w:rPr>
+                <w:sz w:val="20"/>
+                <w:szCs w:val="20"/>
+              </w:rPr>
+              <w:t>Cas d'usage recommandé</w:t>
+            </w:r>
+          </w:p>
+        </w:tc>
+        <w:tc>
+          <w:tcPr>
+            <w:tcW w:w="2300" w:type="dxa"/>
+            <w:tcMar>
+              <w:top w:w="80" w:type="dxa"/>
+              <w:left w:w="100" w:type="dxa"/>
+              <w:bottom w:w="80" w:type="dxa"/>
+              <w:right w:w="100" w:type="dxa"/>
+            </w:tcMar>
+          </w:tcPr>
+          <w:p>
+            <w:r>
+              <w:rPr>
+                <w:sz w:val="20"/>
+                <w:szCs w:val="20"/>
+              </w:rPr>
+              <w:t>Culture générale uniquement</w:t>
+            </w:r>
+          </w:p>
+        </w:tc>
+        <w:tc>
+          <w:tcPr>
+            <w:tcW w:w="2313" w:type="dxa"/>
+            <w:tcMar>
+              <w:top w:w="80" w:type="dxa"/>
+              <w:left w:w="100" w:type="dxa"/>
+              <w:bottom w:w="80" w:type="dxa"/>
+              <w:right w:w="100" w:type="dxa"/>
+            </w:tcMar>
+          </w:tcPr>
+          <w:p>
+            <w:r>
+              <w:rPr>
+                <w:sz w:val="20"/>
+                <w:szCs w:val="20"/>
+              </w:rPr>
+              <w:t>Prototypage rapide</w:t>
+            </w:r>
+          </w:p>
+        </w:tc>
+        <w:tc>
+          <w:tcPr>
+            <w:tcW w:w="2313" w:type="dxa"/>
+            <w:tcMar>
+              <w:top w:w="80" w:type="dxa"/>
+              <w:left w:w="100" w:type="dxa"/>
+              <w:bottom w:w="80" w:type="dxa"/>
+              <w:right w:w="100" w:type="dxa"/>
+            </w:tcMar>
+          </w:tcPr>
+          <w:p>
+            <w:r>
+              <w:rPr>
+                <w:sz w:val="20"/>
+                <w:szCs w:val="20"/>
+              </w:rPr>
+              <w:t>Application métier fiable (RAG production)</w:t>
+            </w:r>
+          </w:p>
+        </w:tc>
+      </w:tr>
+    </w:tbl>
+    <w:p/>
     <w:sectPr>
       <w:pgSz w:w="11906" w:h="16838"/>
       <w:pgMar w:top="1417" w:right="1417" w:bottom="1417" w:left="1417" w:header="708" w:footer="708" w:gutter="0"/>
@@ -19710,6 +21052,95 @@
     </w:lvl>
   </w:abstractNum>
   <w:abstractNum w:abstractNumId="2" w15:restartNumberingAfterBreak="0">
+    <w:nsid w:val="6B560ADA"/>
+    <w:multiLevelType w:val="hybridMultilevel"/>
+    <w:tmpl w:val="ED88130A"/>
+    <w:lvl w:ilvl="0" w:tplc="FFFFFFFF">
+      <w:start w:val="1"/>
+      <w:numFmt w:val="decimal"/>
+      <w:lvlText w:val="%1)"/>
+      <w:lvlJc w:val="left"/>
+      <w:pPr>
+        <w:ind w:left="1068" w:hanging="360"/>
+      </w:pPr>
+      <w:rPr>
+        <w:rFonts w:hint="default"/>
+      </w:rPr>
+    </w:lvl>
+    <w:lvl w:ilvl="1" w:tplc="FFFFFFFF" w:tentative="1">
+      <w:start w:val="1"/>
+      <w:numFmt w:val="lowerLetter"/>
+      <w:lvlText w:val="%2."/>
+      <w:lvlJc w:val="left"/>
+      <w:pPr>
+        <w:ind w:left="1788" w:hanging="360"/>
+      </w:pPr>
+    </w:lvl>
+    <w:lvl w:ilvl="2" w:tplc="FFFFFFFF" w:tentative="1">
+      <w:start w:val="1"/>
+      <w:numFmt w:val="lowerRoman"/>
+      <w:lvlText w:val="%3."/>
+      <w:lvlJc w:val="right"/>
+      <w:pPr>
+        <w:ind w:left="2508" w:hanging="180"/>
+      </w:pPr>
+    </w:lvl>
+    <w:lvl w:ilvl="3" w:tplc="FFFFFFFF" w:tentative="1">
+      <w:start w:val="1"/>
+      <w:numFmt w:val="decimal"/>
+      <w:lvlText w:val="%4."/>
+      <w:lvlJc w:val="left"/>
+      <w:pPr>
+        <w:ind w:left="3228" w:hanging="360"/>
+      </w:pPr>
+    </w:lvl>
+    <w:lvl w:ilvl="4" w:tplc="FFFFFFFF" w:tentative="1">
+      <w:start w:val="1"/>
+      <w:numFmt w:val="lowerLetter"/>
+      <w:lvlText w:val="%5."/>
+      <w:lvlJc w:val="left"/>
+      <w:pPr>
+        <w:ind w:left="3948" w:hanging="360"/>
+      </w:pPr>
+    </w:lvl>
+    <w:lvl w:ilvl="5" w:tplc="FFFFFFFF" w:tentative="1">
+      <w:start w:val="1"/>
+      <w:numFmt w:val="lowerRoman"/>
+      <w:lvlText w:val="%6."/>
+      <w:lvlJc w:val="right"/>
+      <w:pPr>
+        <w:ind w:left="4668" w:hanging="180"/>
+      </w:pPr>
+    </w:lvl>
+    <w:lvl w:ilvl="6" w:tplc="FFFFFFFF" w:tentative="1">
+      <w:start w:val="1"/>
+      <w:numFmt w:val="decimal"/>
+      <w:lvlText w:val="%7."/>
+      <w:lvlJc w:val="left"/>
+      <w:pPr>
+        <w:ind w:left="5388" w:hanging="360"/>
+      </w:pPr>
+    </w:lvl>
+    <w:lvl w:ilvl="7" w:tplc="FFFFFFFF" w:tentative="1">
+      <w:start w:val="1"/>
+      <w:numFmt w:val="lowerLetter"/>
+      <w:lvlText w:val="%8."/>
+      <w:lvlJc w:val="left"/>
+      <w:pPr>
+        <w:ind w:left="6108" w:hanging="360"/>
+      </w:pPr>
+    </w:lvl>
+    <w:lvl w:ilvl="8" w:tplc="FFFFFFFF" w:tentative="1">
+      <w:start w:val="1"/>
+      <w:numFmt w:val="lowerRoman"/>
+      <w:lvlText w:val="%9."/>
+      <w:lvlJc w:val="right"/>
+      <w:pPr>
+        <w:ind w:left="6828" w:hanging="180"/>
+      </w:pPr>
+    </w:lvl>
+  </w:abstractNum>
+  <w:abstractNum w:abstractNumId="3" w15:restartNumberingAfterBreak="0">
     <w:nsid w:val="7CBA4C47"/>
     <w:multiLevelType w:val="hybridMultilevel"/>
     <w:tmpl w:val="261680E6"/>
@@ -19767,13 +21198,16 @@
     <w:abstractNumId w:val="0"/>
   </w:num>
   <w:num w:numId="2" w16cid:durableId="1040784090">
-    <w:abstractNumId w:val="2"/>
+    <w:abstractNumId w:val="3"/>
     <w:lvlOverride w:ilvl="0">
       <w:startOverride w:val="1"/>
     </w:lvlOverride>
   </w:num>
   <w:num w:numId="3" w16cid:durableId="735712189">
     <w:abstractNumId w:val="1"/>
+  </w:num>
+  <w:num w:numId="4" w16cid:durableId="2074544279">
+    <w:abstractNumId w:val="2"/>
   </w:num>
 </w:numbering>
 </file>

--- a/ai-business_assistant/Atelier Prompt Engineering.docx
+++ b/ai-business_assistant/Atelier Prompt Engineering.docx
@@ -19536,7 +19536,7 @@
         <w:t xml:space="preserve">  Prompt Engineering et RAG</w:t>
       </w:r>
       <w:r>
-        <w:t> :</w:t>
+        <w:t> </w:t>
       </w:r>
     </w:p>
     <w:p/>
@@ -20861,6 +20861,4683 @@
       </w:tr>
     </w:tbl>
     <w:p/>
+    <w:p>
+      <w:pPr>
+        <w:pStyle w:val="Titre1"/>
+        <w:pBdr>
+          <w:bottom w:val="single" w:sz="6" w:space="4" w:color="2E5090"/>
+        </w:pBdr>
+      </w:pPr>
+      <w:r>
+        <w:t>Partie 8</w:t>
+      </w:r>
+      <w:r>
+        <w:t> :</w:t>
+      </w:r>
+      <w:r>
+        <w:t xml:space="preserve">  Évaluation et optimisation des prompts</w:t>
+      </w:r>
+    </w:p>
+    <w:p/>
+    <w:p>
+      <w:pPr>
+        <w:pStyle w:val="Titre2"/>
+      </w:pPr>
+      <w:r>
+        <w:t>Prompt A</w:t>
+      </w:r>
+      <w:r>
+        <w:t> :</w:t>
+      </w:r>
+    </w:p>
+    <w:p>
+      <w:pPr>
+        <w:shd w:val="clear" w:color="auto" w:fill="2E5090"/>
+        <w:spacing w:before="120"/>
+      </w:pPr>
+      <w:r>
+        <w:rPr>
+          <w:b/>
+          <w:bCs/>
+          <w:color w:val="FFFFFF"/>
+          <w:sz w:val="18"/>
+          <w:szCs w:val="18"/>
+        </w:rPr>
+        <w:t xml:space="preserve">  PROMPT</w:t>
+      </w:r>
+    </w:p>
+    <w:p>
+      <w:pPr>
+        <w:shd w:val="clear" w:color="auto" w:fill="EDF1F8"/>
+        <w:spacing w:after="40" w:line="264" w:lineRule="auto"/>
+        <w:ind w:left="200" w:right="200"/>
+      </w:pPr>
+      <w:r>
+        <w:rPr>
+          <w:rFonts w:ascii="Consolas" w:eastAsia="Consolas" w:hAnsi="Consolas" w:cs="Consolas"/>
+          <w:sz w:val="20"/>
+          <w:szCs w:val="20"/>
+        </w:rPr>
+        <w:t>Résume ce texte.</w:t>
+      </w:r>
+    </w:p>
+    <w:p>
+      <w:pPr>
+        <w:shd w:val="clear" w:color="auto" w:fill="EDF1F8"/>
+        <w:spacing w:after="40" w:line="264" w:lineRule="auto"/>
+        <w:ind w:left="200" w:right="200"/>
+      </w:pPr>
+    </w:p>
+    <w:p>
+      <w:pPr>
+        <w:shd w:val="clear" w:color="auto" w:fill="EDF1F8"/>
+        <w:spacing w:after="40" w:line="264" w:lineRule="auto"/>
+        <w:ind w:left="200" w:right="200"/>
+      </w:pPr>
+      <w:r>
+        <w:rPr>
+          <w:rFonts w:ascii="Consolas" w:eastAsia="Consolas" w:hAnsi="Consolas" w:cs="Consolas"/>
+          <w:sz w:val="20"/>
+          <w:szCs w:val="20"/>
+        </w:rPr>
+        <w:t>Texte :</w:t>
+      </w:r>
+    </w:p>
+    <w:p>
+      <w:pPr>
+        <w:shd w:val="clear" w:color="auto" w:fill="EDF1F8"/>
+        <w:spacing w:after="40" w:line="264" w:lineRule="auto"/>
+        <w:ind w:left="200" w:right="200"/>
+      </w:pPr>
+      <w:r>
+        <w:rPr>
+          <w:rFonts w:ascii="Consolas" w:eastAsia="Consolas" w:hAnsi="Consolas" w:cs="Consolas"/>
+          <w:sz w:val="20"/>
+          <w:szCs w:val="20"/>
+        </w:rPr>
+        <w:t>"""</w:t>
+      </w:r>
+    </w:p>
+    <w:p>
+      <w:pPr>
+        <w:shd w:val="clear" w:color="auto" w:fill="EDF1F8"/>
+        <w:spacing w:after="40" w:line="264" w:lineRule="auto"/>
+        <w:ind w:left="200" w:right="200"/>
+      </w:pPr>
+      <w:r>
+        <w:rPr>
+          <w:rFonts w:ascii="Consolas" w:eastAsia="Consolas" w:hAnsi="Consolas" w:cs="Consolas"/>
+          <w:sz w:val="20"/>
+          <w:szCs w:val="20"/>
+        </w:rPr>
+        <w:t>{</w:t>
+      </w:r>
+      <w:proofErr w:type="gramStart"/>
+      <w:r>
+        <w:rPr>
+          <w:rFonts w:ascii="Consolas" w:eastAsia="Consolas" w:hAnsi="Consolas" w:cs="Consolas"/>
+          <w:sz w:val="20"/>
+          <w:szCs w:val="20"/>
+        </w:rPr>
+        <w:t>texte</w:t>
+      </w:r>
+      <w:proofErr w:type="gramEnd"/>
+      <w:r>
+        <w:rPr>
+          <w:rFonts w:ascii="Consolas" w:eastAsia="Consolas" w:hAnsi="Consolas" w:cs="Consolas"/>
+          <w:sz w:val="20"/>
+          <w:szCs w:val="20"/>
+        </w:rPr>
+        <w:t>}</w:t>
+      </w:r>
+    </w:p>
+    <w:p>
+      <w:pPr>
+        <w:shd w:val="clear" w:color="auto" w:fill="EDF1F8"/>
+        <w:spacing w:line="264" w:lineRule="auto"/>
+        <w:ind w:left="200" w:right="200"/>
+      </w:pPr>
+      <w:r>
+        <w:rPr>
+          <w:rFonts w:ascii="Consolas" w:eastAsia="Consolas" w:hAnsi="Consolas" w:cs="Consolas"/>
+          <w:sz w:val="20"/>
+          <w:szCs w:val="20"/>
+        </w:rPr>
+        <w:t>"""</w:t>
+      </w:r>
+    </w:p>
+    <w:p/>
+    <w:p/>
+    <w:p>
+      <w:r>
+        <w:lastRenderedPageBreak/>
+        <w:drawing>
+          <wp:inline distT="0" distB="0" distL="0" distR="0" wp14:anchorId="5F0B7E1F" wp14:editId="66A2167F">
+            <wp:extent cx="5760720" cy="1915795"/>
+            <wp:effectExtent l="0" t="0" r="0" b="8255"/>
+            <wp:docPr id="1385031419" name="Image 1"/>
+            <wp:cNvGraphicFramePr>
+              <a:graphicFrameLocks xmlns:a="http://schemas.openxmlformats.org/drawingml/2006/main" noChangeAspect="1"/>
+            </wp:cNvGraphicFramePr>
+            <a:graphic xmlns:a="http://schemas.openxmlformats.org/drawingml/2006/main">
+              <a:graphicData uri="http://schemas.openxmlformats.org/drawingml/2006/picture">
+                <pic:pic xmlns:pic="http://schemas.openxmlformats.org/drawingml/2006/picture">
+                  <pic:nvPicPr>
+                    <pic:cNvPr id="1385031419" name=""/>
+                    <pic:cNvPicPr/>
+                  </pic:nvPicPr>
+                  <pic:blipFill>
+                    <a:blip r:embed="rId34"/>
+                    <a:stretch>
+                      <a:fillRect/>
+                    </a:stretch>
+                  </pic:blipFill>
+                  <pic:spPr>
+                    <a:xfrm>
+                      <a:off x="0" y="0"/>
+                      <a:ext cx="5760720" cy="1915795"/>
+                    </a:xfrm>
+                    <a:prstGeom prst="rect">
+                      <a:avLst/>
+                    </a:prstGeom>
+                  </pic:spPr>
+                </pic:pic>
+              </a:graphicData>
+            </a:graphic>
+          </wp:inline>
+        </w:drawing>
+      </w:r>
+    </w:p>
+    <w:p/>
+    <w:p/>
+    <w:p>
+      <w:pPr>
+        <w:rPr>
+          <w:b/>
+          <w:bCs/>
+          <w:sz w:val="24"/>
+          <w:szCs w:val="24"/>
+        </w:rPr>
+      </w:pPr>
+      <w:r>
+        <w:rPr>
+          <w:b/>
+          <w:bCs/>
+          <w:sz w:val="24"/>
+          <w:szCs w:val="24"/>
+        </w:rPr>
+        <w:t>Résumé</w:t>
+      </w:r>
+    </w:p>
+    <w:p>
+      <w:pPr>
+        <w:rPr>
+          <w:sz w:val="24"/>
+          <w:szCs w:val="24"/>
+        </w:rPr>
+      </w:pPr>
+      <w:r>
+        <w:rPr>
+          <w:sz w:val="24"/>
+          <w:szCs w:val="24"/>
+        </w:rPr>
+        <w:t xml:space="preserve">Le programme de fidélité </w:t>
+      </w:r>
+      <w:r>
+        <w:rPr>
+          <w:b/>
+          <w:bCs/>
+          <w:sz w:val="24"/>
+          <w:szCs w:val="24"/>
+        </w:rPr>
+        <w:t>Solaris+</w:t>
+      </w:r>
+      <w:r>
+        <w:rPr>
+          <w:sz w:val="24"/>
+          <w:szCs w:val="24"/>
+        </w:rPr>
+        <w:t xml:space="preserve"> a connu une forte croissance en 2025, atteignant </w:t>
+      </w:r>
+      <w:r>
+        <w:rPr>
+          <w:b/>
+          <w:bCs/>
+          <w:sz w:val="24"/>
+          <w:szCs w:val="24"/>
+        </w:rPr>
+        <w:t>500 000 membres actifs</w:t>
+      </w:r>
+      <w:r>
+        <w:rPr>
+          <w:sz w:val="24"/>
+          <w:szCs w:val="24"/>
+        </w:rPr>
+        <w:t xml:space="preserve"> (+61 % vs 2024), portée notamment par un système de parrainage lancé en mars et une campagne publicitaire au printemps.</w:t>
+      </w:r>
+    </w:p>
+    <w:p>
+      <w:pPr>
+        <w:rPr>
+          <w:sz w:val="24"/>
+          <w:szCs w:val="24"/>
+        </w:rPr>
+      </w:pPr>
+      <w:r>
+        <w:rPr>
+          <w:b/>
+          <w:bCs/>
+          <w:sz w:val="24"/>
+          <w:szCs w:val="24"/>
+        </w:rPr>
+        <w:t>Engagement</w:t>
+      </w:r>
+      <w:r>
+        <w:rPr>
+          <w:sz w:val="24"/>
+          <w:szCs w:val="24"/>
+        </w:rPr>
+        <w:t xml:space="preserve"> : le taux d'utilisation des points est passé de 42 % à 57 %, et le panier moyen des membres reste 23 % supérieur à celui des non-membres. Point de vigilance : le taux de désabonnement a augmenté (8 % → 11 %).</w:t>
+      </w:r>
+    </w:p>
+    <w:p>
+      <w:pPr>
+        <w:rPr>
+          <w:sz w:val="24"/>
+          <w:szCs w:val="24"/>
+        </w:rPr>
+      </w:pPr>
+      <w:r>
+        <w:rPr>
+          <w:b/>
+          <w:bCs/>
+          <w:sz w:val="24"/>
+          <w:szCs w:val="24"/>
+        </w:rPr>
+        <w:t>Nouveautés 2025</w:t>
+      </w:r>
+      <w:r>
+        <w:rPr>
+          <w:sz w:val="24"/>
+          <w:szCs w:val="24"/>
+        </w:rPr>
+        <w:t xml:space="preserve"> :</w:t>
+      </w:r>
+    </w:p>
+    <w:p>
+      <w:pPr>
+        <w:numPr>
+          <w:ilvl w:val="0"/>
+          <w:numId w:val="5"/>
+        </w:numPr>
+        <w:rPr>
+          <w:sz w:val="24"/>
+          <w:szCs w:val="24"/>
+        </w:rPr>
+      </w:pPr>
+      <w:r>
+        <w:rPr>
+          <w:sz w:val="24"/>
+          <w:szCs w:val="24"/>
+        </w:rPr>
+        <w:t xml:space="preserve">Création d'un niveau </w:t>
+      </w:r>
+      <w:r>
+        <w:rPr>
+          <w:b/>
+          <w:bCs/>
+          <w:sz w:val="24"/>
+          <w:szCs w:val="24"/>
+        </w:rPr>
+        <w:t>Premium</w:t>
+      </w:r>
+      <w:r>
+        <w:rPr>
+          <w:sz w:val="24"/>
+          <w:szCs w:val="24"/>
+        </w:rPr>
+        <w:t xml:space="preserve"> (dès 5000 points/12 mois) réunissant 34 000 membres, avec livraison gratuite et service client prioritaire ;</w:t>
+      </w:r>
+    </w:p>
+    <w:p>
+      <w:pPr>
+        <w:numPr>
+          <w:ilvl w:val="0"/>
+          <w:numId w:val="5"/>
+        </w:numPr>
+        <w:rPr>
+          <w:sz w:val="24"/>
+          <w:szCs w:val="24"/>
+        </w:rPr>
+      </w:pPr>
+      <w:r>
+        <w:rPr>
+          <w:sz w:val="24"/>
+          <w:szCs w:val="24"/>
+        </w:rPr>
+        <w:t>Refonte de l'application mobile (note passée de 3,1 à 4,4/5) ;</w:t>
+      </w:r>
+    </w:p>
+    <w:p>
+      <w:pPr>
+        <w:numPr>
+          <w:ilvl w:val="0"/>
+          <w:numId w:val="5"/>
+        </w:numPr>
+        <w:rPr>
+          <w:sz w:val="24"/>
+          <w:szCs w:val="24"/>
+        </w:rPr>
+      </w:pPr>
+      <w:r>
+        <w:rPr>
+          <w:sz w:val="24"/>
+          <w:szCs w:val="24"/>
+        </w:rPr>
+        <w:t>Partenariat avec 3 enseignes externes, encore peu adopté (moins de 4 % des membres actifs).</w:t>
+      </w:r>
+    </w:p>
+    <w:p>
+      <w:pPr>
+        <w:rPr>
+          <w:sz w:val="24"/>
+          <w:szCs w:val="24"/>
+        </w:rPr>
+      </w:pPr>
+      <w:r>
+        <w:rPr>
+          <w:b/>
+          <w:bCs/>
+          <w:sz w:val="24"/>
+          <w:szCs w:val="24"/>
+        </w:rPr>
+        <w:t>Finances</w:t>
+      </w:r>
+      <w:r>
+        <w:rPr>
+          <w:sz w:val="24"/>
+          <w:szCs w:val="24"/>
+        </w:rPr>
+        <w:t xml:space="preserve"> : le coût du programme a augmenté (2,1 M€ contre 1,4 M€ en 2024), mais son efficacité s'est améliorée, passant de 4,2 % à 3,8 % du chiffre d'affaires généré.</w:t>
+      </w:r>
+    </w:p>
+    <w:p>
+      <w:r>
+        <w:rPr>
+          <w:b/>
+          <w:bCs/>
+          <w:sz w:val="24"/>
+          <w:szCs w:val="24"/>
+        </w:rPr>
+        <w:t>Recommandations</w:t>
+      </w:r>
+      <w:r>
+        <w:rPr>
+          <w:sz w:val="24"/>
+          <w:szCs w:val="24"/>
+        </w:rPr>
+        <w:t xml:space="preserve"> : continuer à investir dans le parrainage, mener une étude sur les causes du désabonnement, mieux communiquer sur le partenariat multi-enseignes, et envisager un niveau intermédiaire entre le standard et le Premium</w:t>
+      </w:r>
+      <w:r>
+        <w:t>.</w:t>
+      </w:r>
+    </w:p>
+    <w:p/>
+    <w:p>
+      <w:pPr>
+        <w:pStyle w:val="Titre2"/>
+      </w:pPr>
+      <w:r>
+        <w:t>Prompt B</w:t>
+      </w:r>
+      <w:r>
+        <w:t> :</w:t>
+      </w:r>
+    </w:p>
+    <w:p>
+      <w:pPr>
+        <w:shd w:val="clear" w:color="auto" w:fill="2E5090"/>
+        <w:spacing w:before="120"/>
+        <w:rPr>
+          <w:sz w:val="24"/>
+          <w:szCs w:val="24"/>
+        </w:rPr>
+      </w:pPr>
+      <w:r>
+        <w:rPr>
+          <w:b/>
+          <w:bCs/>
+          <w:color w:val="FFFFFF"/>
+          <w:sz w:val="24"/>
+          <w:szCs w:val="24"/>
+        </w:rPr>
+        <w:t xml:space="preserve">  PROMPT</w:t>
+      </w:r>
+    </w:p>
+    <w:p>
+      <w:pPr>
+        <w:shd w:val="clear" w:color="auto" w:fill="EDF1F8"/>
+        <w:spacing w:after="40" w:line="264" w:lineRule="auto"/>
+        <w:ind w:left="200" w:right="200"/>
+        <w:rPr>
+          <w:sz w:val="24"/>
+          <w:szCs w:val="24"/>
+        </w:rPr>
+      </w:pPr>
+      <w:r>
+        <w:rPr>
+          <w:rFonts w:ascii="Consolas" w:eastAsia="Consolas" w:hAnsi="Consolas" w:cs="Consolas"/>
+          <w:sz w:val="24"/>
+          <w:szCs w:val="24"/>
+        </w:rPr>
+        <w:t>Résume ce texte en 150 mots.</w:t>
+      </w:r>
+    </w:p>
+    <w:p>
+      <w:pPr>
+        <w:shd w:val="clear" w:color="auto" w:fill="EDF1F8"/>
+        <w:spacing w:after="40" w:line="264" w:lineRule="auto"/>
+        <w:ind w:left="200" w:right="200"/>
+        <w:rPr>
+          <w:sz w:val="24"/>
+          <w:szCs w:val="24"/>
+        </w:rPr>
+      </w:pPr>
+    </w:p>
+    <w:p>
+      <w:pPr>
+        <w:shd w:val="clear" w:color="auto" w:fill="EDF1F8"/>
+        <w:spacing w:after="40" w:line="264" w:lineRule="auto"/>
+        <w:ind w:left="200" w:right="200"/>
+        <w:rPr>
+          <w:sz w:val="24"/>
+          <w:szCs w:val="24"/>
+        </w:rPr>
+      </w:pPr>
+      <w:r>
+        <w:rPr>
+          <w:rFonts w:ascii="Consolas" w:eastAsia="Consolas" w:hAnsi="Consolas" w:cs="Consolas"/>
+          <w:sz w:val="24"/>
+          <w:szCs w:val="24"/>
+        </w:rPr>
+        <w:t>Texte :</w:t>
+      </w:r>
+    </w:p>
+    <w:p>
+      <w:pPr>
+        <w:shd w:val="clear" w:color="auto" w:fill="EDF1F8"/>
+        <w:spacing w:after="40" w:line="264" w:lineRule="auto"/>
+        <w:ind w:left="200" w:right="200"/>
+        <w:rPr>
+          <w:sz w:val="24"/>
+          <w:szCs w:val="24"/>
+        </w:rPr>
+      </w:pPr>
+      <w:r>
+        <w:rPr>
+          <w:rFonts w:ascii="Consolas" w:eastAsia="Consolas" w:hAnsi="Consolas" w:cs="Consolas"/>
+          <w:sz w:val="24"/>
+          <w:szCs w:val="24"/>
+        </w:rPr>
+        <w:t>"""</w:t>
+      </w:r>
+    </w:p>
+    <w:p>
+      <w:pPr>
+        <w:shd w:val="clear" w:color="auto" w:fill="EDF1F8"/>
+        <w:spacing w:after="40" w:line="264" w:lineRule="auto"/>
+        <w:ind w:left="200" w:right="200"/>
+        <w:rPr>
+          <w:sz w:val="24"/>
+          <w:szCs w:val="24"/>
+        </w:rPr>
+      </w:pPr>
+      <w:r>
+        <w:rPr>
+          <w:rFonts w:ascii="Consolas" w:eastAsia="Consolas" w:hAnsi="Consolas" w:cs="Consolas"/>
+          <w:sz w:val="24"/>
+          <w:szCs w:val="24"/>
+        </w:rPr>
+        <w:t>{</w:t>
+      </w:r>
+      <w:proofErr w:type="gramStart"/>
+      <w:r>
+        <w:rPr>
+          <w:rFonts w:ascii="Consolas" w:eastAsia="Consolas" w:hAnsi="Consolas" w:cs="Consolas"/>
+          <w:sz w:val="24"/>
+          <w:szCs w:val="24"/>
+        </w:rPr>
+        <w:t>texte</w:t>
+      </w:r>
+      <w:proofErr w:type="gramEnd"/>
+      <w:r>
+        <w:rPr>
+          <w:rFonts w:ascii="Consolas" w:eastAsia="Consolas" w:hAnsi="Consolas" w:cs="Consolas"/>
+          <w:sz w:val="24"/>
+          <w:szCs w:val="24"/>
+        </w:rPr>
+        <w:t>}</w:t>
+      </w:r>
+    </w:p>
+    <w:p>
+      <w:pPr>
+        <w:shd w:val="clear" w:color="auto" w:fill="EDF1F8"/>
+        <w:spacing w:line="264" w:lineRule="auto"/>
+        <w:ind w:left="200" w:right="200"/>
+        <w:rPr>
+          <w:sz w:val="24"/>
+          <w:szCs w:val="24"/>
+        </w:rPr>
+      </w:pPr>
+      <w:r>
+        <w:rPr>
+          <w:rFonts w:ascii="Consolas" w:eastAsia="Consolas" w:hAnsi="Consolas" w:cs="Consolas"/>
+          <w:sz w:val="24"/>
+          <w:szCs w:val="24"/>
+        </w:rPr>
+        <w:t>"""</w:t>
+      </w:r>
+    </w:p>
+    <w:p/>
+    <w:p>
+      <w:r>
+        <w:lastRenderedPageBreak/>
+        <w:drawing>
+          <wp:inline distT="0" distB="0" distL="0" distR="0" wp14:anchorId="03A90E1B" wp14:editId="65B191B8">
+            <wp:extent cx="5760720" cy="2091055"/>
+            <wp:effectExtent l="0" t="0" r="0" b="4445"/>
+            <wp:docPr id="917297133" name="Image 1"/>
+            <wp:cNvGraphicFramePr>
+              <a:graphicFrameLocks xmlns:a="http://schemas.openxmlformats.org/drawingml/2006/main" noChangeAspect="1"/>
+            </wp:cNvGraphicFramePr>
+            <a:graphic xmlns:a="http://schemas.openxmlformats.org/drawingml/2006/main">
+              <a:graphicData uri="http://schemas.openxmlformats.org/drawingml/2006/picture">
+                <pic:pic xmlns:pic="http://schemas.openxmlformats.org/drawingml/2006/picture">
+                  <pic:nvPicPr>
+                    <pic:cNvPr id="917297133" name=""/>
+                    <pic:cNvPicPr/>
+                  </pic:nvPicPr>
+                  <pic:blipFill>
+                    <a:blip r:embed="rId35"/>
+                    <a:stretch>
+                      <a:fillRect/>
+                    </a:stretch>
+                  </pic:blipFill>
+                  <pic:spPr>
+                    <a:xfrm>
+                      <a:off x="0" y="0"/>
+                      <a:ext cx="5760720" cy="2091055"/>
+                    </a:xfrm>
+                    <a:prstGeom prst="rect">
+                      <a:avLst/>
+                    </a:prstGeom>
+                  </pic:spPr>
+                </pic:pic>
+              </a:graphicData>
+            </a:graphic>
+          </wp:inline>
+        </w:drawing>
+      </w:r>
+    </w:p>
+    <w:p/>
+    <w:p/>
+    <w:p>
+      <w:pPr>
+        <w:rPr>
+          <w:b/>
+          <w:bCs/>
+          <w:sz w:val="24"/>
+          <w:szCs w:val="24"/>
+        </w:rPr>
+      </w:pPr>
+      <w:r>
+        <w:rPr>
+          <w:b/>
+          <w:bCs/>
+          <w:sz w:val="24"/>
+          <w:szCs w:val="24"/>
+        </w:rPr>
+        <w:t xml:space="preserve">Résumé : </w:t>
+      </w:r>
+    </w:p>
+    <w:p>
+      <w:pPr>
+        <w:rPr>
+          <w:sz w:val="24"/>
+          <w:szCs w:val="24"/>
+        </w:rPr>
+      </w:pPr>
+      <w:r>
+        <w:rPr>
+          <w:sz w:val="24"/>
+          <w:szCs w:val="24"/>
+        </w:rPr>
+        <w:t>En 2025, le programme de fidélité Solaris+ a dépassé 500 000 membres actifs (+61 % vs 2024), porté par un parrainage lancé en mars et une campagne publicitaire au printemps. L'engagement s'est renforcé : le taux d'utilisation des points est passé de 42 % à 57 %, et le panier moyen des membres reste 23 % supérieur à celui des non-membres. Le taux de désabonnement a toutefois légèrement progressé (8 % à 11 %), point de vigilance identifié par le marketing.</w:t>
+      </w:r>
+    </w:p>
+    <w:p>
+      <w:pPr>
+        <w:rPr>
+          <w:sz w:val="24"/>
+          <w:szCs w:val="24"/>
+        </w:rPr>
+      </w:pPr>
+      <w:r>
+        <w:rPr>
+          <w:sz w:val="24"/>
+          <w:szCs w:val="24"/>
+        </w:rPr>
+        <w:t>Trois nouveautés marquent l'année : un niveau Premium (34 000 membres), une application mobile refondue (note passée de 3,1 à 4,4/5), et un partenariat multi-enseignes encore peu utilisé (moins de 4 %). Le coût du programme a augmenté (2,1 M€ contre 1,4 M€), mais son efficacité s'est améliorée (3,8 % du chiffre d'affaires contre 4,2 %).</w:t>
+      </w:r>
+    </w:p>
+    <w:p>
+      <w:pPr>
+        <w:rPr>
+          <w:sz w:val="24"/>
+          <w:szCs w:val="24"/>
+        </w:rPr>
+      </w:pPr>
+      <w:r>
+        <w:rPr>
+          <w:sz w:val="24"/>
+          <w:szCs w:val="24"/>
+        </w:rPr>
+        <w:t>Les recommandations : renforcer le parrainage, étudier les causes du désabonnement, promouvoir le partenariat externe, et créer un niveau intermédiaire avant le Premium.</w:t>
+      </w:r>
+    </w:p>
+    <w:p/>
+    <w:p>
+      <w:pPr>
+        <w:pStyle w:val="Titre2"/>
+      </w:pPr>
+      <w:r>
+        <w:t>Prompt C — version enrichie</w:t>
+      </w:r>
+    </w:p>
+    <w:p>
+      <w:pPr>
+        <w:shd w:val="clear" w:color="auto" w:fill="2E5090"/>
+        <w:spacing w:before="120"/>
+      </w:pPr>
+      <w:r>
+        <w:rPr>
+          <w:b/>
+          <w:bCs/>
+          <w:color w:val="FFFFFF"/>
+          <w:sz w:val="18"/>
+          <w:szCs w:val="18"/>
+        </w:rPr>
+        <w:t xml:space="preserve">  PROMPT</w:t>
+      </w:r>
+    </w:p>
+    <w:p>
+      <w:pPr>
+        <w:shd w:val="clear" w:color="auto" w:fill="EDF1F8"/>
+        <w:spacing w:after="40" w:line="264" w:lineRule="auto"/>
+        <w:ind w:left="200" w:right="200"/>
+      </w:pPr>
+      <w:r>
+        <w:rPr>
+          <w:rFonts w:ascii="Consolas" w:eastAsia="Consolas" w:hAnsi="Consolas" w:cs="Consolas"/>
+          <w:sz w:val="20"/>
+          <w:szCs w:val="20"/>
+        </w:rPr>
+        <w:t xml:space="preserve">Rôle : </w:t>
+      </w:r>
+      <w:r>
+        <w:rPr>
+          <w:rFonts w:ascii="Consolas" w:eastAsia="Consolas" w:hAnsi="Consolas" w:cs="Consolas"/>
+          <w:sz w:val="20"/>
+          <w:szCs w:val="20"/>
+        </w:rPr>
+        <w:t xml:space="preserve">Je suis </w:t>
+      </w:r>
+      <w:r>
+        <w:rPr>
+          <w:rFonts w:ascii="Consolas" w:eastAsia="Consolas" w:hAnsi="Consolas" w:cs="Consolas"/>
+          <w:sz w:val="20"/>
+          <w:szCs w:val="20"/>
+        </w:rPr>
+        <w:t>un rédacteur spécialisé dans la synthèse de documents</w:t>
+      </w:r>
+      <w:r>
+        <w:t xml:space="preserve"> </w:t>
+      </w:r>
+      <w:r>
+        <w:rPr>
+          <w:rFonts w:ascii="Consolas" w:eastAsia="Consolas" w:hAnsi="Consolas" w:cs="Consolas"/>
+          <w:sz w:val="20"/>
+          <w:szCs w:val="20"/>
+        </w:rPr>
+        <w:t>professionnels.</w:t>
+      </w:r>
+    </w:p>
+    <w:p>
+      <w:pPr>
+        <w:shd w:val="clear" w:color="auto" w:fill="EDF1F8"/>
+        <w:spacing w:after="40" w:line="264" w:lineRule="auto"/>
+        <w:ind w:left="200" w:right="200"/>
+      </w:pPr>
+    </w:p>
+    <w:p>
+      <w:pPr>
+        <w:shd w:val="clear" w:color="auto" w:fill="EDF1F8"/>
+        <w:spacing w:after="40" w:line="264" w:lineRule="auto"/>
+        <w:ind w:left="200" w:right="200"/>
+      </w:pPr>
+      <w:r>
+        <w:rPr>
+          <w:rFonts w:ascii="Consolas" w:eastAsia="Consolas" w:hAnsi="Consolas" w:cs="Consolas"/>
+          <w:sz w:val="20"/>
+          <w:szCs w:val="20"/>
+        </w:rPr>
+        <w:t>Tâche : Résume le texte suivant pour un lecteur pressé qui n'a pas le</w:t>
+      </w:r>
+      <w:r>
+        <w:t xml:space="preserve"> </w:t>
+      </w:r>
+      <w:r>
+        <w:rPr>
+          <w:rFonts w:ascii="Consolas" w:eastAsia="Consolas" w:hAnsi="Consolas" w:cs="Consolas"/>
+          <w:sz w:val="20"/>
+          <w:szCs w:val="20"/>
+        </w:rPr>
+        <w:t>temps de lire le document complet.</w:t>
+      </w:r>
+    </w:p>
+    <w:p>
+      <w:pPr>
+        <w:shd w:val="clear" w:color="auto" w:fill="EDF1F8"/>
+        <w:spacing w:after="40" w:line="264" w:lineRule="auto"/>
+        <w:ind w:left="200" w:right="200"/>
+      </w:pPr>
+    </w:p>
+    <w:p>
+      <w:pPr>
+        <w:shd w:val="clear" w:color="auto" w:fill="EDF1F8"/>
+        <w:spacing w:after="40" w:line="264" w:lineRule="auto"/>
+        <w:ind w:left="200" w:right="200"/>
+      </w:pPr>
+      <w:r>
+        <w:rPr>
+          <w:rFonts w:ascii="Consolas" w:eastAsia="Consolas" w:hAnsi="Consolas" w:cs="Consolas"/>
+          <w:sz w:val="20"/>
+          <w:szCs w:val="20"/>
+        </w:rPr>
+        <w:t>Contraintes :</w:t>
+      </w:r>
+    </w:p>
+    <w:p>
+      <w:pPr>
+        <w:shd w:val="clear" w:color="auto" w:fill="EDF1F8"/>
+        <w:spacing w:after="40" w:line="264" w:lineRule="auto"/>
+        <w:ind w:left="200" w:right="200"/>
+      </w:pPr>
+      <w:r>
+        <w:rPr>
+          <w:rFonts w:ascii="Consolas" w:eastAsia="Consolas" w:hAnsi="Consolas" w:cs="Consolas"/>
+          <w:sz w:val="20"/>
+          <w:szCs w:val="20"/>
+        </w:rPr>
+        <w:t>- Longueur : entre 120 et 150 mots.</w:t>
+      </w:r>
+    </w:p>
+    <w:p>
+      <w:pPr>
+        <w:shd w:val="clear" w:color="auto" w:fill="EDF1F8"/>
+        <w:spacing w:after="40" w:line="264" w:lineRule="auto"/>
+        <w:ind w:left="200" w:right="200"/>
+      </w:pPr>
+      <w:r>
+        <w:rPr>
+          <w:rFonts w:ascii="Consolas" w:eastAsia="Consolas" w:hAnsi="Consolas" w:cs="Consolas"/>
+          <w:sz w:val="20"/>
+          <w:szCs w:val="20"/>
+        </w:rPr>
+        <w:t>- Conserve uniquement les informations factuelles et vérifiables.</w:t>
+      </w:r>
+    </w:p>
+    <w:p>
+      <w:pPr>
+        <w:shd w:val="clear" w:color="auto" w:fill="EDF1F8"/>
+        <w:spacing w:after="40" w:line="264" w:lineRule="auto"/>
+        <w:ind w:left="200" w:right="200"/>
+      </w:pPr>
+      <w:r>
+        <w:rPr>
+          <w:rFonts w:ascii="Consolas" w:eastAsia="Consolas" w:hAnsi="Consolas" w:cs="Consolas"/>
+          <w:sz w:val="20"/>
+          <w:szCs w:val="20"/>
+        </w:rPr>
+        <w:t>- N'ajoute aucune interprétation ou opinion absente du texte source.</w:t>
+      </w:r>
+    </w:p>
+    <w:p>
+      <w:pPr>
+        <w:shd w:val="clear" w:color="auto" w:fill="EDF1F8"/>
+        <w:spacing w:after="40" w:line="264" w:lineRule="auto"/>
+        <w:ind w:left="200" w:right="200"/>
+      </w:pPr>
+      <w:r>
+        <w:rPr>
+          <w:rFonts w:ascii="Consolas" w:eastAsia="Consolas" w:hAnsi="Consolas" w:cs="Consolas"/>
+          <w:sz w:val="20"/>
+          <w:szCs w:val="20"/>
+        </w:rPr>
+        <w:t>- Structure la réponse en 3 points : Sujet principal, Points clés,</w:t>
+      </w:r>
+    </w:p>
+    <w:p>
+      <w:pPr>
+        <w:shd w:val="clear" w:color="auto" w:fill="EDF1F8"/>
+        <w:spacing w:after="40" w:line="264" w:lineRule="auto"/>
+        <w:ind w:left="200" w:right="200"/>
+      </w:pPr>
+      <w:r>
+        <w:rPr>
+          <w:rFonts w:ascii="Consolas" w:eastAsia="Consolas" w:hAnsi="Consolas" w:cs="Consolas"/>
+          <w:sz w:val="20"/>
+          <w:szCs w:val="20"/>
+        </w:rPr>
+        <w:t xml:space="preserve">  Conclusion ou résultat (si présent dans le texte).</w:t>
+      </w:r>
+    </w:p>
+    <w:p>
+      <w:pPr>
+        <w:shd w:val="clear" w:color="auto" w:fill="EDF1F8"/>
+        <w:spacing w:after="40" w:line="264" w:lineRule="auto"/>
+        <w:ind w:left="200" w:right="200"/>
+      </w:pPr>
+    </w:p>
+    <w:p>
+      <w:pPr>
+        <w:shd w:val="clear" w:color="auto" w:fill="EDF1F8"/>
+        <w:spacing w:after="40" w:line="264" w:lineRule="auto"/>
+        <w:ind w:left="200" w:right="200"/>
+      </w:pPr>
+      <w:r>
+        <w:rPr>
+          <w:rFonts w:ascii="Consolas" w:eastAsia="Consolas" w:hAnsi="Consolas" w:cs="Consolas"/>
+          <w:sz w:val="20"/>
+          <w:szCs w:val="20"/>
+        </w:rPr>
+        <w:t>Texte :</w:t>
+      </w:r>
+    </w:p>
+    <w:p>
+      <w:pPr>
+        <w:shd w:val="clear" w:color="auto" w:fill="EDF1F8"/>
+        <w:spacing w:after="40" w:line="264" w:lineRule="auto"/>
+        <w:ind w:left="200" w:right="200"/>
+      </w:pPr>
+      <w:r>
+        <w:rPr>
+          <w:rFonts w:ascii="Consolas" w:eastAsia="Consolas" w:hAnsi="Consolas" w:cs="Consolas"/>
+          <w:sz w:val="20"/>
+          <w:szCs w:val="20"/>
+        </w:rPr>
+        <w:t>"""</w:t>
+      </w:r>
+    </w:p>
+    <w:p>
+      <w:pPr>
+        <w:shd w:val="clear" w:color="auto" w:fill="EDF1F8"/>
+        <w:spacing w:after="40" w:line="264" w:lineRule="auto"/>
+        <w:ind w:left="200" w:right="200"/>
+        <w:rPr>
+          <w:rFonts w:ascii="Consolas" w:eastAsia="Consolas" w:hAnsi="Consolas" w:cs="Consolas"/>
+          <w:sz w:val="20"/>
+          <w:szCs w:val="20"/>
+        </w:rPr>
+      </w:pPr>
+      <w:r>
+        <w:rPr>
+          <w:rFonts w:ascii="Consolas" w:eastAsia="Consolas" w:hAnsi="Consolas" w:cs="Consolas"/>
+          <w:sz w:val="20"/>
+          <w:szCs w:val="20"/>
+        </w:rPr>
+        <w:t>{</w:t>
+      </w:r>
+      <w:proofErr w:type="gramStart"/>
+      <w:r>
+        <w:rPr>
+          <w:rFonts w:ascii="Consolas" w:eastAsia="Consolas" w:hAnsi="Consolas" w:cs="Consolas"/>
+          <w:sz w:val="20"/>
+          <w:szCs w:val="20"/>
+        </w:rPr>
+        <w:t>texte</w:t>
+      </w:r>
+      <w:proofErr w:type="gramEnd"/>
+      <w:r>
+        <w:rPr>
+          <w:rFonts w:ascii="Consolas" w:eastAsia="Consolas" w:hAnsi="Consolas" w:cs="Consolas"/>
+          <w:sz w:val="20"/>
+          <w:szCs w:val="20"/>
+        </w:rPr>
+        <w:t>}</w:t>
+      </w:r>
+    </w:p>
+    <w:p>
+      <w:pPr>
+        <w:shd w:val="clear" w:color="auto" w:fill="EDF1F8"/>
+        <w:spacing w:after="40" w:line="264" w:lineRule="auto"/>
+        <w:ind w:left="200" w:right="200"/>
+      </w:pPr>
+      <w:r>
+        <w:rPr>
+          <w:rFonts w:ascii="Consolas" w:eastAsia="Consolas" w:hAnsi="Consolas" w:cs="Consolas"/>
+          <w:sz w:val="20"/>
+          <w:szCs w:val="20"/>
+        </w:rPr>
+        <w:t>"""</w:t>
+      </w:r>
+    </w:p>
+    <w:p>
+      <w:r>
+        <w:lastRenderedPageBreak/>
+        <w:drawing>
+          <wp:inline distT="0" distB="0" distL="0" distR="0" wp14:anchorId="27339F08" wp14:editId="1F0E0ED3">
+            <wp:extent cx="5760720" cy="2254250"/>
+            <wp:effectExtent l="0" t="0" r="0" b="0"/>
+            <wp:docPr id="1504253215" name="Image 1"/>
+            <wp:cNvGraphicFramePr>
+              <a:graphicFrameLocks xmlns:a="http://schemas.openxmlformats.org/drawingml/2006/main" noChangeAspect="1"/>
+            </wp:cNvGraphicFramePr>
+            <a:graphic xmlns:a="http://schemas.openxmlformats.org/drawingml/2006/main">
+              <a:graphicData uri="http://schemas.openxmlformats.org/drawingml/2006/picture">
+                <pic:pic xmlns:pic="http://schemas.openxmlformats.org/drawingml/2006/picture">
+                  <pic:nvPicPr>
+                    <pic:cNvPr id="1504253215" name=""/>
+                    <pic:cNvPicPr/>
+                  </pic:nvPicPr>
+                  <pic:blipFill>
+                    <a:blip r:embed="rId36"/>
+                    <a:stretch>
+                      <a:fillRect/>
+                    </a:stretch>
+                  </pic:blipFill>
+                  <pic:spPr>
+                    <a:xfrm>
+                      <a:off x="0" y="0"/>
+                      <a:ext cx="5760720" cy="2254250"/>
+                    </a:xfrm>
+                    <a:prstGeom prst="rect">
+                      <a:avLst/>
+                    </a:prstGeom>
+                  </pic:spPr>
+                </pic:pic>
+              </a:graphicData>
+            </a:graphic>
+          </wp:inline>
+        </w:drawing>
+      </w:r>
+    </w:p>
+    <w:p/>
+    <w:p/>
+    <w:p>
+      <w:pPr>
+        <w:rPr>
+          <w:sz w:val="24"/>
+          <w:szCs w:val="24"/>
+        </w:rPr>
+      </w:pPr>
+      <w:r>
+        <w:rPr>
+          <w:b/>
+          <w:bCs/>
+          <w:sz w:val="24"/>
+          <w:szCs w:val="24"/>
+        </w:rPr>
+        <w:t>Sujet principal</w:t>
+      </w:r>
+      <w:r>
+        <w:rPr>
+          <w:sz w:val="24"/>
+          <w:szCs w:val="24"/>
+        </w:rPr>
+        <w:br/>
+        <w:t>Bilan 2025 de la Direction Marketing sur le programme de fidélité Solaris+, lancé en 2023.</w:t>
+      </w:r>
+    </w:p>
+    <w:p>
+      <w:pPr>
+        <w:rPr>
+          <w:sz w:val="24"/>
+          <w:szCs w:val="24"/>
+        </w:rPr>
+      </w:pPr>
+      <w:r>
+        <w:rPr>
+          <w:b/>
+          <w:bCs/>
+          <w:sz w:val="24"/>
+          <w:szCs w:val="24"/>
+        </w:rPr>
+        <w:t>Points clés</w:t>
+      </w:r>
+    </w:p>
+    <w:p>
+      <w:pPr>
+        <w:numPr>
+          <w:ilvl w:val="0"/>
+          <w:numId w:val="6"/>
+        </w:numPr>
+        <w:rPr>
+          <w:sz w:val="24"/>
+          <w:szCs w:val="24"/>
+        </w:rPr>
+      </w:pPr>
+      <w:r>
+        <w:rPr>
+          <w:sz w:val="24"/>
+          <w:szCs w:val="24"/>
+        </w:rPr>
+        <w:t>500 000 membres actifs en 2025, contre 310 000 fin 2024 (+61 %), portée par un parrainage lancé en mars et une campagne publicitaire d'avril à juin.</w:t>
+      </w:r>
+    </w:p>
+    <w:p>
+      <w:pPr>
+        <w:numPr>
+          <w:ilvl w:val="0"/>
+          <w:numId w:val="6"/>
+        </w:numPr>
+        <w:rPr>
+          <w:sz w:val="24"/>
+          <w:szCs w:val="24"/>
+        </w:rPr>
+      </w:pPr>
+      <w:r>
+        <w:rPr>
+          <w:sz w:val="24"/>
+          <w:szCs w:val="24"/>
+        </w:rPr>
+        <w:t>Taux d'utilisation des points : 42 % en 2024 → 57 % en 2025. Panier moyen des membres 23 % supérieur à celui des non-membres.</w:t>
+      </w:r>
+    </w:p>
+    <w:p>
+      <w:pPr>
+        <w:numPr>
+          <w:ilvl w:val="0"/>
+          <w:numId w:val="6"/>
+        </w:numPr>
+        <w:rPr>
+          <w:sz w:val="24"/>
+          <w:szCs w:val="24"/>
+        </w:rPr>
+      </w:pPr>
+      <w:r>
+        <w:rPr>
+          <w:sz w:val="24"/>
+          <w:szCs w:val="24"/>
+        </w:rPr>
+        <w:t>Taux de désabonnement en hausse : 8 % → 11 %.</w:t>
+      </w:r>
+    </w:p>
+    <w:p>
+      <w:pPr>
+        <w:numPr>
+          <w:ilvl w:val="0"/>
+          <w:numId w:val="6"/>
+        </w:numPr>
+        <w:rPr>
+          <w:sz w:val="24"/>
+          <w:szCs w:val="24"/>
+        </w:rPr>
+      </w:pPr>
+      <w:r>
+        <w:rPr>
+          <w:sz w:val="24"/>
+          <w:szCs w:val="24"/>
+        </w:rPr>
+        <w:t>Nouveautés : niveau Premium (34 000 membres), refonte de l'application mobile (note 3,1 → 4,4/5), partenariat multi-enseignes (moins de 4 % d'adoption).</w:t>
+      </w:r>
+    </w:p>
+    <w:p>
+      <w:pPr>
+        <w:numPr>
+          <w:ilvl w:val="0"/>
+          <w:numId w:val="6"/>
+        </w:numPr>
+        <w:rPr>
+          <w:sz w:val="24"/>
+          <w:szCs w:val="24"/>
+        </w:rPr>
+      </w:pPr>
+      <w:r>
+        <w:rPr>
+          <w:sz w:val="24"/>
+          <w:szCs w:val="24"/>
+        </w:rPr>
+        <w:t>Coût du programme : 2,1 millions d'euros contre 1,4 million en 2024 ; ratio coût/chiffre d'affaires en baisse (3,8 % contre 4,2 %).</w:t>
+      </w:r>
+    </w:p>
+    <w:p>
+      <w:pPr>
+        <w:rPr>
+          <w:sz w:val="24"/>
+          <w:szCs w:val="24"/>
+        </w:rPr>
+      </w:pPr>
+      <w:r>
+        <w:rPr>
+          <w:b/>
+          <w:bCs/>
+          <w:sz w:val="24"/>
+          <w:szCs w:val="24"/>
+        </w:rPr>
+        <w:t>Conclusion / résultat</w:t>
+      </w:r>
+      <w:r>
+        <w:rPr>
+          <w:sz w:val="24"/>
+          <w:szCs w:val="24"/>
+        </w:rPr>
+        <w:br/>
+        <w:t>L'équipe marketing recommande de poursuivre le parrainage, d'étudier les causes du désabonnement, de promouvoir le partenariat multi-enseignes et d'envisager un niveau intermédiaire avant le Premium.</w:t>
+      </w:r>
+    </w:p>
+    <w:p>
+      <w:pPr>
+        <w:rPr>
+          <w:sz w:val="24"/>
+          <w:szCs w:val="24"/>
+        </w:rPr>
+      </w:pPr>
+    </w:p>
+    <w:p>
+      <w:pPr>
+        <w:pStyle w:val="Titre2"/>
+      </w:pPr>
+      <w:r>
+        <w:t>Grille d'évaluation</w:t>
+      </w:r>
+    </w:p>
+    <w:tbl>
+      <w:tblPr>
+        <w:tblW w:w="9026" w:type="dxa"/>
+        <w:tblBorders>
+          <w:top w:val="single" w:sz="4" w:space="0" w:color="auto"/>
+          <w:left w:val="single" w:sz="4" w:space="0" w:color="auto"/>
+          <w:bottom w:val="single" w:sz="4" w:space="0" w:color="auto"/>
+          <w:right w:val="single" w:sz="4" w:space="0" w:color="auto"/>
+          <w:insideH w:val="single" w:sz="4" w:space="0" w:color="auto"/>
+          <w:insideV w:val="single" w:sz="4" w:space="0" w:color="auto"/>
+        </w:tblBorders>
+        <w:tblCellMar>
+          <w:left w:w="10" w:type="dxa"/>
+          <w:right w:w="10" w:type="dxa"/>
+        </w:tblCellMar>
+        <w:tblLook w:val="04A0" w:firstRow="1" w:lastRow="0" w:firstColumn="1" w:lastColumn="0" w:noHBand="0" w:noVBand="1"/>
+      </w:tblPr>
+      <w:tblGrid>
+        <w:gridCol w:w="2600"/>
+        <w:gridCol w:w="2142"/>
+        <w:gridCol w:w="2142"/>
+        <w:gridCol w:w="2142"/>
+      </w:tblGrid>
+      <w:tr>
+        <w:tblPrEx>
+          <w:tblCellMar>
+            <w:top w:w="0" w:type="dxa"/>
+            <w:bottom w:w="0" w:type="dxa"/>
+          </w:tblCellMar>
+        </w:tblPrEx>
+        <w:tc>
+          <w:tcPr>
+            <w:tcW w:w="2600" w:type="dxa"/>
+            <w:shd w:val="clear" w:color="auto" w:fill="2E5090"/>
+            <w:tcMar>
+              <w:top w:w="80" w:type="dxa"/>
+              <w:left w:w="100" w:type="dxa"/>
+              <w:bottom w:w="80" w:type="dxa"/>
+              <w:right w:w="100" w:type="dxa"/>
+            </w:tcMar>
+          </w:tcPr>
+          <w:p>
+            <w:r>
+              <w:rPr>
+                <w:b/>
+                <w:bCs/>
+                <w:color w:val="FFFFFF"/>
+                <w:sz w:val="20"/>
+                <w:szCs w:val="20"/>
+              </w:rPr>
+              <w:t>Critère</w:t>
+            </w:r>
+          </w:p>
+        </w:tc>
+        <w:tc>
+          <w:tcPr>
+            <w:tcW w:w="2142" w:type="dxa"/>
+            <w:shd w:val="clear" w:color="auto" w:fill="2E5090"/>
+            <w:tcMar>
+              <w:top w:w="80" w:type="dxa"/>
+              <w:left w:w="100" w:type="dxa"/>
+              <w:bottom w:w="80" w:type="dxa"/>
+              <w:right w:w="100" w:type="dxa"/>
+            </w:tcMar>
+          </w:tcPr>
+          <w:p>
+            <w:r>
+              <w:rPr>
+                <w:b/>
+                <w:bCs/>
+                <w:color w:val="FFFFFF"/>
+                <w:sz w:val="20"/>
+                <w:szCs w:val="20"/>
+              </w:rPr>
+              <w:t>Prompt A</w:t>
+            </w:r>
+          </w:p>
+        </w:tc>
+        <w:tc>
+          <w:tcPr>
+            <w:tcW w:w="2142" w:type="dxa"/>
+            <w:shd w:val="clear" w:color="auto" w:fill="2E5090"/>
+            <w:tcMar>
+              <w:top w:w="80" w:type="dxa"/>
+              <w:left w:w="100" w:type="dxa"/>
+              <w:bottom w:w="80" w:type="dxa"/>
+              <w:right w:w="100" w:type="dxa"/>
+            </w:tcMar>
+          </w:tcPr>
+          <w:p>
+            <w:r>
+              <w:rPr>
+                <w:b/>
+                <w:bCs/>
+                <w:color w:val="FFFFFF"/>
+                <w:sz w:val="20"/>
+                <w:szCs w:val="20"/>
+              </w:rPr>
+              <w:t>Prompt B</w:t>
+            </w:r>
+          </w:p>
+        </w:tc>
+        <w:tc>
+          <w:tcPr>
+            <w:tcW w:w="2142" w:type="dxa"/>
+            <w:shd w:val="clear" w:color="auto" w:fill="2E5090"/>
+            <w:tcMar>
+              <w:top w:w="80" w:type="dxa"/>
+              <w:left w:w="100" w:type="dxa"/>
+              <w:bottom w:w="80" w:type="dxa"/>
+              <w:right w:w="100" w:type="dxa"/>
+            </w:tcMar>
+          </w:tcPr>
+          <w:p>
+            <w:r>
+              <w:rPr>
+                <w:b/>
+                <w:bCs/>
+                <w:color w:val="FFFFFF"/>
+                <w:sz w:val="20"/>
+                <w:szCs w:val="20"/>
+              </w:rPr>
+              <w:t>Prompt C</w:t>
+            </w:r>
+          </w:p>
+        </w:tc>
+      </w:tr>
+      <w:tr>
+        <w:tblPrEx>
+          <w:tblCellMar>
+            <w:top w:w="0" w:type="dxa"/>
+            <w:bottom w:w="0" w:type="dxa"/>
+          </w:tblCellMar>
+        </w:tblPrEx>
+        <w:tc>
+          <w:tcPr>
+            <w:tcW w:w="2600" w:type="dxa"/>
+            <w:tcMar>
+              <w:top w:w="80" w:type="dxa"/>
+              <w:left w:w="100" w:type="dxa"/>
+              <w:bottom w:w="80" w:type="dxa"/>
+              <w:right w:w="100" w:type="dxa"/>
+            </w:tcMar>
+          </w:tcPr>
+          <w:p>
+            <w:r>
+              <w:rPr>
+                <w:sz w:val="20"/>
+                <w:szCs w:val="20"/>
+              </w:rPr>
+              <w:t>Respect de la longueur</w:t>
+            </w:r>
+          </w:p>
+        </w:tc>
+        <w:tc>
+          <w:tcPr>
+            <w:tcW w:w="2142" w:type="dxa"/>
+            <w:tcMar>
+              <w:top w:w="80" w:type="dxa"/>
+              <w:left w:w="100" w:type="dxa"/>
+              <w:bottom w:w="80" w:type="dxa"/>
+              <w:right w:w="100" w:type="dxa"/>
+            </w:tcMar>
+          </w:tcPr>
+          <w:p>
+            <w:r>
+              <w:rPr>
+                <w:sz w:val="20"/>
+                <w:szCs w:val="20"/>
+              </w:rPr>
+              <w:t>Non contrôlé — très variable</w:t>
+            </w:r>
+          </w:p>
+        </w:tc>
+        <w:tc>
+          <w:tcPr>
+            <w:tcW w:w="2142" w:type="dxa"/>
+            <w:tcMar>
+              <w:top w:w="80" w:type="dxa"/>
+              <w:left w:w="100" w:type="dxa"/>
+              <w:bottom w:w="80" w:type="dxa"/>
+              <w:right w:w="100" w:type="dxa"/>
+            </w:tcMar>
+          </w:tcPr>
+          <w:p>
+            <w:r>
+              <w:rPr>
+                <w:sz w:val="20"/>
+                <w:szCs w:val="20"/>
+              </w:rPr>
+              <w:t>Généralement respecté (~150 mots)</w:t>
+            </w:r>
+          </w:p>
+        </w:tc>
+        <w:tc>
+          <w:tcPr>
+            <w:tcW w:w="2142" w:type="dxa"/>
+            <w:tcMar>
+              <w:top w:w="80" w:type="dxa"/>
+              <w:left w:w="100" w:type="dxa"/>
+              <w:bottom w:w="80" w:type="dxa"/>
+              <w:right w:w="100" w:type="dxa"/>
+            </w:tcMar>
+          </w:tcPr>
+          <w:p>
+            <w:r>
+              <w:rPr>
+                <w:sz w:val="20"/>
+                <w:szCs w:val="20"/>
+              </w:rPr>
+              <w:t>Respecté, avec fourchette précise</w:t>
+            </w:r>
+          </w:p>
+        </w:tc>
+      </w:tr>
+      <w:tr>
+        <w:tblPrEx>
+          <w:tblCellMar>
+            <w:top w:w="0" w:type="dxa"/>
+            <w:bottom w:w="0" w:type="dxa"/>
+          </w:tblCellMar>
+        </w:tblPrEx>
+        <w:tc>
+          <w:tcPr>
+            <w:tcW w:w="2600" w:type="dxa"/>
+            <w:tcMar>
+              <w:top w:w="80" w:type="dxa"/>
+              <w:left w:w="100" w:type="dxa"/>
+              <w:bottom w:w="80" w:type="dxa"/>
+              <w:right w:w="100" w:type="dxa"/>
+            </w:tcMar>
+          </w:tcPr>
+          <w:p>
+            <w:r>
+              <w:rPr>
+                <w:sz w:val="20"/>
+                <w:szCs w:val="20"/>
+              </w:rPr>
+              <w:t>Fidélité au texte source</w:t>
+            </w:r>
+          </w:p>
+        </w:tc>
+        <w:tc>
+          <w:tcPr>
+            <w:tcW w:w="2142" w:type="dxa"/>
+            <w:tcMar>
+              <w:top w:w="80" w:type="dxa"/>
+              <w:left w:w="100" w:type="dxa"/>
+              <w:bottom w:w="80" w:type="dxa"/>
+              <w:right w:w="100" w:type="dxa"/>
+            </w:tcMar>
+          </w:tcPr>
+          <w:p>
+            <w:r>
+              <w:rPr>
+                <w:sz w:val="20"/>
+                <w:szCs w:val="20"/>
+              </w:rPr>
+              <w:t>Variable</w:t>
+            </w:r>
+          </w:p>
+        </w:tc>
+        <w:tc>
+          <w:tcPr>
+            <w:tcW w:w="2142" w:type="dxa"/>
+            <w:tcMar>
+              <w:top w:w="80" w:type="dxa"/>
+              <w:left w:w="100" w:type="dxa"/>
+              <w:bottom w:w="80" w:type="dxa"/>
+              <w:right w:w="100" w:type="dxa"/>
+            </w:tcMar>
+          </w:tcPr>
+          <w:p>
+            <w:r>
+              <w:rPr>
+                <w:sz w:val="20"/>
+                <w:szCs w:val="20"/>
+              </w:rPr>
+              <w:t>Correcte</w:t>
+            </w:r>
+          </w:p>
+        </w:tc>
+        <w:tc>
+          <w:tcPr>
+            <w:tcW w:w="2142" w:type="dxa"/>
+            <w:tcMar>
+              <w:top w:w="80" w:type="dxa"/>
+              <w:left w:w="100" w:type="dxa"/>
+              <w:bottom w:w="80" w:type="dxa"/>
+              <w:right w:w="100" w:type="dxa"/>
+            </w:tcMar>
+          </w:tcPr>
+          <w:p>
+            <w:r>
+              <w:rPr>
+                <w:sz w:val="20"/>
+                <w:szCs w:val="20"/>
+              </w:rPr>
+              <w:t>Renforcée par la contrainte "aucune interprétation"</w:t>
+            </w:r>
+          </w:p>
+        </w:tc>
+      </w:tr>
+      <w:tr>
+        <w:tblPrEx>
+          <w:tblCellMar>
+            <w:top w:w="0" w:type="dxa"/>
+            <w:bottom w:w="0" w:type="dxa"/>
+          </w:tblCellMar>
+        </w:tblPrEx>
+        <w:tc>
+          <w:tcPr>
+            <w:tcW w:w="2600" w:type="dxa"/>
+            <w:tcMar>
+              <w:top w:w="80" w:type="dxa"/>
+              <w:left w:w="100" w:type="dxa"/>
+              <w:bottom w:w="80" w:type="dxa"/>
+              <w:right w:w="100" w:type="dxa"/>
+            </w:tcMar>
+          </w:tcPr>
+          <w:p>
+            <w:r>
+              <w:rPr>
+                <w:sz w:val="20"/>
+                <w:szCs w:val="20"/>
+              </w:rPr>
+              <w:t>Structure de la réponse</w:t>
+            </w:r>
+          </w:p>
+        </w:tc>
+        <w:tc>
+          <w:tcPr>
+            <w:tcW w:w="2142" w:type="dxa"/>
+            <w:tcMar>
+              <w:top w:w="80" w:type="dxa"/>
+              <w:left w:w="100" w:type="dxa"/>
+              <w:bottom w:w="80" w:type="dxa"/>
+              <w:right w:w="100" w:type="dxa"/>
+            </w:tcMar>
+          </w:tcPr>
+          <w:p>
+            <w:r>
+              <w:rPr>
+                <w:sz w:val="20"/>
+                <w:szCs w:val="20"/>
+              </w:rPr>
+              <w:t>Libre / imprévisible</w:t>
+            </w:r>
+          </w:p>
+        </w:tc>
+        <w:tc>
+          <w:tcPr>
+            <w:tcW w:w="2142" w:type="dxa"/>
+            <w:tcMar>
+              <w:top w:w="80" w:type="dxa"/>
+              <w:left w:w="100" w:type="dxa"/>
+              <w:bottom w:w="80" w:type="dxa"/>
+              <w:right w:w="100" w:type="dxa"/>
+            </w:tcMar>
+          </w:tcPr>
+          <w:p>
+            <w:r>
+              <w:rPr>
+                <w:sz w:val="20"/>
+                <w:szCs w:val="20"/>
+              </w:rPr>
+              <w:t>Libre / imprévisible</w:t>
+            </w:r>
+          </w:p>
+        </w:tc>
+        <w:tc>
+          <w:tcPr>
+            <w:tcW w:w="2142" w:type="dxa"/>
+            <w:tcMar>
+              <w:top w:w="80" w:type="dxa"/>
+              <w:left w:w="100" w:type="dxa"/>
+              <w:bottom w:w="80" w:type="dxa"/>
+              <w:right w:w="100" w:type="dxa"/>
+            </w:tcMar>
+          </w:tcPr>
+          <w:p>
+            <w:r>
+              <w:rPr>
+                <w:sz w:val="20"/>
+                <w:szCs w:val="20"/>
+              </w:rPr>
+              <w:t>Fixe et prévisible (3 points)</w:t>
+            </w:r>
+          </w:p>
+        </w:tc>
+      </w:tr>
+      <w:tr>
+        <w:tblPrEx>
+          <w:tblCellMar>
+            <w:top w:w="0" w:type="dxa"/>
+            <w:bottom w:w="0" w:type="dxa"/>
+          </w:tblCellMar>
+        </w:tblPrEx>
+        <w:tc>
+          <w:tcPr>
+            <w:tcW w:w="2600" w:type="dxa"/>
+            <w:tcMar>
+              <w:top w:w="80" w:type="dxa"/>
+              <w:left w:w="100" w:type="dxa"/>
+              <w:bottom w:w="80" w:type="dxa"/>
+              <w:right w:w="100" w:type="dxa"/>
+            </w:tcMar>
+          </w:tcPr>
+          <w:p>
+            <w:r>
+              <w:rPr>
+                <w:sz w:val="20"/>
+                <w:szCs w:val="20"/>
+              </w:rPr>
+              <w:t>Reproductibilité (d'un run à l'autre)</w:t>
+            </w:r>
+          </w:p>
+        </w:tc>
+        <w:tc>
+          <w:tcPr>
+            <w:tcW w:w="2142" w:type="dxa"/>
+            <w:tcMar>
+              <w:top w:w="80" w:type="dxa"/>
+              <w:left w:w="100" w:type="dxa"/>
+              <w:bottom w:w="80" w:type="dxa"/>
+              <w:right w:w="100" w:type="dxa"/>
+            </w:tcMar>
+          </w:tcPr>
+          <w:p>
+            <w:r>
+              <w:rPr>
+                <w:sz w:val="20"/>
+                <w:szCs w:val="20"/>
+              </w:rPr>
+              <w:t>Faible</w:t>
+            </w:r>
+          </w:p>
+        </w:tc>
+        <w:tc>
+          <w:tcPr>
+            <w:tcW w:w="2142" w:type="dxa"/>
+            <w:tcMar>
+              <w:top w:w="80" w:type="dxa"/>
+              <w:left w:w="100" w:type="dxa"/>
+              <w:bottom w:w="80" w:type="dxa"/>
+              <w:right w:w="100" w:type="dxa"/>
+            </w:tcMar>
+          </w:tcPr>
+          <w:p>
+            <w:r>
+              <w:rPr>
+                <w:sz w:val="20"/>
+                <w:szCs w:val="20"/>
+              </w:rPr>
+              <w:t>Moyenne</w:t>
+            </w:r>
+          </w:p>
+        </w:tc>
+        <w:tc>
+          <w:tcPr>
+            <w:tcW w:w="2142" w:type="dxa"/>
+            <w:tcMar>
+              <w:top w:w="80" w:type="dxa"/>
+              <w:left w:w="100" w:type="dxa"/>
+              <w:bottom w:w="80" w:type="dxa"/>
+              <w:right w:w="100" w:type="dxa"/>
+            </w:tcMar>
+          </w:tcPr>
+          <w:p>
+            <w:r>
+              <w:rPr>
+                <w:sz w:val="20"/>
+                <w:szCs w:val="20"/>
+              </w:rPr>
+              <w:t>Élevée</w:t>
+            </w:r>
+          </w:p>
+        </w:tc>
+      </w:tr>
+    </w:tbl>
+    <w:p>
+      <w:pPr>
+        <w:rPr>
+          <w:sz w:val="24"/>
+          <w:szCs w:val="24"/>
+        </w:rPr>
+      </w:pPr>
+    </w:p>
+    <w:p/>
+    <w:p/>
+    <w:p>
+      <w:pPr>
+        <w:rPr>
+          <w:b/>
+          <w:bCs/>
+          <w:sz w:val="24"/>
+          <w:szCs w:val="24"/>
+        </w:rPr>
+      </w:pPr>
+      <w:r>
+        <w:rPr>
+          <w:b/>
+          <w:bCs/>
+          <w:sz w:val="24"/>
+          <w:szCs w:val="24"/>
+        </w:rPr>
+        <w:lastRenderedPageBreak/>
+        <w:t xml:space="preserve">Les documents : </w:t>
+      </w:r>
+    </w:p>
+    <w:p>
+      <w:pPr>
+        <w:rPr>
+          <w:b/>
+          <w:bCs/>
+          <w:sz w:val="24"/>
+          <w:szCs w:val="24"/>
+        </w:rPr>
+      </w:pPr>
+    </w:p>
+    <w:p>
+      <w:pPr>
+        <w:rPr>
+          <w:b/>
+          <w:bCs/>
+          <w:sz w:val="24"/>
+          <w:szCs w:val="24"/>
+        </w:rPr>
+      </w:pPr>
+    </w:p>
+    <w:p>
+      <w:pPr>
+        <w:rPr>
+          <w:b/>
+          <w:bCs/>
+          <w:sz w:val="24"/>
+          <w:szCs w:val="24"/>
+        </w:rPr>
+      </w:pPr>
+      <w:r>
+        <w:rPr>
+          <w:b/>
+          <w:bCs/>
+          <w:sz w:val="24"/>
+          <w:szCs w:val="24"/>
+        </w:rPr>
+        <w:t>Document pour la Partie 5 (Question 1) :</w:t>
+      </w:r>
+    </w:p>
+    <w:p>
+      <w:pPr>
+        <w:rPr>
+          <w:sz w:val="24"/>
+          <w:szCs w:val="24"/>
+        </w:rPr>
+      </w:pPr>
+      <w:r>
+        <w:rPr>
+          <w:sz w:val="24"/>
+          <w:szCs w:val="24"/>
+        </w:rPr>
+        <w:t>Rapport de projet — Déploiement du nouveau système de gestion des stocks</w:t>
+      </w:r>
+    </w:p>
+    <w:p>
+      <w:pPr>
+        <w:rPr>
+          <w:sz w:val="24"/>
+          <w:szCs w:val="24"/>
+        </w:rPr>
+      </w:pPr>
+      <w:r>
+        <w:rPr>
+          <w:sz w:val="24"/>
+          <w:szCs w:val="24"/>
+        </w:rPr>
+        <w:t>Entrepôt régional Nord — Période : janvier à juin 2026</w:t>
+      </w:r>
+    </w:p>
+    <w:p>
+      <w:pPr>
+        <w:rPr>
+          <w:sz w:val="24"/>
+          <w:szCs w:val="24"/>
+        </w:rPr>
+      </w:pPr>
+    </w:p>
+    <w:p>
+      <w:pPr>
+        <w:rPr>
+          <w:b/>
+          <w:bCs/>
+          <w:sz w:val="24"/>
+          <w:szCs w:val="24"/>
+        </w:rPr>
+      </w:pPr>
+      <w:r>
+        <w:rPr>
+          <w:b/>
+          <w:bCs/>
+          <w:sz w:val="24"/>
+          <w:szCs w:val="24"/>
+        </w:rPr>
+        <w:t>Contexte et objectifs</w:t>
+      </w:r>
+    </w:p>
+    <w:p>
+      <w:pPr>
+        <w:rPr>
+          <w:sz w:val="24"/>
+          <w:szCs w:val="24"/>
+        </w:rPr>
+      </w:pPr>
+    </w:p>
+    <w:p>
+      <w:pPr>
+        <w:rPr>
+          <w:sz w:val="24"/>
+          <w:szCs w:val="24"/>
+        </w:rPr>
+      </w:pPr>
+      <w:r>
+        <w:rPr>
+          <w:sz w:val="24"/>
+          <w:szCs w:val="24"/>
+        </w:rPr>
+        <w:t>L'entrepôt régional Nord traitait jusqu'à présent la gestion de ses stocks à l'aide d'un logiciel vieillissant, installé en 2014, qui ne permettait ni suivi en temps réel ni intégration avec le site e-commerce. Ce projet avait pour objectifs de : réduire le taux d'erreurs d'inventaire de 12 % à moins de 3 % ; diminuer le temps moyen de préparation des commandes de 25 % ; permettre une synchronisation en temps réel entre les stocks physiques et le site web afin d'éviter les ventes de produits en rupture ; et former l'ensemble des 34 opérateurs de l'entrepôt à l'utilisation du nouvel outil avant la fin du premier semestre.</w:t>
+      </w:r>
+    </w:p>
+    <w:p>
+      <w:pPr>
+        <w:rPr>
+          <w:sz w:val="24"/>
+          <w:szCs w:val="24"/>
+        </w:rPr>
+      </w:pPr>
+    </w:p>
+    <w:p>
+      <w:pPr>
+        <w:rPr>
+          <w:b/>
+          <w:bCs/>
+          <w:sz w:val="24"/>
+          <w:szCs w:val="24"/>
+        </w:rPr>
+      </w:pPr>
+      <w:r>
+        <w:rPr>
+          <w:b/>
+          <w:bCs/>
+          <w:sz w:val="24"/>
+          <w:szCs w:val="24"/>
+        </w:rPr>
+        <w:t>Méthodologie</w:t>
+      </w:r>
+    </w:p>
+    <w:p>
+      <w:pPr>
+        <w:rPr>
+          <w:sz w:val="24"/>
+          <w:szCs w:val="24"/>
+        </w:rPr>
+      </w:pPr>
+    </w:p>
+    <w:p>
+      <w:pPr>
+        <w:rPr>
+          <w:sz w:val="24"/>
+          <w:szCs w:val="24"/>
+        </w:rPr>
+      </w:pPr>
+      <w:r>
+        <w:rPr>
+          <w:sz w:val="24"/>
+          <w:szCs w:val="24"/>
+        </w:rPr>
+        <w:t>Le projet a été mené en trois phases. La phase 1 (janvier-février) a consisté en l'audit de l'existant et la sélection du nouveau logiciel, après comparaison de trois solutions du marché. La phase 2 (mars-avril) a couvert la migration des données de l'ancien système vers le nouveau, ainsi que le paramétrage des règles de réapprovisionnement automatique. La phase 3 (mai-juin) a été consacrée à la formation des équipes et au déploiement progressif, entrepôt par zone, afin de limiter les risques d'interruption d'activité.</w:t>
+      </w:r>
+    </w:p>
+    <w:p>
+      <w:pPr>
+        <w:rPr>
+          <w:sz w:val="24"/>
+          <w:szCs w:val="24"/>
+        </w:rPr>
+      </w:pPr>
+    </w:p>
+    <w:p>
+      <w:pPr>
+        <w:rPr>
+          <w:b/>
+          <w:bCs/>
+          <w:sz w:val="24"/>
+          <w:szCs w:val="24"/>
+        </w:rPr>
+      </w:pPr>
+      <w:r>
+        <w:rPr>
+          <w:b/>
+          <w:bCs/>
+          <w:sz w:val="24"/>
+          <w:szCs w:val="24"/>
+        </w:rPr>
+        <w:t>Résultats obtenus</w:t>
+      </w:r>
+    </w:p>
+    <w:p>
+      <w:pPr>
+        <w:rPr>
+          <w:sz w:val="24"/>
+          <w:szCs w:val="24"/>
+        </w:rPr>
+      </w:pPr>
+    </w:p>
+    <w:p>
+      <w:pPr>
+        <w:rPr>
+          <w:sz w:val="24"/>
+          <w:szCs w:val="24"/>
+        </w:rPr>
+      </w:pPr>
+      <w:r>
+        <w:rPr>
+          <w:sz w:val="24"/>
+          <w:szCs w:val="24"/>
+        </w:rPr>
+        <w:t>À l'issue du déploiement, le taux d'erreurs d'inventaire est passé de 12 % à 4,1 %, ce qui constitue une amélioration nette mais n'atteint pas encore l'objectif initial</w:t>
+      </w:r>
+      <w:r>
+        <w:rPr>
+          <w:sz w:val="24"/>
+          <w:szCs w:val="24"/>
+        </w:rPr>
+        <w:t xml:space="preserve"> </w:t>
+      </w:r>
+      <w:r>
+        <w:rPr>
+          <w:sz w:val="24"/>
+          <w:szCs w:val="24"/>
+        </w:rPr>
+        <w:t>de 3 %. Le temps moyen de préparation des commandes a été réduit de 22 %, contre un objectif de 25 %, principalement en raison d'une période d'adaptation plus longue que prévu sur la zone B de l'entrepôt. La synchronisation en temps réel avec le site e-commerce est pleinement opérationnelle depuis le 15 mai, et aucune vente de produit en rupture n'a été enregistrée depuis cette date, contre une moyenne de 40 cas par mois auparavant. Sur les 34 opérateurs, 31 ont été formés et certifiés sur le nouvel outil avant fin juin ; les 3 restants, en congé prolongé durant la période, seront formés en septembre.</w:t>
+      </w:r>
+    </w:p>
+    <w:p>
+      <w:pPr>
+        <w:rPr>
+          <w:sz w:val="24"/>
+          <w:szCs w:val="24"/>
+        </w:rPr>
+      </w:pPr>
+    </w:p>
+    <w:p>
+      <w:pPr>
+        <w:rPr>
+          <w:sz w:val="24"/>
+          <w:szCs w:val="24"/>
+        </w:rPr>
+      </w:pPr>
+      <w:r>
+        <w:rPr>
+          <w:sz w:val="24"/>
+          <w:szCs w:val="24"/>
+        </w:rPr>
+        <w:t>Un incident notable a eu lieu le 3 avril lors de la migration des données : une erreur de mapping entre les anciennes et les nouvelles catégories de produits a provoqué une incohérence temporaire des stocks sur environ 200 références, corrigée en 48 heures sans impact sur les commandes clients.</w:t>
+      </w:r>
+    </w:p>
+    <w:p>
+      <w:pPr>
+        <w:rPr>
+          <w:sz w:val="24"/>
+          <w:szCs w:val="24"/>
+        </w:rPr>
+      </w:pPr>
+    </w:p>
+    <w:p>
+      <w:pPr>
+        <w:rPr>
+          <w:b/>
+          <w:bCs/>
+          <w:sz w:val="24"/>
+          <w:szCs w:val="24"/>
+        </w:rPr>
+      </w:pPr>
+      <w:r>
+        <w:rPr>
+          <w:b/>
+          <w:bCs/>
+          <w:sz w:val="24"/>
+          <w:szCs w:val="24"/>
+        </w:rPr>
+        <w:t>Retours des équipes</w:t>
+      </w:r>
+    </w:p>
+    <w:p>
+      <w:pPr>
+        <w:rPr>
+          <w:sz w:val="24"/>
+          <w:szCs w:val="24"/>
+        </w:rPr>
+      </w:pPr>
+    </w:p>
+    <w:p>
+      <w:pPr>
+        <w:rPr>
+          <w:sz w:val="24"/>
+          <w:szCs w:val="24"/>
+        </w:rPr>
+      </w:pPr>
+      <w:r>
+        <w:rPr>
+          <w:sz w:val="24"/>
+          <w:szCs w:val="24"/>
+        </w:rPr>
+        <w:t xml:space="preserve">Les opérateurs formés ont globalement salué l'ergonomie du nouvel outil, en particulier la fonction de scan mobile qui remplace la saisie manuelle. Certains ont toutefois signalé une </w:t>
+      </w:r>
+      <w:r>
+        <w:rPr>
+          <w:sz w:val="24"/>
+          <w:szCs w:val="24"/>
+        </w:rPr>
+        <w:lastRenderedPageBreak/>
+        <w:t>lenteur du système lors des pics d'activité du lundi matin, ce qui a généré des files d'attente au niveau des postes de préparation.</w:t>
+      </w:r>
+    </w:p>
+    <w:p>
+      <w:pPr>
+        <w:rPr>
+          <w:sz w:val="24"/>
+          <w:szCs w:val="24"/>
+        </w:rPr>
+      </w:pPr>
+    </w:p>
+    <w:p>
+      <w:pPr>
+        <w:rPr>
+          <w:b/>
+          <w:bCs/>
+          <w:sz w:val="24"/>
+          <w:szCs w:val="24"/>
+        </w:rPr>
+      </w:pPr>
+      <w:r>
+        <w:rPr>
+          <w:b/>
+          <w:bCs/>
+          <w:sz w:val="24"/>
+          <w:szCs w:val="24"/>
+        </w:rPr>
+        <w:t>Recommandations</w:t>
+      </w:r>
+    </w:p>
+    <w:p>
+      <w:pPr>
+        <w:rPr>
+          <w:sz w:val="24"/>
+          <w:szCs w:val="24"/>
+        </w:rPr>
+      </w:pPr>
+    </w:p>
+    <w:p>
+      <w:pPr>
+        <w:rPr>
+          <w:sz w:val="24"/>
+          <w:szCs w:val="24"/>
+        </w:rPr>
+      </w:pPr>
+      <w:r>
+        <w:rPr>
+          <w:sz w:val="24"/>
+          <w:szCs w:val="24"/>
+        </w:rPr>
+        <w:t>Sur la base de ces résultats, l'équipe projet recommande : de poursuivre le paramétrage fin des règles de réapprovisionnement automatique afin de réduire encore le taux d'erreurs résiduel de 4,1 % vers l'objectif de 3 % ; d'investiguer la cause de la lenteur observée le lundi matin, potentiellement liée à un sous-dimensionnement des serveurs pendant les pics de charge ; de finaliser la formation des 3 opérateurs restants dès septembre ; et d'envisager, courant du second semestre, l'extension de ce même système aux deux autres entrepôts régionaux, en s'appuyant sur les leçons tirées de ce premier déploiement, notamment concernant la phase de migration des données.</w:t>
+      </w:r>
+    </w:p>
+    <w:p>
+      <w:pPr>
+        <w:rPr>
+          <w:sz w:val="24"/>
+          <w:szCs w:val="24"/>
+        </w:rPr>
+      </w:pPr>
+    </w:p>
+    <w:p>
+      <w:pPr>
+        <w:rPr>
+          <w:b/>
+          <w:bCs/>
+          <w:sz w:val="24"/>
+          <w:szCs w:val="24"/>
+        </w:rPr>
+      </w:pPr>
+      <w:r>
+        <w:rPr>
+          <w:b/>
+          <w:bCs/>
+          <w:sz w:val="24"/>
+          <w:szCs w:val="24"/>
+        </w:rPr>
+        <w:t xml:space="preserve">Document pour la Partie 5 (Question </w:t>
+      </w:r>
+      <w:r>
+        <w:rPr>
+          <w:b/>
+          <w:bCs/>
+          <w:sz w:val="24"/>
+          <w:szCs w:val="24"/>
+        </w:rPr>
+        <w:t>3</w:t>
+      </w:r>
+      <w:r>
+        <w:rPr>
+          <w:b/>
+          <w:bCs/>
+          <w:sz w:val="24"/>
+          <w:szCs w:val="24"/>
+        </w:rPr>
+        <w:t>) :</w:t>
+      </w:r>
+    </w:p>
+    <w:p>
+      <w:pPr>
+        <w:rPr>
+          <w:sz w:val="24"/>
+          <w:szCs w:val="24"/>
+        </w:rPr>
+      </w:pPr>
+    </w:p>
+    <w:p>
+      <w:pPr>
+        <w:rPr>
+          <w:sz w:val="24"/>
+          <w:szCs w:val="24"/>
+        </w:rPr>
+      </w:pPr>
+      <w:r>
+        <w:rPr>
+          <w:sz w:val="24"/>
+          <w:szCs w:val="24"/>
+        </w:rPr>
+        <w:t>Ticket n°7842 — Ouvert le 09/09/2026 à 08h47 par : Fatou Sarr (service Comptabilité)</w:t>
+      </w:r>
+    </w:p>
+    <w:p>
+      <w:pPr>
+        <w:rPr>
+          <w:sz w:val="24"/>
+          <w:szCs w:val="24"/>
+        </w:rPr>
+      </w:pPr>
+    </w:p>
+    <w:p>
+      <w:pPr>
+        <w:rPr>
+          <w:sz w:val="24"/>
+          <w:szCs w:val="24"/>
+        </w:rPr>
+      </w:pPr>
+      <w:r>
+        <w:rPr>
+          <w:sz w:val="24"/>
+          <w:szCs w:val="24"/>
+        </w:rPr>
+        <w:t>Objet : Impossible de se connecter au VPN depuis ce matin</w:t>
+      </w:r>
+    </w:p>
+    <w:p>
+      <w:pPr>
+        <w:rPr>
+          <w:sz w:val="24"/>
+          <w:szCs w:val="24"/>
+        </w:rPr>
+      </w:pPr>
+    </w:p>
+    <w:p>
+      <w:pPr>
+        <w:rPr>
+          <w:sz w:val="24"/>
+          <w:szCs w:val="24"/>
+        </w:rPr>
+      </w:pPr>
+      <w:r>
+        <w:rPr>
+          <w:sz w:val="24"/>
+          <w:szCs w:val="24"/>
+        </w:rPr>
+        <w:t>Description :</w:t>
+      </w:r>
+    </w:p>
+    <w:p>
+      <w:pPr>
+        <w:rPr>
+          <w:sz w:val="24"/>
+          <w:szCs w:val="24"/>
+        </w:rPr>
+      </w:pPr>
+      <w:r>
+        <w:rPr>
+          <w:sz w:val="24"/>
+          <w:szCs w:val="24"/>
+        </w:rPr>
+        <w:t xml:space="preserve">Depuis ce matin, je n'arrive plus à me connecter au VPN de l'entreprise pour accéder aux fichiers partagés du service comptabilité. Le message d'erreur affiché est </w:t>
+      </w:r>
+    </w:p>
+    <w:p>
+      <w:pPr>
+        <w:rPr>
+          <w:sz w:val="24"/>
+          <w:szCs w:val="24"/>
+        </w:rPr>
+      </w:pPr>
+      <w:r>
+        <w:rPr>
+          <w:sz w:val="24"/>
+          <w:szCs w:val="24"/>
+        </w:rPr>
+        <w:t>"Échec de l'authentification - 691". J'ai pourtant utilisé le même mot de passe qu'hier, et je n'ai reçu aucune notification de changement de mot de passe.</w:t>
+      </w:r>
+    </w:p>
+    <w:p>
+      <w:pPr>
+        <w:rPr>
+          <w:sz w:val="24"/>
+          <w:szCs w:val="24"/>
+        </w:rPr>
+      </w:pPr>
+    </w:p>
+    <w:p>
+      <w:pPr>
+        <w:rPr>
+          <w:sz w:val="24"/>
+          <w:szCs w:val="24"/>
+        </w:rPr>
+      </w:pPr>
+      <w:r>
+        <w:rPr>
+          <w:sz w:val="24"/>
+          <w:szCs w:val="24"/>
+        </w:rPr>
+        <w:t>J'ai essayé les actions suivantes avant d'ouvrir ce ticket :</w:t>
+      </w:r>
+    </w:p>
+    <w:p>
+      <w:pPr>
+        <w:rPr>
+          <w:sz w:val="24"/>
+          <w:szCs w:val="24"/>
+        </w:rPr>
+      </w:pPr>
+      <w:r>
+        <w:rPr>
+          <w:sz w:val="24"/>
+          <w:szCs w:val="24"/>
+        </w:rPr>
+        <w:t>- Redémarrer mon ordinateur portable</w:t>
+      </w:r>
+    </w:p>
+    <w:p>
+      <w:pPr>
+        <w:rPr>
+          <w:sz w:val="24"/>
+          <w:szCs w:val="24"/>
+        </w:rPr>
+      </w:pPr>
+      <w:r>
+        <w:rPr>
+          <w:sz w:val="24"/>
+          <w:szCs w:val="24"/>
+        </w:rPr>
+        <w:t>- Vérifier ma connexion Wi-Fi (elle fonctionne, j'ai accès à internet normalement)</w:t>
+      </w:r>
+    </w:p>
+    <w:p>
+      <w:pPr>
+        <w:rPr>
+          <w:sz w:val="24"/>
+          <w:szCs w:val="24"/>
+        </w:rPr>
+      </w:pPr>
+      <w:r>
+        <w:rPr>
+          <w:sz w:val="24"/>
+          <w:szCs w:val="24"/>
+        </w:rPr>
+        <w:t>- Réessayer avec le câble Ethernet au bureau</w:t>
+      </w:r>
+    </w:p>
+    <w:p>
+      <w:pPr>
+        <w:rPr>
+          <w:sz w:val="24"/>
+          <w:szCs w:val="24"/>
+        </w:rPr>
+      </w:pPr>
+      <w:r>
+        <w:rPr>
+          <w:sz w:val="24"/>
+          <w:szCs w:val="24"/>
+        </w:rPr>
+        <w:t xml:space="preserve">- Redémarrer le client VPN (Cisco </w:t>
+      </w:r>
+      <w:proofErr w:type="spellStart"/>
+      <w:r>
+        <w:rPr>
+          <w:sz w:val="24"/>
+          <w:szCs w:val="24"/>
+        </w:rPr>
+        <w:t>AnyConnect</w:t>
+      </w:r>
+      <w:proofErr w:type="spellEnd"/>
+      <w:r>
+        <w:rPr>
+          <w:sz w:val="24"/>
+          <w:szCs w:val="24"/>
+        </w:rPr>
+        <w:t>)</w:t>
+      </w:r>
+    </w:p>
+    <w:p>
+      <w:pPr>
+        <w:rPr>
+          <w:sz w:val="24"/>
+          <w:szCs w:val="24"/>
+        </w:rPr>
+      </w:pPr>
+    </w:p>
+    <w:p>
+      <w:pPr>
+        <w:rPr>
+          <w:sz w:val="24"/>
+          <w:szCs w:val="24"/>
+        </w:rPr>
+      </w:pPr>
+      <w:r>
+        <w:rPr>
+          <w:sz w:val="24"/>
+          <w:szCs w:val="24"/>
+        </w:rPr>
+        <w:t>Le problème persiste dans tous les cas. Une collègue de mon service, assise à côté de moi, rencontre exactement le même souci depuis ce matin également, ce qui laisse penser que ce n'est pas propre à mon poste.</w:t>
+      </w:r>
+    </w:p>
+    <w:p>
+      <w:pPr>
+        <w:rPr>
+          <w:sz w:val="24"/>
+          <w:szCs w:val="24"/>
+        </w:rPr>
+      </w:pPr>
+    </w:p>
+    <w:p>
+      <w:pPr>
+        <w:rPr>
+          <w:sz w:val="24"/>
+          <w:szCs w:val="24"/>
+        </w:rPr>
+      </w:pPr>
+      <w:r>
+        <w:rPr>
+          <w:sz w:val="24"/>
+          <w:szCs w:val="24"/>
+        </w:rPr>
+        <w:t xml:space="preserve">Je précise que je dois absolument accéder aux fichiers de clôture comptable avant </w:t>
+      </w:r>
+    </w:p>
+    <w:p>
+      <w:pPr>
+        <w:rPr>
+          <w:sz w:val="24"/>
+          <w:szCs w:val="24"/>
+        </w:rPr>
+      </w:pPr>
+      <w:r>
+        <w:rPr>
+          <w:sz w:val="24"/>
+          <w:szCs w:val="24"/>
+        </w:rPr>
+        <w:t>14h aujourd'hui pour une échéance client importante. Merci de traiter ce ticket en</w:t>
+      </w:r>
+      <w:r>
+        <w:rPr>
+          <w:sz w:val="24"/>
+          <w:szCs w:val="24"/>
+        </w:rPr>
+        <w:t xml:space="preserve"> </w:t>
+      </w:r>
+      <w:r>
+        <w:rPr>
+          <w:sz w:val="24"/>
+          <w:szCs w:val="24"/>
+        </w:rPr>
+        <w:t>priorité si possible.</w:t>
+      </w:r>
+    </w:p>
+    <w:p>
+      <w:pPr>
+        <w:rPr>
+          <w:sz w:val="24"/>
+          <w:szCs w:val="24"/>
+        </w:rPr>
+      </w:pPr>
+    </w:p>
+    <w:p>
+      <w:pPr>
+        <w:rPr>
+          <w:sz w:val="24"/>
+          <w:szCs w:val="24"/>
+        </w:rPr>
+      </w:pPr>
+      <w:r>
+        <w:rPr>
+          <w:sz w:val="24"/>
+          <w:szCs w:val="24"/>
+        </w:rPr>
+        <w:t>Poste : Dell Latitude 5540, Windows 11</w:t>
+      </w:r>
+    </w:p>
+    <w:p>
+      <w:pPr>
+        <w:rPr>
+          <w:sz w:val="24"/>
+          <w:szCs w:val="24"/>
+        </w:rPr>
+      </w:pPr>
+      <w:r>
+        <w:rPr>
+          <w:sz w:val="24"/>
+          <w:szCs w:val="24"/>
+        </w:rPr>
+        <w:t xml:space="preserve">Client VPN : Cisco </w:t>
+      </w:r>
+      <w:proofErr w:type="spellStart"/>
+      <w:r>
+        <w:rPr>
+          <w:sz w:val="24"/>
+          <w:szCs w:val="24"/>
+        </w:rPr>
+        <w:t>AnyConnect</w:t>
+      </w:r>
+      <w:proofErr w:type="spellEnd"/>
+      <w:r>
+        <w:rPr>
+          <w:sz w:val="24"/>
+          <w:szCs w:val="24"/>
+        </w:rPr>
+        <w:t xml:space="preserve"> v4.10</w:t>
+      </w:r>
+    </w:p>
+    <w:p>
+      <w:pPr>
+        <w:rPr>
+          <w:sz w:val="24"/>
+          <w:szCs w:val="24"/>
+        </w:rPr>
+      </w:pPr>
+    </w:p>
+    <w:p>
+      <w:pPr>
+        <w:rPr>
+          <w:sz w:val="24"/>
+          <w:szCs w:val="24"/>
+        </w:rPr>
+      </w:pPr>
+    </w:p>
+    <w:p>
+      <w:pPr>
+        <w:rPr>
+          <w:b/>
+          <w:bCs/>
+          <w:sz w:val="24"/>
+          <w:szCs w:val="24"/>
+        </w:rPr>
+      </w:pPr>
+      <w:r>
+        <w:rPr>
+          <w:b/>
+          <w:bCs/>
+          <w:sz w:val="24"/>
+          <w:szCs w:val="24"/>
+        </w:rPr>
+        <w:t xml:space="preserve">Document pour la Partie 5 (Question </w:t>
+      </w:r>
+      <w:r>
+        <w:rPr>
+          <w:b/>
+          <w:bCs/>
+          <w:sz w:val="24"/>
+          <w:szCs w:val="24"/>
+        </w:rPr>
+        <w:t>4</w:t>
+      </w:r>
+      <w:r>
+        <w:rPr>
+          <w:b/>
+          <w:bCs/>
+          <w:sz w:val="24"/>
+          <w:szCs w:val="24"/>
+        </w:rPr>
+        <w:t>) :</w:t>
+      </w:r>
+    </w:p>
+    <w:p>
+      <w:pPr>
+        <w:rPr>
+          <w:b/>
+          <w:bCs/>
+          <w:sz w:val="24"/>
+          <w:szCs w:val="24"/>
+        </w:rPr>
+      </w:pPr>
+    </w:p>
+    <w:p>
+      <w:pPr>
+        <w:rPr>
+          <w:b/>
+          <w:bCs/>
+          <w:sz w:val="24"/>
+          <w:szCs w:val="24"/>
+        </w:rPr>
+      </w:pPr>
+    </w:p>
+    <w:p>
+      <w:pPr>
+        <w:rPr>
+          <w:sz w:val="24"/>
+          <w:szCs w:val="24"/>
+        </w:rPr>
+      </w:pPr>
+      <w:r>
+        <w:rPr>
+          <w:rFonts w:ascii="Arial" w:hAnsi="Arial" w:cs="Arial"/>
+          <w:sz w:val="24"/>
+          <w:szCs w:val="24"/>
+        </w:rPr>
+        <w:lastRenderedPageBreak/>
+        <w:t>═══════════════════════════════════════</w:t>
+      </w:r>
+    </w:p>
+    <w:p>
+      <w:pPr>
+        <w:rPr>
+          <w:sz w:val="24"/>
+          <w:szCs w:val="24"/>
+        </w:rPr>
+      </w:pPr>
+      <w:r>
+        <w:rPr>
+          <w:sz w:val="24"/>
+          <w:szCs w:val="24"/>
+        </w:rPr>
+        <w:t xml:space="preserve">   TECHNIPRO DISTRIBUTION SARL</w:t>
+      </w:r>
+    </w:p>
+    <w:p>
+      <w:pPr>
+        <w:rPr>
+          <w:sz w:val="24"/>
+          <w:szCs w:val="24"/>
+        </w:rPr>
+      </w:pPr>
+      <w:r>
+        <w:rPr>
+          <w:sz w:val="24"/>
+          <w:szCs w:val="24"/>
+        </w:rPr>
+        <w:t xml:space="preserve">   12 rue des Artisans, 44000 Nantes</w:t>
+      </w:r>
+    </w:p>
+    <w:p>
+      <w:pPr>
+        <w:rPr>
+          <w:sz w:val="24"/>
+          <w:szCs w:val="24"/>
+        </w:rPr>
+      </w:pPr>
+      <w:r>
+        <w:rPr>
+          <w:sz w:val="24"/>
+          <w:szCs w:val="24"/>
+        </w:rPr>
+        <w:t xml:space="preserve">   </w:t>
+      </w:r>
+      <w:r>
+        <w:rPr>
+          <w:sz w:val="24"/>
+          <w:szCs w:val="24"/>
+        </w:rPr>
+        <w:t xml:space="preserve"> </w:t>
+      </w:r>
+      <w:r>
+        <w:rPr>
+          <w:sz w:val="24"/>
+          <w:szCs w:val="24"/>
+        </w:rPr>
+        <w:t>SIRET : 812 345 678 00021</w:t>
+      </w:r>
+    </w:p>
+    <w:p>
+      <w:pPr>
+        <w:rPr>
+          <w:sz w:val="24"/>
+          <w:szCs w:val="24"/>
+        </w:rPr>
+      </w:pPr>
+      <w:r>
+        <w:rPr>
+          <w:rFonts w:ascii="Arial" w:hAnsi="Arial" w:cs="Arial"/>
+          <w:sz w:val="24"/>
+          <w:szCs w:val="24"/>
+        </w:rPr>
+        <w:t>═══════════════════════════════════════</w:t>
+      </w:r>
+    </w:p>
+    <w:p>
+      <w:pPr>
+        <w:rPr>
+          <w:sz w:val="24"/>
+          <w:szCs w:val="24"/>
+        </w:rPr>
+      </w:pPr>
+    </w:p>
+    <w:p>
+      <w:pPr>
+        <w:rPr>
+          <w:sz w:val="24"/>
+          <w:szCs w:val="24"/>
+        </w:rPr>
+      </w:pPr>
+      <w:r>
+        <w:rPr>
+          <w:sz w:val="24"/>
+          <w:szCs w:val="24"/>
+        </w:rPr>
+        <w:t>FACTURE</w:t>
+      </w:r>
+    </w:p>
+    <w:p>
+      <w:pPr>
+        <w:rPr>
+          <w:sz w:val="24"/>
+          <w:szCs w:val="24"/>
+        </w:rPr>
+      </w:pPr>
+    </w:p>
+    <w:p>
+      <w:pPr>
+        <w:rPr>
+          <w:sz w:val="24"/>
+          <w:szCs w:val="24"/>
+        </w:rPr>
+      </w:pPr>
+      <w:r>
+        <w:rPr>
+          <w:sz w:val="24"/>
+          <w:szCs w:val="24"/>
+        </w:rPr>
+        <w:t>N° FAC-2026-1147</w:t>
+      </w:r>
+    </w:p>
+    <w:p>
+      <w:pPr>
+        <w:rPr>
+          <w:sz w:val="24"/>
+          <w:szCs w:val="24"/>
+        </w:rPr>
+      </w:pPr>
+      <w:r>
+        <w:rPr>
+          <w:sz w:val="24"/>
+          <w:szCs w:val="24"/>
+        </w:rPr>
+        <w:t>Date d'émission : 03/09/2026</w:t>
+      </w:r>
+    </w:p>
+    <w:p>
+      <w:pPr>
+        <w:rPr>
+          <w:sz w:val="24"/>
+          <w:szCs w:val="24"/>
+        </w:rPr>
+      </w:pPr>
+      <w:r>
+        <w:rPr>
+          <w:sz w:val="24"/>
+          <w:szCs w:val="24"/>
+        </w:rPr>
+        <w:t>Date d'échéance : 03/10/2026</w:t>
+      </w:r>
+    </w:p>
+    <w:p>
+      <w:pPr>
+        <w:rPr>
+          <w:sz w:val="24"/>
+          <w:szCs w:val="24"/>
+        </w:rPr>
+      </w:pPr>
+    </w:p>
+    <w:p>
+      <w:pPr>
+        <w:rPr>
+          <w:sz w:val="24"/>
+          <w:szCs w:val="24"/>
+        </w:rPr>
+      </w:pPr>
+      <w:r>
+        <w:rPr>
+          <w:sz w:val="24"/>
+          <w:szCs w:val="24"/>
+        </w:rPr>
+        <w:t>Facturé à :</w:t>
+      </w:r>
+    </w:p>
+    <w:p>
+      <w:pPr>
+        <w:rPr>
+          <w:sz w:val="24"/>
+          <w:szCs w:val="24"/>
+        </w:rPr>
+      </w:pPr>
+      <w:r>
+        <w:rPr>
+          <w:sz w:val="24"/>
+          <w:szCs w:val="24"/>
+        </w:rPr>
+        <w:t>Atelier Menuiserie Dubois</w:t>
+      </w:r>
+    </w:p>
+    <w:p>
+      <w:pPr>
+        <w:rPr>
+          <w:sz w:val="24"/>
+          <w:szCs w:val="24"/>
+        </w:rPr>
+      </w:pPr>
+      <w:r>
+        <w:rPr>
+          <w:sz w:val="24"/>
+          <w:szCs w:val="24"/>
+        </w:rPr>
+        <w:t xml:space="preserve">7 </w:t>
+      </w:r>
+      <w:proofErr w:type="gramStart"/>
+      <w:r>
+        <w:rPr>
+          <w:sz w:val="24"/>
+          <w:szCs w:val="24"/>
+        </w:rPr>
+        <w:t>impasse</w:t>
+      </w:r>
+      <w:proofErr w:type="gramEnd"/>
+      <w:r>
+        <w:rPr>
+          <w:sz w:val="24"/>
+          <w:szCs w:val="24"/>
+        </w:rPr>
+        <w:t xml:space="preserve"> des Chênes</w:t>
+      </w:r>
+    </w:p>
+    <w:p>
+      <w:pPr>
+        <w:rPr>
+          <w:sz w:val="24"/>
+          <w:szCs w:val="24"/>
+        </w:rPr>
+      </w:pPr>
+      <w:r>
+        <w:rPr>
+          <w:sz w:val="24"/>
+          <w:szCs w:val="24"/>
+        </w:rPr>
+        <w:t>44300 Nantes</w:t>
+      </w:r>
+    </w:p>
+    <w:p>
+      <w:pPr>
+        <w:rPr>
+          <w:sz w:val="24"/>
+          <w:szCs w:val="24"/>
+        </w:rPr>
+      </w:pPr>
+    </w:p>
+    <w:p>
+      <w:pPr>
+        <w:rPr>
+          <w:sz w:val="24"/>
+          <w:szCs w:val="24"/>
+        </w:rPr>
+      </w:pPr>
+      <w:r>
+        <w:rPr>
+          <w:sz w:val="24"/>
+          <w:szCs w:val="24"/>
+        </w:rPr>
+        <w:t>─────────────────────────────────────</w:t>
+      </w:r>
+    </w:p>
+    <w:p>
+      <w:pPr>
+        <w:rPr>
+          <w:sz w:val="24"/>
+          <w:szCs w:val="24"/>
+        </w:rPr>
+      </w:pPr>
+      <w:r>
+        <w:rPr>
+          <w:sz w:val="24"/>
+          <w:szCs w:val="24"/>
+        </w:rPr>
+        <w:t>Désignation                Qté   Prix unitaire HT   Total HT</w:t>
+      </w:r>
+    </w:p>
+    <w:p>
+      <w:pPr>
+        <w:rPr>
+          <w:sz w:val="24"/>
+          <w:szCs w:val="24"/>
+        </w:rPr>
+      </w:pPr>
+      <w:r>
+        <w:rPr>
+          <w:sz w:val="24"/>
+          <w:szCs w:val="24"/>
+        </w:rPr>
+        <w:t>─────────────────────────────────────</w:t>
+      </w:r>
+    </w:p>
+    <w:p>
+      <w:pPr>
+        <w:rPr>
+          <w:sz w:val="24"/>
+          <w:szCs w:val="24"/>
+        </w:rPr>
+      </w:pPr>
+      <w:r>
+        <w:rPr>
+          <w:sz w:val="24"/>
+          <w:szCs w:val="24"/>
+        </w:rPr>
+        <w:t>Perceuse-visseuse sans fil   3        89,00 €         267,00 €</w:t>
+      </w:r>
+    </w:p>
+    <w:p>
+      <w:pPr>
+        <w:rPr>
+          <w:sz w:val="24"/>
+          <w:szCs w:val="24"/>
+        </w:rPr>
+      </w:pPr>
+      <w:r>
+        <w:rPr>
+          <w:sz w:val="24"/>
+          <w:szCs w:val="24"/>
+        </w:rPr>
+        <w:t xml:space="preserve">Coffret de </w:t>
+      </w:r>
+      <w:proofErr w:type="spellStart"/>
+      <w:r>
+        <w:rPr>
+          <w:sz w:val="24"/>
+          <w:szCs w:val="24"/>
+        </w:rPr>
+        <w:t>forets</w:t>
+      </w:r>
+      <w:proofErr w:type="spellEnd"/>
+      <w:r>
+        <w:rPr>
+          <w:sz w:val="24"/>
+          <w:szCs w:val="24"/>
+        </w:rPr>
+        <w:t xml:space="preserve"> (32 </w:t>
+      </w:r>
+      <w:proofErr w:type="gramStart"/>
+      <w:r>
+        <w:rPr>
+          <w:sz w:val="24"/>
+          <w:szCs w:val="24"/>
+        </w:rPr>
+        <w:t xml:space="preserve">pcs)   </w:t>
+      </w:r>
+      <w:proofErr w:type="gramEnd"/>
+      <w:r>
+        <w:rPr>
+          <w:sz w:val="24"/>
+          <w:szCs w:val="24"/>
+        </w:rPr>
+        <w:t>5        24,50 €         122,50 €</w:t>
+      </w:r>
+    </w:p>
+    <w:p>
+      <w:pPr>
+        <w:rPr>
+          <w:sz w:val="24"/>
+          <w:szCs w:val="24"/>
+        </w:rPr>
+      </w:pPr>
+      <w:r>
+        <w:rPr>
+          <w:sz w:val="24"/>
+          <w:szCs w:val="24"/>
+        </w:rPr>
+        <w:t xml:space="preserve">Lot de vis inox (500 </w:t>
+      </w:r>
+      <w:proofErr w:type="gramStart"/>
+      <w:r>
+        <w:rPr>
+          <w:sz w:val="24"/>
+          <w:szCs w:val="24"/>
+        </w:rPr>
+        <w:t xml:space="preserve">pcs)   </w:t>
+      </w:r>
+      <w:proofErr w:type="gramEnd"/>
+      <w:r>
+        <w:rPr>
+          <w:sz w:val="24"/>
+          <w:szCs w:val="24"/>
+        </w:rPr>
+        <w:t xml:space="preserve"> 10       12,90 €         129,00 €</w:t>
+      </w:r>
+    </w:p>
+    <w:p>
+      <w:pPr>
+        <w:rPr>
+          <w:sz w:val="24"/>
+          <w:szCs w:val="24"/>
+        </w:rPr>
+      </w:pPr>
+      <w:r>
+        <w:rPr>
+          <w:sz w:val="24"/>
+          <w:szCs w:val="24"/>
+        </w:rPr>
+        <w:t>Casque anti-bruit chantier   3        18,00 €          54,00 €</w:t>
+      </w:r>
+    </w:p>
+    <w:p>
+      <w:pPr>
+        <w:rPr>
+          <w:sz w:val="24"/>
+          <w:szCs w:val="24"/>
+        </w:rPr>
+      </w:pPr>
+      <w:r>
+        <w:rPr>
+          <w:sz w:val="24"/>
+          <w:szCs w:val="24"/>
+        </w:rPr>
+        <w:t>─────────────────────────────────────</w:t>
+      </w:r>
+    </w:p>
+    <w:p>
+      <w:pPr>
+        <w:rPr>
+          <w:sz w:val="24"/>
+          <w:szCs w:val="24"/>
+        </w:rPr>
+      </w:pPr>
+    </w:p>
+    <w:p>
+      <w:pPr>
+        <w:rPr>
+          <w:sz w:val="24"/>
+          <w:szCs w:val="24"/>
+        </w:rPr>
+      </w:pPr>
+      <w:r>
+        <w:rPr>
+          <w:sz w:val="24"/>
+          <w:szCs w:val="24"/>
+        </w:rPr>
+        <w:t>Total HT                                              572,50 €</w:t>
+      </w:r>
+    </w:p>
+    <w:p>
+      <w:pPr>
+        <w:rPr>
+          <w:sz w:val="24"/>
+          <w:szCs w:val="24"/>
+        </w:rPr>
+      </w:pPr>
+      <w:r>
+        <w:rPr>
+          <w:sz w:val="24"/>
+          <w:szCs w:val="24"/>
+        </w:rPr>
+        <w:t>TVA (20</w:t>
+      </w:r>
+      <w:proofErr w:type="gramStart"/>
+      <w:r>
+        <w:rPr>
+          <w:sz w:val="24"/>
+          <w:szCs w:val="24"/>
+        </w:rPr>
+        <w:t xml:space="preserve">%)   </w:t>
+      </w:r>
+      <w:proofErr w:type="gramEnd"/>
+      <w:r>
+        <w:rPr>
+          <w:sz w:val="24"/>
+          <w:szCs w:val="24"/>
+        </w:rPr>
+        <w:t xml:space="preserve">                                          114,50 €</w:t>
+      </w:r>
+    </w:p>
+    <w:p>
+      <w:pPr>
+        <w:rPr>
+          <w:sz w:val="24"/>
+          <w:szCs w:val="24"/>
+        </w:rPr>
+      </w:pPr>
+      <w:r>
+        <w:rPr>
+          <w:sz w:val="24"/>
+          <w:szCs w:val="24"/>
+        </w:rPr>
+        <w:t>Total TTC                                             687,00 €</w:t>
+      </w:r>
+    </w:p>
+    <w:p>
+      <w:pPr>
+        <w:rPr>
+          <w:sz w:val="24"/>
+          <w:szCs w:val="24"/>
+        </w:rPr>
+      </w:pPr>
+    </w:p>
+    <w:p>
+      <w:pPr>
+        <w:rPr>
+          <w:sz w:val="24"/>
+          <w:szCs w:val="24"/>
+        </w:rPr>
+      </w:pPr>
+      <w:r>
+        <w:rPr>
+          <w:sz w:val="24"/>
+          <w:szCs w:val="24"/>
+        </w:rPr>
+        <w:t>Mode de règlement : virement bancaire</w:t>
+      </w:r>
+    </w:p>
+    <w:p>
+      <w:pPr>
+        <w:rPr>
+          <w:sz w:val="24"/>
+          <w:szCs w:val="24"/>
+        </w:rPr>
+      </w:pPr>
+      <w:r>
+        <w:rPr>
+          <w:sz w:val="24"/>
+          <w:szCs w:val="24"/>
+        </w:rPr>
+        <w:t>IBAN : FR76 3000 1007 9412 3456 7890 185</w:t>
+      </w:r>
+    </w:p>
+    <w:p>
+      <w:pPr>
+        <w:rPr>
+          <w:sz w:val="24"/>
+          <w:szCs w:val="24"/>
+        </w:rPr>
+      </w:pPr>
+    </w:p>
+    <w:p>
+      <w:pPr>
+        <w:rPr>
+          <w:sz w:val="24"/>
+          <w:szCs w:val="24"/>
+        </w:rPr>
+      </w:pPr>
+      <w:r>
+        <w:rPr>
+          <w:sz w:val="24"/>
+          <w:szCs w:val="24"/>
+        </w:rPr>
+        <w:t>Conditions de paiement : 30 jours net</w:t>
+      </w:r>
+    </w:p>
+    <w:p>
+      <w:pPr>
+        <w:rPr>
+          <w:sz w:val="24"/>
+          <w:szCs w:val="24"/>
+        </w:rPr>
+      </w:pPr>
+      <w:r>
+        <w:rPr>
+          <w:sz w:val="24"/>
+          <w:szCs w:val="24"/>
+        </w:rPr>
+        <w:t>Pénalités de retard : 3 fois le taux d'intérêt légal en vigueur</w:t>
+      </w:r>
+    </w:p>
+    <w:p>
+      <w:pPr>
+        <w:rPr>
+          <w:sz w:val="24"/>
+          <w:szCs w:val="24"/>
+        </w:rPr>
+      </w:pPr>
+    </w:p>
+    <w:p>
+      <w:pPr>
+        <w:rPr>
+          <w:sz w:val="24"/>
+          <w:szCs w:val="24"/>
+        </w:rPr>
+      </w:pPr>
+      <w:r>
+        <w:rPr>
+          <w:sz w:val="24"/>
+          <w:szCs w:val="24"/>
+        </w:rPr>
+        <w:t>Merci de votre confiance.</w:t>
+      </w:r>
+    </w:p>
+    <w:p>
+      <w:pPr>
+        <w:rPr>
+          <w:sz w:val="24"/>
+          <w:szCs w:val="24"/>
+        </w:rPr>
+      </w:pPr>
+    </w:p>
+    <w:p>
+      <w:pPr>
+        <w:rPr>
+          <w:b/>
+          <w:bCs/>
+          <w:sz w:val="24"/>
+          <w:szCs w:val="24"/>
+        </w:rPr>
+      </w:pPr>
+      <w:r>
+        <w:rPr>
+          <w:b/>
+          <w:bCs/>
+          <w:sz w:val="24"/>
+          <w:szCs w:val="24"/>
+        </w:rPr>
+        <w:t xml:space="preserve">Document pour la Partie 5 (Question </w:t>
+      </w:r>
+      <w:r>
+        <w:rPr>
+          <w:b/>
+          <w:bCs/>
+          <w:sz w:val="24"/>
+          <w:szCs w:val="24"/>
+        </w:rPr>
+        <w:t>5</w:t>
+      </w:r>
+      <w:r>
+        <w:rPr>
+          <w:b/>
+          <w:bCs/>
+          <w:sz w:val="24"/>
+          <w:szCs w:val="24"/>
+        </w:rPr>
+        <w:t>) :</w:t>
+      </w:r>
+    </w:p>
+    <w:p>
+      <w:pPr>
+        <w:rPr>
+          <w:sz w:val="24"/>
+          <w:szCs w:val="24"/>
+        </w:rPr>
+      </w:pPr>
+    </w:p>
+    <w:p>
+      <w:pPr>
+        <w:rPr>
+          <w:sz w:val="24"/>
+          <w:szCs w:val="24"/>
+        </w:rPr>
+      </w:pPr>
+      <w:r>
+        <w:rPr>
+          <w:sz w:val="24"/>
+          <w:szCs w:val="24"/>
+        </w:rPr>
+        <w:t>Client : Amadou Diallo</w:t>
+      </w:r>
+    </w:p>
+    <w:p>
+      <w:pPr>
+        <w:rPr>
+          <w:sz w:val="24"/>
+          <w:szCs w:val="24"/>
+        </w:rPr>
+      </w:pPr>
+      <w:r>
+        <w:rPr>
+          <w:sz w:val="24"/>
+          <w:szCs w:val="24"/>
+        </w:rPr>
+        <w:t>Commande n° : 48213</w:t>
+      </w:r>
+    </w:p>
+    <w:p>
+      <w:pPr>
+        <w:rPr>
+          <w:sz w:val="24"/>
+          <w:szCs w:val="24"/>
+        </w:rPr>
+      </w:pPr>
+      <w:r>
+        <w:rPr>
+          <w:sz w:val="24"/>
+          <w:szCs w:val="24"/>
+        </w:rPr>
+        <w:t>Articles commandés : 1 cafetière programmable + 1 lot de filtres</w:t>
+      </w:r>
+    </w:p>
+    <w:p>
+      <w:pPr>
+        <w:rPr>
+          <w:sz w:val="24"/>
+          <w:szCs w:val="24"/>
+        </w:rPr>
+      </w:pPr>
+      <w:r>
+        <w:rPr>
+          <w:sz w:val="24"/>
+          <w:szCs w:val="24"/>
+        </w:rPr>
+        <w:t>Date de commande : 12/08/2026</w:t>
+      </w:r>
+    </w:p>
+    <w:p>
+      <w:pPr>
+        <w:rPr>
+          <w:sz w:val="24"/>
+          <w:szCs w:val="24"/>
+        </w:rPr>
+      </w:pPr>
+      <w:r>
+        <w:rPr>
+          <w:sz w:val="24"/>
+          <w:szCs w:val="24"/>
+        </w:rPr>
+        <w:t>Délai initialement annoncé : livraison sous 5 jours ouvrés (soit le 19/08/2026)</w:t>
+      </w:r>
+    </w:p>
+    <w:p>
+      <w:pPr>
+        <w:rPr>
+          <w:sz w:val="24"/>
+          <w:szCs w:val="24"/>
+        </w:rPr>
+      </w:pPr>
+      <w:r>
+        <w:rPr>
+          <w:sz w:val="24"/>
+          <w:szCs w:val="24"/>
+        </w:rPr>
+        <w:t>Date de livraison réelle : 24/08/2026</w:t>
+      </w:r>
+    </w:p>
+    <w:p>
+      <w:pPr>
+        <w:rPr>
+          <w:sz w:val="24"/>
+          <w:szCs w:val="24"/>
+        </w:rPr>
+      </w:pPr>
+      <w:r>
+        <w:rPr>
+          <w:sz w:val="24"/>
+          <w:szCs w:val="24"/>
+        </w:rPr>
+        <w:t>Retard constaté : 5 jours ouvrés (environ 2 semaines calendaires)</w:t>
+      </w:r>
+    </w:p>
+    <w:p>
+      <w:pPr>
+        <w:rPr>
+          <w:sz w:val="24"/>
+          <w:szCs w:val="24"/>
+        </w:rPr>
+      </w:pPr>
+      <w:r>
+        <w:rPr>
+          <w:sz w:val="24"/>
+          <w:szCs w:val="24"/>
+        </w:rPr>
+        <w:lastRenderedPageBreak/>
+        <w:t>Cause du retard : problème logistique chez le transporteur (informations détaillées non communiquées par le transporteur)</w:t>
+      </w:r>
+    </w:p>
+    <w:p>
+      <w:pPr>
+        <w:rPr>
+          <w:sz w:val="24"/>
+          <w:szCs w:val="24"/>
+        </w:rPr>
+      </w:pPr>
+      <w:r>
+        <w:rPr>
+          <w:sz w:val="24"/>
+          <w:szCs w:val="24"/>
+        </w:rPr>
+        <w:t xml:space="preserve">Contact client déjà effectué : oui, le client a relancé le service client le </w:t>
+      </w:r>
+    </w:p>
+    <w:p>
+      <w:pPr>
+        <w:rPr>
+          <w:sz w:val="24"/>
+          <w:szCs w:val="24"/>
+        </w:rPr>
+      </w:pPr>
+      <w:r>
+        <w:rPr>
+          <w:sz w:val="24"/>
+          <w:szCs w:val="24"/>
+        </w:rPr>
+        <w:t>20/08/2026 par email</w:t>
+      </w:r>
+    </w:p>
+    <w:p>
+      <w:pPr>
+        <w:rPr>
+          <w:sz w:val="24"/>
+          <w:szCs w:val="24"/>
+        </w:rPr>
+      </w:pPr>
+      <w:r>
+        <w:rPr>
+          <w:sz w:val="24"/>
+          <w:szCs w:val="24"/>
+        </w:rPr>
+        <w:t>Solution proposée par l'entreprise : bon de réduction de 10% sur la prochaine commande</w:t>
+      </w:r>
+    </w:p>
+    <w:p>
+      <w:pPr>
+        <w:rPr>
+          <w:sz w:val="24"/>
+          <w:szCs w:val="24"/>
+        </w:rPr>
+      </w:pPr>
+      <w:r>
+        <w:rPr>
+          <w:sz w:val="24"/>
+          <w:szCs w:val="24"/>
+        </w:rPr>
+        <w:t>Ton souhaité pour l'email : professionnel, courtois, rassurant</w:t>
+      </w:r>
+    </w:p>
+    <w:p>
+      <w:pPr>
+        <w:rPr>
+          <w:sz w:val="24"/>
+          <w:szCs w:val="24"/>
+        </w:rPr>
+      </w:pPr>
+      <w:r>
+        <w:rPr>
+          <w:sz w:val="24"/>
+          <w:szCs w:val="24"/>
+        </w:rPr>
+        <w:t xml:space="preserve">Expéditeur de l'email : Claire, service client </w:t>
+      </w:r>
+      <w:proofErr w:type="spellStart"/>
+      <w:r>
+        <w:rPr>
+          <w:sz w:val="24"/>
+          <w:szCs w:val="24"/>
+        </w:rPr>
+        <w:t>TechniPro</w:t>
+      </w:r>
+      <w:proofErr w:type="spellEnd"/>
+    </w:p>
+    <w:p>
+      <w:pPr>
+        <w:rPr>
+          <w:sz w:val="24"/>
+          <w:szCs w:val="24"/>
+        </w:rPr>
+      </w:pPr>
+    </w:p>
+    <w:p>
+      <w:pPr>
+        <w:rPr>
+          <w:b/>
+          <w:bCs/>
+          <w:sz w:val="24"/>
+          <w:szCs w:val="24"/>
+        </w:rPr>
+      </w:pPr>
+      <w:r>
+        <w:rPr>
+          <w:b/>
+          <w:bCs/>
+          <w:sz w:val="24"/>
+          <w:szCs w:val="24"/>
+        </w:rPr>
+        <w:t xml:space="preserve">Document pour la Partie </w:t>
+      </w:r>
+      <w:r>
+        <w:rPr>
+          <w:b/>
+          <w:bCs/>
+          <w:sz w:val="24"/>
+          <w:szCs w:val="24"/>
+        </w:rPr>
+        <w:t>7</w:t>
+      </w:r>
+      <w:r>
+        <w:rPr>
+          <w:b/>
+          <w:bCs/>
+          <w:sz w:val="24"/>
+          <w:szCs w:val="24"/>
+        </w:rPr>
+        <w:t xml:space="preserve"> :</w:t>
+      </w:r>
+    </w:p>
+    <w:p>
+      <w:pPr>
+        <w:rPr>
+          <w:b/>
+          <w:bCs/>
+          <w:sz w:val="24"/>
+          <w:szCs w:val="24"/>
+        </w:rPr>
+      </w:pPr>
+    </w:p>
+    <w:p>
+      <w:pPr>
+        <w:rPr>
+          <w:sz w:val="24"/>
+          <w:szCs w:val="24"/>
+        </w:rPr>
+      </w:pPr>
+      <w:r>
+        <w:rPr>
+          <w:sz w:val="24"/>
+          <w:szCs w:val="24"/>
+        </w:rPr>
+        <w:t>NOTE DE SERVICE — Politique de télétravail</w:t>
+      </w:r>
+    </w:p>
+    <w:p>
+      <w:pPr>
+        <w:rPr>
+          <w:sz w:val="24"/>
+          <w:szCs w:val="24"/>
+        </w:rPr>
+      </w:pPr>
+      <w:r>
+        <w:rPr>
+          <w:sz w:val="24"/>
+          <w:szCs w:val="24"/>
+        </w:rPr>
+        <w:t>Entreprise : Solaris Consulting</w:t>
+      </w:r>
+    </w:p>
+    <w:p>
+      <w:pPr>
+        <w:rPr>
+          <w:sz w:val="24"/>
+          <w:szCs w:val="24"/>
+        </w:rPr>
+      </w:pPr>
+      <w:r>
+        <w:rPr>
+          <w:sz w:val="24"/>
+          <w:szCs w:val="24"/>
+        </w:rPr>
+        <w:t>Version : 3.2 — En vigueur depuis le 1er février 2026</w:t>
+      </w:r>
+    </w:p>
+    <w:p>
+      <w:pPr>
+        <w:rPr>
+          <w:sz w:val="24"/>
+          <w:szCs w:val="24"/>
+        </w:rPr>
+      </w:pPr>
+    </w:p>
+    <w:p>
+      <w:pPr>
+        <w:rPr>
+          <w:sz w:val="24"/>
+          <w:szCs w:val="24"/>
+        </w:rPr>
+      </w:pPr>
+      <w:r>
+        <w:rPr>
+          <w:sz w:val="24"/>
+          <w:szCs w:val="24"/>
+        </w:rPr>
+        <w:t>1. Éligibilité</w:t>
+      </w:r>
+    </w:p>
+    <w:p>
+      <w:pPr>
+        <w:rPr>
+          <w:sz w:val="24"/>
+          <w:szCs w:val="24"/>
+        </w:rPr>
+      </w:pPr>
+      <w:r>
+        <w:rPr>
+          <w:sz w:val="24"/>
+          <w:szCs w:val="24"/>
+        </w:rPr>
+        <w:t>Tous les collaborateurs en CDI ou CDD ayant au moins 3 mois d'ancienneté</w:t>
+      </w:r>
+      <w:r>
+        <w:rPr>
+          <w:sz w:val="24"/>
+          <w:szCs w:val="24"/>
+        </w:rPr>
+        <w:t xml:space="preserve"> </w:t>
+      </w:r>
+      <w:r>
+        <w:rPr>
+          <w:sz w:val="24"/>
+          <w:szCs w:val="24"/>
+        </w:rPr>
+        <w:t>dans l'entreprise sont éligibles au télétravail régulier. Les managers</w:t>
+      </w:r>
+      <w:r>
+        <w:rPr>
+          <w:sz w:val="24"/>
+          <w:szCs w:val="24"/>
+        </w:rPr>
+        <w:t xml:space="preserve"> </w:t>
+      </w:r>
+      <w:r>
+        <w:rPr>
+          <w:sz w:val="24"/>
+          <w:szCs w:val="24"/>
+        </w:rPr>
+        <w:t>doivent valider individuellement chaque demande en fonction des</w:t>
+      </w:r>
+      <w:r>
+        <w:rPr>
+          <w:sz w:val="24"/>
+          <w:szCs w:val="24"/>
+        </w:rPr>
+        <w:t xml:space="preserve"> </w:t>
+      </w:r>
+      <w:r>
+        <w:rPr>
+          <w:sz w:val="24"/>
+          <w:szCs w:val="24"/>
+        </w:rPr>
+        <w:t>contraintes de l'équipe.</w:t>
+      </w:r>
+    </w:p>
+    <w:p>
+      <w:pPr>
+        <w:rPr>
+          <w:sz w:val="24"/>
+          <w:szCs w:val="24"/>
+        </w:rPr>
+      </w:pPr>
+    </w:p>
+    <w:p>
+      <w:pPr>
+        <w:rPr>
+          <w:sz w:val="24"/>
+          <w:szCs w:val="24"/>
+        </w:rPr>
+      </w:pPr>
+      <w:r>
+        <w:rPr>
+          <w:sz w:val="24"/>
+          <w:szCs w:val="24"/>
+        </w:rPr>
+        <w:t>2. Quotité autorisée</w:t>
+      </w:r>
+    </w:p>
+    <w:p>
+      <w:pPr>
+        <w:rPr>
+          <w:sz w:val="24"/>
+          <w:szCs w:val="24"/>
+        </w:rPr>
+      </w:pPr>
+      <w:r>
+        <w:rPr>
+          <w:sz w:val="24"/>
+          <w:szCs w:val="24"/>
+        </w:rPr>
+        <w:t>Le télétravail est autorisé jusqu'à 3 jours par semaine pour les postes</w:t>
+      </w:r>
+      <w:r>
+        <w:rPr>
+          <w:sz w:val="24"/>
+          <w:szCs w:val="24"/>
+        </w:rPr>
+        <w:t xml:space="preserve"> </w:t>
+      </w:r>
+      <w:r>
+        <w:rPr>
+          <w:sz w:val="24"/>
+          <w:szCs w:val="24"/>
+        </w:rPr>
+        <w:t>administratifs et support. Pour les postes en relation directe avec les</w:t>
+      </w:r>
+      <w:r>
+        <w:rPr>
+          <w:sz w:val="24"/>
+          <w:szCs w:val="24"/>
+        </w:rPr>
+        <w:t xml:space="preserve"> </w:t>
+      </w:r>
+      <w:r>
+        <w:rPr>
+          <w:sz w:val="24"/>
+          <w:szCs w:val="24"/>
+        </w:rPr>
+        <w:t>clients (consultants terrain), la quotité est limitée à 2 jours par</w:t>
+      </w:r>
+      <w:r>
+        <w:rPr>
+          <w:sz w:val="24"/>
+          <w:szCs w:val="24"/>
+        </w:rPr>
+        <w:t xml:space="preserve"> </w:t>
+      </w:r>
+      <w:r>
+        <w:rPr>
+          <w:sz w:val="24"/>
+          <w:szCs w:val="24"/>
+        </w:rPr>
+        <w:t>semaine, sauf dérogation exceptionnelle validée par la direction.</w:t>
+      </w:r>
+    </w:p>
+    <w:p>
+      <w:pPr>
+        <w:rPr>
+          <w:sz w:val="24"/>
+          <w:szCs w:val="24"/>
+        </w:rPr>
+      </w:pPr>
+    </w:p>
+    <w:p>
+      <w:pPr>
+        <w:rPr>
+          <w:sz w:val="24"/>
+          <w:szCs w:val="24"/>
+        </w:rPr>
+      </w:pPr>
+      <w:r>
+        <w:rPr>
+          <w:sz w:val="24"/>
+          <w:szCs w:val="24"/>
+        </w:rPr>
+        <w:t>3. Jours obligatoires de présence</w:t>
+      </w:r>
+    </w:p>
+    <w:p>
+      <w:pPr>
+        <w:rPr>
+          <w:sz w:val="24"/>
+          <w:szCs w:val="24"/>
+        </w:rPr>
+      </w:pPr>
+      <w:r>
+        <w:rPr>
+          <w:sz w:val="24"/>
+          <w:szCs w:val="24"/>
+        </w:rPr>
+        <w:t>Le mardi est fixé comme journée de présence obligatoire pour l'ensemble</w:t>
+      </w:r>
+      <w:r>
+        <w:rPr>
+          <w:sz w:val="24"/>
+          <w:szCs w:val="24"/>
+        </w:rPr>
+        <w:t xml:space="preserve"> </w:t>
+      </w:r>
+      <w:r>
+        <w:rPr>
+          <w:sz w:val="24"/>
+          <w:szCs w:val="24"/>
+        </w:rPr>
+        <w:t>des équipes, afin de faciliter les réunions transverses. Le vendredi</w:t>
+      </w:r>
+      <w:r>
+        <w:rPr>
+          <w:sz w:val="24"/>
+          <w:szCs w:val="24"/>
+        </w:rPr>
+        <w:t xml:space="preserve"> </w:t>
+      </w:r>
+      <w:r>
+        <w:rPr>
+          <w:sz w:val="24"/>
+          <w:szCs w:val="24"/>
+        </w:rPr>
+        <w:t>après-midi est identifié comme un créneau à faible activité et peut être</w:t>
+      </w:r>
+      <w:r>
+        <w:rPr>
+          <w:sz w:val="24"/>
+          <w:szCs w:val="24"/>
+        </w:rPr>
+        <w:t xml:space="preserve"> </w:t>
+      </w:r>
+      <w:r>
+        <w:rPr>
+          <w:sz w:val="24"/>
+          <w:szCs w:val="24"/>
+        </w:rPr>
+        <w:t>télétravaillé sans validation managériale spécifique.</w:t>
+      </w:r>
+    </w:p>
+    <w:p>
+      <w:pPr>
+        <w:rPr>
+          <w:sz w:val="24"/>
+          <w:szCs w:val="24"/>
+        </w:rPr>
+      </w:pPr>
+    </w:p>
+    <w:p>
+      <w:pPr>
+        <w:rPr>
+          <w:sz w:val="24"/>
+          <w:szCs w:val="24"/>
+        </w:rPr>
+      </w:pPr>
+      <w:r>
+        <w:rPr>
+          <w:sz w:val="24"/>
+          <w:szCs w:val="24"/>
+        </w:rPr>
+        <w:t>4. Équipement</w:t>
+      </w:r>
+    </w:p>
+    <w:p>
+      <w:pPr>
+        <w:rPr>
+          <w:sz w:val="24"/>
+          <w:szCs w:val="24"/>
+        </w:rPr>
+      </w:pPr>
+      <w:r>
+        <w:rPr>
+          <w:sz w:val="24"/>
+          <w:szCs w:val="24"/>
+        </w:rPr>
+        <w:t>L'entreprise fournit un ordinateur portable et une contribution forfaitaire</w:t>
+      </w:r>
+      <w:r>
+        <w:rPr>
+          <w:sz w:val="24"/>
+          <w:szCs w:val="24"/>
+        </w:rPr>
+        <w:t xml:space="preserve"> </w:t>
+      </w:r>
+      <w:r>
+        <w:rPr>
+          <w:sz w:val="24"/>
+          <w:szCs w:val="24"/>
+        </w:rPr>
+        <w:t>de 15 euros par mois pour couvrir les frais liés au télétravail (électricité,</w:t>
+      </w:r>
+      <w:r>
+        <w:rPr>
+          <w:sz w:val="24"/>
+          <w:szCs w:val="24"/>
+        </w:rPr>
+        <w:t xml:space="preserve"> </w:t>
+      </w:r>
+      <w:r>
+        <w:rPr>
+          <w:sz w:val="24"/>
+          <w:szCs w:val="24"/>
+        </w:rPr>
+        <w:t>connexion internet). Cette contribution est versée automatiquement avec</w:t>
+      </w:r>
+      <w:r>
+        <w:rPr>
+          <w:sz w:val="24"/>
+          <w:szCs w:val="24"/>
+        </w:rPr>
+        <w:t xml:space="preserve"> </w:t>
+      </w:r>
+      <w:r>
+        <w:rPr>
+          <w:sz w:val="24"/>
+          <w:szCs w:val="24"/>
+        </w:rPr>
+        <w:t>la paie, sans justificatif à fournir.</w:t>
+      </w:r>
+    </w:p>
+    <w:p>
+      <w:pPr>
+        <w:rPr>
+          <w:sz w:val="24"/>
+          <w:szCs w:val="24"/>
+        </w:rPr>
+      </w:pPr>
+    </w:p>
+    <w:p>
+      <w:pPr>
+        <w:rPr>
+          <w:sz w:val="24"/>
+          <w:szCs w:val="24"/>
+        </w:rPr>
+      </w:pPr>
+      <w:r>
+        <w:rPr>
+          <w:sz w:val="24"/>
+          <w:szCs w:val="24"/>
+        </w:rPr>
+        <w:t>5. Suivi et évaluation</w:t>
+      </w:r>
+    </w:p>
+    <w:p>
+      <w:pPr>
+        <w:rPr>
+          <w:sz w:val="24"/>
+          <w:szCs w:val="24"/>
+        </w:rPr>
+      </w:pPr>
+      <w:r>
+        <w:rPr>
+          <w:sz w:val="24"/>
+          <w:szCs w:val="24"/>
+        </w:rPr>
+        <w:t>Un point de suivi entre le collaborateur et son manager est recommandé</w:t>
+      </w:r>
+      <w:r>
+        <w:rPr>
+          <w:sz w:val="24"/>
+          <w:szCs w:val="24"/>
+        </w:rPr>
+        <w:t xml:space="preserve"> </w:t>
+      </w:r>
+      <w:r>
+        <w:rPr>
+          <w:sz w:val="24"/>
+          <w:szCs w:val="24"/>
+        </w:rPr>
+        <w:t>tous les trimestres pour évaluer le bon fonctionnement du dispositif.</w:t>
+      </w:r>
+    </w:p>
+    <w:p>
+      <w:pPr>
+        <w:rPr>
+          <w:sz w:val="24"/>
+          <w:szCs w:val="24"/>
+        </w:rPr>
+      </w:pPr>
+      <w:r>
+        <w:rPr>
+          <w:sz w:val="24"/>
+          <w:szCs w:val="24"/>
+        </w:rPr>
+        <w:t>La présente politique sera réévaluée par la direction des ressources</w:t>
+      </w:r>
+      <w:r>
+        <w:rPr>
+          <w:sz w:val="24"/>
+          <w:szCs w:val="24"/>
+        </w:rPr>
+        <w:t xml:space="preserve"> </w:t>
+      </w:r>
+      <w:r>
+        <w:rPr>
+          <w:sz w:val="24"/>
+          <w:szCs w:val="24"/>
+        </w:rPr>
+        <w:t>humaines en janvier 2027.</w:t>
+      </w:r>
+    </w:p>
+    <w:p>
+      <w:pPr>
+        <w:rPr>
+          <w:sz w:val="24"/>
+          <w:szCs w:val="24"/>
+        </w:rPr>
+      </w:pPr>
+    </w:p>
+    <w:p>
+      <w:pPr>
+        <w:rPr>
+          <w:sz w:val="24"/>
+          <w:szCs w:val="24"/>
+        </w:rPr>
+      </w:pPr>
+      <w:r>
+        <w:rPr>
+          <w:sz w:val="24"/>
+          <w:szCs w:val="24"/>
+        </w:rPr>
+        <w:t>6. Cas particuliers</w:t>
+      </w:r>
+    </w:p>
+    <w:p>
+      <w:pPr>
+        <w:rPr>
+          <w:sz w:val="24"/>
+          <w:szCs w:val="24"/>
+        </w:rPr>
+      </w:pPr>
+      <w:r>
+        <w:rPr>
+          <w:sz w:val="24"/>
+          <w:szCs w:val="24"/>
+        </w:rPr>
+        <w:t>Les collaborateurs en période d'essai ne sont pas éligibles au télétravail</w:t>
+      </w:r>
+      <w:r>
+        <w:rPr>
+          <w:sz w:val="24"/>
+          <w:szCs w:val="24"/>
+        </w:rPr>
+        <w:t xml:space="preserve"> </w:t>
+      </w:r>
+      <w:r>
+        <w:rPr>
+          <w:sz w:val="24"/>
+          <w:szCs w:val="24"/>
+        </w:rPr>
+        <w:t>avant la validation définitive de leur période d'essai. Les stagiaires</w:t>
+      </w:r>
+      <w:r>
+        <w:rPr>
+          <w:sz w:val="24"/>
+          <w:szCs w:val="24"/>
+        </w:rPr>
+        <w:t xml:space="preserve"> </w:t>
+      </w:r>
+      <w:r>
+        <w:rPr>
+          <w:sz w:val="24"/>
+          <w:szCs w:val="24"/>
+        </w:rPr>
+        <w:t>suivent les mêmes règles que les CDD en matière de quotité, sous réserve</w:t>
+      </w:r>
+      <w:r>
+        <w:rPr>
+          <w:sz w:val="24"/>
+          <w:szCs w:val="24"/>
+        </w:rPr>
+        <w:t xml:space="preserve"> </w:t>
+      </w:r>
+      <w:r>
+        <w:rPr>
+          <w:sz w:val="24"/>
+          <w:szCs w:val="24"/>
+        </w:rPr>
+        <w:t>de l'accord de leur tuteur.</w:t>
+      </w:r>
+    </w:p>
+    <w:p>
+      <w:pPr>
+        <w:rPr>
+          <w:sz w:val="24"/>
+          <w:szCs w:val="24"/>
+        </w:rPr>
+      </w:pPr>
+    </w:p>
+    <w:p>
+      <w:pPr>
+        <w:rPr>
+          <w:sz w:val="24"/>
+          <w:szCs w:val="24"/>
+        </w:rPr>
+      </w:pPr>
+    </w:p>
+    <w:p>
+      <w:pPr>
+        <w:rPr>
+          <w:sz w:val="24"/>
+          <w:szCs w:val="24"/>
+        </w:rPr>
+      </w:pPr>
+    </w:p>
+    <w:p>
+      <w:pPr>
+        <w:rPr>
+          <w:b/>
+          <w:bCs/>
+          <w:sz w:val="24"/>
+          <w:szCs w:val="24"/>
+        </w:rPr>
+      </w:pPr>
+      <w:r>
+        <w:rPr>
+          <w:b/>
+          <w:bCs/>
+          <w:sz w:val="24"/>
+          <w:szCs w:val="24"/>
+        </w:rPr>
+        <w:lastRenderedPageBreak/>
+        <w:t xml:space="preserve">Document pour la Partie </w:t>
+      </w:r>
+      <w:r>
+        <w:rPr>
+          <w:b/>
+          <w:bCs/>
+          <w:sz w:val="24"/>
+          <w:szCs w:val="24"/>
+        </w:rPr>
+        <w:t>8</w:t>
+      </w:r>
+      <w:r>
+        <w:rPr>
+          <w:b/>
+          <w:bCs/>
+          <w:sz w:val="24"/>
+          <w:szCs w:val="24"/>
+        </w:rPr>
+        <w:t xml:space="preserve"> :</w:t>
+      </w:r>
+    </w:p>
+    <w:p>
+      <w:pPr>
+        <w:rPr>
+          <w:b/>
+          <w:bCs/>
+          <w:sz w:val="24"/>
+          <w:szCs w:val="24"/>
+        </w:rPr>
+      </w:pPr>
+    </w:p>
+    <w:p>
+      <w:pPr>
+        <w:rPr>
+          <w:b/>
+          <w:bCs/>
+          <w:sz w:val="24"/>
+          <w:szCs w:val="24"/>
+        </w:rPr>
+      </w:pPr>
+      <w:r>
+        <w:rPr>
+          <w:b/>
+          <w:bCs/>
+          <w:sz w:val="24"/>
+          <w:szCs w:val="24"/>
+        </w:rPr>
+        <w:t>Bilan annuel — Programme de fidélité "Solaris+"</w:t>
+      </w:r>
+    </w:p>
+    <w:p>
+      <w:pPr>
+        <w:rPr>
+          <w:b/>
+          <w:bCs/>
+          <w:sz w:val="24"/>
+          <w:szCs w:val="24"/>
+        </w:rPr>
+      </w:pPr>
+      <w:r>
+        <w:rPr>
+          <w:b/>
+          <w:bCs/>
+          <w:sz w:val="24"/>
+          <w:szCs w:val="24"/>
+        </w:rPr>
+        <w:t>Direction Marketing — Année 2025</w:t>
+      </w:r>
+    </w:p>
+    <w:p>
+      <w:pPr>
+        <w:rPr>
+          <w:b/>
+          <w:bCs/>
+          <w:sz w:val="24"/>
+          <w:szCs w:val="24"/>
+        </w:rPr>
+      </w:pPr>
+    </w:p>
+    <w:p>
+      <w:pPr>
+        <w:rPr>
+          <w:sz w:val="24"/>
+          <w:szCs w:val="24"/>
+        </w:rPr>
+      </w:pPr>
+      <w:r>
+        <w:rPr>
+          <w:sz w:val="24"/>
+          <w:szCs w:val="24"/>
+        </w:rPr>
+        <w:t>Le programme de fidélité Solaris+, lancé en janvier 2023, a franchi une étape</w:t>
+      </w:r>
+      <w:r>
+        <w:rPr>
+          <w:sz w:val="24"/>
+          <w:szCs w:val="24"/>
+        </w:rPr>
+        <w:t xml:space="preserve"> </w:t>
+      </w:r>
+      <w:r>
+        <w:rPr>
+          <w:sz w:val="24"/>
+          <w:szCs w:val="24"/>
+        </w:rPr>
+        <w:t>importante en 2025 avec le dépassement du cap des 500 000 membres actifs,</w:t>
+      </w:r>
+      <w:r>
+        <w:rPr>
+          <w:sz w:val="24"/>
+          <w:szCs w:val="24"/>
+        </w:rPr>
+        <w:t xml:space="preserve"> </w:t>
+      </w:r>
+      <w:r>
+        <w:rPr>
+          <w:sz w:val="24"/>
+          <w:szCs w:val="24"/>
+        </w:rPr>
+        <w:t>contre 310 000 fin 2024, soit une progression de 61 % sur un an. Cette</w:t>
+      </w:r>
+      <w:r>
+        <w:rPr>
+          <w:sz w:val="24"/>
+          <w:szCs w:val="24"/>
+        </w:rPr>
+        <w:t xml:space="preserve"> </w:t>
+      </w:r>
+      <w:r>
+        <w:rPr>
+          <w:sz w:val="24"/>
+          <w:szCs w:val="24"/>
+        </w:rPr>
+        <w:t>croissance s'explique en grande partie par le lancement, en mars 2025,</w:t>
+      </w:r>
+      <w:r>
+        <w:rPr>
+          <w:sz w:val="24"/>
+          <w:szCs w:val="24"/>
+        </w:rPr>
+        <w:t xml:space="preserve"> </w:t>
+      </w:r>
+      <w:r>
+        <w:rPr>
+          <w:sz w:val="24"/>
+          <w:szCs w:val="24"/>
+        </w:rPr>
+        <w:t>d'un parrainage offrant 500 points de bienvenue à chaque nouveau membre</w:t>
+      </w:r>
+      <w:r>
+        <w:rPr>
+          <w:sz w:val="24"/>
+          <w:szCs w:val="24"/>
+        </w:rPr>
+        <w:t xml:space="preserve"> </w:t>
+      </w:r>
+      <w:r>
+        <w:rPr>
+          <w:sz w:val="24"/>
+          <w:szCs w:val="24"/>
+        </w:rPr>
+        <w:t>parrainé, ainsi que par une campagne publicitaire diffusée sur les réseaux</w:t>
+      </w:r>
+      <w:r>
+        <w:rPr>
+          <w:sz w:val="24"/>
+          <w:szCs w:val="24"/>
+        </w:rPr>
+        <w:t xml:space="preserve"> </w:t>
+      </w:r>
+      <w:r>
+        <w:rPr>
+          <w:sz w:val="24"/>
+          <w:szCs w:val="24"/>
+        </w:rPr>
+        <w:t>sociaux entre avril et juin.</w:t>
+      </w:r>
+    </w:p>
+    <w:p>
+      <w:pPr>
+        <w:rPr>
+          <w:b/>
+          <w:bCs/>
+          <w:sz w:val="24"/>
+          <w:szCs w:val="24"/>
+        </w:rPr>
+      </w:pPr>
+    </w:p>
+    <w:p>
+      <w:pPr>
+        <w:rPr>
+          <w:sz w:val="24"/>
+          <w:szCs w:val="24"/>
+        </w:rPr>
+      </w:pPr>
+      <w:r>
+        <w:rPr>
+          <w:sz w:val="24"/>
+          <w:szCs w:val="24"/>
+        </w:rPr>
+        <w:t>Sur le plan de l'engagement, le taux de membres ayant utilisé au moins une</w:t>
+      </w:r>
+      <w:r>
+        <w:rPr>
+          <w:sz w:val="24"/>
+          <w:szCs w:val="24"/>
+        </w:rPr>
+        <w:t xml:space="preserve"> </w:t>
+      </w:r>
+      <w:r>
+        <w:rPr>
+          <w:sz w:val="24"/>
+          <w:szCs w:val="24"/>
+        </w:rPr>
+        <w:t>fois leurs points au cours de l'année est passé de 42 % en 2024 à 57 % en</w:t>
+      </w:r>
+    </w:p>
+    <w:p>
+      <w:pPr>
+        <w:rPr>
+          <w:sz w:val="24"/>
+          <w:szCs w:val="24"/>
+        </w:rPr>
+      </w:pPr>
+      <w:r>
+        <w:rPr>
+          <w:sz w:val="24"/>
+          <w:szCs w:val="24"/>
+        </w:rPr>
+        <w:t>2025. Le panier moyen des membres du programme reste supérieur de 23 % à</w:t>
+      </w:r>
+      <w:r>
+        <w:rPr>
+          <w:sz w:val="24"/>
+          <w:szCs w:val="24"/>
+        </w:rPr>
+        <w:t xml:space="preserve"> </w:t>
+      </w:r>
+      <w:r>
+        <w:rPr>
+          <w:sz w:val="24"/>
+          <w:szCs w:val="24"/>
+        </w:rPr>
+        <w:t>celui des clients non-membres, un écart stable par rapport à l'année</w:t>
+      </w:r>
+      <w:r>
+        <w:rPr>
+          <w:sz w:val="24"/>
+          <w:szCs w:val="24"/>
+        </w:rPr>
+        <w:t xml:space="preserve"> </w:t>
+      </w:r>
+      <w:r>
+        <w:rPr>
+          <w:sz w:val="24"/>
+          <w:szCs w:val="24"/>
+        </w:rPr>
+        <w:t>précédente. En revanche, le taux de désabonnement (membres n'ayant réalisé</w:t>
+      </w:r>
+      <w:r>
+        <w:rPr>
+          <w:sz w:val="24"/>
+          <w:szCs w:val="24"/>
+        </w:rPr>
+        <w:t xml:space="preserve"> </w:t>
+      </w:r>
+      <w:r>
+        <w:rPr>
+          <w:sz w:val="24"/>
+          <w:szCs w:val="24"/>
+        </w:rPr>
+        <w:t>aucun achat depuis plus de 12 mois) a légèrement augmenté, passant de 8 %</w:t>
+      </w:r>
+      <w:r>
+        <w:rPr>
+          <w:sz w:val="24"/>
+          <w:szCs w:val="24"/>
+        </w:rPr>
+        <w:t xml:space="preserve"> </w:t>
+      </w:r>
+      <w:r>
+        <w:rPr>
+          <w:sz w:val="24"/>
+          <w:szCs w:val="24"/>
+        </w:rPr>
+        <w:t>à 11 %, ce qui reste un point de vigilance identifié par l'équipe marketing.</w:t>
+      </w:r>
+    </w:p>
+    <w:p>
+      <w:pPr>
+        <w:rPr>
+          <w:b/>
+          <w:bCs/>
+          <w:sz w:val="24"/>
+          <w:szCs w:val="24"/>
+        </w:rPr>
+      </w:pPr>
+    </w:p>
+    <w:p>
+      <w:pPr>
+        <w:rPr>
+          <w:sz w:val="24"/>
+          <w:szCs w:val="24"/>
+        </w:rPr>
+      </w:pPr>
+      <w:r>
+        <w:rPr>
+          <w:sz w:val="24"/>
+          <w:szCs w:val="24"/>
+        </w:rPr>
+        <w:t>Trois nouveautés ont été introduites cette année. D'abord, un niveau</w:t>
+      </w:r>
+    </w:p>
+    <w:p>
+      <w:pPr>
+        <w:rPr>
+          <w:sz w:val="24"/>
+          <w:szCs w:val="24"/>
+        </w:rPr>
+      </w:pPr>
+      <w:r>
+        <w:rPr>
+          <w:sz w:val="24"/>
+          <w:szCs w:val="24"/>
+        </w:rPr>
+        <w:t>"Premium" a été créé pour les membres cumulant plus de 5000 points sur</w:t>
+      </w:r>
+    </w:p>
+    <w:p>
+      <w:pPr>
+        <w:rPr>
+          <w:sz w:val="24"/>
+          <w:szCs w:val="24"/>
+        </w:rPr>
+      </w:pPr>
+      <w:r>
+        <w:rPr>
+          <w:sz w:val="24"/>
+          <w:szCs w:val="24"/>
+        </w:rPr>
+        <w:t>12 mois glissants, leur donnant accès à une livraison gratuite illimitée</w:t>
+      </w:r>
+      <w:r>
+        <w:rPr>
+          <w:sz w:val="24"/>
+          <w:szCs w:val="24"/>
+        </w:rPr>
+        <w:t xml:space="preserve"> </w:t>
+      </w:r>
+      <w:r>
+        <w:rPr>
+          <w:sz w:val="24"/>
+          <w:szCs w:val="24"/>
+        </w:rPr>
+        <w:t>et à un accès prioritaire au service client. Environ 34 000 membres ont</w:t>
+      </w:r>
+      <w:r>
+        <w:rPr>
+          <w:sz w:val="24"/>
+          <w:szCs w:val="24"/>
+        </w:rPr>
+        <w:t xml:space="preserve"> </w:t>
+      </w:r>
+      <w:r>
+        <w:rPr>
+          <w:sz w:val="24"/>
+          <w:szCs w:val="24"/>
+        </w:rPr>
+        <w:t>atteint ce niveau en 2025. Ensuite, l'application mobile du programme a été</w:t>
+      </w:r>
+      <w:r>
+        <w:rPr>
+          <w:sz w:val="24"/>
+          <w:szCs w:val="24"/>
+        </w:rPr>
+        <w:t xml:space="preserve"> </w:t>
+      </w:r>
+      <w:r>
+        <w:rPr>
+          <w:sz w:val="24"/>
+          <w:szCs w:val="24"/>
+        </w:rPr>
+        <w:t>entièrement refondue en septembre, avec une note moyenne sur les stores</w:t>
+      </w:r>
+      <w:r>
+        <w:rPr>
+          <w:sz w:val="24"/>
+          <w:szCs w:val="24"/>
+        </w:rPr>
+        <w:t xml:space="preserve"> </w:t>
+      </w:r>
+      <w:r>
+        <w:rPr>
+          <w:sz w:val="24"/>
+          <w:szCs w:val="24"/>
+        </w:rPr>
+        <w:t>passée de 3,1 à 4,4 sur 5. Enfin, un partenariat a été noué avec trois</w:t>
+      </w:r>
+      <w:r>
+        <w:rPr>
+          <w:sz w:val="24"/>
+          <w:szCs w:val="24"/>
+        </w:rPr>
+        <w:t xml:space="preserve"> </w:t>
+      </w:r>
+      <w:r>
+        <w:rPr>
+          <w:sz w:val="24"/>
+          <w:szCs w:val="24"/>
+        </w:rPr>
+        <w:t>enseignes partenaires permettant de cumuler des points en dehors de</w:t>
+      </w:r>
+      <w:r>
+        <w:rPr>
+          <w:sz w:val="24"/>
+          <w:szCs w:val="24"/>
+        </w:rPr>
+        <w:t xml:space="preserve"> </w:t>
+      </w:r>
+      <w:r>
+        <w:rPr>
+          <w:sz w:val="24"/>
+          <w:szCs w:val="24"/>
+        </w:rPr>
+        <w:t>l'écosystème Solaris, partenariat qui reste toutefois encore peu utilisé</w:t>
+      </w:r>
+      <w:r>
+        <w:rPr>
+          <w:sz w:val="24"/>
+          <w:szCs w:val="24"/>
+        </w:rPr>
+        <w:t xml:space="preserve"> </w:t>
+      </w:r>
+      <w:r>
+        <w:rPr>
+          <w:sz w:val="24"/>
+          <w:szCs w:val="24"/>
+        </w:rPr>
+        <w:t>(moins de 4 % des membres actifs l'ont testé à ce jour).</w:t>
+      </w:r>
+    </w:p>
+    <w:p>
+      <w:pPr>
+        <w:rPr>
+          <w:b/>
+          <w:bCs/>
+          <w:sz w:val="24"/>
+          <w:szCs w:val="24"/>
+        </w:rPr>
+      </w:pPr>
+    </w:p>
+    <w:p>
+      <w:pPr>
+        <w:rPr>
+          <w:sz w:val="24"/>
+          <w:szCs w:val="24"/>
+        </w:rPr>
+      </w:pPr>
+      <w:r>
+        <w:rPr>
+          <w:sz w:val="24"/>
+          <w:szCs w:val="24"/>
+        </w:rPr>
+        <w:t>Sur le plan financier, le coût du programme (points offerts, remises,</w:t>
+      </w:r>
+      <w:r>
+        <w:rPr>
+          <w:sz w:val="24"/>
+          <w:szCs w:val="24"/>
+        </w:rPr>
+        <w:t xml:space="preserve"> </w:t>
+      </w:r>
+      <w:r>
+        <w:rPr>
+          <w:sz w:val="24"/>
+          <w:szCs w:val="24"/>
+        </w:rPr>
+        <w:t>opérations de parrainage) s'est élevé à 2,1 millions d'euros en 2025,</w:t>
+      </w:r>
+      <w:r>
+        <w:rPr>
+          <w:sz w:val="24"/>
+          <w:szCs w:val="24"/>
+        </w:rPr>
+        <w:t xml:space="preserve"> </w:t>
+      </w:r>
+      <w:r>
+        <w:rPr>
+          <w:sz w:val="24"/>
+          <w:szCs w:val="24"/>
+        </w:rPr>
+        <w:t>contre 1,4 million en 2024. Rapporté au chiffre d'affaires généré par les</w:t>
+      </w:r>
+      <w:r>
+        <w:rPr>
+          <w:sz w:val="24"/>
+          <w:szCs w:val="24"/>
+        </w:rPr>
+        <w:t xml:space="preserve"> </w:t>
+      </w:r>
+      <w:r>
+        <w:rPr>
+          <w:sz w:val="24"/>
+          <w:szCs w:val="24"/>
+        </w:rPr>
+        <w:t>membres du programme, ce coût représente 3,8 % contre 4,2 % l'année</w:t>
+      </w:r>
+      <w:r>
+        <w:rPr>
+          <w:sz w:val="24"/>
+          <w:szCs w:val="24"/>
+        </w:rPr>
+        <w:t xml:space="preserve"> </w:t>
+      </w:r>
+      <w:r>
+        <w:rPr>
+          <w:sz w:val="24"/>
+          <w:szCs w:val="24"/>
+        </w:rPr>
+        <w:t>précédente, ce qui traduit une amélioration de l'efficacité du dispositif</w:t>
+      </w:r>
+      <w:r>
+        <w:rPr>
+          <w:sz w:val="24"/>
+          <w:szCs w:val="24"/>
+        </w:rPr>
+        <w:t xml:space="preserve"> </w:t>
+      </w:r>
+      <w:r>
+        <w:rPr>
+          <w:sz w:val="24"/>
+          <w:szCs w:val="24"/>
+        </w:rPr>
+        <w:t>malgré la hausse en valeur absolue.</w:t>
+      </w:r>
+    </w:p>
+    <w:p>
+      <w:pPr>
+        <w:rPr>
+          <w:b/>
+          <w:bCs/>
+          <w:sz w:val="24"/>
+          <w:szCs w:val="24"/>
+        </w:rPr>
+      </w:pPr>
+    </w:p>
+    <w:p>
+      <w:pPr>
+        <w:rPr>
+          <w:sz w:val="24"/>
+          <w:szCs w:val="24"/>
+        </w:rPr>
+      </w:pPr>
+      <w:r>
+        <w:rPr>
+          <w:sz w:val="24"/>
+          <w:szCs w:val="24"/>
+        </w:rPr>
+        <w:t>Sur la base de ces résultats, l'équipe marketing recommande de poursuivre</w:t>
+      </w:r>
+      <w:r>
+        <w:rPr>
+          <w:sz w:val="24"/>
+          <w:szCs w:val="24"/>
+        </w:rPr>
+        <w:t xml:space="preserve"> </w:t>
+      </w:r>
+      <w:r>
+        <w:rPr>
+          <w:sz w:val="24"/>
+          <w:szCs w:val="24"/>
+        </w:rPr>
+        <w:t>les efforts sur le parrainage, principal moteur de la croissance observée,</w:t>
+      </w:r>
+      <w:r>
+        <w:rPr>
+          <w:sz w:val="24"/>
+          <w:szCs w:val="24"/>
+        </w:rPr>
+        <w:t xml:space="preserve"> </w:t>
+      </w:r>
+      <w:r>
+        <w:rPr>
+          <w:sz w:val="24"/>
+          <w:szCs w:val="24"/>
+        </w:rPr>
+        <w:t>et de lancer une étude qualitative auprès des membres inactifs afin de</w:t>
+      </w:r>
+      <w:r>
+        <w:rPr>
+          <w:sz w:val="24"/>
+          <w:szCs w:val="24"/>
+        </w:rPr>
+        <w:t xml:space="preserve"> </w:t>
+      </w:r>
+      <w:r>
+        <w:rPr>
+          <w:sz w:val="24"/>
+          <w:szCs w:val="24"/>
+        </w:rPr>
+        <w:t>mieux comprendre les causes de la hausse du taux de désabonnement. Il est</w:t>
+      </w:r>
+      <w:r>
+        <w:rPr>
+          <w:sz w:val="24"/>
+          <w:szCs w:val="24"/>
+        </w:rPr>
+        <w:t xml:space="preserve"> </w:t>
+      </w:r>
+      <w:r>
+        <w:rPr>
+          <w:sz w:val="24"/>
+          <w:szCs w:val="24"/>
+        </w:rPr>
+        <w:t>également recommandé de renforcer la communication autour du partenariat</w:t>
+      </w:r>
+      <w:r>
+        <w:rPr>
+          <w:sz w:val="24"/>
+          <w:szCs w:val="24"/>
+        </w:rPr>
+        <w:t xml:space="preserve"> </w:t>
+      </w:r>
+      <w:r>
+        <w:rPr>
+          <w:sz w:val="24"/>
+          <w:szCs w:val="24"/>
+        </w:rPr>
+        <w:t>multi-enseignes, dont le potentiel semble aujourd'hui sous-exploité, et</w:t>
+      </w:r>
+      <w:r>
+        <w:rPr>
+          <w:sz w:val="24"/>
+          <w:szCs w:val="24"/>
+        </w:rPr>
+        <w:t xml:space="preserve"> </w:t>
+      </w:r>
+      <w:r>
+        <w:rPr>
+          <w:sz w:val="24"/>
+          <w:szCs w:val="24"/>
+        </w:rPr>
+        <w:t>d'envisager, à moyen terme, un niveau intermédiaire entre le programme</w:t>
+      </w:r>
+      <w:r>
+        <w:rPr>
+          <w:sz w:val="24"/>
+          <w:szCs w:val="24"/>
+        </w:rPr>
+        <w:t xml:space="preserve"> </w:t>
+      </w:r>
+      <w:r>
+        <w:rPr>
+          <w:sz w:val="24"/>
+          <w:szCs w:val="24"/>
+        </w:rPr>
+        <w:t>standard et le niveau Premium afin de fidéliser davantage les membres</w:t>
+      </w:r>
+      <w:r>
+        <w:rPr>
+          <w:sz w:val="24"/>
+          <w:szCs w:val="24"/>
+        </w:rPr>
+        <w:t xml:space="preserve"> </w:t>
+      </w:r>
+      <w:r>
+        <w:rPr>
+          <w:sz w:val="24"/>
+          <w:szCs w:val="24"/>
+        </w:rPr>
+        <w:t>situés juste en dessous du seuil des 5000 points.</w:t>
+      </w:r>
+    </w:p>
+    <w:p>
+      <w:pPr>
+        <w:rPr>
+          <w:b/>
+          <w:bCs/>
+          <w:sz w:val="24"/>
+          <w:szCs w:val="24"/>
+        </w:rPr>
+      </w:pPr>
+    </w:p>
+    <w:p>
+      <w:pPr>
+        <w:rPr>
+          <w:sz w:val="24"/>
+          <w:szCs w:val="24"/>
+        </w:rPr>
+      </w:pPr>
+    </w:p>
     <w:sectPr>
       <w:pgSz w:w="11906" w:h="16838"/>
       <w:pgMar w:top="1417" w:right="1417" w:bottom="1417" w:left="1417" w:header="708" w:footer="708" w:gutter="0"/>
@@ -21052,6 +25729,155 @@
     </w:lvl>
   </w:abstractNum>
   <w:abstractNum w:abstractNumId="2" w15:restartNumberingAfterBreak="0">
+    <w:nsid w:val="618D3CAC"/>
+    <w:multiLevelType w:val="multilevel"/>
+    <w:tmpl w:val="9198FBDE"/>
+    <w:lvl w:ilvl="0">
+      <w:start w:val="1"/>
+      <w:numFmt w:val="bullet"/>
+      <w:lvlText w:val=""/>
+      <w:lvlJc w:val="left"/>
+      <w:pPr>
+        <w:tabs>
+          <w:tab w:val="num" w:pos="720"/>
+        </w:tabs>
+        <w:ind w:left="720" w:hanging="360"/>
+      </w:pPr>
+      <w:rPr>
+        <w:rFonts w:ascii="Symbol" w:hAnsi="Symbol" w:hint="default"/>
+        <w:sz w:val="20"/>
+      </w:rPr>
+    </w:lvl>
+    <w:lvl w:ilvl="1" w:tentative="1">
+      <w:start w:val="1"/>
+      <w:numFmt w:val="bullet"/>
+      <w:lvlText w:val="o"/>
+      <w:lvlJc w:val="left"/>
+      <w:pPr>
+        <w:tabs>
+          <w:tab w:val="num" w:pos="1440"/>
+        </w:tabs>
+        <w:ind w:left="1440" w:hanging="360"/>
+      </w:pPr>
+      <w:rPr>
+        <w:rFonts w:ascii="Courier New" w:hAnsi="Courier New" w:hint="default"/>
+        <w:sz w:val="20"/>
+      </w:rPr>
+    </w:lvl>
+    <w:lvl w:ilvl="2" w:tentative="1">
+      <w:start w:val="1"/>
+      <w:numFmt w:val="bullet"/>
+      <w:lvlText w:val=""/>
+      <w:lvlJc w:val="left"/>
+      <w:pPr>
+        <w:tabs>
+          <w:tab w:val="num" w:pos="2160"/>
+        </w:tabs>
+        <w:ind w:left="2160" w:hanging="360"/>
+      </w:pPr>
+      <w:rPr>
+        <w:rFonts w:ascii="Wingdings" w:hAnsi="Wingdings" w:hint="default"/>
+        <w:sz w:val="20"/>
+      </w:rPr>
+    </w:lvl>
+    <w:lvl w:ilvl="3" w:tentative="1">
+      <w:start w:val="1"/>
+      <w:numFmt w:val="bullet"/>
+      <w:lvlText w:val=""/>
+      <w:lvlJc w:val="left"/>
+      <w:pPr>
+        <w:tabs>
+          <w:tab w:val="num" w:pos="2880"/>
+        </w:tabs>
+        <w:ind w:left="2880" w:hanging="360"/>
+      </w:pPr>
+      <w:rPr>
+        <w:rFonts w:ascii="Wingdings" w:hAnsi="Wingdings" w:hint="default"/>
+        <w:sz w:val="20"/>
+      </w:rPr>
+    </w:lvl>
+    <w:lvl w:ilvl="4" w:tentative="1">
+      <w:start w:val="1"/>
+      <w:numFmt w:val="bullet"/>
+      <w:lvlText w:val=""/>
+      <w:lvlJc w:val="left"/>
+      <w:pPr>
+        <w:tabs>
+          <w:tab w:val="num" w:pos="3600"/>
+        </w:tabs>
+        <w:ind w:left="3600" w:hanging="360"/>
+      </w:pPr>
+      <w:rPr>
+        <w:rFonts w:ascii="Wingdings" w:hAnsi="Wingdings" w:hint="default"/>
+        <w:sz w:val="20"/>
+      </w:rPr>
+    </w:lvl>
+    <w:lvl w:ilvl="5" w:tentative="1">
+      <w:start w:val="1"/>
+      <w:numFmt w:val="bullet"/>
+      <w:lvlText w:val=""/>
+      <w:lvlJc w:val="left"/>
+      <w:pPr>
+        <w:tabs>
+          <w:tab w:val="num" w:pos="4320"/>
+        </w:tabs>
+        <w:ind w:left="4320" w:hanging="360"/>
+      </w:pPr>
+      <w:rPr>
+        <w:rFonts w:ascii="Wingdings" w:hAnsi="Wingdings" w:hint="default"/>
+        <w:sz w:val="20"/>
+      </w:rPr>
+    </w:lvl>
+    <w:lvl w:ilvl="6" w:tentative="1">
+      <w:start w:val="1"/>
+      <w:numFmt w:val="bullet"/>
+      <w:lvlText w:val=""/>
+      <w:lvlJc w:val="left"/>
+      <w:pPr>
+        <w:tabs>
+          <w:tab w:val="num" w:pos="5040"/>
+        </w:tabs>
+        <w:ind w:left="5040" w:hanging="360"/>
+      </w:pPr>
+      <w:rPr>
+        <w:rFonts w:ascii="Wingdings" w:hAnsi="Wingdings" w:hint="default"/>
+        <w:sz w:val="20"/>
+      </w:rPr>
+    </w:lvl>
+    <w:lvl w:ilvl="7" w:tentative="1">
+      <w:start w:val="1"/>
+      <w:numFmt w:val="bullet"/>
+      <w:lvlText w:val=""/>
+      <w:lvlJc w:val="left"/>
+      <w:pPr>
+        <w:tabs>
+          <w:tab w:val="num" w:pos="5760"/>
+        </w:tabs>
+        <w:ind w:left="5760" w:hanging="360"/>
+      </w:pPr>
+      <w:rPr>
+        <w:rFonts w:ascii="Wingdings" w:hAnsi="Wingdings" w:hint="default"/>
+        <w:sz w:val="20"/>
+      </w:rPr>
+    </w:lvl>
+    <w:lvl w:ilvl="8" w:tentative="1">
+      <w:start w:val="1"/>
+      <w:numFmt w:val="bullet"/>
+      <w:lvlText w:val=""/>
+      <w:lvlJc w:val="left"/>
+      <w:pPr>
+        <w:tabs>
+          <w:tab w:val="num" w:pos="6480"/>
+        </w:tabs>
+        <w:ind w:left="6480" w:hanging="360"/>
+      </w:pPr>
+      <w:rPr>
+        <w:rFonts w:ascii="Wingdings" w:hAnsi="Wingdings" w:hint="default"/>
+        <w:sz w:val="20"/>
+      </w:rPr>
+    </w:lvl>
+  </w:abstractNum>
+  <w:abstractNum w:abstractNumId="3" w15:restartNumberingAfterBreak="0">
     <w:nsid w:val="6B560ADA"/>
     <w:multiLevelType w:val="hybridMultilevel"/>
     <w:tmpl w:val="ED88130A"/>
@@ -21140,7 +25966,7 @@
       </w:pPr>
     </w:lvl>
   </w:abstractNum>
-  <w:abstractNum w:abstractNumId="3" w15:restartNumberingAfterBreak="0">
+  <w:abstractNum w:abstractNumId="4" w15:restartNumberingAfterBreak="0">
     <w:nsid w:val="7CBA4C47"/>
     <w:multiLevelType w:val="hybridMultilevel"/>
     <w:tmpl w:val="261680E6"/>
@@ -21194,11 +26020,160 @@
       <w:lvlJc w:val="left"/>
     </w:lvl>
   </w:abstractNum>
+  <w:abstractNum w:abstractNumId="5" w15:restartNumberingAfterBreak="0">
+    <w:nsid w:val="7E8D2BDC"/>
+    <w:multiLevelType w:val="multilevel"/>
+    <w:tmpl w:val="8D325F7E"/>
+    <w:lvl w:ilvl="0">
+      <w:start w:val="1"/>
+      <w:numFmt w:val="bullet"/>
+      <w:lvlText w:val=""/>
+      <w:lvlJc w:val="left"/>
+      <w:pPr>
+        <w:tabs>
+          <w:tab w:val="num" w:pos="720"/>
+        </w:tabs>
+        <w:ind w:left="720" w:hanging="360"/>
+      </w:pPr>
+      <w:rPr>
+        <w:rFonts w:ascii="Symbol" w:hAnsi="Symbol" w:hint="default"/>
+        <w:sz w:val="20"/>
+      </w:rPr>
+    </w:lvl>
+    <w:lvl w:ilvl="1" w:tentative="1">
+      <w:start w:val="1"/>
+      <w:numFmt w:val="bullet"/>
+      <w:lvlText w:val="o"/>
+      <w:lvlJc w:val="left"/>
+      <w:pPr>
+        <w:tabs>
+          <w:tab w:val="num" w:pos="1440"/>
+        </w:tabs>
+        <w:ind w:left="1440" w:hanging="360"/>
+      </w:pPr>
+      <w:rPr>
+        <w:rFonts w:ascii="Courier New" w:hAnsi="Courier New" w:hint="default"/>
+        <w:sz w:val="20"/>
+      </w:rPr>
+    </w:lvl>
+    <w:lvl w:ilvl="2" w:tentative="1">
+      <w:start w:val="1"/>
+      <w:numFmt w:val="bullet"/>
+      <w:lvlText w:val=""/>
+      <w:lvlJc w:val="left"/>
+      <w:pPr>
+        <w:tabs>
+          <w:tab w:val="num" w:pos="2160"/>
+        </w:tabs>
+        <w:ind w:left="2160" w:hanging="360"/>
+      </w:pPr>
+      <w:rPr>
+        <w:rFonts w:ascii="Wingdings" w:hAnsi="Wingdings" w:hint="default"/>
+        <w:sz w:val="20"/>
+      </w:rPr>
+    </w:lvl>
+    <w:lvl w:ilvl="3" w:tentative="1">
+      <w:start w:val="1"/>
+      <w:numFmt w:val="bullet"/>
+      <w:lvlText w:val=""/>
+      <w:lvlJc w:val="left"/>
+      <w:pPr>
+        <w:tabs>
+          <w:tab w:val="num" w:pos="2880"/>
+        </w:tabs>
+        <w:ind w:left="2880" w:hanging="360"/>
+      </w:pPr>
+      <w:rPr>
+        <w:rFonts w:ascii="Wingdings" w:hAnsi="Wingdings" w:hint="default"/>
+        <w:sz w:val="20"/>
+      </w:rPr>
+    </w:lvl>
+    <w:lvl w:ilvl="4" w:tentative="1">
+      <w:start w:val="1"/>
+      <w:numFmt w:val="bullet"/>
+      <w:lvlText w:val=""/>
+      <w:lvlJc w:val="left"/>
+      <w:pPr>
+        <w:tabs>
+          <w:tab w:val="num" w:pos="3600"/>
+        </w:tabs>
+        <w:ind w:left="3600" w:hanging="360"/>
+      </w:pPr>
+      <w:rPr>
+        <w:rFonts w:ascii="Wingdings" w:hAnsi="Wingdings" w:hint="default"/>
+        <w:sz w:val="20"/>
+      </w:rPr>
+    </w:lvl>
+    <w:lvl w:ilvl="5" w:tentative="1">
+      <w:start w:val="1"/>
+      <w:numFmt w:val="bullet"/>
+      <w:lvlText w:val=""/>
+      <w:lvlJc w:val="left"/>
+      <w:pPr>
+        <w:tabs>
+          <w:tab w:val="num" w:pos="4320"/>
+        </w:tabs>
+        <w:ind w:left="4320" w:hanging="360"/>
+      </w:pPr>
+      <w:rPr>
+        <w:rFonts w:ascii="Wingdings" w:hAnsi="Wingdings" w:hint="default"/>
+        <w:sz w:val="20"/>
+      </w:rPr>
+    </w:lvl>
+    <w:lvl w:ilvl="6" w:tentative="1">
+      <w:start w:val="1"/>
+      <w:numFmt w:val="bullet"/>
+      <w:lvlText w:val=""/>
+      <w:lvlJc w:val="left"/>
+      <w:pPr>
+        <w:tabs>
+          <w:tab w:val="num" w:pos="5040"/>
+        </w:tabs>
+        <w:ind w:left="5040" w:hanging="360"/>
+      </w:pPr>
+      <w:rPr>
+        <w:rFonts w:ascii="Wingdings" w:hAnsi="Wingdings" w:hint="default"/>
+        <w:sz w:val="20"/>
+      </w:rPr>
+    </w:lvl>
+    <w:lvl w:ilvl="7" w:tentative="1">
+      <w:start w:val="1"/>
+      <w:numFmt w:val="bullet"/>
+      <w:lvlText w:val=""/>
+      <w:lvlJc w:val="left"/>
+      <w:pPr>
+        <w:tabs>
+          <w:tab w:val="num" w:pos="5760"/>
+        </w:tabs>
+        <w:ind w:left="5760" w:hanging="360"/>
+      </w:pPr>
+      <w:rPr>
+        <w:rFonts w:ascii="Wingdings" w:hAnsi="Wingdings" w:hint="default"/>
+        <w:sz w:val="20"/>
+      </w:rPr>
+    </w:lvl>
+    <w:lvl w:ilvl="8" w:tentative="1">
+      <w:start w:val="1"/>
+      <w:numFmt w:val="bullet"/>
+      <w:lvlText w:val=""/>
+      <w:lvlJc w:val="left"/>
+      <w:pPr>
+        <w:tabs>
+          <w:tab w:val="num" w:pos="6480"/>
+        </w:tabs>
+        <w:ind w:left="6480" w:hanging="360"/>
+      </w:pPr>
+      <w:rPr>
+        <w:rFonts w:ascii="Wingdings" w:hAnsi="Wingdings" w:hint="default"/>
+        <w:sz w:val="20"/>
+      </w:rPr>
+    </w:lvl>
+  </w:abstractNum>
   <w:num w:numId="1" w16cid:durableId="558781455">
     <w:abstractNumId w:val="0"/>
   </w:num>
   <w:num w:numId="2" w16cid:durableId="1040784090">
-    <w:abstractNumId w:val="3"/>
+    <w:abstractNumId w:val="4"/>
     <w:lvlOverride w:ilvl="0">
       <w:startOverride w:val="1"/>
     </w:lvlOverride>
@@ -21207,6 +26182,12 @@
     <w:abstractNumId w:val="1"/>
   </w:num>
   <w:num w:numId="4" w16cid:durableId="2074544279">
+    <w:abstractNumId w:val="3"/>
+  </w:num>
+  <w:num w:numId="5" w16cid:durableId="1967150734">
+    <w:abstractNumId w:val="5"/>
+  </w:num>
+  <w:num w:numId="6" w16cid:durableId="358970040">
     <w:abstractNumId w:val="2"/>
   </w:num>
 </w:numbering>
